--- a/系統文件/四技第115414組-救「舊」我的書-系統手冊_公版.docx
+++ b/系統文件/四技第115414組-救「舊」我的書-系統手冊_公版.docx
@@ -7436,58 +7436,43 @@
     <w:p>
       <w:pPr>
         <w:pStyle w:val="a0"/>
-        <w:rPr>
-          <w:color w:val="000000" w:themeColor="text1"/>
-        </w:rPr>
-      </w:pPr>
-      <w:r>
-        <w:rPr>
-          <w:rFonts w:hint="eastAsia"/>
-          <w:color w:val="000000" w:themeColor="text1"/>
-        </w:rPr>
+        <w:spacing w:before="120"/>
+      </w:pPr>
+      <w:r>
+        <w:rPr>
+          <w:rFonts w:hint="eastAsia"/>
+        </w:rPr>
+        <w:lastRenderedPageBreak/>
         <w:t>透過表</w:t>
       </w:r>
       <w:r>
         <w:rPr>
           <w:rFonts w:hint="eastAsia"/>
-          <w:color w:val="000000" w:themeColor="text1"/>
         </w:rPr>
         <w:t>1-2-1</w:t>
       </w:r>
       <w:r>
         <w:rPr>
           <w:rFonts w:hint="eastAsia"/>
-          <w:color w:val="000000" w:themeColor="text1"/>
         </w:rPr>
         <w:t>對市面上常見二手書交易平台的分析，我們可以明確看出各平台的侷限性。以蝦皮為例，雖具備多元功能與實體智取櫃，但缺乏</w:t>
       </w:r>
       <w:r>
         <w:rPr>
           <w:rFonts w:hint="eastAsia"/>
-          <w:color w:val="000000" w:themeColor="text1"/>
         </w:rPr>
         <w:t>ISBN</w:t>
       </w:r>
       <w:r>
         <w:rPr>
           <w:rFonts w:hint="eastAsia"/>
-          <w:color w:val="000000" w:themeColor="text1"/>
-        </w:rPr>
-        <w:t>掃描快速上架</w:t>
-      </w:r>
-      <w:r>
-        <w:rPr>
-          <w:rFonts w:hint="eastAsia"/>
-          <w:color w:val="000000" w:themeColor="text1"/>
-        </w:rPr>
-        <w:lastRenderedPageBreak/>
-        <w:t>機制與圖書精</w:t>
+        </w:rPr>
+        <w:t>掃描快速上架機制與圖書精</w:t>
       </w:r>
       <w:proofErr w:type="gramStart"/>
       <w:r>
         <w:rPr>
           <w:rFonts w:hint="eastAsia"/>
-          <w:color w:val="000000" w:themeColor="text1"/>
         </w:rPr>
         <w:t>準</w:t>
       </w:r>
@@ -7495,7 +7480,6 @@
       <w:r>
         <w:rPr>
           <w:rFonts w:hint="eastAsia"/>
-          <w:color w:val="000000" w:themeColor="text1"/>
         </w:rPr>
         <w:t>分類，交易流程較為繁雜。旋轉拍賣雖然具備圖書精</w:t>
       </w:r>
@@ -7503,7 +7487,6 @@
       <w:r>
         <w:rPr>
           <w:rFonts w:hint="eastAsia"/>
-          <w:color w:val="000000" w:themeColor="text1"/>
         </w:rPr>
         <w:t>準</w:t>
       </w:r>
@@ -7511,21 +7494,18 @@
       <w:r>
         <w:rPr>
           <w:rFonts w:hint="eastAsia"/>
-          <w:color w:val="000000" w:themeColor="text1"/>
         </w:rPr>
         <w:t>分類與即時付款等功能，但在書籍上架過程較為耗時，且未支援實體智取櫃與代幣交易模式。</w:t>
       </w:r>
       <w:r>
         <w:rPr>
           <w:rFonts w:hint="eastAsia"/>
-          <w:color w:val="000000" w:themeColor="text1"/>
         </w:rPr>
         <w:t>Facebook</w:t>
       </w:r>
       <w:r>
         <w:rPr>
           <w:rFonts w:hint="eastAsia"/>
-          <w:color w:val="000000" w:themeColor="text1"/>
         </w:rPr>
         <w:t>社團雖具備即時互動性與個人化推薦，但缺乏即時付款機制，無法進行</w:t>
       </w:r>
@@ -7533,7 +7513,6 @@
       <w:r>
         <w:rPr>
           <w:rFonts w:hint="eastAsia"/>
-          <w:color w:val="000000" w:themeColor="text1"/>
         </w:rPr>
         <w:t>即時線上交易</w:t>
       </w:r>
@@ -7541,7 +7520,6 @@
       <w:r>
         <w:rPr>
           <w:rFonts w:hint="eastAsia"/>
-          <w:color w:val="000000" w:themeColor="text1"/>
         </w:rPr>
         <w:t>成為</w:t>
       </w:r>
@@ -7549,7 +7527,6 @@
       <w:r>
         <w:rPr>
           <w:rFonts w:hint="eastAsia"/>
-          <w:color w:val="000000" w:themeColor="text1"/>
         </w:rPr>
         <w:t>最大硬傷</w:t>
       </w:r>
@@ -7557,7 +7534,6 @@
       <w:r>
         <w:rPr>
           <w:rFonts w:hint="eastAsia"/>
-          <w:color w:val="000000" w:themeColor="text1"/>
         </w:rPr>
         <w:t>。</w:t>
       </w:r>
@@ -7565,7 +7541,6 @@
       <w:r>
         <w:rPr>
           <w:rFonts w:hint="eastAsia"/>
-          <w:color w:val="000000" w:themeColor="text1"/>
         </w:rPr>
         <w:t>Dcard</w:t>
       </w:r>
@@ -7573,7 +7548,6 @@
       <w:r>
         <w:rPr>
           <w:rFonts w:hint="eastAsia"/>
-          <w:color w:val="000000" w:themeColor="text1"/>
         </w:rPr>
         <w:t>則受限於功能過於精簡，僅提供即時聊天功能，缺乏圖書精</w:t>
       </w:r>
@@ -7581,7 +7555,6 @@
       <w:r>
         <w:rPr>
           <w:rFonts w:hint="eastAsia"/>
-          <w:color w:val="000000" w:themeColor="text1"/>
         </w:rPr>
         <w:t>準</w:t>
       </w:r>
@@ -7589,7 +7562,6 @@
       <w:r>
         <w:rPr>
           <w:rFonts w:hint="eastAsia"/>
-          <w:color w:val="000000" w:themeColor="text1"/>
         </w:rPr>
         <w:t>分類、</w:t>
       </w:r>
@@ -7597,7 +7569,6 @@
       <w:r>
         <w:rPr>
           <w:rFonts w:hint="eastAsia"/>
-          <w:color w:val="000000" w:themeColor="text1"/>
         </w:rPr>
         <w:t>線上交易</w:t>
       </w:r>
@@ -7605,7 +7576,6 @@
       <w:r>
         <w:rPr>
           <w:rFonts w:hint="eastAsia"/>
-          <w:color w:val="000000" w:themeColor="text1"/>
         </w:rPr>
         <w:t>與個人化推薦等完整的輔助機制。</w:t>
       </w:r>
@@ -7641,7 +7611,7 @@
           <w:ilvl w:val="2"/>
           <w:numId w:val="3"/>
         </w:numPr>
-        <w:ind w:left="482" w:hanging="482"/>
+        <w:ind w:left="482" w:firstLineChars="0" w:hanging="482"/>
       </w:pPr>
       <w:r>
         <w:rPr>
@@ -7669,7 +7639,7 @@
           <w:ilvl w:val="2"/>
           <w:numId w:val="3"/>
         </w:numPr>
-        <w:ind w:left="482" w:hanging="482"/>
+        <w:ind w:left="482" w:firstLineChars="0" w:hanging="482"/>
       </w:pPr>
       <w:r>
         <w:rPr>
@@ -7689,21 +7659,7 @@
         <w:rPr>
           <w:rFonts w:hint="eastAsia"/>
         </w:rPr>
-        <w:t>合約進行</w:t>
-      </w:r>
-      <w:proofErr w:type="gramStart"/>
-      <w:r>
-        <w:rPr>
-          <w:rFonts w:hint="eastAsia"/>
-        </w:rPr>
-        <w:t>代幣化金流</w:t>
-      </w:r>
-      <w:proofErr w:type="gramEnd"/>
-      <w:r>
-        <w:rPr>
-          <w:rFonts w:hint="eastAsia"/>
-        </w:rPr>
-        <w:t>託管，確保資金安全與交易透明，建立使用者信任基礎。</w:t>
+        <w:t>合約進行代幣化金流託管，確保資金安全與交易透明，建立使用者信任基礎。</w:t>
       </w:r>
     </w:p>
     <w:p>
@@ -7713,7 +7669,7 @@
           <w:ilvl w:val="2"/>
           <w:numId w:val="3"/>
         </w:numPr>
-        <w:ind w:left="482" w:hanging="482"/>
+        <w:ind w:left="482" w:firstLineChars="0" w:hanging="482"/>
       </w:pPr>
       <w:r>
         <w:rPr>
@@ -7741,7 +7697,7 @@
           <w:ilvl w:val="2"/>
           <w:numId w:val="3"/>
         </w:numPr>
-        <w:ind w:left="482" w:hanging="482"/>
+        <w:ind w:left="482" w:firstLineChars="0" w:hanging="482"/>
       </w:pPr>
       <w:r>
         <w:rPr>
@@ -7757,7 +7713,7 @@
           <w:ilvl w:val="2"/>
           <w:numId w:val="3"/>
         </w:numPr>
-        <w:ind w:left="482" w:hanging="482"/>
+        <w:ind w:left="482" w:firstLineChars="0" w:hanging="482"/>
       </w:pPr>
       <w:r>
         <w:rPr>
@@ -8100,120 +8056,138 @@
           </w:tcPr>
           <w:p>
             <w:pPr>
-              <w:pStyle w:val="a0"/>
-              <w:numPr>
-                <w:ilvl w:val="0"/>
-                <w:numId w:val="0"/>
-              </w:numPr>
               <w:textAlignment w:val="center"/>
               <w:rPr>
+                <w:rFonts w:ascii="Times New Roman" w:eastAsia="標楷體" w:hAnsi="Times New Roman"/>
                 <w:b/>
                 <w:bCs/>
+                <w:sz w:val="28"/>
               </w:rPr>
             </w:pPr>
             <w:r>
               <w:rPr>
-                <w:rFonts w:hint="eastAsia"/>
+                <w:rFonts w:ascii="Times New Roman" w:eastAsia="標楷體" w:hAnsi="Times New Roman" w:hint="eastAsia"/>
                 <w:b/>
                 <w:bCs/>
+                <w:sz w:val="28"/>
               </w:rPr>
               <w:t>關鍵合作夥伴</w:t>
             </w:r>
           </w:p>
           <w:p>
             <w:pPr>
-              <w:pStyle w:val="a0"/>
+              <w:pStyle w:val="ab"/>
               <w:numPr>
-                <w:ilvl w:val="2"/>
-                <w:numId w:val="6"/>
+                <w:ilvl w:val="0"/>
+                <w:numId w:val="15"/>
               </w:numPr>
-              <w:ind w:left="172" w:hanging="172"/>
-              <w:jc w:val="left"/>
+              <w:ind w:left="170" w:hanging="170"/>
               <w:textAlignment w:val="center"/>
+              <w:rPr>
+                <w:rFonts w:ascii="Times New Roman" w:eastAsia="標楷體" w:hAnsi="Times New Roman"/>
+                <w:sz w:val="28"/>
+              </w:rPr>
             </w:pPr>
             <w:r>
               <w:rPr>
-                <w:rFonts w:hint="eastAsia"/>
+                <w:rFonts w:ascii="Times New Roman" w:eastAsia="標楷體" w:hAnsi="Times New Roman" w:hint="eastAsia"/>
+                <w:sz w:val="28"/>
               </w:rPr>
               <w:t>場域提供者</w:t>
             </w:r>
           </w:p>
           <w:p>
             <w:pPr>
-              <w:pStyle w:val="a0"/>
+              <w:pStyle w:val="ab"/>
               <w:numPr>
-                <w:ilvl w:val="2"/>
-                <w:numId w:val="6"/>
+                <w:ilvl w:val="0"/>
+                <w:numId w:val="15"/>
               </w:numPr>
-              <w:ind w:left="172" w:hanging="172"/>
-              <w:jc w:val="left"/>
+              <w:ind w:left="170" w:hanging="170"/>
               <w:textAlignment w:val="center"/>
+              <w:rPr>
+                <w:rFonts w:ascii="Times New Roman" w:eastAsia="標楷體" w:hAnsi="Times New Roman"/>
+                <w:sz w:val="28"/>
+              </w:rPr>
             </w:pPr>
             <w:r>
               <w:rPr>
-                <w:rFonts w:hint="eastAsia"/>
+                <w:rFonts w:ascii="Times New Roman" w:eastAsia="標楷體" w:hAnsi="Times New Roman" w:hint="eastAsia"/>
+                <w:sz w:val="28"/>
               </w:rPr>
               <w:t>3D</w:t>
             </w:r>
             <w:r>
               <w:rPr>
-                <w:rFonts w:hint="eastAsia"/>
+                <w:rFonts w:ascii="Times New Roman" w:eastAsia="標楷體" w:hAnsi="Times New Roman" w:hint="eastAsia"/>
+                <w:sz w:val="28"/>
               </w:rPr>
               <w:t>列印材料供應商</w:t>
             </w:r>
           </w:p>
           <w:p>
             <w:pPr>
-              <w:pStyle w:val="a0"/>
+              <w:pStyle w:val="ab"/>
               <w:numPr>
-                <w:ilvl w:val="2"/>
-                <w:numId w:val="6"/>
+                <w:ilvl w:val="0"/>
+                <w:numId w:val="15"/>
               </w:numPr>
-              <w:ind w:left="172" w:hanging="172"/>
-              <w:jc w:val="left"/>
+              <w:ind w:left="170" w:hanging="170"/>
               <w:textAlignment w:val="center"/>
+              <w:rPr>
+                <w:rFonts w:ascii="Times New Roman" w:eastAsia="標楷體" w:hAnsi="Times New Roman"/>
+                <w:sz w:val="28"/>
+              </w:rPr>
             </w:pPr>
             <w:proofErr w:type="gramStart"/>
             <w:r>
               <w:rPr>
-                <w:rFonts w:hint="eastAsia"/>
+                <w:rFonts w:ascii="Times New Roman" w:eastAsia="標楷體" w:hAnsi="Times New Roman" w:hint="eastAsia"/>
+                <w:sz w:val="28"/>
               </w:rPr>
               <w:t>區塊鏈設施</w:t>
             </w:r>
             <w:proofErr w:type="gramEnd"/>
             <w:r>
               <w:rPr>
-                <w:rFonts w:hint="eastAsia"/>
+                <w:rFonts w:ascii="Times New Roman" w:eastAsia="標楷體" w:hAnsi="Times New Roman" w:hint="eastAsia"/>
+                <w:sz w:val="28"/>
               </w:rPr>
               <w:t>服務商</w:t>
             </w:r>
           </w:p>
           <w:p>
             <w:pPr>
-              <w:pStyle w:val="a0"/>
+              <w:pStyle w:val="ab"/>
               <w:numPr>
-                <w:ilvl w:val="2"/>
-                <w:numId w:val="6"/>
+                <w:ilvl w:val="0"/>
+                <w:numId w:val="15"/>
               </w:numPr>
-              <w:ind w:left="172" w:hanging="172"/>
-              <w:jc w:val="left"/>
+              <w:ind w:left="170" w:hanging="170"/>
               <w:textAlignment w:val="center"/>
+              <w:rPr>
+                <w:rFonts w:ascii="Times New Roman" w:eastAsia="標楷體" w:hAnsi="Times New Roman"/>
+                <w:sz w:val="28"/>
+              </w:rPr>
             </w:pPr>
             <w:r>
               <w:rPr>
-                <w:rFonts w:hint="eastAsia"/>
+                <w:rFonts w:ascii="Times New Roman" w:eastAsia="標楷體" w:hAnsi="Times New Roman" w:hint="eastAsia"/>
+                <w:sz w:val="28"/>
               </w:rPr>
               <w:t>圖書數據</w:t>
             </w:r>
             <w:r>
               <w:rPr>
-                <w:rFonts w:hint="eastAsia"/>
+                <w:rFonts w:ascii="Times New Roman" w:eastAsia="標楷體" w:hAnsi="Times New Roman" w:hint="eastAsia"/>
+                <w:sz w:val="28"/>
               </w:rPr>
               <w:t>API</w:t>
             </w:r>
             <w:r>
               <w:rPr>
-                <w:rFonts w:hint="eastAsia"/>
+                <w:rFonts w:ascii="Times New Roman" w:eastAsia="標楷體" w:hAnsi="Times New Roman" w:hint="eastAsia"/>
+                <w:sz w:val="28"/>
               </w:rPr>
               <w:t>供應商</w:t>
             </w:r>
@@ -8225,118 +8199,137 @@
           </w:tcPr>
           <w:p>
             <w:pPr>
-              <w:pStyle w:val="a0"/>
-              <w:numPr>
-                <w:ilvl w:val="0"/>
-                <w:numId w:val="0"/>
-              </w:numPr>
               <w:textAlignment w:val="center"/>
               <w:rPr>
+                <w:rFonts w:ascii="Times New Roman" w:eastAsia="標楷體" w:hAnsi="Times New Roman"/>
                 <w:b/>
                 <w:bCs/>
+                <w:sz w:val="28"/>
               </w:rPr>
             </w:pPr>
             <w:r>
               <w:rPr>
-                <w:rFonts w:hint="eastAsia"/>
+                <w:rFonts w:ascii="Times New Roman" w:eastAsia="標楷體" w:hAnsi="Times New Roman" w:hint="eastAsia"/>
                 <w:b/>
                 <w:bCs/>
+                <w:sz w:val="28"/>
               </w:rPr>
               <w:t>關鍵活動</w:t>
             </w:r>
           </w:p>
           <w:p>
             <w:pPr>
-              <w:pStyle w:val="a0"/>
+              <w:pStyle w:val="ab"/>
               <w:numPr>
-                <w:ilvl w:val="2"/>
-                <w:numId w:val="6"/>
+                <w:ilvl w:val="0"/>
+                <w:numId w:val="15"/>
               </w:numPr>
-              <w:ind w:left="172" w:hanging="172"/>
-              <w:jc w:val="left"/>
+              <w:ind w:left="170" w:hanging="170"/>
               <w:textAlignment w:val="center"/>
+              <w:rPr>
+                <w:rFonts w:ascii="Times New Roman" w:eastAsia="標楷體" w:hAnsi="Times New Roman"/>
+                <w:sz w:val="28"/>
+              </w:rPr>
             </w:pPr>
             <w:r>
               <w:rPr>
-                <w:rFonts w:hint="eastAsia"/>
+                <w:rFonts w:ascii="Times New Roman" w:eastAsia="標楷體" w:hAnsi="Times New Roman" w:hint="eastAsia"/>
+                <w:sz w:val="28"/>
               </w:rPr>
               <w:t>技術開發</w:t>
             </w:r>
           </w:p>
           <w:p>
             <w:pPr>
-              <w:pStyle w:val="a0"/>
+              <w:pStyle w:val="ab"/>
               <w:numPr>
-                <w:ilvl w:val="2"/>
-                <w:numId w:val="6"/>
+                <w:ilvl w:val="0"/>
+                <w:numId w:val="15"/>
               </w:numPr>
-              <w:ind w:left="172" w:hanging="172"/>
-              <w:jc w:val="left"/>
+              <w:ind w:left="170" w:hanging="170"/>
               <w:textAlignment w:val="center"/>
+              <w:rPr>
+                <w:rFonts w:ascii="Times New Roman" w:eastAsia="標楷體" w:hAnsi="Times New Roman"/>
+                <w:sz w:val="28"/>
+              </w:rPr>
             </w:pPr>
             <w:r>
               <w:rPr>
-                <w:rFonts w:hint="eastAsia"/>
+                <w:rFonts w:ascii="Times New Roman" w:eastAsia="標楷體" w:hAnsi="Times New Roman" w:hint="eastAsia"/>
+                <w:sz w:val="28"/>
               </w:rPr>
               <w:t>硬體整合</w:t>
             </w:r>
           </w:p>
           <w:p>
             <w:pPr>
-              <w:pStyle w:val="a0"/>
+              <w:pStyle w:val="ab"/>
               <w:numPr>
-                <w:ilvl w:val="2"/>
-                <w:numId w:val="6"/>
+                <w:ilvl w:val="0"/>
+                <w:numId w:val="15"/>
               </w:numPr>
-              <w:ind w:left="172" w:hanging="172"/>
-              <w:jc w:val="left"/>
+              <w:ind w:left="170" w:hanging="170"/>
               <w:textAlignment w:val="center"/>
+              <w:rPr>
+                <w:rFonts w:ascii="Times New Roman" w:eastAsia="標楷體" w:hAnsi="Times New Roman"/>
+                <w:sz w:val="28"/>
+              </w:rPr>
             </w:pPr>
             <w:r>
               <w:rPr>
-                <w:rFonts w:hint="eastAsia"/>
+                <w:rFonts w:ascii="Times New Roman" w:eastAsia="標楷體" w:hAnsi="Times New Roman" w:hint="eastAsia"/>
+                <w:sz w:val="28"/>
               </w:rPr>
               <w:t>場域驗證</w:t>
             </w:r>
           </w:p>
           <w:p>
             <w:pPr>
-              <w:pStyle w:val="a0"/>
+              <w:pStyle w:val="ab"/>
               <w:numPr>
-                <w:ilvl w:val="2"/>
-                <w:numId w:val="6"/>
+                <w:ilvl w:val="0"/>
+                <w:numId w:val="15"/>
               </w:numPr>
-              <w:ind w:left="172" w:hanging="172"/>
-              <w:jc w:val="left"/>
+              <w:ind w:left="170" w:hanging="170"/>
               <w:textAlignment w:val="center"/>
+              <w:rPr>
+                <w:rFonts w:ascii="Times New Roman" w:eastAsia="標楷體" w:hAnsi="Times New Roman"/>
+                <w:sz w:val="28"/>
+              </w:rPr>
             </w:pPr>
             <w:r>
               <w:rPr>
-                <w:rFonts w:hint="eastAsia"/>
+                <w:rFonts w:ascii="Times New Roman" w:eastAsia="標楷體" w:hAnsi="Times New Roman" w:hint="eastAsia"/>
+                <w:sz w:val="28"/>
               </w:rPr>
               <w:t>維修巡檢</w:t>
             </w:r>
           </w:p>
           <w:p>
             <w:pPr>
-              <w:pStyle w:val="a0"/>
+              <w:pStyle w:val="ab"/>
               <w:numPr>
-                <w:ilvl w:val="2"/>
-                <w:numId w:val="6"/>
+                <w:ilvl w:val="0"/>
+                <w:numId w:val="15"/>
               </w:numPr>
-              <w:ind w:left="172" w:hanging="172"/>
-              <w:jc w:val="left"/>
+              <w:ind w:left="170" w:hanging="170"/>
               <w:textAlignment w:val="center"/>
+              <w:rPr>
+                <w:rFonts w:ascii="Times New Roman" w:eastAsia="標楷體" w:hAnsi="Times New Roman"/>
+                <w:sz w:val="28"/>
+              </w:rPr>
             </w:pPr>
             <w:r>
               <w:rPr>
-                <w:rFonts w:hint="eastAsia"/>
+                <w:rFonts w:ascii="Times New Roman" w:eastAsia="標楷體" w:hAnsi="Times New Roman" w:hint="eastAsia"/>
+                <w:sz w:val="28"/>
               </w:rPr>
               <w:t>AI</w:t>
             </w:r>
             <w:r>
               <w:rPr>
-                <w:rFonts w:hint="eastAsia"/>
+                <w:rFonts w:ascii="Times New Roman" w:eastAsia="標楷體" w:hAnsi="Times New Roman" w:hint="eastAsia"/>
+                <w:sz w:val="28"/>
               </w:rPr>
               <w:t>優化</w:t>
             </w:r>
@@ -8350,108 +8343,124 @@
           </w:tcPr>
           <w:p>
             <w:pPr>
-              <w:pStyle w:val="a0"/>
-              <w:numPr>
-                <w:ilvl w:val="0"/>
-                <w:numId w:val="0"/>
-              </w:numPr>
               <w:textAlignment w:val="center"/>
               <w:rPr>
+                <w:rFonts w:ascii="Times New Roman" w:eastAsia="標楷體" w:hAnsi="Times New Roman"/>
                 <w:b/>
                 <w:bCs/>
+                <w:sz w:val="28"/>
               </w:rPr>
             </w:pPr>
             <w:r>
               <w:rPr>
-                <w:rFonts w:hint="eastAsia"/>
+                <w:rFonts w:ascii="Times New Roman" w:eastAsia="標楷體" w:hAnsi="Times New Roman" w:hint="eastAsia"/>
                 <w:b/>
                 <w:bCs/>
+                <w:sz w:val="28"/>
               </w:rPr>
               <w:t>價值主張</w:t>
             </w:r>
           </w:p>
           <w:p>
             <w:pPr>
-              <w:pStyle w:val="a0"/>
+              <w:pStyle w:val="ab"/>
               <w:numPr>
-                <w:ilvl w:val="2"/>
-                <w:numId w:val="6"/>
+                <w:ilvl w:val="0"/>
+                <w:numId w:val="15"/>
               </w:numPr>
-              <w:ind w:left="172" w:hanging="172"/>
-              <w:jc w:val="left"/>
+              <w:ind w:left="170" w:hanging="170"/>
               <w:textAlignment w:val="center"/>
+              <w:rPr>
+                <w:rFonts w:ascii="Times New Roman" w:eastAsia="標楷體" w:hAnsi="Times New Roman"/>
+                <w:sz w:val="28"/>
+              </w:rPr>
             </w:pPr>
             <w:r>
               <w:rPr>
-                <w:rFonts w:hint="eastAsia"/>
+                <w:rFonts w:ascii="Times New Roman" w:eastAsia="標楷體" w:hAnsi="Times New Roman" w:hint="eastAsia"/>
+                <w:sz w:val="28"/>
               </w:rPr>
               <w:t>信任保障：</w:t>
             </w:r>
             <w:proofErr w:type="gramStart"/>
             <w:r>
               <w:rPr>
-                <w:rFonts w:hint="eastAsia"/>
+                <w:rFonts w:ascii="Times New Roman" w:eastAsia="標楷體" w:hAnsi="Times New Roman" w:hint="eastAsia"/>
+                <w:sz w:val="28"/>
               </w:rPr>
               <w:t>區塊鏈智慧</w:t>
             </w:r>
             <w:proofErr w:type="gramEnd"/>
             <w:r>
               <w:rPr>
-                <w:rFonts w:hint="eastAsia"/>
+                <w:rFonts w:ascii="Times New Roman" w:eastAsia="標楷體" w:hAnsi="Times New Roman" w:hint="eastAsia"/>
+                <w:sz w:val="28"/>
               </w:rPr>
               <w:t>合約託管</w:t>
             </w:r>
           </w:p>
           <w:p>
             <w:pPr>
-              <w:pStyle w:val="a0"/>
+              <w:pStyle w:val="ab"/>
               <w:numPr>
-                <w:ilvl w:val="2"/>
-                <w:numId w:val="6"/>
+                <w:ilvl w:val="0"/>
+                <w:numId w:val="15"/>
               </w:numPr>
-              <w:ind w:left="172" w:hanging="172"/>
-              <w:jc w:val="left"/>
+              <w:ind w:left="170" w:hanging="170"/>
               <w:textAlignment w:val="center"/>
+              <w:rPr>
+                <w:rFonts w:ascii="Times New Roman" w:eastAsia="標楷體" w:hAnsi="Times New Roman"/>
+                <w:sz w:val="28"/>
+              </w:rPr>
             </w:pPr>
             <w:r>
               <w:rPr>
-                <w:rFonts w:hint="eastAsia"/>
+                <w:rFonts w:ascii="Times New Roman" w:eastAsia="標楷體" w:hAnsi="Times New Roman" w:hint="eastAsia"/>
+                <w:sz w:val="28"/>
               </w:rPr>
               <w:t>全自動無人化</w:t>
             </w:r>
           </w:p>
           <w:p>
             <w:pPr>
-              <w:pStyle w:val="a0"/>
+              <w:pStyle w:val="ab"/>
               <w:numPr>
-                <w:ilvl w:val="2"/>
-                <w:numId w:val="6"/>
+                <w:ilvl w:val="0"/>
+                <w:numId w:val="15"/>
               </w:numPr>
-              <w:ind w:left="172" w:hanging="172"/>
-              <w:jc w:val="left"/>
+              <w:ind w:left="170" w:hanging="170"/>
               <w:textAlignment w:val="center"/>
+              <w:rPr>
+                <w:rFonts w:ascii="Times New Roman" w:eastAsia="標楷體" w:hAnsi="Times New Roman"/>
+                <w:sz w:val="28"/>
+              </w:rPr>
             </w:pPr>
             <w:r>
               <w:rPr>
-                <w:rFonts w:hint="eastAsia"/>
+                <w:rFonts w:ascii="Times New Roman" w:eastAsia="標楷體" w:hAnsi="Times New Roman" w:hint="eastAsia"/>
+                <w:sz w:val="28"/>
               </w:rPr>
               <w:t>自助取件</w:t>
             </w:r>
           </w:p>
           <w:p>
             <w:pPr>
-              <w:pStyle w:val="a0"/>
+              <w:pStyle w:val="ab"/>
               <w:numPr>
-                <w:ilvl w:val="2"/>
-                <w:numId w:val="6"/>
+                <w:ilvl w:val="0"/>
+                <w:numId w:val="15"/>
               </w:numPr>
-              <w:ind w:left="172" w:hanging="172"/>
-              <w:jc w:val="left"/>
+              <w:ind w:left="170" w:hanging="170"/>
               <w:textAlignment w:val="center"/>
+              <w:rPr>
+                <w:rFonts w:ascii="Times New Roman" w:eastAsia="標楷體" w:hAnsi="Times New Roman"/>
+                <w:sz w:val="28"/>
+              </w:rPr>
             </w:pPr>
             <w:r>
               <w:rPr>
-                <w:rFonts w:hint="eastAsia"/>
+                <w:rFonts w:ascii="Times New Roman" w:eastAsia="標楷體" w:hAnsi="Times New Roman" w:hint="eastAsia"/>
+                <w:sz w:val="28"/>
               </w:rPr>
               <w:t>綠色校園永續</w:t>
             </w:r>
@@ -8463,58 +8472,64 @@
           </w:tcPr>
           <w:p>
             <w:pPr>
-              <w:pStyle w:val="a0"/>
-              <w:numPr>
-                <w:ilvl w:val="0"/>
-                <w:numId w:val="0"/>
-              </w:numPr>
               <w:textAlignment w:val="center"/>
               <w:rPr>
+                <w:rFonts w:ascii="Times New Roman" w:eastAsia="標楷體" w:hAnsi="Times New Roman"/>
                 <w:b/>
                 <w:bCs/>
+                <w:sz w:val="28"/>
               </w:rPr>
             </w:pPr>
             <w:r>
               <w:rPr>
-                <w:rFonts w:hint="eastAsia"/>
+                <w:rFonts w:ascii="Times New Roman" w:eastAsia="標楷體" w:hAnsi="Times New Roman" w:hint="eastAsia"/>
                 <w:b/>
                 <w:bCs/>
+                <w:sz w:val="28"/>
               </w:rPr>
               <w:t>顧客關係</w:t>
             </w:r>
           </w:p>
           <w:p>
             <w:pPr>
-              <w:pStyle w:val="a0"/>
+              <w:pStyle w:val="ab"/>
               <w:numPr>
-                <w:ilvl w:val="2"/>
-                <w:numId w:val="6"/>
+                <w:ilvl w:val="0"/>
+                <w:numId w:val="15"/>
               </w:numPr>
-              <w:ind w:left="172" w:hanging="172"/>
-              <w:jc w:val="left"/>
+              <w:ind w:left="170" w:hanging="170"/>
               <w:textAlignment w:val="center"/>
+              <w:rPr>
+                <w:rFonts w:ascii="Times New Roman" w:eastAsia="標楷體" w:hAnsi="Times New Roman"/>
+                <w:sz w:val="28"/>
+              </w:rPr>
             </w:pPr>
             <w:r>
               <w:rPr>
-                <w:rFonts w:hint="eastAsia"/>
+                <w:rFonts w:ascii="Times New Roman" w:eastAsia="標楷體" w:hAnsi="Times New Roman" w:hint="eastAsia"/>
+                <w:sz w:val="28"/>
               </w:rPr>
               <w:t>爭議處理機制</w:t>
             </w:r>
           </w:p>
           <w:p>
             <w:pPr>
-              <w:pStyle w:val="a0"/>
+              <w:pStyle w:val="ab"/>
               <w:numPr>
-                <w:ilvl w:val="2"/>
-                <w:numId w:val="6"/>
+                <w:ilvl w:val="0"/>
+                <w:numId w:val="15"/>
               </w:numPr>
-              <w:ind w:left="172" w:hanging="172"/>
-              <w:jc w:val="left"/>
+              <w:ind w:left="170" w:hanging="170"/>
               <w:textAlignment w:val="center"/>
+              <w:rPr>
+                <w:rFonts w:ascii="Times New Roman" w:eastAsia="標楷體" w:hAnsi="Times New Roman"/>
+                <w:sz w:val="28"/>
+              </w:rPr>
             </w:pPr>
             <w:r>
               <w:rPr>
-                <w:rFonts w:hint="eastAsia"/>
+                <w:rFonts w:ascii="Times New Roman" w:eastAsia="標楷體" w:hAnsi="Times New Roman" w:hint="eastAsia"/>
+                <w:sz w:val="28"/>
               </w:rPr>
               <w:t>賣家等級制度</w:t>
             </w:r>
@@ -8527,58 +8542,64 @@
           </w:tcPr>
           <w:p>
             <w:pPr>
-              <w:pStyle w:val="a0"/>
-              <w:numPr>
-                <w:ilvl w:val="0"/>
-                <w:numId w:val="0"/>
-              </w:numPr>
               <w:textAlignment w:val="center"/>
               <w:rPr>
+                <w:rFonts w:ascii="Times New Roman" w:eastAsia="標楷體" w:hAnsi="Times New Roman"/>
                 <w:b/>
                 <w:bCs/>
+                <w:sz w:val="28"/>
               </w:rPr>
             </w:pPr>
             <w:r>
               <w:rPr>
-                <w:rFonts w:hint="eastAsia"/>
+                <w:rFonts w:ascii="Times New Roman" w:eastAsia="標楷體" w:hAnsi="Times New Roman" w:hint="eastAsia"/>
                 <w:b/>
                 <w:bCs/>
+                <w:sz w:val="28"/>
               </w:rPr>
               <w:t>目標客戶</w:t>
             </w:r>
           </w:p>
           <w:p>
             <w:pPr>
-              <w:pStyle w:val="a0"/>
+              <w:pStyle w:val="ab"/>
               <w:numPr>
-                <w:ilvl w:val="2"/>
-                <w:numId w:val="6"/>
+                <w:ilvl w:val="0"/>
+                <w:numId w:val="15"/>
               </w:numPr>
-              <w:ind w:left="172" w:hanging="172"/>
-              <w:jc w:val="left"/>
+              <w:ind w:left="170" w:hanging="170"/>
               <w:textAlignment w:val="center"/>
+              <w:rPr>
+                <w:rFonts w:ascii="Times New Roman" w:eastAsia="標楷體" w:hAnsi="Times New Roman"/>
+                <w:sz w:val="28"/>
+              </w:rPr>
             </w:pPr>
             <w:r>
               <w:rPr>
-                <w:rFonts w:hint="eastAsia"/>
+                <w:rFonts w:ascii="Times New Roman" w:eastAsia="標楷體" w:hAnsi="Times New Roman" w:hint="eastAsia"/>
+                <w:sz w:val="28"/>
               </w:rPr>
               <w:t>有買賣書籍需求者</w:t>
             </w:r>
           </w:p>
           <w:p>
             <w:pPr>
-              <w:pStyle w:val="a0"/>
+              <w:pStyle w:val="ab"/>
               <w:numPr>
-                <w:ilvl w:val="2"/>
-                <w:numId w:val="6"/>
+                <w:ilvl w:val="0"/>
+                <w:numId w:val="15"/>
               </w:numPr>
-              <w:ind w:left="172" w:hanging="172"/>
-              <w:jc w:val="left"/>
+              <w:ind w:left="170" w:hanging="170"/>
               <w:textAlignment w:val="center"/>
+              <w:rPr>
+                <w:rFonts w:ascii="Times New Roman" w:eastAsia="標楷體" w:hAnsi="Times New Roman"/>
+                <w:sz w:val="28"/>
+              </w:rPr>
             </w:pPr>
             <w:r>
               <w:rPr>
-                <w:rFonts w:hint="eastAsia"/>
+                <w:rFonts w:ascii="Times New Roman" w:eastAsia="標楷體" w:hAnsi="Times New Roman" w:hint="eastAsia"/>
+                <w:sz w:val="28"/>
               </w:rPr>
               <w:t>欲降低負擔的學生族群</w:t>
             </w:r>
@@ -8596,12 +8617,11 @@
           </w:tcPr>
           <w:p>
             <w:pPr>
-              <w:pStyle w:val="a0"/>
-              <w:numPr>
-                <w:ilvl w:val="0"/>
-                <w:numId w:val="0"/>
-              </w:numPr>
               <w:textAlignment w:val="center"/>
+              <w:rPr>
+                <w:rFonts w:ascii="Times New Roman" w:eastAsia="標楷體" w:hAnsi="Times New Roman"/>
+                <w:sz w:val="28"/>
+              </w:rPr>
             </w:pPr>
           </w:p>
         </w:tc>
@@ -8611,76 +8631,86 @@
           </w:tcPr>
           <w:p>
             <w:pPr>
-              <w:pStyle w:val="a0"/>
-              <w:numPr>
-                <w:ilvl w:val="0"/>
-                <w:numId w:val="0"/>
-              </w:numPr>
               <w:textAlignment w:val="center"/>
               <w:rPr>
+                <w:rFonts w:ascii="Times New Roman" w:eastAsia="標楷體" w:hAnsi="Times New Roman"/>
                 <w:b/>
                 <w:bCs/>
+                <w:sz w:val="28"/>
               </w:rPr>
             </w:pPr>
             <w:r>
               <w:rPr>
-                <w:rFonts w:hint="eastAsia"/>
+                <w:rFonts w:ascii="Times New Roman" w:eastAsia="標楷體" w:hAnsi="Times New Roman" w:hint="eastAsia"/>
                 <w:b/>
                 <w:bCs/>
+                <w:sz w:val="28"/>
               </w:rPr>
               <w:t>關鍵資源</w:t>
             </w:r>
           </w:p>
           <w:p>
             <w:pPr>
-              <w:pStyle w:val="a0"/>
+              <w:pStyle w:val="ab"/>
               <w:numPr>
-                <w:ilvl w:val="2"/>
-                <w:numId w:val="6"/>
+                <w:ilvl w:val="0"/>
+                <w:numId w:val="15"/>
               </w:numPr>
-              <w:ind w:left="172" w:hanging="172"/>
-              <w:jc w:val="left"/>
+              <w:ind w:left="170" w:hanging="170"/>
               <w:textAlignment w:val="center"/>
+              <w:rPr>
+                <w:rFonts w:ascii="Times New Roman" w:eastAsia="標楷體" w:hAnsi="Times New Roman"/>
+                <w:sz w:val="28"/>
+              </w:rPr>
             </w:pPr>
             <w:r>
               <w:rPr>
-                <w:rFonts w:hint="eastAsia"/>
+                <w:rFonts w:ascii="Times New Roman" w:eastAsia="標楷體" w:hAnsi="Times New Roman" w:hint="eastAsia"/>
+                <w:sz w:val="28"/>
               </w:rPr>
               <w:t>書籍數據庫</w:t>
             </w:r>
           </w:p>
           <w:p>
             <w:pPr>
-              <w:pStyle w:val="a0"/>
+              <w:pStyle w:val="ab"/>
               <w:numPr>
-                <w:ilvl w:val="2"/>
-                <w:numId w:val="6"/>
+                <w:ilvl w:val="0"/>
+                <w:numId w:val="15"/>
               </w:numPr>
-              <w:ind w:left="172" w:hanging="172"/>
-              <w:jc w:val="left"/>
+              <w:ind w:left="170" w:hanging="170"/>
               <w:textAlignment w:val="center"/>
+              <w:rPr>
+                <w:rFonts w:ascii="Times New Roman" w:eastAsia="標楷體" w:hAnsi="Times New Roman"/>
+                <w:sz w:val="28"/>
+              </w:rPr>
             </w:pPr>
             <w:r>
               <w:rPr>
-                <w:rFonts w:hint="eastAsia"/>
+                <w:rFonts w:ascii="Times New Roman" w:eastAsia="標楷體" w:hAnsi="Times New Roman" w:hint="eastAsia"/>
+                <w:sz w:val="28"/>
               </w:rPr>
               <w:t>技術團隊</w:t>
             </w:r>
           </w:p>
           <w:p>
             <w:pPr>
-              <w:pStyle w:val="a0"/>
+              <w:pStyle w:val="ab"/>
               <w:numPr>
-                <w:ilvl w:val="2"/>
-                <w:numId w:val="6"/>
+                <w:ilvl w:val="0"/>
+                <w:numId w:val="15"/>
               </w:numPr>
-              <w:ind w:left="172" w:hanging="172"/>
-              <w:jc w:val="left"/>
+              <w:ind w:left="170" w:hanging="170"/>
               <w:textAlignment w:val="center"/>
+              <w:rPr>
+                <w:rFonts w:ascii="Times New Roman" w:eastAsia="標楷體" w:hAnsi="Times New Roman"/>
+                <w:sz w:val="28"/>
+              </w:rPr>
             </w:pPr>
             <w:r>
               <w:rPr>
-                <w:rFonts w:hint="eastAsia"/>
+                <w:rFonts w:ascii="Times New Roman" w:eastAsia="標楷體" w:hAnsi="Times New Roman" w:hint="eastAsia"/>
+                <w:sz w:val="28"/>
               </w:rPr>
               <w:t>硬體設施</w:t>
             </w:r>
@@ -8694,12 +8724,11 @@
           </w:tcPr>
           <w:p>
             <w:pPr>
-              <w:pStyle w:val="a0"/>
-              <w:numPr>
-                <w:ilvl w:val="0"/>
-                <w:numId w:val="0"/>
-              </w:numPr>
               <w:textAlignment w:val="center"/>
+              <w:rPr>
+                <w:rFonts w:ascii="Times New Roman" w:eastAsia="標楷體" w:hAnsi="Times New Roman"/>
+                <w:sz w:val="28"/>
+              </w:rPr>
             </w:pPr>
           </w:p>
         </w:tc>
@@ -8709,71 +8738,79 @@
           </w:tcPr>
           <w:p>
             <w:pPr>
-              <w:pStyle w:val="a0"/>
-              <w:numPr>
-                <w:ilvl w:val="0"/>
-                <w:numId w:val="0"/>
-              </w:numPr>
               <w:textAlignment w:val="center"/>
               <w:rPr>
+                <w:rFonts w:ascii="Times New Roman" w:eastAsia="標楷體" w:hAnsi="Times New Roman"/>
                 <w:b/>
                 <w:bCs/>
+                <w:sz w:val="28"/>
               </w:rPr>
             </w:pPr>
             <w:r>
               <w:rPr>
-                <w:rFonts w:hint="eastAsia"/>
+                <w:rFonts w:ascii="Times New Roman" w:eastAsia="標楷體" w:hAnsi="Times New Roman" w:hint="eastAsia"/>
                 <w:b/>
                 <w:bCs/>
+                <w:sz w:val="28"/>
               </w:rPr>
               <w:t>通路</w:t>
             </w:r>
           </w:p>
           <w:p>
             <w:pPr>
-              <w:pStyle w:val="a0"/>
+              <w:pStyle w:val="ab"/>
               <w:numPr>
-                <w:ilvl w:val="2"/>
-                <w:numId w:val="6"/>
+                <w:ilvl w:val="0"/>
+                <w:numId w:val="15"/>
               </w:numPr>
-              <w:ind w:left="172" w:hanging="172"/>
-              <w:jc w:val="left"/>
+              <w:ind w:left="170" w:hanging="170"/>
               <w:textAlignment w:val="center"/>
+              <w:rPr>
+                <w:rFonts w:ascii="Times New Roman" w:eastAsia="標楷體" w:hAnsi="Times New Roman"/>
+                <w:sz w:val="28"/>
+              </w:rPr>
             </w:pPr>
             <w:r>
               <w:rPr>
-                <w:rFonts w:hint="eastAsia"/>
+                <w:rFonts w:ascii="Times New Roman" w:eastAsia="標楷體" w:hAnsi="Times New Roman" w:hint="eastAsia"/>
+                <w:sz w:val="28"/>
               </w:rPr>
               <w:t>APP/</w:t>
             </w:r>
             <w:r>
               <w:rPr>
-                <w:rFonts w:hint="eastAsia"/>
+                <w:rFonts w:ascii="Times New Roman" w:eastAsia="標楷體" w:hAnsi="Times New Roman" w:hint="eastAsia"/>
+                <w:sz w:val="28"/>
               </w:rPr>
               <w:t>網站</w:t>
             </w:r>
           </w:p>
           <w:p>
             <w:pPr>
-              <w:pStyle w:val="a0"/>
+              <w:pStyle w:val="ab"/>
               <w:numPr>
-                <w:ilvl w:val="2"/>
-                <w:numId w:val="6"/>
+                <w:ilvl w:val="0"/>
+                <w:numId w:val="15"/>
               </w:numPr>
-              <w:ind w:left="172" w:hanging="172"/>
-              <w:jc w:val="left"/>
+              <w:ind w:left="170" w:hanging="170"/>
               <w:textAlignment w:val="center"/>
+              <w:rPr>
+                <w:rFonts w:ascii="Times New Roman" w:eastAsia="標楷體" w:hAnsi="Times New Roman"/>
+                <w:sz w:val="28"/>
+              </w:rPr>
             </w:pPr>
             <w:r>
               <w:rPr>
-                <w:rFonts w:hint="eastAsia"/>
+                <w:rFonts w:ascii="Times New Roman" w:eastAsia="標楷體" w:hAnsi="Times New Roman" w:hint="eastAsia"/>
+                <w:sz w:val="28"/>
               </w:rPr>
               <w:t>校園</w:t>
             </w:r>
             <w:proofErr w:type="gramStart"/>
             <w:r>
               <w:rPr>
-                <w:rFonts w:hint="eastAsia"/>
+                <w:rFonts w:ascii="Times New Roman" w:eastAsia="標楷體" w:hAnsi="Times New Roman" w:hint="eastAsia"/>
+                <w:sz w:val="28"/>
               </w:rPr>
               <w:t>捷運等場域</w:t>
             </w:r>
@@ -8781,18 +8818,22 @@
           </w:p>
           <w:p>
             <w:pPr>
-              <w:pStyle w:val="a0"/>
+              <w:pStyle w:val="ab"/>
               <w:numPr>
-                <w:ilvl w:val="2"/>
-                <w:numId w:val="6"/>
+                <w:ilvl w:val="0"/>
+                <w:numId w:val="15"/>
               </w:numPr>
-              <w:ind w:left="172" w:hanging="172"/>
-              <w:jc w:val="left"/>
+              <w:ind w:left="170" w:hanging="170"/>
               <w:textAlignment w:val="center"/>
+              <w:rPr>
+                <w:rFonts w:ascii="Times New Roman" w:eastAsia="標楷體" w:hAnsi="Times New Roman"/>
+                <w:sz w:val="28"/>
+              </w:rPr>
             </w:pPr>
             <w:r>
               <w:rPr>
-                <w:rFonts w:hint="eastAsia"/>
+                <w:rFonts w:ascii="Times New Roman" w:eastAsia="標楷體" w:hAnsi="Times New Roman" w:hint="eastAsia"/>
+                <w:sz w:val="28"/>
               </w:rPr>
               <w:t>社群媒體</w:t>
             </w:r>
@@ -8805,12 +8846,11 @@
           </w:tcPr>
           <w:p>
             <w:pPr>
-              <w:pStyle w:val="a0"/>
-              <w:numPr>
-                <w:ilvl w:val="0"/>
-                <w:numId w:val="0"/>
-              </w:numPr>
               <w:textAlignment w:val="center"/>
+              <w:rPr>
+                <w:rFonts w:ascii="Times New Roman" w:eastAsia="標楷體" w:hAnsi="Times New Roman"/>
+                <w:sz w:val="28"/>
+              </w:rPr>
             </w:pPr>
           </w:p>
         </w:tc>
@@ -8826,162 +8866,189 @@
           </w:tcPr>
           <w:p>
             <w:pPr>
-              <w:pStyle w:val="a0"/>
-              <w:numPr>
-                <w:ilvl w:val="0"/>
-                <w:numId w:val="0"/>
-              </w:numPr>
               <w:textAlignment w:val="center"/>
               <w:rPr>
+                <w:rFonts w:ascii="Times New Roman" w:eastAsia="標楷體" w:hAnsi="Times New Roman"/>
                 <w:b/>
                 <w:bCs/>
+                <w:sz w:val="28"/>
               </w:rPr>
             </w:pPr>
             <w:r>
               <w:rPr>
-                <w:rFonts w:hint="eastAsia"/>
+                <w:rFonts w:ascii="Times New Roman" w:eastAsia="標楷體" w:hAnsi="Times New Roman" w:hint="eastAsia"/>
                 <w:b/>
                 <w:bCs/>
+                <w:sz w:val="28"/>
               </w:rPr>
               <w:t>成本結構</w:t>
             </w:r>
           </w:p>
           <w:p>
             <w:pPr>
-              <w:pStyle w:val="a0"/>
+              <w:pStyle w:val="ab"/>
               <w:numPr>
-                <w:ilvl w:val="2"/>
-                <w:numId w:val="6"/>
+                <w:ilvl w:val="0"/>
+                <w:numId w:val="15"/>
               </w:numPr>
-              <w:ind w:left="172" w:hanging="172"/>
-              <w:jc w:val="left"/>
+              <w:ind w:left="170" w:hanging="170"/>
               <w:textAlignment w:val="center"/>
+              <w:rPr>
+                <w:rFonts w:ascii="Times New Roman" w:eastAsia="標楷體" w:hAnsi="Times New Roman"/>
+                <w:sz w:val="28"/>
+              </w:rPr>
             </w:pPr>
             <w:r>
               <w:rPr>
-                <w:rFonts w:hint="eastAsia"/>
+                <w:rFonts w:ascii="Times New Roman" w:eastAsia="標楷體" w:hAnsi="Times New Roman" w:hint="eastAsia"/>
+                <w:sz w:val="28"/>
               </w:rPr>
               <w:t>零件維修</w:t>
             </w:r>
           </w:p>
           <w:p>
             <w:pPr>
-              <w:pStyle w:val="a0"/>
+              <w:pStyle w:val="ab"/>
               <w:numPr>
-                <w:ilvl w:val="2"/>
-                <w:numId w:val="6"/>
+                <w:ilvl w:val="0"/>
+                <w:numId w:val="15"/>
               </w:numPr>
-              <w:ind w:left="172" w:hanging="172"/>
-              <w:jc w:val="left"/>
+              <w:ind w:left="170" w:hanging="170"/>
               <w:textAlignment w:val="center"/>
+              <w:rPr>
+                <w:rFonts w:ascii="Times New Roman" w:eastAsia="標楷體" w:hAnsi="Times New Roman"/>
+                <w:sz w:val="28"/>
+              </w:rPr>
             </w:pPr>
             <w:r>
               <w:rPr>
-                <w:rFonts w:hint="eastAsia"/>
+                <w:rFonts w:ascii="Times New Roman" w:eastAsia="標楷體" w:hAnsi="Times New Roman" w:hint="eastAsia"/>
+                <w:sz w:val="28"/>
               </w:rPr>
               <w:t>書櫃運作電費</w:t>
             </w:r>
           </w:p>
           <w:p>
             <w:pPr>
-              <w:pStyle w:val="a0"/>
+              <w:pStyle w:val="ab"/>
               <w:numPr>
-                <w:ilvl w:val="2"/>
-                <w:numId w:val="6"/>
+                <w:ilvl w:val="0"/>
+                <w:numId w:val="15"/>
               </w:numPr>
-              <w:ind w:left="172" w:hanging="172"/>
-              <w:jc w:val="left"/>
+              <w:ind w:left="170" w:hanging="170"/>
               <w:textAlignment w:val="center"/>
+              <w:rPr>
+                <w:rFonts w:ascii="Times New Roman" w:eastAsia="標楷體" w:hAnsi="Times New Roman"/>
+                <w:sz w:val="28"/>
+              </w:rPr>
             </w:pPr>
             <w:proofErr w:type="gramStart"/>
             <w:r>
               <w:rPr>
-                <w:rFonts w:hint="eastAsia"/>
+                <w:rFonts w:ascii="Times New Roman" w:eastAsia="標楷體" w:hAnsi="Times New Roman" w:hint="eastAsia"/>
+                <w:sz w:val="28"/>
               </w:rPr>
               <w:t>區塊鏈交易</w:t>
             </w:r>
             <w:proofErr w:type="gramEnd"/>
             <w:r>
               <w:rPr>
-                <w:rFonts w:hint="eastAsia"/>
+                <w:rFonts w:ascii="Times New Roman" w:eastAsia="標楷體" w:hAnsi="Times New Roman" w:hint="eastAsia"/>
+                <w:sz w:val="28"/>
               </w:rPr>
               <w:t>手續費</w:t>
             </w:r>
           </w:p>
           <w:p>
             <w:pPr>
-              <w:pStyle w:val="a0"/>
+              <w:pStyle w:val="ab"/>
               <w:numPr>
-                <w:ilvl w:val="2"/>
-                <w:numId w:val="6"/>
+                <w:ilvl w:val="0"/>
+                <w:numId w:val="15"/>
               </w:numPr>
-              <w:ind w:left="172" w:hanging="172"/>
-              <w:jc w:val="left"/>
+              <w:ind w:left="170" w:hanging="170"/>
               <w:textAlignment w:val="center"/>
+              <w:rPr>
+                <w:rFonts w:ascii="Times New Roman" w:eastAsia="標楷體" w:hAnsi="Times New Roman"/>
+                <w:sz w:val="28"/>
+              </w:rPr>
             </w:pPr>
             <w:r>
               <w:rPr>
-                <w:rFonts w:hint="eastAsia"/>
+                <w:rFonts w:ascii="Times New Roman" w:eastAsia="標楷體" w:hAnsi="Times New Roman" w:hint="eastAsia"/>
+                <w:sz w:val="28"/>
               </w:rPr>
               <w:t>雲端伺服器成本</w:t>
             </w:r>
           </w:p>
           <w:p>
             <w:pPr>
-              <w:pStyle w:val="a0"/>
+              <w:pStyle w:val="ab"/>
               <w:numPr>
-                <w:ilvl w:val="2"/>
-                <w:numId w:val="6"/>
+                <w:ilvl w:val="0"/>
+                <w:numId w:val="15"/>
               </w:numPr>
-              <w:ind w:left="172" w:hanging="172"/>
-              <w:jc w:val="left"/>
+              <w:ind w:left="170" w:hanging="170"/>
               <w:textAlignment w:val="center"/>
+              <w:rPr>
+                <w:rFonts w:ascii="Times New Roman" w:eastAsia="標楷體" w:hAnsi="Times New Roman"/>
+                <w:sz w:val="28"/>
+              </w:rPr>
             </w:pPr>
             <w:r>
               <w:rPr>
-                <w:rFonts w:hint="eastAsia"/>
+                <w:rFonts w:ascii="Times New Roman" w:eastAsia="標楷體" w:hAnsi="Times New Roman" w:hint="eastAsia"/>
+                <w:sz w:val="28"/>
               </w:rPr>
               <w:t>行銷與社群推廣費</w:t>
             </w:r>
             <w:r>
               <w:rPr>
-                <w:rFonts w:hint="eastAsia"/>
+                <w:rFonts w:ascii="Times New Roman" w:eastAsia="標楷體" w:hAnsi="Times New Roman" w:hint="eastAsia"/>
+                <w:sz w:val="28"/>
               </w:rPr>
               <w:t>(</w:t>
             </w:r>
             <w:r>
               <w:rPr>
-                <w:rFonts w:hint="eastAsia"/>
+                <w:rFonts w:ascii="Times New Roman" w:eastAsia="標楷體" w:hAnsi="Times New Roman" w:hint="eastAsia"/>
+                <w:sz w:val="28"/>
               </w:rPr>
               <w:t>初期推廣</w:t>
             </w:r>
             <w:r>
               <w:rPr>
-                <w:rFonts w:hint="eastAsia"/>
+                <w:rFonts w:ascii="Times New Roman" w:eastAsia="標楷體" w:hAnsi="Times New Roman" w:hint="eastAsia"/>
+                <w:sz w:val="28"/>
               </w:rPr>
               <w:t>)</w:t>
             </w:r>
           </w:p>
           <w:p>
             <w:pPr>
-              <w:pStyle w:val="a0"/>
+              <w:pStyle w:val="ab"/>
               <w:numPr>
-                <w:ilvl w:val="2"/>
-                <w:numId w:val="6"/>
+                <w:ilvl w:val="0"/>
+                <w:numId w:val="15"/>
               </w:numPr>
-              <w:ind w:left="172" w:hanging="172"/>
-              <w:jc w:val="left"/>
+              <w:ind w:left="170" w:hanging="170"/>
               <w:textAlignment w:val="center"/>
+              <w:rPr>
+                <w:rFonts w:ascii="Times New Roman" w:eastAsia="標楷體" w:hAnsi="Times New Roman"/>
+                <w:sz w:val="28"/>
+              </w:rPr>
             </w:pPr>
             <w:r>
               <w:rPr>
-                <w:rFonts w:hint="eastAsia"/>
+                <w:rFonts w:ascii="Times New Roman" w:eastAsia="標楷體" w:hAnsi="Times New Roman" w:hint="eastAsia"/>
+                <w:sz w:val="28"/>
               </w:rPr>
               <w:t>API</w:t>
             </w:r>
             <w:r>
               <w:rPr>
-                <w:rFonts w:hint="eastAsia"/>
+                <w:rFonts w:ascii="Times New Roman" w:eastAsia="標楷體" w:hAnsi="Times New Roman" w:hint="eastAsia"/>
+                <w:sz w:val="28"/>
               </w:rPr>
               <w:t>串接費用</w:t>
             </w:r>
@@ -8994,64 +9061,71 @@
           </w:tcPr>
           <w:p>
             <w:pPr>
-              <w:pStyle w:val="a0"/>
-              <w:numPr>
-                <w:ilvl w:val="0"/>
-                <w:numId w:val="0"/>
-              </w:numPr>
               <w:textAlignment w:val="center"/>
               <w:rPr>
+                <w:rFonts w:ascii="Times New Roman" w:eastAsia="標楷體" w:hAnsi="Times New Roman"/>
                 <w:b/>
                 <w:bCs/>
+                <w:sz w:val="28"/>
               </w:rPr>
             </w:pPr>
             <w:r>
               <w:rPr>
-                <w:rFonts w:hint="eastAsia"/>
+                <w:rFonts w:ascii="Times New Roman" w:eastAsia="標楷體" w:hAnsi="Times New Roman" w:hint="eastAsia"/>
                 <w:b/>
                 <w:bCs/>
+                <w:sz w:val="28"/>
               </w:rPr>
               <w:t>收益流</w:t>
             </w:r>
           </w:p>
           <w:p>
             <w:pPr>
-              <w:pStyle w:val="a0"/>
+              <w:pStyle w:val="ab"/>
               <w:numPr>
-                <w:ilvl w:val="2"/>
-                <w:numId w:val="6"/>
+                <w:ilvl w:val="0"/>
+                <w:numId w:val="15"/>
               </w:numPr>
-              <w:ind w:left="172" w:hanging="172"/>
-              <w:jc w:val="left"/>
+              <w:ind w:left="170" w:hanging="170"/>
               <w:textAlignment w:val="center"/>
+              <w:rPr>
+                <w:rFonts w:ascii="Times New Roman" w:eastAsia="標楷體" w:hAnsi="Times New Roman"/>
+                <w:sz w:val="28"/>
+              </w:rPr>
             </w:pPr>
             <w:r>
               <w:rPr>
-                <w:rFonts w:hint="eastAsia"/>
+                <w:rFonts w:ascii="Times New Roman" w:eastAsia="標楷體" w:hAnsi="Times New Roman" w:hint="eastAsia"/>
+                <w:sz w:val="28"/>
               </w:rPr>
               <w:t>交易手續費</w:t>
             </w:r>
             <w:r>
               <w:rPr>
-                <w:rFonts w:hint="eastAsia"/>
+                <w:rFonts w:ascii="Times New Roman" w:eastAsia="標楷體" w:hAnsi="Times New Roman" w:hint="eastAsia"/>
+                <w:sz w:val="28"/>
               </w:rPr>
               <w:t>(5%)</w:t>
             </w:r>
           </w:p>
           <w:p>
             <w:pPr>
-              <w:pStyle w:val="a0"/>
+              <w:pStyle w:val="ab"/>
               <w:numPr>
-                <w:ilvl w:val="2"/>
-                <w:numId w:val="6"/>
+                <w:ilvl w:val="0"/>
+                <w:numId w:val="15"/>
               </w:numPr>
-              <w:ind w:left="172" w:hanging="172"/>
-              <w:jc w:val="left"/>
+              <w:ind w:left="170" w:hanging="170"/>
               <w:textAlignment w:val="center"/>
+              <w:rPr>
+                <w:rFonts w:ascii="Times New Roman" w:eastAsia="標楷體" w:hAnsi="Times New Roman"/>
+                <w:sz w:val="28"/>
+              </w:rPr>
             </w:pPr>
             <w:r>
               <w:rPr>
-                <w:rFonts w:hint="eastAsia"/>
+                <w:rFonts w:ascii="Times New Roman" w:eastAsia="標楷體" w:hAnsi="Times New Roman" w:hint="eastAsia"/>
+                <w:sz w:val="28"/>
               </w:rPr>
               <w:t>智慧書櫃廣告位</w:t>
             </w:r>
@@ -10377,6 +10451,121 @@
 <file path=word/numbering.xml><?xml version="1.0" encoding="utf-8"?>
 <w:numbering xmlns:wpc="http://schemas.microsoft.com/office/word/2010/wordprocessingCanvas" xmlns:cx="http://schemas.microsoft.com/office/drawing/2014/chartex" xmlns:cx1="http://schemas.microsoft.com/office/drawing/2015/9/8/chartex" xmlns:cx2="http://schemas.microsoft.com/office/drawing/2015/10/21/chartex" xmlns:cx3="http://schemas.microsoft.com/office/drawing/2016/5/9/chartex" xmlns:cx4="http://schemas.microsoft.com/office/drawing/2016/5/10/chartex" xmlns:cx5="http://schemas.microsoft.com/office/drawing/2016/5/11/chartex" xmlns:cx6="http://schemas.microsoft.com/office/drawing/2016/5/12/chartex" xmlns:cx7="http://schemas.microsoft.com/office/drawing/2016/5/13/chartex" xmlns:cx8="http://schemas.microsoft.com/office/drawing/2016/5/14/chartex" xmlns:mc="http://schemas.openxmlformats.org/markup-compatibility/2006" xmlns:aink="http://schemas.microsoft.com/office/drawing/2016/ink" xmlns:am3d="http://schemas.microsoft.com/office/drawing/2017/model3d" xmlns:o="urn:schemas-microsoft-com:office:office" xmlns:oel="http://schemas.microsoft.com/office/2019/extlst" xmlns:r="http://schemas.openxmlformats.org/officeDocument/2006/relationships" xmlns:m="http://schemas.openxmlformats.org/officeDocument/2006/math" xmlns:v="urn:schemas-microsoft-com:vml" xmlns:wp14="http://schemas.microsoft.com/office/word/2010/wordprocessingDrawing" xmlns:wp="http://schemas.openxmlformats.org/drawingml/2006/wordprocessingDrawing" xmlns:w10="urn:schemas-microsoft-com:office:word" xmlns:w="http://schemas.openxmlformats.org/wordprocessingml/2006/main" xmlns:w14="http://schemas.microsoft.com/office/word/2010/wordml" xmlns:w15="http://schemas.microsoft.com/office/word/2012/wordml" xmlns:w16cex="http://schemas.microsoft.com/office/word/2018/wordml/cex" xmlns:w16cid="http://schemas.microsoft.com/office/word/2016/wordml/cid" xmlns:w16="http://schemas.microsoft.com/office/word/2018/wordml" xmlns:w16du="http://schemas.microsoft.com/office/word/2023/wordml/word16du" xmlns:w16sdtdh="http://schemas.microsoft.com/office/word/2020/wordml/sdtdatahash" xmlns:w16sdtfl="http://schemas.microsoft.com/office/word/2024/wordml/sdtformatlock" xmlns:w16se="http://schemas.microsoft.com/office/word/2015/wordml/symex" xmlns:wpg="http://schemas.microsoft.com/office/word/2010/wordprocessingGroup" xmlns:wpi="http://schemas.microsoft.com/office/word/2010/wordprocessingInk" xmlns:wne="http://schemas.microsoft.com/office/word/2006/wordml" xmlns:wps="http://schemas.microsoft.com/office/word/2010/wordprocessingShape" mc:Ignorable="w14 w15 w16se w16cid w16 w16cex w16sdtdh w16sdtfl w16du wp14">
   <w:abstractNum w:abstractNumId="0" w15:restartNumberingAfterBreak="0">
+    <w:nsid w:val="05EE226E"/>
+    <w:multiLevelType w:val="hybridMultilevel"/>
+    <w:tmpl w:val="28F47D36"/>
+    <w:lvl w:ilvl="0" w:tplc="229E579E">
+      <w:start w:val="1"/>
+      <w:numFmt w:val="bullet"/>
+      <w:lvlText w:val=""/>
+      <w:lvlJc w:val="left"/>
+      <w:pPr>
+        <w:ind w:left="480" w:hanging="480"/>
+      </w:pPr>
+      <w:rPr>
+        <w:rFonts w:ascii="Wingdings" w:hAnsi="Wingdings" w:hint="default"/>
+        <w:sz w:val="12"/>
+        <w:szCs w:val="12"/>
+      </w:rPr>
+    </w:lvl>
+    <w:lvl w:ilvl="1" w:tplc="04090003" w:tentative="1">
+      <w:start w:val="1"/>
+      <w:numFmt w:val="bullet"/>
+      <w:lvlText w:val=""/>
+      <w:lvlJc w:val="left"/>
+      <w:pPr>
+        <w:ind w:left="960" w:hanging="480"/>
+      </w:pPr>
+      <w:rPr>
+        <w:rFonts w:ascii="Wingdings" w:hAnsi="Wingdings" w:hint="default"/>
+      </w:rPr>
+    </w:lvl>
+    <w:lvl w:ilvl="2" w:tplc="04090005" w:tentative="1">
+      <w:start w:val="1"/>
+      <w:numFmt w:val="bullet"/>
+      <w:lvlText w:val=""/>
+      <w:lvlJc w:val="left"/>
+      <w:pPr>
+        <w:ind w:left="1440" w:hanging="480"/>
+      </w:pPr>
+      <w:rPr>
+        <w:rFonts w:ascii="Wingdings" w:hAnsi="Wingdings" w:hint="default"/>
+      </w:rPr>
+    </w:lvl>
+    <w:lvl w:ilvl="3" w:tplc="04090001" w:tentative="1">
+      <w:start w:val="1"/>
+      <w:numFmt w:val="bullet"/>
+      <w:lvlText w:val=""/>
+      <w:lvlJc w:val="left"/>
+      <w:pPr>
+        <w:ind w:left="1920" w:hanging="480"/>
+      </w:pPr>
+      <w:rPr>
+        <w:rFonts w:ascii="Wingdings" w:hAnsi="Wingdings" w:hint="default"/>
+      </w:rPr>
+    </w:lvl>
+    <w:lvl w:ilvl="4" w:tplc="04090003" w:tentative="1">
+      <w:start w:val="1"/>
+      <w:numFmt w:val="bullet"/>
+      <w:lvlText w:val=""/>
+      <w:lvlJc w:val="left"/>
+      <w:pPr>
+        <w:ind w:left="2400" w:hanging="480"/>
+      </w:pPr>
+      <w:rPr>
+        <w:rFonts w:ascii="Wingdings" w:hAnsi="Wingdings" w:hint="default"/>
+      </w:rPr>
+    </w:lvl>
+    <w:lvl w:ilvl="5" w:tplc="04090005" w:tentative="1">
+      <w:start w:val="1"/>
+      <w:numFmt w:val="bullet"/>
+      <w:lvlText w:val=""/>
+      <w:lvlJc w:val="left"/>
+      <w:pPr>
+        <w:ind w:left="2880" w:hanging="480"/>
+      </w:pPr>
+      <w:rPr>
+        <w:rFonts w:ascii="Wingdings" w:hAnsi="Wingdings" w:hint="default"/>
+      </w:rPr>
+    </w:lvl>
+    <w:lvl w:ilvl="6" w:tplc="04090001" w:tentative="1">
+      <w:start w:val="1"/>
+      <w:numFmt w:val="bullet"/>
+      <w:lvlText w:val=""/>
+      <w:lvlJc w:val="left"/>
+      <w:pPr>
+        <w:ind w:left="3360" w:hanging="480"/>
+      </w:pPr>
+      <w:rPr>
+        <w:rFonts w:ascii="Wingdings" w:hAnsi="Wingdings" w:hint="default"/>
+      </w:rPr>
+    </w:lvl>
+    <w:lvl w:ilvl="7" w:tplc="04090003" w:tentative="1">
+      <w:start w:val="1"/>
+      <w:numFmt w:val="bullet"/>
+      <w:lvlText w:val=""/>
+      <w:lvlJc w:val="left"/>
+      <w:pPr>
+        <w:ind w:left="3840" w:hanging="480"/>
+      </w:pPr>
+      <w:rPr>
+        <w:rFonts w:ascii="Wingdings" w:hAnsi="Wingdings" w:hint="default"/>
+      </w:rPr>
+    </w:lvl>
+    <w:lvl w:ilvl="8" w:tplc="04090005" w:tentative="1">
+      <w:start w:val="1"/>
+      <w:numFmt w:val="bullet"/>
+      <w:lvlText w:val=""/>
+      <w:lvlJc w:val="left"/>
+      <w:pPr>
+        <w:ind w:left="4320" w:hanging="480"/>
+      </w:pPr>
+      <w:rPr>
+        <w:rFonts w:ascii="Wingdings" w:hAnsi="Wingdings" w:hint="default"/>
+      </w:rPr>
+    </w:lvl>
+  </w:abstractNum>
+  <w:abstractNum w:abstractNumId="1" w15:restartNumberingAfterBreak="0">
     <w:nsid w:val="0BFF75C3"/>
     <w:multiLevelType w:val="multilevel"/>
     <w:tmpl w:val="26225124"/>
@@ -10495,7 +10684,7 @@
       </w:rPr>
     </w:lvl>
   </w:abstractNum>
-  <w:abstractNum w:abstractNumId="1" w15:restartNumberingAfterBreak="0">
+  <w:abstractNum w:abstractNumId="2" w15:restartNumberingAfterBreak="0">
     <w:nsid w:val="23C86201"/>
     <w:multiLevelType w:val="hybridMultilevel"/>
     <w:tmpl w:val="D9F2BF2A"/>
@@ -10610,7 +10799,7 @@
       </w:rPr>
     </w:lvl>
   </w:abstractNum>
-  <w:abstractNum w:abstractNumId="2" w15:restartNumberingAfterBreak="0">
+  <w:abstractNum w:abstractNumId="3" w15:restartNumberingAfterBreak="0">
     <w:nsid w:val="28877CB4"/>
     <w:multiLevelType w:val="multilevel"/>
     <w:tmpl w:val="33163BCC"/>
@@ -10731,7 +10920,7 @@
       </w:rPr>
     </w:lvl>
   </w:abstractNum>
-  <w:abstractNum w:abstractNumId="3" w15:restartNumberingAfterBreak="0">
+  <w:abstractNum w:abstractNumId="4" w15:restartNumberingAfterBreak="0">
     <w:nsid w:val="38B82D73"/>
     <w:multiLevelType w:val="multilevel"/>
     <w:tmpl w:val="26225124"/>
@@ -10850,7 +11039,7 @@
       </w:rPr>
     </w:lvl>
   </w:abstractNum>
-  <w:abstractNum w:abstractNumId="4" w15:restartNumberingAfterBreak="0">
+  <w:abstractNum w:abstractNumId="5" w15:restartNumberingAfterBreak="0">
     <w:nsid w:val="5282194E"/>
     <w:multiLevelType w:val="hybridMultilevel"/>
     <w:tmpl w:val="FB0A744C"/>
@@ -10963,10 +11152,10 @@
       </w:rPr>
     </w:lvl>
   </w:abstractNum>
-  <w:abstractNum w:abstractNumId="5" w15:restartNumberingAfterBreak="0">
+  <w:abstractNum w:abstractNumId="6" w15:restartNumberingAfterBreak="0">
     <w:nsid w:val="62A94BEB"/>
     <w:multiLevelType w:val="multilevel"/>
-    <w:tmpl w:val="DA0CBEAA"/>
+    <w:tmpl w:val="28327C30"/>
     <w:lvl w:ilvl="0">
       <w:start w:val="1"/>
       <w:numFmt w:val="decimal"/>
@@ -11087,46 +11276,49 @@
     </w:lvl>
   </w:abstractNum>
   <w:num w:numId="1" w16cid:durableId="567426511">
+    <w:abstractNumId w:val="6"/>
+  </w:num>
+  <w:num w:numId="2" w16cid:durableId="1354115221">
+    <w:abstractNumId w:val="3"/>
+  </w:num>
+  <w:num w:numId="3" w16cid:durableId="222914366">
+    <w:abstractNumId w:val="1"/>
+  </w:num>
+  <w:num w:numId="4" w16cid:durableId="499469848">
+    <w:abstractNumId w:val="4"/>
+  </w:num>
+  <w:num w:numId="5" w16cid:durableId="1810171025">
     <w:abstractNumId w:val="5"/>
   </w:num>
-  <w:num w:numId="2" w16cid:durableId="1354115221">
+  <w:num w:numId="6" w16cid:durableId="1634099974">
     <w:abstractNumId w:val="2"/>
   </w:num>
-  <w:num w:numId="3" w16cid:durableId="222914366">
-    <w:abstractNumId w:val="0"/>
-  </w:num>
-  <w:num w:numId="4" w16cid:durableId="499469848">
-    <w:abstractNumId w:val="3"/>
-  </w:num>
-  <w:num w:numId="5" w16cid:durableId="1810171025">
-    <w:abstractNumId w:val="4"/>
-  </w:num>
-  <w:num w:numId="6" w16cid:durableId="1634099974">
-    <w:abstractNumId w:val="1"/>
-  </w:num>
   <w:num w:numId="7" w16cid:durableId="1082531007">
-    <w:abstractNumId w:val="5"/>
+    <w:abstractNumId w:val="6"/>
   </w:num>
   <w:num w:numId="8" w16cid:durableId="1043091149">
-    <w:abstractNumId w:val="5"/>
+    <w:abstractNumId w:val="6"/>
   </w:num>
   <w:num w:numId="9" w16cid:durableId="1025713953">
-    <w:abstractNumId w:val="5"/>
+    <w:abstractNumId w:val="6"/>
   </w:num>
   <w:num w:numId="10" w16cid:durableId="64689681">
-    <w:abstractNumId w:val="5"/>
+    <w:abstractNumId w:val="6"/>
   </w:num>
   <w:num w:numId="11" w16cid:durableId="444616883">
-    <w:abstractNumId w:val="5"/>
+    <w:abstractNumId w:val="6"/>
   </w:num>
   <w:num w:numId="12" w16cid:durableId="767626243">
-    <w:abstractNumId w:val="5"/>
+    <w:abstractNumId w:val="6"/>
   </w:num>
   <w:num w:numId="13" w16cid:durableId="1363097436">
-    <w:abstractNumId w:val="5"/>
+    <w:abstractNumId w:val="6"/>
   </w:num>
   <w:num w:numId="14" w16cid:durableId="2138906583">
-    <w:abstractNumId w:val="5"/>
+    <w:abstractNumId w:val="6"/>
+  </w:num>
+  <w:num w:numId="15" w16cid:durableId="1693412012">
+    <w:abstractNumId w:val="0"/>
   </w:num>
 </w:numbering>
 </file>
@@ -12156,7 +12348,7 @@
     <w:basedOn w:val="a1"/>
     <w:link w:val="af8"/>
     <w:qFormat/>
-    <w:rsid w:val="00456342"/>
+    <w:rsid w:val="00FA4554"/>
     <w:pPr>
       <w:numPr>
         <w:ilvl w:val="2"/>
@@ -12165,6 +12357,7 @@
       <w:overflowPunct w:val="0"/>
       <w:snapToGrid w:val="0"/>
       <w:spacing w:line="264" w:lineRule="auto"/>
+      <w:ind w:firstLineChars="200" w:firstLine="560"/>
       <w:jc w:val="both"/>
     </w:pPr>
     <w:rPr>
@@ -12175,7 +12368,7 @@
     <w:name w:val="內容 字元"/>
     <w:basedOn w:val="a2"/>
     <w:link w:val="a0"/>
-    <w:rsid w:val="00456342"/>
+    <w:rsid w:val="00FA4554"/>
     <w:rPr>
       <w:sz w:val="28"/>
     </w:rPr>

--- a/系統文件/四技第115414組-救「舊」我的書-系統手冊_公版.docx
+++ b/系統文件/四技第115414組-救「舊」我的書-系統手冊_公版.docx
@@ -8039,10 +8039,10 @@
       </w:tblPr>
       <w:tblGrid>
         <w:gridCol w:w="2058"/>
-        <w:gridCol w:w="2023"/>
+        <w:gridCol w:w="2022"/>
         <w:gridCol w:w="943"/>
         <w:gridCol w:w="1093"/>
-        <w:gridCol w:w="2038"/>
+        <w:gridCol w:w="2039"/>
         <w:gridCol w:w="2049"/>
       </w:tblGrid>
       <w:tr>
@@ -8293,7 +8293,7 @@
               <w:ind w:left="170" w:hanging="170"/>
               <w:textAlignment w:val="center"/>
               <w:rPr>
-                <w:rFonts w:ascii="Times New Roman" w:eastAsia="標楷體" w:hAnsi="Times New Roman"/>
+                <w:rFonts w:ascii="Times New Roman" w:eastAsia="標楷體" w:hAnsi="Times New Roman" w:hint="eastAsia"/>
                 <w:sz w:val="28"/>
               </w:rPr>
             </w:pPr>
@@ -8303,35 +8303,6 @@
                 <w:sz w:val="28"/>
               </w:rPr>
               <w:t>維修巡檢</w:t>
-            </w:r>
-          </w:p>
-          <w:p>
-            <w:pPr>
-              <w:pStyle w:val="ab"/>
-              <w:numPr>
-                <w:ilvl w:val="0"/>
-                <w:numId w:val="15"/>
-              </w:numPr>
-              <w:ind w:left="170" w:hanging="170"/>
-              <w:textAlignment w:val="center"/>
-              <w:rPr>
-                <w:rFonts w:ascii="Times New Roman" w:eastAsia="標楷體" w:hAnsi="Times New Roman"/>
-                <w:sz w:val="28"/>
-              </w:rPr>
-            </w:pPr>
-            <w:r>
-              <w:rPr>
-                <w:rFonts w:ascii="Times New Roman" w:eastAsia="標楷體" w:hAnsi="Times New Roman" w:hint="eastAsia"/>
-                <w:sz w:val="28"/>
-              </w:rPr>
-              <w:t>AI</w:t>
-            </w:r>
-            <w:r>
-              <w:rPr>
-                <w:rFonts w:ascii="Times New Roman" w:eastAsia="標楷體" w:hAnsi="Times New Roman" w:hint="eastAsia"/>
-                <w:sz w:val="28"/>
-              </w:rPr>
-              <w:t>優化</w:t>
             </w:r>
           </w:p>
         </w:tc>
@@ -9196,6 +9167,12 @@
         <w:rPr>
           <w:rFonts w:hint="eastAsia"/>
         </w:rPr>
+        <w:t>系統</w:t>
+      </w:r>
+      <w:r>
+        <w:rPr>
+          <w:rFonts w:hint="eastAsia"/>
+        </w:rPr>
         <w:t>以</w:t>
       </w:r>
       <w:proofErr w:type="gramStart"/>
@@ -9235,7 +9212,37 @@
         <w:rPr>
           <w:rFonts w:hint="eastAsia"/>
         </w:rPr>
-        <w:t>進行去中心化的金流託管，結合實體智慧書櫃的存取機制，確保款項在買家成功取貨並驗證後才釋出，徹底解決交易詐騙風險與</w:t>
+        <w:t>建立自動化</w:t>
+      </w:r>
+      <w:r>
+        <w:rPr>
+          <w:rFonts w:hint="eastAsia"/>
+        </w:rPr>
+        <w:t>金流託管，結合實體智慧書櫃的存取機制，確保款項在買家成功取貨並</w:t>
+      </w:r>
+      <w:r>
+        <w:rPr>
+          <w:rFonts w:hint="eastAsia"/>
+        </w:rPr>
+        <w:t>確認訂單</w:t>
+      </w:r>
+      <w:r>
+        <w:rPr>
+          <w:rFonts w:hint="eastAsia"/>
+        </w:rPr>
+        <w:t>後才</w:t>
+      </w:r>
+      <w:r>
+        <w:rPr>
+          <w:rFonts w:hint="eastAsia"/>
+        </w:rPr>
+        <w:t>進行金流撥款處理</w:t>
+      </w:r>
+      <w:r>
+        <w:rPr>
+          <w:rFonts w:hint="eastAsia"/>
+        </w:rPr>
+        <w:t>，徹底解決交易詐騙風險與</w:t>
       </w:r>
       <w:proofErr w:type="gramStart"/>
       <w:r>

--- a/系統文件/四技第115414組-救「舊」我的書-系統手冊_公版.docx
+++ b/系統文件/四技第115414組-救「舊」我的書-系統手冊_公版.docx
@@ -5836,21 +5836,7 @@
         <w:rPr>
           <w:rFonts w:hint="eastAsia"/>
         </w:rPr>
-        <w:t>在現今校園與日常生活中，教科書和一般書籍的高昂價格，以及閱讀完畢後的閒置浪費，一直是許多人面臨的痛點。傳統的二手書交易模式往往伴隨著諸多不便，例如：書</w:t>
-      </w:r>
-      <w:proofErr w:type="gramStart"/>
-      <w:r>
-        <w:rPr>
-          <w:rFonts w:hint="eastAsia"/>
-        </w:rPr>
-        <w:t>況</w:t>
-      </w:r>
-      <w:proofErr w:type="gramEnd"/>
-      <w:r>
-        <w:rPr>
-          <w:rFonts w:hint="eastAsia"/>
-        </w:rPr>
-        <w:t>認定標準不一、面交時間難以配合，以及潛在的交易詐騙風險等問題。</w:t>
+        <w:t>在現今校園與日常生活中，教科書和一般書籍的高昂價格，以及閱讀完畢後的閒置浪費，一直是許多人面臨的痛點。傳統的二手書交易模式往往伴隨著諸多不便，例如：書況認定標準不一、面交時間難以配合，以及潛在的交易詐騙風險等問題。</w:t>
       </w:r>
     </w:p>
     <w:p>
@@ -5885,21 +5871,7 @@
         <w:rPr>
           <w:rFonts w:hint="eastAsia"/>
         </w:rPr>
-        <w:t>現代消費者日益重視交易流程的簡化。然而，現有的二手書交易管道，無論是通用型電商平台或專門銷售書籍之社群，在實際操作上仍存在諸多不便。常見的問題包括：書籍上架流程繁瑣、面交安排耗時費力、</w:t>
-      </w:r>
-      <w:proofErr w:type="gramStart"/>
-      <w:r>
-        <w:rPr>
-          <w:rFonts w:hint="eastAsia"/>
-        </w:rPr>
-        <w:t>寄貨包材</w:t>
-      </w:r>
-      <w:proofErr w:type="gramEnd"/>
-      <w:r>
-        <w:rPr>
-          <w:rFonts w:hint="eastAsia"/>
-        </w:rPr>
-        <w:t>與平台手續費成本過高，以及通用型平台商品類型過於龐雜、書籍搜尋困難等。這些繁瑣的流程大幅降低了使用者的交易意願。</w:t>
+        <w:t>現代消費者日益重視交易流程的簡化。然而，現有的二手書交易管道，無論是通用型電商平台或專門銷售書籍之社群，在實際操作上仍存在諸多不便。常見的問題包括：書籍上架流程繁瑣、面交安排耗時費力、寄貨包材與平台手續費成本過高，以及通用型平台商品類型過於龐雜、書籍搜尋困難等。這些繁瑣的流程大幅降低了使用者的交易意願。</w:t>
       </w:r>
     </w:p>
     <w:p>
@@ -5910,21 +5882,7 @@
         <w:rPr>
           <w:rFonts w:hint="eastAsia"/>
         </w:rPr>
-        <w:t>目前市面上雖已存在</w:t>
-      </w:r>
-      <w:proofErr w:type="gramStart"/>
-      <w:r>
-        <w:rPr>
-          <w:rFonts w:hint="eastAsia"/>
-        </w:rPr>
-        <w:t>多種二</w:t>
-      </w:r>
-      <w:proofErr w:type="gramEnd"/>
-      <w:r>
-        <w:rPr>
-          <w:rFonts w:hint="eastAsia"/>
-        </w:rPr>
-        <w:t>手書交易管道，但各平台均存在明顯的功能缺口，難以全面滿足使用者需求。因此，我們針對現有平台的優缺點進行了深入分析，探討使用者在現有環境下的行為偏好，並致力於思考如何簡化書籍交易流程，以降低新用戶的操作門檻。</w:t>
+        <w:t>目前市面上雖已存在多種二手書交易管道，但各平台均存在明顯的功能缺口，難以全面滿足使用者需求。因此，我們針對現有平台的優缺點進行了深入分析，探討使用者在現有環境下的行為偏好，並致力於思考如何簡化書籍交易流程，以降低新用戶的操作門檻。</w:t>
       </w:r>
     </w:p>
     <w:p>
@@ -6120,7 +6078,6 @@
                 <w:sz w:val="28"/>
               </w:rPr>
             </w:pPr>
-            <w:proofErr w:type="spellStart"/>
             <w:r>
               <w:rPr>
                 <w:rFonts w:ascii="Times New Roman" w:eastAsia="標楷體" w:hAnsi="Times New Roman" w:hint="eastAsia"/>
@@ -6128,7 +6085,6 @@
               </w:rPr>
               <w:t>SaveMyBook</w:t>
             </w:r>
-            <w:proofErr w:type="spellEnd"/>
           </w:p>
         </w:tc>
         <w:tc>
@@ -6236,7 +6192,6 @@
                 <w:sz w:val="28"/>
               </w:rPr>
             </w:pPr>
-            <w:proofErr w:type="spellStart"/>
             <w:r>
               <w:rPr>
                 <w:rFonts w:ascii="Times New Roman" w:eastAsia="標楷體" w:hAnsi="Times New Roman" w:hint="eastAsia"/>
@@ -6244,7 +6199,6 @@
               </w:rPr>
               <w:t>Dcard</w:t>
             </w:r>
-            <w:proofErr w:type="spellEnd"/>
           </w:p>
         </w:tc>
       </w:tr>
@@ -6722,23 +6676,7 @@
                 <w:rFonts w:ascii="Times New Roman" w:eastAsia="標楷體" w:hAnsi="Times New Roman" w:hint="eastAsia"/>
                 <w:sz w:val="28"/>
               </w:rPr>
-              <w:t>圖書精</w:t>
-            </w:r>
-            <w:proofErr w:type="gramStart"/>
-            <w:r>
-              <w:rPr>
-                <w:rFonts w:ascii="Times New Roman" w:eastAsia="標楷體" w:hAnsi="Times New Roman" w:hint="eastAsia"/>
-                <w:sz w:val="28"/>
-              </w:rPr>
-              <w:t>準</w:t>
-            </w:r>
-            <w:proofErr w:type="gramEnd"/>
-            <w:r>
-              <w:rPr>
-                <w:rFonts w:ascii="Times New Roman" w:eastAsia="標楷體" w:hAnsi="Times New Roman" w:hint="eastAsia"/>
-                <w:sz w:val="28"/>
-              </w:rPr>
-              <w:t>分類</w:t>
+              <w:t>圖書精準分類</w:t>
             </w:r>
           </w:p>
         </w:tc>
@@ -7467,35 +7405,13 @@
         <w:rPr>
           <w:rFonts w:hint="eastAsia"/>
         </w:rPr>
-        <w:t>掃描快速上架機制與圖書精</w:t>
-      </w:r>
-      <w:proofErr w:type="gramStart"/>
-      <w:r>
-        <w:rPr>
-          <w:rFonts w:hint="eastAsia"/>
-        </w:rPr>
-        <w:t>準</w:t>
-      </w:r>
-      <w:proofErr w:type="gramEnd"/>
-      <w:r>
-        <w:rPr>
-          <w:rFonts w:hint="eastAsia"/>
-        </w:rPr>
-        <w:t>分類，交易流程較為繁雜。旋轉拍賣雖然具備圖書精</w:t>
-      </w:r>
-      <w:proofErr w:type="gramStart"/>
-      <w:r>
-        <w:rPr>
-          <w:rFonts w:hint="eastAsia"/>
-        </w:rPr>
-        <w:t>準</w:t>
-      </w:r>
-      <w:proofErr w:type="gramEnd"/>
-      <w:r>
-        <w:rPr>
-          <w:rFonts w:hint="eastAsia"/>
-        </w:rPr>
-        <w:t>分類與即時付款等功能，但在書籍上架過程較為耗時，且未支援實體智取櫃與代幣交易模式。</w:t>
+        <w:t>掃描快速上架機制與圖書精準分類，交易流程較為繁雜。旋轉拍賣雖然具備圖書精準分類與即時付款等功能，但在書籍上架過程較為耗時，且未支援實體智取櫃與代幣交易模式。</w:t>
+      </w:r>
+      <w:r>
+        <w:rPr>
+          <w:rFonts w:hint="eastAsia"/>
+        </w:rPr>
+        <w:t>FB(</w:t>
       </w:r>
       <w:r>
         <w:rPr>
@@ -7507,77 +7423,25 @@
         <w:rPr>
           <w:rFonts w:hint="eastAsia"/>
         </w:rPr>
-        <w:t>社團雖具備即時互動性與個人化推薦，但缺乏即時付款機制，無法進行</w:t>
-      </w:r>
-      <w:proofErr w:type="gramStart"/>
-      <w:r>
-        <w:rPr>
-          <w:rFonts w:hint="eastAsia"/>
-        </w:rPr>
-        <w:t>即時線上交易</w:t>
-      </w:r>
-      <w:proofErr w:type="gramEnd"/>
-      <w:r>
-        <w:rPr>
-          <w:rFonts w:hint="eastAsia"/>
-        </w:rPr>
-        <w:t>成為</w:t>
-      </w:r>
-      <w:proofErr w:type="gramStart"/>
-      <w:r>
-        <w:rPr>
-          <w:rFonts w:hint="eastAsia"/>
-        </w:rPr>
-        <w:t>最大硬傷</w:t>
-      </w:r>
-      <w:proofErr w:type="gramEnd"/>
-      <w:r>
-        <w:rPr>
-          <w:rFonts w:hint="eastAsia"/>
-        </w:rPr>
-        <w:t>。</w:t>
-      </w:r>
-      <w:proofErr w:type="spellStart"/>
+        <w:t>)</w:t>
+      </w:r>
+      <w:r>
+        <w:rPr>
+          <w:rFonts w:hint="eastAsia"/>
+        </w:rPr>
+        <w:t>社團雖具備即時互動性與個人化推薦，但缺乏即時付款機制，無法進行即時線上交易成為最大硬傷。</w:t>
+      </w:r>
       <w:r>
         <w:rPr>
           <w:rFonts w:hint="eastAsia"/>
         </w:rPr>
         <w:t>Dcard</w:t>
       </w:r>
-      <w:proofErr w:type="spellEnd"/>
-      <w:r>
-        <w:rPr>
-          <w:rFonts w:hint="eastAsia"/>
-        </w:rPr>
-        <w:t>則受限於功能過於精簡，僅提供即時聊天功能，缺乏圖書精</w:t>
-      </w:r>
-      <w:proofErr w:type="gramStart"/>
-      <w:r>
-        <w:rPr>
-          <w:rFonts w:hint="eastAsia"/>
-        </w:rPr>
-        <w:t>準</w:t>
-      </w:r>
-      <w:proofErr w:type="gramEnd"/>
-      <w:r>
-        <w:rPr>
-          <w:rFonts w:hint="eastAsia"/>
-        </w:rPr>
-        <w:t>分類、</w:t>
-      </w:r>
-      <w:proofErr w:type="gramStart"/>
-      <w:r>
-        <w:rPr>
-          <w:rFonts w:hint="eastAsia"/>
-        </w:rPr>
-        <w:t>線上交易</w:t>
-      </w:r>
-      <w:proofErr w:type="gramEnd"/>
-      <w:r>
-        <w:rPr>
-          <w:rFonts w:hint="eastAsia"/>
-        </w:rPr>
-        <w:t>與個人化推薦等完整的輔助機制。</w:t>
+      <w:r>
+        <w:rPr>
+          <w:rFonts w:hint="eastAsia"/>
+        </w:rPr>
+        <w:t>本質上為社群論壇，儘管設有二手買賣版供使用者交流，但因非專屬之交易平台，其功能過於精簡，僅提供即時聊天，缺乏圖書精準分類、即時線上付款與個人化推薦等完整的輔助機制。</w:t>
       </w:r>
     </w:p>
     <w:p>
@@ -7601,7 +7465,19 @@
         <w:rPr>
           <w:rFonts w:hint="eastAsia"/>
         </w:rPr>
-        <w:t>本專題旨在提供更便捷的二手書籍交易體驗，以使用者角度為出發點，致力於滿足其對交易流程簡化與個人化服務之需求。具體核心目標如下：</w:t>
+        <w:t>本</w:t>
+      </w:r>
+      <w:r>
+        <w:rPr>
+          <w:rFonts w:hint="eastAsia"/>
+        </w:rPr>
+        <w:t>系統</w:t>
+      </w:r>
+      <w:r>
+        <w:rPr>
+          <w:rFonts w:hint="eastAsia"/>
+        </w:rPr>
+        <w:t>旨在提供更便捷的二手書籍交易體驗，以使用者角度為出發點，致力於滿足其對交易流程簡化與個人化服務之需求。具體核心目標如下：</w:t>
       </w:r>
     </w:p>
     <w:p>
@@ -7645,21 +7521,7 @@
         <w:rPr>
           <w:rFonts w:hint="eastAsia"/>
         </w:rPr>
-        <w:t>保障交易安全：運用</w:t>
-      </w:r>
-      <w:proofErr w:type="gramStart"/>
-      <w:r>
-        <w:rPr>
-          <w:rFonts w:hint="eastAsia"/>
-        </w:rPr>
-        <w:t>區塊鏈智慧</w:t>
-      </w:r>
-      <w:proofErr w:type="gramEnd"/>
-      <w:r>
-        <w:rPr>
-          <w:rFonts w:hint="eastAsia"/>
-        </w:rPr>
-        <w:t>合約進行代幣化金流託管，確保資金安全與交易透明，建立使用者信任基礎。</w:t>
+        <w:t>保障交易安全：運用區塊鏈智慧合約進行代幣化金流託管，確保資金安全與交易透明，建立使用者信任基礎。</w:t>
       </w:r>
     </w:p>
     <w:p>
@@ -7719,21 +7581,7 @@
         <w:rPr>
           <w:rFonts w:hint="eastAsia"/>
         </w:rPr>
-        <w:t>促進資源循環：透過平台運作，使閒置書籍得以</w:t>
-      </w:r>
-      <w:proofErr w:type="gramStart"/>
-      <w:r>
-        <w:rPr>
-          <w:rFonts w:hint="eastAsia"/>
-        </w:rPr>
-        <w:t>高效媒合流</w:t>
-      </w:r>
-      <w:proofErr w:type="gramEnd"/>
-      <w:r>
-        <w:rPr>
-          <w:rFonts w:hint="eastAsia"/>
-        </w:rPr>
-        <w:t>通，推動校園永續發展的生態目標。</w:t>
+        <w:t>促進資源循環：透過平台運作，使閒置書籍得以高效媒合流通，推動校園永續發展的生態目標。</w:t>
       </w:r>
     </w:p>
     <w:p>
@@ -7769,35 +7617,7 @@
         <w:rPr>
           <w:rFonts w:hint="eastAsia"/>
         </w:rPr>
-        <w:t>條碼掃描技術，實現二手書籍的快速上架，大幅簡化賣方的操作流程。在交易機制方面，系統導入</w:t>
-      </w:r>
-      <w:proofErr w:type="gramStart"/>
-      <w:r>
-        <w:rPr>
-          <w:rFonts w:hint="eastAsia"/>
-        </w:rPr>
-        <w:t>區塊鏈智慧</w:t>
-      </w:r>
-      <w:proofErr w:type="gramEnd"/>
-      <w:r>
-        <w:rPr>
-          <w:rFonts w:hint="eastAsia"/>
-        </w:rPr>
-        <w:t>合約技術，建構創新的代幣化交易模式，以確保買賣雙方的資金安全與交易資訊的高度透明。</w:t>
-      </w:r>
-      <w:proofErr w:type="gramStart"/>
-      <w:r>
-        <w:rPr>
-          <w:rFonts w:hint="eastAsia"/>
-        </w:rPr>
-        <w:t>此外，</w:t>
-      </w:r>
-      <w:proofErr w:type="gramEnd"/>
-      <w:r>
-        <w:rPr>
-          <w:rFonts w:hint="eastAsia"/>
-        </w:rPr>
-        <w:t>我們結合</w:t>
+        <w:t>條碼掃描技術，實現二手書籍的快速上架，大幅簡化賣方的操作流程。在交易機制方面，系統導入區塊鏈智慧合約技術，建構創新的代幣化交易模式，以確保買賣雙方的資金安全與交易資訊的高度透明。此外，我們結合</w:t>
       </w:r>
       <w:r>
         <w:rPr>
@@ -7809,21 +7629,7 @@
         <w:rPr>
           <w:rFonts w:hint="eastAsia"/>
         </w:rPr>
-        <w:t>列印</w:t>
-      </w:r>
-      <w:proofErr w:type="gramStart"/>
-      <w:r>
-        <w:rPr>
-          <w:rFonts w:hint="eastAsia"/>
-        </w:rPr>
-        <w:t>與物聯網</w:t>
-      </w:r>
-      <w:proofErr w:type="gramEnd"/>
-      <w:r>
-        <w:rPr>
-          <w:rFonts w:hint="eastAsia"/>
-        </w:rPr>
-        <w:t>（</w:t>
+        <w:t>列印與物聯網（</w:t>
       </w:r>
       <w:r>
         <w:rPr>
@@ -7847,21 +7653,7 @@
         <w:rPr>
           <w:rFonts w:hint="eastAsia"/>
         </w:rPr>
-        <w:t>小時全天候的非同步取貨服務，有效突破傳統面交的時空限制。最後，透過會員等級制度的設計，不僅能賦予使用者專屬的</w:t>
-      </w:r>
-      <w:proofErr w:type="gramStart"/>
-      <w:r>
-        <w:rPr>
-          <w:rFonts w:hint="eastAsia"/>
-        </w:rPr>
-        <w:t>尊榮感</w:t>
-      </w:r>
-      <w:proofErr w:type="gramEnd"/>
-      <w:r>
-        <w:rPr>
-          <w:rFonts w:hint="eastAsia"/>
-        </w:rPr>
-        <w:t>，更能有效提升平台黏著度。</w:t>
+        <w:t>小時全天候的非同步取貨服務，有效突破傳統面交的時空限制。最後，透過會員等級制度的設計，不僅能賦予使用者專屬的尊榮感，更能有效提升平台黏著度。</w:t>
       </w:r>
     </w:p>
     <w:p>
@@ -8139,21 +7931,12 @@
                 <w:sz w:val="28"/>
               </w:rPr>
             </w:pPr>
-            <w:proofErr w:type="gramStart"/>
             <w:r>
               <w:rPr>
                 <w:rFonts w:ascii="Times New Roman" w:eastAsia="標楷體" w:hAnsi="Times New Roman" w:hint="eastAsia"/>
                 <w:sz w:val="28"/>
               </w:rPr>
-              <w:t>區塊鏈設施</w:t>
-            </w:r>
-            <w:proofErr w:type="gramEnd"/>
-            <w:r>
-              <w:rPr>
-                <w:rFonts w:ascii="Times New Roman" w:eastAsia="標楷體" w:hAnsi="Times New Roman" w:hint="eastAsia"/>
-                <w:sz w:val="28"/>
-              </w:rPr>
-              <w:t>服務商</w:t>
+              <w:t>區塊鏈設施服務商</w:t>
             </w:r>
           </w:p>
           <w:p>
@@ -8293,7 +8076,7 @@
               <w:ind w:left="170" w:hanging="170"/>
               <w:textAlignment w:val="center"/>
               <w:rPr>
-                <w:rFonts w:ascii="Times New Roman" w:eastAsia="標楷體" w:hAnsi="Times New Roman" w:hint="eastAsia"/>
+                <w:rFonts w:ascii="Times New Roman" w:eastAsia="標楷體" w:hAnsi="Times New Roman"/>
                 <w:sz w:val="28"/>
               </w:rPr>
             </w:pPr>
@@ -8351,23 +8134,7 @@
                 <w:rFonts w:ascii="Times New Roman" w:eastAsia="標楷體" w:hAnsi="Times New Roman" w:hint="eastAsia"/>
                 <w:sz w:val="28"/>
               </w:rPr>
-              <w:t>信任保障：</w:t>
-            </w:r>
-            <w:proofErr w:type="gramStart"/>
-            <w:r>
-              <w:rPr>
-                <w:rFonts w:ascii="Times New Roman" w:eastAsia="標楷體" w:hAnsi="Times New Roman" w:hint="eastAsia"/>
-                <w:sz w:val="28"/>
-              </w:rPr>
-              <w:t>區塊鏈智慧</w:t>
-            </w:r>
-            <w:proofErr w:type="gramEnd"/>
-            <w:r>
-              <w:rPr>
-                <w:rFonts w:ascii="Times New Roman" w:eastAsia="標楷體" w:hAnsi="Times New Roman" w:hint="eastAsia"/>
-                <w:sz w:val="28"/>
-              </w:rPr>
-              <w:t>合約託管</w:t>
+              <w:t>信任保障：區塊鏈智慧合約託管</w:t>
             </w:r>
           </w:p>
           <w:p>
@@ -8775,17 +8542,8 @@
                 <w:rFonts w:ascii="Times New Roman" w:eastAsia="標楷體" w:hAnsi="Times New Roman" w:hint="eastAsia"/>
                 <w:sz w:val="28"/>
               </w:rPr>
-              <w:t>校園</w:t>
+              <w:t>校園捷運等場域</w:t>
             </w:r>
-            <w:proofErr w:type="gramStart"/>
-            <w:r>
-              <w:rPr>
-                <w:rFonts w:ascii="Times New Roman" w:eastAsia="標楷體" w:hAnsi="Times New Roman" w:hint="eastAsia"/>
-                <w:sz w:val="28"/>
-              </w:rPr>
-              <w:t>捷運等場域</w:t>
-            </w:r>
-            <w:proofErr w:type="gramEnd"/>
           </w:p>
           <w:p>
             <w:pPr>
@@ -8913,21 +8671,12 @@
                 <w:sz w:val="28"/>
               </w:rPr>
             </w:pPr>
-            <w:proofErr w:type="gramStart"/>
             <w:r>
               <w:rPr>
                 <w:rFonts w:ascii="Times New Roman" w:eastAsia="標楷體" w:hAnsi="Times New Roman" w:hint="eastAsia"/>
                 <w:sz w:val="28"/>
               </w:rPr>
-              <w:t>區塊鏈交易</w:t>
-            </w:r>
-            <w:proofErr w:type="gramEnd"/>
-            <w:r>
-              <w:rPr>
-                <w:rFonts w:ascii="Times New Roman" w:eastAsia="標楷體" w:hAnsi="Times New Roman" w:hint="eastAsia"/>
-                <w:sz w:val="28"/>
-              </w:rPr>
-              <w:t>手續費</w:t>
+              <w:t>區塊鏈交易手續費</w:t>
             </w:r>
           </w:p>
           <w:p>
@@ -9173,21 +8922,7 @@
         <w:rPr>
           <w:rFonts w:hint="eastAsia"/>
         </w:rPr>
-        <w:t>以</w:t>
-      </w:r>
-      <w:proofErr w:type="gramStart"/>
-      <w:r>
-        <w:rPr>
-          <w:rFonts w:hint="eastAsia"/>
-        </w:rPr>
-        <w:t>區塊鏈智慧</w:t>
-      </w:r>
-      <w:proofErr w:type="gramEnd"/>
-      <w:r>
-        <w:rPr>
-          <w:rFonts w:hint="eastAsia"/>
-        </w:rPr>
-        <w:t>合約託管與智慧書櫃實物驗證為核心，透過自動化流程解決傳統面交的痛點。</w:t>
+        <w:t>以區塊鏈智慧合約託管與智慧書櫃實物驗證為核心，透過自動化流程解決傳統面交的痛點。</w:t>
       </w:r>
     </w:p>
     <w:p>
@@ -9198,16 +8933,8 @@
         <w:rPr>
           <w:rFonts w:hint="eastAsia"/>
         </w:rPr>
-        <w:t>本系統透過</w:t>
-      </w:r>
-      <w:proofErr w:type="gramStart"/>
-      <w:r>
-        <w:rPr>
-          <w:rFonts w:hint="eastAsia"/>
-        </w:rPr>
-        <w:t>區塊鏈技術</w:t>
-      </w:r>
-      <w:proofErr w:type="gramEnd"/>
+        <w:t>本系統透過區塊鏈技術</w:t>
+      </w:r>
       <w:r>
         <w:rPr>
           <w:rFonts w:hint="eastAsia"/>
@@ -9242,35 +8969,7 @@
         <w:rPr>
           <w:rFonts w:hint="eastAsia"/>
         </w:rPr>
-        <w:t>，徹底解決交易詐騙風險與</w:t>
-      </w:r>
-      <w:proofErr w:type="gramStart"/>
-      <w:r>
-        <w:rPr>
-          <w:rFonts w:hint="eastAsia"/>
-        </w:rPr>
-        <w:t>個</w:t>
-      </w:r>
-      <w:proofErr w:type="gramEnd"/>
-      <w:r>
-        <w:rPr>
-          <w:rFonts w:hint="eastAsia"/>
-        </w:rPr>
-        <w:t>資外</w:t>
-      </w:r>
-      <w:proofErr w:type="gramStart"/>
-      <w:r>
-        <w:rPr>
-          <w:rFonts w:hint="eastAsia"/>
-        </w:rPr>
-        <w:t>洩</w:t>
-      </w:r>
-      <w:proofErr w:type="gramEnd"/>
-      <w:r>
-        <w:rPr>
-          <w:rFonts w:hint="eastAsia"/>
-        </w:rPr>
-        <w:t>隱憂。平台不僅提供便利的</w:t>
+        <w:t>，徹底解決交易詐騙風險與個資外洩隱憂。平台不僅提供便利的</w:t>
       </w:r>
       <w:r>
         <w:rPr>
@@ -9282,21 +8981,7 @@
         <w:rPr>
           <w:rFonts w:hint="eastAsia"/>
         </w:rPr>
-        <w:t>小時自助取件服務，更</w:t>
-      </w:r>
-      <w:proofErr w:type="gramStart"/>
-      <w:r>
-        <w:rPr>
-          <w:rFonts w:hint="eastAsia"/>
-        </w:rPr>
-        <w:t>透過物聯網</w:t>
-      </w:r>
-      <w:proofErr w:type="gramEnd"/>
-      <w:r>
-        <w:rPr>
-          <w:rFonts w:hint="eastAsia"/>
-        </w:rPr>
-        <w:t>（</w:t>
+        <w:t>小時自助取件服務，更透過物聯網（</w:t>
       </w:r>
       <w:r>
         <w:rPr>

--- a/系統文件/四技第115414組-救「舊」我的書-系統手冊_公版.docx
+++ b/系統文件/四技第115414組-救「舊」我的書-系統手冊_公版.docx
@@ -6236,7 +6236,14 @@
                 <w:rFonts w:ascii="Times New Roman" w:eastAsia="標楷體" w:hAnsi="Times New Roman" w:hint="eastAsia"/>
                 <w:sz w:val="28"/>
               </w:rPr>
-              <w:t>掃描上架</w:t>
+              <w:t>快速</w:t>
+            </w:r>
+            <w:r>
+              <w:rPr>
+                <w:rFonts w:ascii="Times New Roman" w:eastAsia="標楷體" w:hAnsi="Times New Roman" w:hint="eastAsia"/>
+                <w:sz w:val="28"/>
+              </w:rPr>
+              <w:t>上架</w:t>
             </w:r>
           </w:p>
         </w:tc>

--- a/系統文件/四技第115414組-救「舊」我的書-系統手冊_公版.docx
+++ b/系統文件/四技第115414組-救「舊」我的書-系統手冊_公版.docx
@@ -17,7 +17,25 @@
           <w:sz w:val="72"/>
           <w:szCs w:val="72"/>
         </w:rPr>
-        <w:t>國立臺北商業大學</w:t>
+        <w:t>國立</w:t>
+      </w:r>
+      <w:proofErr w:type="gramStart"/>
+      <w:r>
+        <w:rPr>
+          <w:rFonts w:ascii="Times New Roman" w:eastAsia="標楷體" w:hAnsi="Times New Roman" w:hint="eastAsia"/>
+          <w:sz w:val="72"/>
+          <w:szCs w:val="72"/>
+        </w:rPr>
+        <w:t>臺</w:t>
+      </w:r>
+      <w:proofErr w:type="gramEnd"/>
+      <w:r>
+        <w:rPr>
+          <w:rFonts w:ascii="Times New Roman" w:eastAsia="標楷體" w:hAnsi="Times New Roman" w:hint="eastAsia"/>
+          <w:sz w:val="72"/>
+          <w:szCs w:val="72"/>
+        </w:rPr>
+        <w:t>北商業大學</w:t>
       </w:r>
     </w:p>
     <w:p>
@@ -503,8 +521,20 @@
           <w:sz w:val="40"/>
           <w:szCs w:val="40"/>
         </w:rPr>
-        <w:t>連卉媗</w:t>
-      </w:r>
+        <w:t>連卉</w:t>
+      </w:r>
+      <w:proofErr w:type="gramStart"/>
+      <w:r>
+        <w:rPr>
+          <w:rFonts w:hint="eastAsia"/>
+          <w:b/>
+          <w:bCs/>
+          <w:sz w:val="40"/>
+          <w:szCs w:val="40"/>
+        </w:rPr>
+        <w:t>媗</w:t>
+      </w:r>
+      <w:proofErr w:type="gramEnd"/>
     </w:p>
     <w:p>
       <w:pPr>
@@ -5836,7 +5866,21 @@
         <w:rPr>
           <w:rFonts w:hint="eastAsia"/>
         </w:rPr>
-        <w:t>在現今校園與日常生活中，教科書和一般書籍的高昂價格，以及閱讀完畢後的閒置浪費，一直是許多人面臨的痛點。傳統的二手書交易模式往往伴隨著諸多不便，例如：書況認定標準不一、面交時間難以配合，以及潛在的交易詐騙風險等問題。</w:t>
+        <w:t>在現今校園與日常生活中，教科書和一般書籍的高昂價格，以及閱讀完畢後的閒置浪費，一直是許多人面臨的痛點。傳統的二手書交易模式往往伴隨著諸多不便，例如：書</w:t>
+      </w:r>
+      <w:proofErr w:type="gramStart"/>
+      <w:r>
+        <w:rPr>
+          <w:rFonts w:hint="eastAsia"/>
+        </w:rPr>
+        <w:t>況</w:t>
+      </w:r>
+      <w:proofErr w:type="gramEnd"/>
+      <w:r>
+        <w:rPr>
+          <w:rFonts w:hint="eastAsia"/>
+        </w:rPr>
+        <w:t>認定標準不一、面交時間難以配合，以及潛在的交易詐騙風險等問題。</w:t>
       </w:r>
     </w:p>
     <w:p>
@@ -5871,7 +5915,21 @@
         <w:rPr>
           <w:rFonts w:hint="eastAsia"/>
         </w:rPr>
-        <w:t>現代消費者日益重視交易流程的簡化。然而，現有的二手書交易管道，無論是通用型電商平台或專門銷售書籍之社群，在實際操作上仍存在諸多不便。常見的問題包括：書籍上架流程繁瑣、面交安排耗時費力、寄貨包材與平台手續費成本過高，以及通用型平台商品類型過於龐雜、書籍搜尋困難等。這些繁瑣的流程大幅降低了使用者的交易意願。</w:t>
+        <w:t>現代消費者日益重視交易流程的簡化。然而，現有的二手書交易管道，無論是通用型電商平台或專門銷售書籍之社群，在實際操作上仍存在諸多不便。常見的問題包括：書籍上架流程繁瑣、面交安排耗時費力、</w:t>
+      </w:r>
+      <w:proofErr w:type="gramStart"/>
+      <w:r>
+        <w:rPr>
+          <w:rFonts w:hint="eastAsia"/>
+        </w:rPr>
+        <w:t>寄貨包材</w:t>
+      </w:r>
+      <w:proofErr w:type="gramEnd"/>
+      <w:r>
+        <w:rPr>
+          <w:rFonts w:hint="eastAsia"/>
+        </w:rPr>
+        <w:t>與平台手續費成本過高，以及通用型平台商品類型過於龐雜、書籍搜尋困難等。這些繁瑣的流程大幅降低了使用者的交易意願。</w:t>
       </w:r>
     </w:p>
     <w:p>
@@ -5882,7 +5940,21 @@
         <w:rPr>
           <w:rFonts w:hint="eastAsia"/>
         </w:rPr>
-        <w:t>目前市面上雖已存在多種二手書交易管道，但各平台均存在明顯的功能缺口，難以全面滿足使用者需求。因此，我們針對現有平台的優缺點進行了深入分析，探討使用者在現有環境下的行為偏好，並致力於思考如何簡化書籍交易流程，以降低新用戶的操作門檻。</w:t>
+        <w:t>目前市面上雖已存在</w:t>
+      </w:r>
+      <w:proofErr w:type="gramStart"/>
+      <w:r>
+        <w:rPr>
+          <w:rFonts w:hint="eastAsia"/>
+        </w:rPr>
+        <w:t>多種二</w:t>
+      </w:r>
+      <w:proofErr w:type="gramEnd"/>
+      <w:r>
+        <w:rPr>
+          <w:rFonts w:hint="eastAsia"/>
+        </w:rPr>
+        <w:t>手書交易管道，但各平台均存在明顯的功能缺口，難以全面滿足使用者需求。因此，我們針對現有平台的優缺點進行了深入分析，探討使用者在現有環境下的行為偏好，並致力於思考如何簡化書籍交易流程，以降低新用戶的操作門檻。</w:t>
       </w:r>
     </w:p>
     <w:p>
@@ -6078,6 +6150,7 @@
                 <w:sz w:val="28"/>
               </w:rPr>
             </w:pPr>
+            <w:proofErr w:type="spellStart"/>
             <w:r>
               <w:rPr>
                 <w:rFonts w:ascii="Times New Roman" w:eastAsia="標楷體" w:hAnsi="Times New Roman" w:hint="eastAsia"/>
@@ -6085,6 +6158,7 @@
               </w:rPr>
               <w:t>SaveMyBook</w:t>
             </w:r>
+            <w:proofErr w:type="spellEnd"/>
           </w:p>
         </w:tc>
         <w:tc>
@@ -6192,6 +6266,7 @@
                 <w:sz w:val="28"/>
               </w:rPr>
             </w:pPr>
+            <w:proofErr w:type="spellStart"/>
             <w:r>
               <w:rPr>
                 <w:rFonts w:ascii="Times New Roman" w:eastAsia="標楷體" w:hAnsi="Times New Roman" w:hint="eastAsia"/>
@@ -6199,6 +6274,7 @@
               </w:rPr>
               <w:t>Dcard</w:t>
             </w:r>
+            <w:proofErr w:type="spellEnd"/>
           </w:p>
         </w:tc>
       </w:tr>
@@ -6683,7 +6759,23 @@
                 <w:rFonts w:ascii="Times New Roman" w:eastAsia="標楷體" w:hAnsi="Times New Roman" w:hint="eastAsia"/>
                 <w:sz w:val="28"/>
               </w:rPr>
-              <w:t>圖書精準分類</w:t>
+              <w:t>圖書精</w:t>
+            </w:r>
+            <w:proofErr w:type="gramStart"/>
+            <w:r>
+              <w:rPr>
+                <w:rFonts w:ascii="Times New Roman" w:eastAsia="標楷體" w:hAnsi="Times New Roman" w:hint="eastAsia"/>
+                <w:sz w:val="28"/>
+              </w:rPr>
+              <w:t>準</w:t>
+            </w:r>
+            <w:proofErr w:type="gramEnd"/>
+            <w:r>
+              <w:rPr>
+                <w:rFonts w:ascii="Times New Roman" w:eastAsia="標楷體" w:hAnsi="Times New Roman" w:hint="eastAsia"/>
+                <w:sz w:val="28"/>
+              </w:rPr>
+              <w:t>分類</w:t>
             </w:r>
           </w:p>
         </w:tc>
@@ -7412,7 +7504,35 @@
         <w:rPr>
           <w:rFonts w:hint="eastAsia"/>
         </w:rPr>
-        <w:t>掃描快速上架機制與圖書精準分類，交易流程較為繁雜。旋轉拍賣雖然具備圖書精準分類與即時付款等功能，但在書籍上架過程較為耗時，且未支援實體智取櫃與代幣交易模式。</w:t>
+        <w:t>掃描快速上架機制與圖書精</w:t>
+      </w:r>
+      <w:proofErr w:type="gramStart"/>
+      <w:r>
+        <w:rPr>
+          <w:rFonts w:hint="eastAsia"/>
+        </w:rPr>
+        <w:t>準</w:t>
+      </w:r>
+      <w:proofErr w:type="gramEnd"/>
+      <w:r>
+        <w:rPr>
+          <w:rFonts w:hint="eastAsia"/>
+        </w:rPr>
+        <w:t>分類，交易流程較為繁雜。旋轉拍賣雖然具備圖書精</w:t>
+      </w:r>
+      <w:proofErr w:type="gramStart"/>
+      <w:r>
+        <w:rPr>
+          <w:rFonts w:hint="eastAsia"/>
+        </w:rPr>
+        <w:t>準</w:t>
+      </w:r>
+      <w:proofErr w:type="gramEnd"/>
+      <w:r>
+        <w:rPr>
+          <w:rFonts w:hint="eastAsia"/>
+        </w:rPr>
+        <w:t>分類與即時付款等功能，但在書籍上架過程較為耗時，且未支援實體智取櫃與代幣交易模式。</w:t>
       </w:r>
       <w:r>
         <w:rPr>
@@ -7436,19 +7556,77 @@
         <w:rPr>
           <w:rFonts w:hint="eastAsia"/>
         </w:rPr>
-        <w:t>社團雖具備即時互動性與個人化推薦，但缺乏即時付款機制，無法進行即時線上交易成為最大硬傷。</w:t>
-      </w:r>
+        <w:t>社團雖具備即時互動性與個人化推薦，但缺乏即時付款機制，無法進行</w:t>
+      </w:r>
+      <w:proofErr w:type="gramStart"/>
+      <w:r>
+        <w:rPr>
+          <w:rFonts w:hint="eastAsia"/>
+        </w:rPr>
+        <w:t>即時線上交易</w:t>
+      </w:r>
+      <w:proofErr w:type="gramEnd"/>
+      <w:r>
+        <w:rPr>
+          <w:rFonts w:hint="eastAsia"/>
+        </w:rPr>
+        <w:t>成為</w:t>
+      </w:r>
+      <w:proofErr w:type="gramStart"/>
+      <w:r>
+        <w:rPr>
+          <w:rFonts w:hint="eastAsia"/>
+        </w:rPr>
+        <w:t>最大硬傷</w:t>
+      </w:r>
+      <w:proofErr w:type="gramEnd"/>
+      <w:r>
+        <w:rPr>
+          <w:rFonts w:hint="eastAsia"/>
+        </w:rPr>
+        <w:t>。</w:t>
+      </w:r>
+      <w:proofErr w:type="spellStart"/>
       <w:r>
         <w:rPr>
           <w:rFonts w:hint="eastAsia"/>
         </w:rPr>
         <w:t>Dcard</w:t>
       </w:r>
-      <w:r>
-        <w:rPr>
-          <w:rFonts w:hint="eastAsia"/>
-        </w:rPr>
-        <w:t>本質上為社群論壇，儘管設有二手買賣版供使用者交流，但因非專屬之交易平台，其功能過於精簡，僅提供即時聊天，缺乏圖書精準分類、即時線上付款與個人化推薦等完整的輔助機制。</w:t>
+      <w:proofErr w:type="spellEnd"/>
+      <w:r>
+        <w:rPr>
+          <w:rFonts w:hint="eastAsia"/>
+        </w:rPr>
+        <w:t>本質上為社群論壇，儘管設有二手買賣版供使用者交流，但因非專屬之交易平台，其功能過於精簡，僅提供即時聊天，缺乏圖書精</w:t>
+      </w:r>
+      <w:proofErr w:type="gramStart"/>
+      <w:r>
+        <w:rPr>
+          <w:rFonts w:hint="eastAsia"/>
+        </w:rPr>
+        <w:t>準</w:t>
+      </w:r>
+      <w:proofErr w:type="gramEnd"/>
+      <w:r>
+        <w:rPr>
+          <w:rFonts w:hint="eastAsia"/>
+        </w:rPr>
+        <w:t>分類、</w:t>
+      </w:r>
+      <w:proofErr w:type="gramStart"/>
+      <w:r>
+        <w:rPr>
+          <w:rFonts w:hint="eastAsia"/>
+        </w:rPr>
+        <w:t>即時線上付款</w:t>
+      </w:r>
+      <w:proofErr w:type="gramEnd"/>
+      <w:r>
+        <w:rPr>
+          <w:rFonts w:hint="eastAsia"/>
+        </w:rPr>
+        <w:t>與個人化推薦等完整的輔助機制。</w:t>
       </w:r>
     </w:p>
     <w:p>
@@ -7528,7 +7706,35 @@
         <w:rPr>
           <w:rFonts w:hint="eastAsia"/>
         </w:rPr>
-        <w:t>保障交易安全：運用區塊鏈智慧合約進行代幣化金流託管，確保資金安全與交易透明，建立使用者信任基礎。</w:t>
+        <w:t>保障交易安全：運用</w:t>
+      </w:r>
+      <w:proofErr w:type="gramStart"/>
+      <w:r>
+        <w:rPr>
+          <w:rFonts w:hint="eastAsia"/>
+        </w:rPr>
+        <w:t>區塊鏈智慧</w:t>
+      </w:r>
+      <w:proofErr w:type="gramEnd"/>
+      <w:r>
+        <w:rPr>
+          <w:rFonts w:hint="eastAsia"/>
+        </w:rPr>
+        <w:t>合約進行</w:t>
+      </w:r>
+      <w:proofErr w:type="gramStart"/>
+      <w:r>
+        <w:rPr>
+          <w:rFonts w:hint="eastAsia"/>
+        </w:rPr>
+        <w:t>代幣化金流</w:t>
+      </w:r>
+      <w:proofErr w:type="gramEnd"/>
+      <w:r>
+        <w:rPr>
+          <w:rFonts w:hint="eastAsia"/>
+        </w:rPr>
+        <w:t>託管，確保資金安全與交易透明，建立使用者信任基礎。</w:t>
       </w:r>
     </w:p>
     <w:p>
@@ -7588,7 +7794,21 @@
         <w:rPr>
           <w:rFonts w:hint="eastAsia"/>
         </w:rPr>
-        <w:t>促進資源循環：透過平台運作，使閒置書籍得以高效媒合流通，推動校園永續發展的生態目標。</w:t>
+        <w:t>促進資源循環：透過平台運作，使閒置書籍得以</w:t>
+      </w:r>
+      <w:proofErr w:type="gramStart"/>
+      <w:r>
+        <w:rPr>
+          <w:rFonts w:hint="eastAsia"/>
+        </w:rPr>
+        <w:t>高效媒合流</w:t>
+      </w:r>
+      <w:proofErr w:type="gramEnd"/>
+      <w:r>
+        <w:rPr>
+          <w:rFonts w:hint="eastAsia"/>
+        </w:rPr>
+        <w:t>通，推動校園永續發展的生態目標。</w:t>
       </w:r>
     </w:p>
     <w:p>
@@ -7624,7 +7844,35 @@
         <w:rPr>
           <w:rFonts w:hint="eastAsia"/>
         </w:rPr>
-        <w:t>條碼掃描技術，實現二手書籍的快速上架，大幅簡化賣方的操作流程。在交易機制方面，系統導入區塊鏈智慧合約技術，建構創新的代幣化交易模式，以確保買賣雙方的資金安全與交易資訊的高度透明。此外，我們結合</w:t>
+        <w:t>條碼掃描技術，實現二手書籍的快速上架，大幅簡化賣方的操作流程。在交易機制方面，系統導入</w:t>
+      </w:r>
+      <w:proofErr w:type="gramStart"/>
+      <w:r>
+        <w:rPr>
+          <w:rFonts w:hint="eastAsia"/>
+        </w:rPr>
+        <w:t>區塊鏈智慧</w:t>
+      </w:r>
+      <w:proofErr w:type="gramEnd"/>
+      <w:r>
+        <w:rPr>
+          <w:rFonts w:hint="eastAsia"/>
+        </w:rPr>
+        <w:t>合約技術，建構創新的代幣化交易模式，以確保買賣雙方的資金安全與交易資訊的高度透明。</w:t>
+      </w:r>
+      <w:proofErr w:type="gramStart"/>
+      <w:r>
+        <w:rPr>
+          <w:rFonts w:hint="eastAsia"/>
+        </w:rPr>
+        <w:t>此外，</w:t>
+      </w:r>
+      <w:proofErr w:type="gramEnd"/>
+      <w:r>
+        <w:rPr>
+          <w:rFonts w:hint="eastAsia"/>
+        </w:rPr>
+        <w:t>我們結合</w:t>
       </w:r>
       <w:r>
         <w:rPr>
@@ -7636,7 +7884,21 @@
         <w:rPr>
           <w:rFonts w:hint="eastAsia"/>
         </w:rPr>
-        <w:t>列印與物聯網（</w:t>
+        <w:t>列印</w:t>
+      </w:r>
+      <w:proofErr w:type="gramStart"/>
+      <w:r>
+        <w:rPr>
+          <w:rFonts w:hint="eastAsia"/>
+        </w:rPr>
+        <w:t>與物聯網</w:t>
+      </w:r>
+      <w:proofErr w:type="gramEnd"/>
+      <w:r>
+        <w:rPr>
+          <w:rFonts w:hint="eastAsia"/>
+        </w:rPr>
+        <w:t>（</w:t>
       </w:r>
       <w:r>
         <w:rPr>
@@ -7660,7 +7922,21 @@
         <w:rPr>
           <w:rFonts w:hint="eastAsia"/>
         </w:rPr>
-        <w:t>小時全天候的非同步取貨服務，有效突破傳統面交的時空限制。最後，透過會員等級制度的設計，不僅能賦予使用者專屬的尊榮感，更能有效提升平台黏著度。</w:t>
+        <w:t>小時全天候的非同步取貨服務，有效突破傳統面交的時空限制。最後，透過會員等級制度的設計，不僅能賦予使用者專屬的</w:t>
+      </w:r>
+      <w:proofErr w:type="gramStart"/>
+      <w:r>
+        <w:rPr>
+          <w:rFonts w:hint="eastAsia"/>
+        </w:rPr>
+        <w:t>尊榮感</w:t>
+      </w:r>
+      <w:proofErr w:type="gramEnd"/>
+      <w:r>
+        <w:rPr>
+          <w:rFonts w:hint="eastAsia"/>
+        </w:rPr>
+        <w:t>，更能有效提升平台黏著度。</w:t>
       </w:r>
     </w:p>
     <w:p>
@@ -7938,12 +8214,21 @@
                 <w:sz w:val="28"/>
               </w:rPr>
             </w:pPr>
+            <w:proofErr w:type="gramStart"/>
             <w:r>
               <w:rPr>
                 <w:rFonts w:ascii="Times New Roman" w:eastAsia="標楷體" w:hAnsi="Times New Roman" w:hint="eastAsia"/>
                 <w:sz w:val="28"/>
               </w:rPr>
-              <w:t>區塊鏈設施服務商</w:t>
+              <w:t>區塊鏈設施</w:t>
+            </w:r>
+            <w:proofErr w:type="gramEnd"/>
+            <w:r>
+              <w:rPr>
+                <w:rFonts w:ascii="Times New Roman" w:eastAsia="標楷體" w:hAnsi="Times New Roman" w:hint="eastAsia"/>
+                <w:sz w:val="28"/>
+              </w:rPr>
+              <w:t>服務商</w:t>
             </w:r>
           </w:p>
           <w:p>
@@ -8141,7 +8426,23 @@
                 <w:rFonts w:ascii="Times New Roman" w:eastAsia="標楷體" w:hAnsi="Times New Roman" w:hint="eastAsia"/>
                 <w:sz w:val="28"/>
               </w:rPr>
-              <w:t>信任保障：區塊鏈智慧合約託管</w:t>
+              <w:t>信任保障：</w:t>
+            </w:r>
+            <w:proofErr w:type="gramStart"/>
+            <w:r>
+              <w:rPr>
+                <w:rFonts w:ascii="Times New Roman" w:eastAsia="標楷體" w:hAnsi="Times New Roman" w:hint="eastAsia"/>
+                <w:sz w:val="28"/>
+              </w:rPr>
+              <w:t>區塊鏈智慧</w:t>
+            </w:r>
+            <w:proofErr w:type="gramEnd"/>
+            <w:r>
+              <w:rPr>
+                <w:rFonts w:ascii="Times New Roman" w:eastAsia="標楷體" w:hAnsi="Times New Roman" w:hint="eastAsia"/>
+                <w:sz w:val="28"/>
+              </w:rPr>
+              <w:t>合約託管</w:t>
             </w:r>
           </w:p>
           <w:p>
@@ -8549,8 +8850,17 @@
                 <w:rFonts w:ascii="Times New Roman" w:eastAsia="標楷體" w:hAnsi="Times New Roman" w:hint="eastAsia"/>
                 <w:sz w:val="28"/>
               </w:rPr>
-              <w:t>校園捷運等場域</w:t>
+              <w:t>校園</w:t>
             </w:r>
+            <w:proofErr w:type="gramStart"/>
+            <w:r>
+              <w:rPr>
+                <w:rFonts w:ascii="Times New Roman" w:eastAsia="標楷體" w:hAnsi="Times New Roman" w:hint="eastAsia"/>
+                <w:sz w:val="28"/>
+              </w:rPr>
+              <w:t>捷運等場域</w:t>
+            </w:r>
+            <w:proofErr w:type="gramEnd"/>
           </w:p>
           <w:p>
             <w:pPr>
@@ -8678,12 +8988,21 @@
                 <w:sz w:val="28"/>
               </w:rPr>
             </w:pPr>
+            <w:proofErr w:type="gramStart"/>
             <w:r>
               <w:rPr>
                 <w:rFonts w:ascii="Times New Roman" w:eastAsia="標楷體" w:hAnsi="Times New Roman" w:hint="eastAsia"/>
                 <w:sz w:val="28"/>
               </w:rPr>
-              <w:t>區塊鏈交易手續費</w:t>
+              <w:t>區塊鏈交易</w:t>
+            </w:r>
+            <w:proofErr w:type="gramEnd"/>
+            <w:r>
+              <w:rPr>
+                <w:rFonts w:ascii="Times New Roman" w:eastAsia="標楷體" w:hAnsi="Times New Roman" w:hint="eastAsia"/>
+                <w:sz w:val="28"/>
+              </w:rPr>
+              <w:t>手續費</w:t>
             </w:r>
           </w:p>
           <w:p>
@@ -8929,7 +9248,21 @@
         <w:rPr>
           <w:rFonts w:hint="eastAsia"/>
         </w:rPr>
-        <w:t>以區塊鏈智慧合約託管與智慧書櫃實物驗證為核心，透過自動化流程解決傳統面交的痛點。</w:t>
+        <w:t>以</w:t>
+      </w:r>
+      <w:proofErr w:type="gramStart"/>
+      <w:r>
+        <w:rPr>
+          <w:rFonts w:hint="eastAsia"/>
+        </w:rPr>
+        <w:t>區塊鏈智慧</w:t>
+      </w:r>
+      <w:proofErr w:type="gramEnd"/>
+      <w:r>
+        <w:rPr>
+          <w:rFonts w:hint="eastAsia"/>
+        </w:rPr>
+        <w:t>合約託管與智慧書櫃實物驗證為核心，透過自動化流程解決傳統面交的痛點。</w:t>
       </w:r>
     </w:p>
     <w:p>
@@ -8940,8 +9273,16 @@
         <w:rPr>
           <w:rFonts w:hint="eastAsia"/>
         </w:rPr>
-        <w:t>本系統透過區塊鏈技術</w:t>
-      </w:r>
+        <w:t>本系統透過</w:t>
+      </w:r>
+      <w:proofErr w:type="gramStart"/>
+      <w:r>
+        <w:rPr>
+          <w:rFonts w:hint="eastAsia"/>
+        </w:rPr>
+        <w:t>區塊鏈技術</w:t>
+      </w:r>
+      <w:proofErr w:type="gramEnd"/>
       <w:r>
         <w:rPr>
           <w:rFonts w:hint="eastAsia"/>
@@ -8976,7 +9317,35 @@
         <w:rPr>
           <w:rFonts w:hint="eastAsia"/>
         </w:rPr>
-        <w:t>，徹底解決交易詐騙風險與個資外洩隱憂。平台不僅提供便利的</w:t>
+        <w:t>，徹底解決交易詐騙風險與</w:t>
+      </w:r>
+      <w:proofErr w:type="gramStart"/>
+      <w:r>
+        <w:rPr>
+          <w:rFonts w:hint="eastAsia"/>
+        </w:rPr>
+        <w:t>個</w:t>
+      </w:r>
+      <w:proofErr w:type="gramEnd"/>
+      <w:r>
+        <w:rPr>
+          <w:rFonts w:hint="eastAsia"/>
+        </w:rPr>
+        <w:t>資外</w:t>
+      </w:r>
+      <w:proofErr w:type="gramStart"/>
+      <w:r>
+        <w:rPr>
+          <w:rFonts w:hint="eastAsia"/>
+        </w:rPr>
+        <w:t>洩</w:t>
+      </w:r>
+      <w:proofErr w:type="gramEnd"/>
+      <w:r>
+        <w:rPr>
+          <w:rFonts w:hint="eastAsia"/>
+        </w:rPr>
+        <w:t>隱憂。平台不僅提供便利的</w:t>
       </w:r>
       <w:r>
         <w:rPr>
@@ -8988,7 +9357,21 @@
         <w:rPr>
           <w:rFonts w:hint="eastAsia"/>
         </w:rPr>
-        <w:t>小時自助取件服務，更透過物聯網（</w:t>
+        <w:t>小時自助取件服務，更</w:t>
+      </w:r>
+      <w:proofErr w:type="gramStart"/>
+      <w:r>
+        <w:rPr>
+          <w:rFonts w:hint="eastAsia"/>
+        </w:rPr>
+        <w:t>透過物聯網</w:t>
+      </w:r>
+      <w:proofErr w:type="gramEnd"/>
+      <w:r>
+        <w:rPr>
+          <w:rFonts w:hint="eastAsia"/>
+        </w:rPr>
+        <w:t>（</w:t>
       </w:r>
       <w:r>
         <w:rPr>

--- a/系統文件/四技第115414組-救「舊」我的書-系統手冊_公版.docx
+++ b/系統文件/四技第115414組-救「舊」我的書-系統手冊_公版.docx
@@ -9901,17 +9901,6 @@
         <w:t>狀態機</w:t>
       </w:r>
       <w:bookmarkEnd w:id="32"/>
-    </w:p>
-    <w:p>
-      <w:pPr>
-        <w:pStyle w:val="a0"/>
-      </w:pPr>
-      <w:r>
-        <w:rPr>
-          <w:rFonts w:hint="eastAsia"/>
-        </w:rPr>
-        <w:t>新增內容</w:t>
-      </w:r>
     </w:p>
     <w:p>
       <w:pPr>

--- a/系統文件/四技第115414組-救「舊」我的書-系統手冊_公版.docx
+++ b/系統文件/四技第115414組-救「舊」我的書-系統手冊_公版.docx
@@ -3659,7 +3659,23 @@
             <w:rFonts w:hint="eastAsia"/>
             <w:noProof/>
           </w:rPr>
-          <w:t>狀態機</w:t>
+          <w:t>狀</w:t>
+        </w:r>
+        <w:r>
+          <w:rPr>
+            <w:rStyle w:val="afc"/>
+            <w:rFonts w:hint="eastAsia"/>
+            <w:noProof/>
+          </w:rPr>
+          <w:t>態</w:t>
+        </w:r>
+        <w:r>
+          <w:rPr>
+            <w:rStyle w:val="afc"/>
+            <w:rFonts w:hint="eastAsia"/>
+            <w:noProof/>
+          </w:rPr>
+          <w:t>機</w:t>
         </w:r>
         <w:r>
           <w:rPr>
@@ -3812,7 +3828,7 @@
             <w:noProof/>
             <w:webHidden/>
           </w:rPr>
-          <w:t>10</w:t>
+          <w:t>11</w:t>
         </w:r>
         <w:r>
           <w:rPr>
@@ -3903,7 +3919,7 @@
             <w:noProof/>
             <w:webHidden/>
           </w:rPr>
-          <w:t>10</w:t>
+          <w:t>11</w:t>
         </w:r>
         <w:r>
           <w:rPr>
@@ -4003,7 +4019,7 @@
             <w:noProof/>
             <w:webHidden/>
           </w:rPr>
-          <w:t>10</w:t>
+          <w:t>11</w:t>
         </w:r>
         <w:r>
           <w:rPr>
@@ -4115,7 +4131,7 @@
             <w:noProof/>
             <w:webHidden/>
           </w:rPr>
-          <w:t>11</w:t>
+          <w:t>12</w:t>
         </w:r>
         <w:r>
           <w:rPr>
@@ -4206,7 +4222,7 @@
             <w:noProof/>
             <w:webHidden/>
           </w:rPr>
-          <w:t>11</w:t>
+          <w:t>12</w:t>
         </w:r>
         <w:r>
           <w:rPr>
@@ -4297,7 +4313,7 @@
             <w:noProof/>
             <w:webHidden/>
           </w:rPr>
-          <w:t>11</w:t>
+          <w:t>12</w:t>
         </w:r>
         <w:r>
           <w:rPr>
@@ -4409,7 +4425,7 @@
             <w:noProof/>
             <w:webHidden/>
           </w:rPr>
-          <w:t>12</w:t>
+          <w:t>13</w:t>
         </w:r>
         <w:r>
           <w:rPr>
@@ -4500,7 +4516,7 @@
             <w:noProof/>
             <w:webHidden/>
           </w:rPr>
-          <w:t>12</w:t>
+          <w:t>13</w:t>
         </w:r>
         <w:r>
           <w:rPr>
@@ -4591,7 +4607,7 @@
             <w:noProof/>
             <w:webHidden/>
           </w:rPr>
-          <w:t>12</w:t>
+          <w:t>13</w:t>
         </w:r>
         <w:r>
           <w:rPr>
@@ -4703,7 +4719,7 @@
             <w:noProof/>
             <w:webHidden/>
           </w:rPr>
-          <w:t>13</w:t>
+          <w:t>14</w:t>
         </w:r>
         <w:r>
           <w:rPr>
@@ -4794,7 +4810,7 @@
             <w:noProof/>
             <w:webHidden/>
           </w:rPr>
-          <w:t>13</w:t>
+          <w:t>14</w:t>
         </w:r>
         <w:r>
           <w:rPr>
@@ -4885,7 +4901,7 @@
             <w:noProof/>
             <w:webHidden/>
           </w:rPr>
-          <w:t>13</w:t>
+          <w:t>14</w:t>
         </w:r>
         <w:r>
           <w:rPr>
@@ -4997,7 +5013,7 @@
             <w:noProof/>
             <w:webHidden/>
           </w:rPr>
-          <w:t>14</w:t>
+          <w:t>15</w:t>
         </w:r>
         <w:r>
           <w:rPr>
@@ -5109,7 +5125,7 @@
             <w:noProof/>
             <w:webHidden/>
           </w:rPr>
-          <w:t>15</w:t>
+          <w:t>16</w:t>
         </w:r>
         <w:r>
           <w:rPr>
@@ -5221,7 +5237,7 @@
             <w:noProof/>
             <w:webHidden/>
           </w:rPr>
-          <w:t>16</w:t>
+          <w:t>17</w:t>
         </w:r>
         <w:r>
           <w:rPr>
@@ -5317,7 +5333,7 @@
             <w:noProof/>
             <w:webHidden/>
           </w:rPr>
-          <w:t>16</w:t>
+          <w:t>17</w:t>
         </w:r>
         <w:r>
           <w:rPr>
@@ -5413,7 +5429,7 @@
             <w:noProof/>
             <w:webHidden/>
           </w:rPr>
-          <w:t>16</w:t>
+          <w:t>17</w:t>
         </w:r>
         <w:r>
           <w:rPr>
@@ -5509,7 +5525,7 @@
             <w:noProof/>
             <w:webHidden/>
           </w:rPr>
-          <w:t>16</w:t>
+          <w:t>17</w:t>
         </w:r>
         <w:r>
           <w:rPr>
@@ -5560,10 +5576,252 @@
     </w:p>
     <w:p>
       <w:pPr>
+        <w:pStyle w:val="afd"/>
+        <w:tabs>
+          <w:tab w:val="right" w:leader="dot" w:pos="10194"/>
+        </w:tabs>
+        <w:rPr>
+          <w:rFonts w:asciiTheme="minorHAnsi" w:eastAsiaTheme="minorEastAsia" w:hAnsiTheme="minorHAnsi"/>
+          <w:noProof/>
+          <w:sz w:val="24"/>
+          <w:szCs w:val="24"/>
+          <w:lang w:bidi="ar-SA"/>
+        </w:rPr>
+      </w:pPr>
+      <w:r>
+        <w:fldChar w:fldCharType="begin"/>
+      </w:r>
+      <w:r>
+        <w:instrText xml:space="preserve"> TOC \h \z \c "</w:instrText>
+      </w:r>
+      <w:r>
+        <w:instrText>圖</w:instrText>
+      </w:r>
+      <w:r>
+        <w:instrText xml:space="preserve">7-4-" </w:instrText>
+      </w:r>
+      <w:r>
+        <w:fldChar w:fldCharType="separate"/>
+      </w:r>
+      <w:hyperlink w:anchor="_Toc226559877" w:history="1">
+        <w:r>
+          <w:rPr>
+            <w:rStyle w:val="afc"/>
+            <w:rFonts w:hint="eastAsia"/>
+            <w:noProof/>
+          </w:rPr>
+          <w:t>圖</w:t>
+        </w:r>
+        <w:r>
+          <w:rPr>
+            <w:rStyle w:val="afc"/>
+            <w:noProof/>
+          </w:rPr>
+          <w:t xml:space="preserve">7-4-1 </w:t>
+        </w:r>
+        <w:r>
+          <w:rPr>
+            <w:rStyle w:val="afc"/>
+            <w:rFonts w:hint="eastAsia"/>
+            <w:noProof/>
+          </w:rPr>
+          <w:t>狀態機</w:t>
+        </w:r>
+        <w:r>
+          <w:rPr>
+            <w:rStyle w:val="afc"/>
+            <w:noProof/>
+          </w:rPr>
+          <w:t xml:space="preserve"> -</w:t>
+        </w:r>
+        <w:r>
+          <w:rPr>
+            <w:rStyle w:val="afc"/>
+            <w:noProof/>
+          </w:rPr>
+          <w:t xml:space="preserve"> </w:t>
+        </w:r>
+        <w:r>
+          <w:rPr>
+            <w:rStyle w:val="afc"/>
+            <w:rFonts w:hint="eastAsia"/>
+            <w:noProof/>
+          </w:rPr>
+          <w:t>訂單狀態</w:t>
+        </w:r>
+        <w:r>
+          <w:rPr>
+            <w:noProof/>
+            <w:webHidden/>
+          </w:rPr>
+          <w:tab/>
+        </w:r>
+        <w:r>
+          <w:rPr>
+            <w:noProof/>
+            <w:webHidden/>
+          </w:rPr>
+          <w:fldChar w:fldCharType="begin"/>
+        </w:r>
+        <w:r>
+          <w:rPr>
+            <w:noProof/>
+            <w:webHidden/>
+          </w:rPr>
+          <w:instrText xml:space="preserve"> PAGEREF _Toc226559877 \h </w:instrText>
+        </w:r>
+        <w:r>
+          <w:rPr>
+            <w:noProof/>
+            <w:webHidden/>
+          </w:rPr>
+        </w:r>
+        <w:r>
+          <w:rPr>
+            <w:noProof/>
+            <w:webHidden/>
+          </w:rPr>
+          <w:fldChar w:fldCharType="separate"/>
+        </w:r>
+        <w:r>
+          <w:rPr>
+            <w:noProof/>
+            <w:webHidden/>
+          </w:rPr>
+          <w:t>9</w:t>
+        </w:r>
+        <w:r>
+          <w:rPr>
+            <w:noProof/>
+            <w:webHidden/>
+          </w:rPr>
+          <w:fldChar w:fldCharType="end"/>
+        </w:r>
+      </w:hyperlink>
+    </w:p>
+    <w:p>
+      <w:pPr>
+        <w:pStyle w:val="afd"/>
+        <w:tabs>
+          <w:tab w:val="right" w:leader="dot" w:pos="10194"/>
+        </w:tabs>
+        <w:rPr>
+          <w:rFonts w:asciiTheme="minorHAnsi" w:eastAsiaTheme="minorEastAsia" w:hAnsiTheme="minorHAnsi"/>
+          <w:noProof/>
+          <w:sz w:val="24"/>
+          <w:szCs w:val="24"/>
+          <w:lang w:bidi="ar-SA"/>
+        </w:rPr>
+      </w:pPr>
+      <w:hyperlink w:anchor="_Toc226559878" w:history="1">
+        <w:r>
+          <w:rPr>
+            <w:rStyle w:val="afc"/>
+            <w:rFonts w:hint="eastAsia"/>
+            <w:noProof/>
+          </w:rPr>
+          <w:t>圖</w:t>
+        </w:r>
+        <w:r>
+          <w:rPr>
+            <w:rStyle w:val="afc"/>
+            <w:noProof/>
+          </w:rPr>
+          <w:t xml:space="preserve">7-4-2 </w:t>
+        </w:r>
+        <w:r>
+          <w:rPr>
+            <w:rStyle w:val="afc"/>
+            <w:rFonts w:hint="eastAsia"/>
+            <w:noProof/>
+          </w:rPr>
+          <w:t>狀態</w:t>
+        </w:r>
+        <w:r>
+          <w:rPr>
+            <w:rStyle w:val="afc"/>
+            <w:rFonts w:hint="eastAsia"/>
+            <w:noProof/>
+          </w:rPr>
+          <w:t>機</w:t>
+        </w:r>
+        <w:r>
+          <w:rPr>
+            <w:rStyle w:val="afc"/>
+            <w:noProof/>
+          </w:rPr>
+          <w:t xml:space="preserve"> - </w:t>
+        </w:r>
+        <w:r>
+          <w:rPr>
+            <w:rStyle w:val="afc"/>
+            <w:rFonts w:hint="eastAsia"/>
+            <w:noProof/>
+          </w:rPr>
+          <w:t>商品狀態</w:t>
+        </w:r>
+        <w:r>
+          <w:rPr>
+            <w:noProof/>
+            <w:webHidden/>
+          </w:rPr>
+          <w:tab/>
+        </w:r>
+        <w:r>
+          <w:rPr>
+            <w:noProof/>
+            <w:webHidden/>
+          </w:rPr>
+          <w:fldChar w:fldCharType="begin"/>
+        </w:r>
+        <w:r>
+          <w:rPr>
+            <w:noProof/>
+            <w:webHidden/>
+          </w:rPr>
+          <w:instrText xml:space="preserve"> PAGEREF _Toc226559878 \h </w:instrText>
+        </w:r>
+        <w:r>
+          <w:rPr>
+            <w:noProof/>
+            <w:webHidden/>
+          </w:rPr>
+        </w:r>
+        <w:r>
+          <w:rPr>
+            <w:noProof/>
+            <w:webHidden/>
+          </w:rPr>
+          <w:fldChar w:fldCharType="separate"/>
+        </w:r>
+        <w:r>
+          <w:rPr>
+            <w:noProof/>
+            <w:webHidden/>
+          </w:rPr>
+          <w:t>10</w:t>
+        </w:r>
+        <w:r>
+          <w:rPr>
+            <w:noProof/>
+            <w:webHidden/>
+          </w:rPr>
+          <w:fldChar w:fldCharType="end"/>
+        </w:r>
+      </w:hyperlink>
+    </w:p>
+    <w:p>
+      <w:pPr>
         <w:rPr>
           <w:sz w:val="28"/>
         </w:rPr>
       </w:pPr>
+      <w:r>
+        <w:rPr>
+          <w:sz w:val="28"/>
+        </w:rPr>
+        <w:fldChar w:fldCharType="end"/>
+      </w:r>
     </w:p>
     <w:p>
       <w:pPr>
@@ -9904,9 +10162,707 @@
     </w:p>
     <w:p>
       <w:pPr>
+        <w:rPr>
+          <w:b/>
+          <w:bCs/>
+          <w:sz w:val="32"/>
+          <w:szCs w:val="32"/>
+        </w:rPr>
+      </w:pPr>
+      <w:r>
+        <w:rPr>
+          <w:noProof/>
+        </w:rPr>
+        <mc:AlternateContent>
+          <mc:Choice Requires="wps">
+            <w:drawing>
+              <wp:anchor distT="0" distB="0" distL="114300" distR="114300" simplePos="0" relativeHeight="251661312" behindDoc="0" locked="0" layoutInCell="1" allowOverlap="1" wp14:anchorId="126E7345" wp14:editId="0BC24C92">
+                <wp:simplePos x="0" y="0"/>
+                <wp:positionH relativeFrom="column">
+                  <wp:posOffset>-113030</wp:posOffset>
+                </wp:positionH>
+                <wp:positionV relativeFrom="paragraph">
+                  <wp:posOffset>568325</wp:posOffset>
+                </wp:positionV>
+                <wp:extent cx="6482080" cy="457200"/>
+                <wp:effectExtent l="0" t="0" r="0" b="0"/>
+                <wp:wrapNone/>
+                <wp:docPr id="133416537" name="文字方塊 1"/>
+                <wp:cNvGraphicFramePr/>
+                <a:graphic xmlns:a="http://schemas.openxmlformats.org/drawingml/2006/main">
+                  <a:graphicData uri="http://schemas.microsoft.com/office/word/2010/wordprocessingShape">
+                    <wps:wsp>
+                      <wps:cNvSpPr txBox="1"/>
+                      <wps:spPr>
+                        <a:xfrm>
+                          <a:off x="0" y="0"/>
+                          <a:ext cx="6482080" cy="457200"/>
+                        </a:xfrm>
+                        <a:prstGeom prst="rect">
+                          <a:avLst/>
+                        </a:prstGeom>
+                        <a:solidFill>
+                          <a:prstClr val="white"/>
+                        </a:solidFill>
+                        <a:ln>
+                          <a:noFill/>
+                        </a:ln>
+                      </wps:spPr>
+                      <wps:txbx>
+                        <w:txbxContent>
+                          <w:p>
+                            <w:pPr>
+                              <w:pStyle w:val="afb"/>
+                              <w:rPr>
+                                <w:rFonts w:hint="eastAsia"/>
+                                <w:noProof/>
+                                <w:szCs w:val="28"/>
+                              </w:rPr>
+                            </w:pPr>
+                            <w:bookmarkStart w:id="33" w:name="_Toc226559877"/>
+                            <w:r>
+                              <w:rPr>
+                                <w:rFonts w:hint="eastAsia"/>
+                              </w:rPr>
+                              <w:t>圖</w:t>
+                            </w:r>
+                            <w:r>
+                              <w:rPr>
+                                <w:rFonts w:hint="eastAsia"/>
+                              </w:rPr>
+                              <w:t>7-4-</w:t>
+                            </w:r>
+                            <w:r>
+                              <w:fldChar w:fldCharType="begin"/>
+                            </w:r>
+                            <w:r>
+                              <w:instrText xml:space="preserve"> </w:instrText>
+                            </w:r>
+                            <w:r>
+                              <w:rPr>
+                                <w:rFonts w:hint="eastAsia"/>
+                              </w:rPr>
+                              <w:instrText xml:space="preserve">SEQ </w:instrText>
+                            </w:r>
+                            <w:r>
+                              <w:rPr>
+                                <w:rFonts w:hint="eastAsia"/>
+                              </w:rPr>
+                              <w:instrText>圖</w:instrText>
+                            </w:r>
+                            <w:r>
+                              <w:rPr>
+                                <w:rFonts w:hint="eastAsia"/>
+                              </w:rPr>
+                              <w:instrText>7-4- \* ARABIC</w:instrText>
+                            </w:r>
+                            <w:r>
+                              <w:instrText xml:space="preserve"> </w:instrText>
+                            </w:r>
+                            <w:r>
+                              <w:fldChar w:fldCharType="separate"/>
+                            </w:r>
+                            <w:r>
+                              <w:rPr>
+                                <w:noProof/>
+                              </w:rPr>
+                              <w:t>1</w:t>
+                            </w:r>
+                            <w:r>
+                              <w:fldChar w:fldCharType="end"/>
+                            </w:r>
+                            <w:r>
+                              <w:rPr>
+                                <w:rFonts w:hint="eastAsia"/>
+                              </w:rPr>
+                              <w:t xml:space="preserve"> </w:t>
+                            </w:r>
+                            <w:r>
+                              <w:rPr>
+                                <w:rFonts w:hint="eastAsia"/>
+                              </w:rPr>
+                              <w:t>狀態機</w:t>
+                            </w:r>
+                            <w:r>
+                              <w:rPr>
+                                <w:rFonts w:hint="eastAsia"/>
+                              </w:rPr>
+                              <w:t xml:space="preserve"> - </w:t>
+                            </w:r>
+                            <w:r>
+                              <w:rPr>
+                                <w:rFonts w:hint="eastAsia"/>
+                              </w:rPr>
+                              <w:t>訂單狀態</w:t>
+                            </w:r>
+                            <w:bookmarkEnd w:id="33"/>
+                          </w:p>
+                        </w:txbxContent>
+                      </wps:txbx>
+                      <wps:bodyPr rot="0" spcFirstLastPara="0" vertOverflow="overflow" horzOverflow="overflow" vert="horz" wrap="square" lIns="0" tIns="0" rIns="0" bIns="0" numCol="1" spcCol="0" rtlCol="0" fromWordArt="0" anchor="t" anchorCtr="0" forceAA="0" compatLnSpc="1">
+                        <a:prstTxWarp prst="textNoShape">
+                          <a:avLst/>
+                        </a:prstTxWarp>
+                        <a:noAutofit/>
+                      </wps:bodyPr>
+                    </wps:wsp>
+                  </a:graphicData>
+                </a:graphic>
+              </wp:anchor>
+            </w:drawing>
+          </mc:Choice>
+          <mc:Fallback>
+            <w:pict>
+              <v:shapetype w14:anchorId="126E7345" id="_x0000_t202" coordsize="21600,21600" o:spt="202" path="m,l,21600r21600,l21600,xe">
+                <v:stroke joinstyle="miter"/>
+                <v:path gradientshapeok="t" o:connecttype="rect"/>
+              </v:shapetype>
+              <v:shape id="文字方塊 1" o:spid="_x0000_s1026" type="#_x0000_t202" style="position:absolute;margin-left:-8.9pt;margin-top:44.75pt;width:510.4pt;height:36pt;z-index:251661312;visibility:visible;mso-wrap-style:square;mso-wrap-distance-left:9pt;mso-wrap-distance-top:0;mso-wrap-distance-right:9pt;mso-wrap-distance-bottom:0;mso-position-horizontal:absolute;mso-position-horizontal-relative:text;mso-position-vertical:absolute;mso-position-vertical-relative:text;v-text-anchor:top" o:gfxdata="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" stroked="f">
+                <v:textbox inset="0,0,0,0">
+                  <w:txbxContent>
+                    <w:p>
+                      <w:pPr>
+                        <w:pStyle w:val="afb"/>
+                        <w:rPr>
+                          <w:rFonts w:hint="eastAsia"/>
+                          <w:noProof/>
+                          <w:szCs w:val="28"/>
+                        </w:rPr>
+                      </w:pPr>
+                      <w:bookmarkStart w:id="34" w:name="_Toc226559877"/>
+                      <w:r>
+                        <w:rPr>
+                          <w:rFonts w:hint="eastAsia"/>
+                        </w:rPr>
+                        <w:t>圖</w:t>
+                      </w:r>
+                      <w:r>
+                        <w:rPr>
+                          <w:rFonts w:hint="eastAsia"/>
+                        </w:rPr>
+                        <w:t>7-4-</w:t>
+                      </w:r>
+                      <w:r>
+                        <w:fldChar w:fldCharType="begin"/>
+                      </w:r>
+                      <w:r>
+                        <w:instrText xml:space="preserve"> </w:instrText>
+                      </w:r>
+                      <w:r>
+                        <w:rPr>
+                          <w:rFonts w:hint="eastAsia"/>
+                        </w:rPr>
+                        <w:instrText xml:space="preserve">SEQ </w:instrText>
+                      </w:r>
+                      <w:r>
+                        <w:rPr>
+                          <w:rFonts w:hint="eastAsia"/>
+                        </w:rPr>
+                        <w:instrText>圖</w:instrText>
+                      </w:r>
+                      <w:r>
+                        <w:rPr>
+                          <w:rFonts w:hint="eastAsia"/>
+                        </w:rPr>
+                        <w:instrText>7-4- \* ARABIC</w:instrText>
+                      </w:r>
+                      <w:r>
+                        <w:instrText xml:space="preserve"> </w:instrText>
+                      </w:r>
+                      <w:r>
+                        <w:fldChar w:fldCharType="separate"/>
+                      </w:r>
+                      <w:r>
+                        <w:rPr>
+                          <w:noProof/>
+                        </w:rPr>
+                        <w:t>1</w:t>
+                      </w:r>
+                      <w:r>
+                        <w:fldChar w:fldCharType="end"/>
+                      </w:r>
+                      <w:r>
+                        <w:rPr>
+                          <w:rFonts w:hint="eastAsia"/>
+                        </w:rPr>
+                        <w:t xml:space="preserve"> </w:t>
+                      </w:r>
+                      <w:r>
+                        <w:rPr>
+                          <w:rFonts w:hint="eastAsia"/>
+                        </w:rPr>
+                        <w:t>狀態機</w:t>
+                      </w:r>
+                      <w:r>
+                        <w:rPr>
+                          <w:rFonts w:hint="eastAsia"/>
+                        </w:rPr>
+                        <w:t xml:space="preserve"> - </w:t>
+                      </w:r>
+                      <w:r>
+                        <w:rPr>
+                          <w:rFonts w:hint="eastAsia"/>
+                        </w:rPr>
+                        <w:t>訂單狀態</w:t>
+                      </w:r>
+                      <w:bookmarkEnd w:id="34"/>
+                    </w:p>
+                  </w:txbxContent>
+                </v:textbox>
+              </v:shape>
+            </w:pict>
+          </mc:Fallback>
+        </mc:AlternateContent>
+      </w:r>
+      <w:r>
+        <w:rPr>
+          <w:rFonts w:hint="eastAsia"/>
+          <w:noProof/>
+        </w:rPr>
+        <w:drawing>
+          <wp:anchor distT="0" distB="0" distL="114300" distR="114300" simplePos="0" relativeHeight="251658240" behindDoc="0" locked="0" layoutInCell="1" allowOverlap="1" wp14:anchorId="1C5D6745" wp14:editId="146E2B73">
+            <wp:simplePos x="0" y="0"/>
+            <wp:positionH relativeFrom="column">
+              <wp:posOffset>-113112</wp:posOffset>
+            </wp:positionH>
+            <wp:positionV relativeFrom="paragraph">
+              <wp:posOffset>1025791</wp:posOffset>
+            </wp:positionV>
+            <wp:extent cx="6482080" cy="4291965"/>
+            <wp:effectExtent l="0" t="0" r="0" b="0"/>
+            <wp:wrapNone/>
+            <wp:docPr id="891911610" name="圖片 1"/>
+            <wp:cNvGraphicFramePr>
+              <a:graphicFrameLocks xmlns:a="http://schemas.openxmlformats.org/drawingml/2006/main" noChangeAspect="1"/>
+            </wp:cNvGraphicFramePr>
+            <a:graphic xmlns:a="http://schemas.openxmlformats.org/drawingml/2006/main">
+              <a:graphicData uri="http://schemas.openxmlformats.org/drawingml/2006/picture">
+                <pic:pic xmlns:pic="http://schemas.openxmlformats.org/drawingml/2006/picture">
+                  <pic:nvPicPr>
+                    <pic:cNvPr id="0" name="Picture 1"/>
+                    <pic:cNvPicPr>
+                      <a:picLocks noChangeAspect="1" noChangeArrowheads="1"/>
+                    </pic:cNvPicPr>
+                  </pic:nvPicPr>
+                  <pic:blipFill>
+                    <a:blip r:embed="rId10">
+                      <a:extLst>
+                        <a:ext uri="{28A0092B-C50C-407E-A947-70E740481C1C}">
+                          <a14:useLocalDpi xmlns:a14="http://schemas.microsoft.com/office/drawing/2010/main" val="0"/>
+                        </a:ext>
+                      </a:extLst>
+                    </a:blip>
+                    <a:srcRect/>
+                    <a:stretch>
+                      <a:fillRect/>
+                    </a:stretch>
+                  </pic:blipFill>
+                  <pic:spPr bwMode="auto">
+                    <a:xfrm>
+                      <a:off x="0" y="0"/>
+                      <a:ext cx="6482080" cy="4291965"/>
+                    </a:xfrm>
+                    <a:prstGeom prst="rect">
+                      <a:avLst/>
+                    </a:prstGeom>
+                    <a:noFill/>
+                    <a:ln>
+                      <a:noFill/>
+                    </a:ln>
+                  </pic:spPr>
+                </pic:pic>
+              </a:graphicData>
+            </a:graphic>
+          </wp:anchor>
+        </w:drawing>
+      </w:r>
+      <w:r>
+        <w:br w:type="page"/>
+      </w:r>
+    </w:p>
+    <w:p>
+      <w:pPr>
+        <w:pStyle w:val="2"/>
+        <w:numPr>
+          <w:ilvl w:val="0"/>
+          <w:numId w:val="0"/>
+        </w:numPr>
+        <w:rPr>
+          <w:rFonts w:hint="eastAsia"/>
+        </w:rPr>
+      </w:pPr>
+      <w:r>
+        <w:rPr>
+          <w:noProof/>
+        </w:rPr>
+        <w:lastRenderedPageBreak/>
+        <mc:AlternateContent>
+          <mc:Choice Requires="wps">
+            <w:drawing>
+              <wp:anchor distT="0" distB="0" distL="114300" distR="114300" simplePos="0" relativeHeight="251663360" behindDoc="0" locked="0" layoutInCell="1" allowOverlap="1" wp14:anchorId="15DEE119" wp14:editId="5623D94C">
+                <wp:simplePos x="0" y="0"/>
+                <wp:positionH relativeFrom="column">
+                  <wp:posOffset>49530</wp:posOffset>
+                </wp:positionH>
+                <wp:positionV relativeFrom="paragraph">
+                  <wp:posOffset>1147445</wp:posOffset>
+                </wp:positionV>
+                <wp:extent cx="6474460" cy="457200"/>
+                <wp:effectExtent l="0" t="0" r="2540" b="0"/>
+                <wp:wrapNone/>
+                <wp:docPr id="1175621526" name="文字方塊 1"/>
+                <wp:cNvGraphicFramePr/>
+                <a:graphic xmlns:a="http://schemas.openxmlformats.org/drawingml/2006/main">
+                  <a:graphicData uri="http://schemas.microsoft.com/office/word/2010/wordprocessingShape">
+                    <wps:wsp>
+                      <wps:cNvSpPr txBox="1"/>
+                      <wps:spPr>
+                        <a:xfrm>
+                          <a:off x="0" y="0"/>
+                          <a:ext cx="6474460" cy="457200"/>
+                        </a:xfrm>
+                        <a:prstGeom prst="rect">
+                          <a:avLst/>
+                        </a:prstGeom>
+                        <a:solidFill>
+                          <a:prstClr val="white"/>
+                        </a:solidFill>
+                        <a:ln>
+                          <a:noFill/>
+                        </a:ln>
+                      </wps:spPr>
+                      <wps:txbx>
+                        <w:txbxContent>
+                          <w:p>
+                            <w:pPr>
+                              <w:pStyle w:val="afb"/>
+                              <w:rPr>
+                                <w:rFonts w:hint="eastAsia"/>
+                                <w:noProof/>
+                                <w:szCs w:val="28"/>
+                              </w:rPr>
+                            </w:pPr>
+                            <w:bookmarkStart w:id="35" w:name="_Toc226559878"/>
+                            <w:r>
+                              <w:rPr>
+                                <w:rFonts w:hint="eastAsia"/>
+                              </w:rPr>
+                              <w:t>圖</w:t>
+                            </w:r>
+                            <w:r>
+                              <w:rPr>
+                                <w:rFonts w:hint="eastAsia"/>
+                              </w:rPr>
+                              <w:t>7-4-</w:t>
+                            </w:r>
+                            <w:r>
+                              <w:fldChar w:fldCharType="begin"/>
+                            </w:r>
+                            <w:r>
+                              <w:instrText xml:space="preserve"> </w:instrText>
+                            </w:r>
+                            <w:r>
+                              <w:rPr>
+                                <w:rFonts w:hint="eastAsia"/>
+                              </w:rPr>
+                              <w:instrText xml:space="preserve">SEQ </w:instrText>
+                            </w:r>
+                            <w:r>
+                              <w:rPr>
+                                <w:rFonts w:hint="eastAsia"/>
+                              </w:rPr>
+                              <w:instrText>圖</w:instrText>
+                            </w:r>
+                            <w:r>
+                              <w:rPr>
+                                <w:rFonts w:hint="eastAsia"/>
+                              </w:rPr>
+                              <w:instrText>7-4- \* ARABIC</w:instrText>
+                            </w:r>
+                            <w:r>
+                              <w:instrText xml:space="preserve"> </w:instrText>
+                            </w:r>
+                            <w:r>
+                              <w:fldChar w:fldCharType="separate"/>
+                            </w:r>
+                            <w:r>
+                              <w:rPr>
+                                <w:noProof/>
+                              </w:rPr>
+                              <w:t>2</w:t>
+                            </w:r>
+                            <w:r>
+                              <w:fldChar w:fldCharType="end"/>
+                            </w:r>
+                            <w:r>
+                              <w:rPr>
+                                <w:rFonts w:hint="eastAsia"/>
+                              </w:rPr>
+                              <w:t xml:space="preserve"> </w:t>
+                            </w:r>
+                            <w:r>
+                              <w:rPr>
+                                <w:rFonts w:hint="eastAsia"/>
+                              </w:rPr>
+                              <w:t>狀態機</w:t>
+                            </w:r>
+                            <w:r>
+                              <w:rPr>
+                                <w:rFonts w:hint="eastAsia"/>
+                              </w:rPr>
+                              <w:t xml:space="preserve"> </w:t>
+                            </w:r>
+                            <w:r>
+                              <w:rPr>
+                                <w:rFonts w:hint="eastAsia"/>
+                              </w:rPr>
+                              <w:t>-</w:t>
+                            </w:r>
+                            <w:r>
+                              <w:rPr>
+                                <w:rFonts w:hint="eastAsia"/>
+                              </w:rPr>
+                              <w:t xml:space="preserve"> </w:t>
+                            </w:r>
+                            <w:r>
+                              <w:rPr>
+                                <w:rFonts w:hint="eastAsia"/>
+                              </w:rPr>
+                              <w:t>商品</w:t>
+                            </w:r>
+                            <w:r>
+                              <w:rPr>
+                                <w:rFonts w:hint="eastAsia"/>
+                              </w:rPr>
+                              <w:t>狀態</w:t>
+                            </w:r>
+                            <w:bookmarkEnd w:id="35"/>
+                          </w:p>
+                          <w:p>
+                            <w:pPr>
+                              <w:pStyle w:val="afb"/>
+                              <w:rPr>
+                                <w:rFonts w:asciiTheme="minorHAnsi" w:eastAsiaTheme="minorEastAsia" w:hAnsiTheme="minorHAnsi" w:hint="eastAsia"/>
+                                <w:b/>
+                                <w:bCs/>
+                                <w:noProof/>
+                                <w:sz w:val="32"/>
+                                <w:szCs w:val="32"/>
+                              </w:rPr>
+                            </w:pPr>
+                          </w:p>
+                        </w:txbxContent>
+                      </wps:txbx>
+                      <wps:bodyPr rot="0" spcFirstLastPara="0" vertOverflow="overflow" horzOverflow="overflow" vert="horz" wrap="square" lIns="0" tIns="0" rIns="0" bIns="0" numCol="1" spcCol="0" rtlCol="0" fromWordArt="0" anchor="t" anchorCtr="0" forceAA="0" compatLnSpc="1">
+                        <a:prstTxWarp prst="textNoShape">
+                          <a:avLst/>
+                        </a:prstTxWarp>
+                        <a:noAutofit/>
+                      </wps:bodyPr>
+                    </wps:wsp>
+                  </a:graphicData>
+                </a:graphic>
+              </wp:anchor>
+            </w:drawing>
+          </mc:Choice>
+          <mc:Fallback>
+            <w:pict>
+              <v:shape w14:anchorId="15DEE119" id="_x0000_s1027" type="#_x0000_t202" style="position:absolute;margin-left:3.9pt;margin-top:90.35pt;width:509.8pt;height:36pt;z-index:251663360;visibility:visible;mso-wrap-style:square;mso-wrap-distance-left:9pt;mso-wrap-distance-top:0;mso-wrap-distance-right:9pt;mso-wrap-distance-bottom:0;mso-position-horizontal:absolute;mso-position-horizontal-relative:text;mso-position-vertical:absolute;mso-position-vertical-relative:text;v-text-anchor:top" o:gfxdata="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" stroked="f">
+                <v:textbox inset="0,0,0,0">
+                  <w:txbxContent>
+                    <w:p>
+                      <w:pPr>
+                        <w:pStyle w:val="afb"/>
+                        <w:rPr>
+                          <w:rFonts w:hint="eastAsia"/>
+                          <w:noProof/>
+                          <w:szCs w:val="28"/>
+                        </w:rPr>
+                      </w:pPr>
+                      <w:bookmarkStart w:id="36" w:name="_Toc226559878"/>
+                      <w:r>
+                        <w:rPr>
+                          <w:rFonts w:hint="eastAsia"/>
+                        </w:rPr>
+                        <w:t>圖</w:t>
+                      </w:r>
+                      <w:r>
+                        <w:rPr>
+                          <w:rFonts w:hint="eastAsia"/>
+                        </w:rPr>
+                        <w:t>7-4-</w:t>
+                      </w:r>
+                      <w:r>
+                        <w:fldChar w:fldCharType="begin"/>
+                      </w:r>
+                      <w:r>
+                        <w:instrText xml:space="preserve"> </w:instrText>
+                      </w:r>
+                      <w:r>
+                        <w:rPr>
+                          <w:rFonts w:hint="eastAsia"/>
+                        </w:rPr>
+                        <w:instrText xml:space="preserve">SEQ </w:instrText>
+                      </w:r>
+                      <w:r>
+                        <w:rPr>
+                          <w:rFonts w:hint="eastAsia"/>
+                        </w:rPr>
+                        <w:instrText>圖</w:instrText>
+                      </w:r>
+                      <w:r>
+                        <w:rPr>
+                          <w:rFonts w:hint="eastAsia"/>
+                        </w:rPr>
+                        <w:instrText>7-4- \* ARABIC</w:instrText>
+                      </w:r>
+                      <w:r>
+                        <w:instrText xml:space="preserve"> </w:instrText>
+                      </w:r>
+                      <w:r>
+                        <w:fldChar w:fldCharType="separate"/>
+                      </w:r>
+                      <w:r>
+                        <w:rPr>
+                          <w:noProof/>
+                        </w:rPr>
+                        <w:t>2</w:t>
+                      </w:r>
+                      <w:r>
+                        <w:fldChar w:fldCharType="end"/>
+                      </w:r>
+                      <w:r>
+                        <w:rPr>
+                          <w:rFonts w:hint="eastAsia"/>
+                        </w:rPr>
+                        <w:t xml:space="preserve"> </w:t>
+                      </w:r>
+                      <w:r>
+                        <w:rPr>
+                          <w:rFonts w:hint="eastAsia"/>
+                        </w:rPr>
+                        <w:t>狀態機</w:t>
+                      </w:r>
+                      <w:r>
+                        <w:rPr>
+                          <w:rFonts w:hint="eastAsia"/>
+                        </w:rPr>
+                        <w:t xml:space="preserve"> </w:t>
+                      </w:r>
+                      <w:r>
+                        <w:rPr>
+                          <w:rFonts w:hint="eastAsia"/>
+                        </w:rPr>
+                        <w:t>-</w:t>
+                      </w:r>
+                      <w:r>
+                        <w:rPr>
+                          <w:rFonts w:hint="eastAsia"/>
+                        </w:rPr>
+                        <w:t xml:space="preserve"> </w:t>
+                      </w:r>
+                      <w:r>
+                        <w:rPr>
+                          <w:rFonts w:hint="eastAsia"/>
+                        </w:rPr>
+                        <w:t>商品</w:t>
+                      </w:r>
+                      <w:r>
+                        <w:rPr>
+                          <w:rFonts w:hint="eastAsia"/>
+                        </w:rPr>
+                        <w:t>狀態</w:t>
+                      </w:r>
+                      <w:bookmarkEnd w:id="36"/>
+                    </w:p>
+                    <w:p>
+                      <w:pPr>
+                        <w:pStyle w:val="afb"/>
+                        <w:rPr>
+                          <w:rFonts w:asciiTheme="minorHAnsi" w:eastAsiaTheme="minorEastAsia" w:hAnsiTheme="minorHAnsi" w:hint="eastAsia"/>
+                          <w:b/>
+                          <w:bCs/>
+                          <w:noProof/>
+                          <w:sz w:val="32"/>
+                          <w:szCs w:val="32"/>
+                        </w:rPr>
+                      </w:pPr>
+                    </w:p>
+                  </w:txbxContent>
+                </v:textbox>
+              </v:shape>
+            </w:pict>
+          </mc:Fallback>
+        </mc:AlternateContent>
+      </w:r>
+      <w:r>
+        <w:rPr>
+          <w:rFonts w:hint="eastAsia"/>
+          <w:noProof/>
+        </w:rPr>
+        <w:drawing>
+          <wp:anchor distT="0" distB="0" distL="114300" distR="114300" simplePos="0" relativeHeight="251659264" behindDoc="0" locked="0" layoutInCell="1" allowOverlap="1" wp14:anchorId="2078F2E3" wp14:editId="3A39D565">
+            <wp:simplePos x="0" y="0"/>
+            <wp:positionH relativeFrom="column">
+              <wp:posOffset>49715</wp:posOffset>
+            </wp:positionH>
+            <wp:positionV relativeFrom="paragraph">
+              <wp:posOffset>1604953</wp:posOffset>
+            </wp:positionV>
+            <wp:extent cx="6474460" cy="5796280"/>
+            <wp:effectExtent l="0" t="0" r="2540" b="0"/>
+            <wp:wrapNone/>
+            <wp:docPr id="1038214890" name="圖片 2"/>
+            <wp:cNvGraphicFramePr>
+              <a:graphicFrameLocks xmlns:a="http://schemas.openxmlformats.org/drawingml/2006/main" noChangeAspect="1"/>
+            </wp:cNvGraphicFramePr>
+            <a:graphic xmlns:a="http://schemas.openxmlformats.org/drawingml/2006/main">
+              <a:graphicData uri="http://schemas.openxmlformats.org/drawingml/2006/picture">
+                <pic:pic xmlns:pic="http://schemas.openxmlformats.org/drawingml/2006/picture">
+                  <pic:nvPicPr>
+                    <pic:cNvPr id="0" name="Picture 2"/>
+                    <pic:cNvPicPr>
+                      <a:picLocks noChangeAspect="1" noChangeArrowheads="1"/>
+                    </pic:cNvPicPr>
+                  </pic:nvPicPr>
+                  <pic:blipFill>
+                    <a:blip r:embed="rId11">
+                      <a:extLst>
+                        <a:ext uri="{28A0092B-C50C-407E-A947-70E740481C1C}">
+                          <a14:useLocalDpi xmlns:a14="http://schemas.microsoft.com/office/drawing/2010/main" val="0"/>
+                        </a:ext>
+                      </a:extLst>
+                    </a:blip>
+                    <a:srcRect/>
+                    <a:stretch>
+                      <a:fillRect/>
+                    </a:stretch>
+                  </pic:blipFill>
+                  <pic:spPr bwMode="auto">
+                    <a:xfrm>
+                      <a:off x="0" y="0"/>
+                      <a:ext cx="6474460" cy="5796280"/>
+                    </a:xfrm>
+                    <a:prstGeom prst="rect">
+                      <a:avLst/>
+                    </a:prstGeom>
+                    <a:noFill/>
+                    <a:ln>
+                      <a:noFill/>
+                    </a:ln>
+                  </pic:spPr>
+                </pic:pic>
+              </a:graphicData>
+            </a:graphic>
+          </wp:anchor>
+        </w:drawing>
+      </w:r>
+    </w:p>
+    <w:p>
+      <w:pPr>
         <w:pStyle w:val="1"/>
       </w:pPr>
-      <w:bookmarkStart w:id="33" w:name="_Toc225891493"/>
+      <w:bookmarkStart w:id="37" w:name="_Toc225891493"/>
       <w:r>
         <w:rPr>
           <w:rFonts w:hint="eastAsia"/>
@@ -9914,20 +10870,20 @@
         <w:lastRenderedPageBreak/>
         <w:t>資料庫設計</w:t>
       </w:r>
-      <w:bookmarkEnd w:id="33"/>
+      <w:bookmarkEnd w:id="37"/>
     </w:p>
     <w:p>
       <w:pPr>
         <w:pStyle w:val="2"/>
       </w:pPr>
-      <w:bookmarkStart w:id="34" w:name="_Toc225891494"/>
+      <w:bookmarkStart w:id="38" w:name="_Toc225891494"/>
       <w:r>
         <w:rPr>
           <w:rFonts w:hint="eastAsia"/>
         </w:rPr>
         <w:t>資料庫關聯表</w:t>
       </w:r>
-      <w:bookmarkEnd w:id="34"/>
+      <w:bookmarkEnd w:id="38"/>
     </w:p>
     <w:p>
       <w:pPr>
@@ -9947,7 +10903,7 @@
           <w:lang w:val="pt-PT"/>
         </w:rPr>
       </w:pPr>
-      <w:bookmarkStart w:id="35" w:name="_Toc225891495"/>
+      <w:bookmarkStart w:id="39" w:name="_Toc225891495"/>
       <w:r>
         <w:rPr>
           <w:rFonts w:hint="eastAsia"/>
@@ -9961,7 +10917,7 @@
         </w:rPr>
         <w:t>Meta data</w:t>
       </w:r>
-      <w:bookmarkEnd w:id="35"/>
+      <w:bookmarkEnd w:id="39"/>
     </w:p>
     <w:p>
       <w:pPr>
@@ -9978,7 +10934,7 @@
       <w:pPr>
         <w:pStyle w:val="1"/>
       </w:pPr>
-      <w:bookmarkStart w:id="36" w:name="_Toc225891496"/>
+      <w:bookmarkStart w:id="40" w:name="_Toc225891496"/>
       <w:r>
         <w:rPr>
           <w:rFonts w:hint="eastAsia"/>
@@ -9986,20 +10942,20 @@
         <w:lastRenderedPageBreak/>
         <w:t>程式</w:t>
       </w:r>
-      <w:bookmarkEnd w:id="36"/>
+      <w:bookmarkEnd w:id="40"/>
     </w:p>
     <w:p>
       <w:pPr>
         <w:pStyle w:val="2"/>
       </w:pPr>
-      <w:bookmarkStart w:id="37" w:name="_Toc225891497"/>
+      <w:bookmarkStart w:id="41" w:name="_Toc225891497"/>
       <w:r>
         <w:rPr>
           <w:rFonts w:hint="eastAsia"/>
         </w:rPr>
         <w:t>元件清單及其規格描述</w:t>
       </w:r>
-      <w:bookmarkEnd w:id="37"/>
+      <w:bookmarkEnd w:id="41"/>
     </w:p>
     <w:p>
       <w:pPr>
@@ -10016,14 +10972,14 @@
       <w:pPr>
         <w:pStyle w:val="2"/>
       </w:pPr>
-      <w:bookmarkStart w:id="38" w:name="_Toc225891498"/>
+      <w:bookmarkStart w:id="42" w:name="_Toc225891498"/>
       <w:r>
         <w:rPr>
           <w:rFonts w:hint="eastAsia"/>
         </w:rPr>
         <w:t>其他附屬之各種元件</w:t>
       </w:r>
-      <w:bookmarkEnd w:id="38"/>
+      <w:bookmarkEnd w:id="42"/>
     </w:p>
     <w:p>
       <w:pPr>
@@ -10040,7 +10996,7 @@
       <w:pPr>
         <w:pStyle w:val="1"/>
       </w:pPr>
-      <w:bookmarkStart w:id="39" w:name="_Toc225891499"/>
+      <w:bookmarkStart w:id="43" w:name="_Toc225891499"/>
       <w:r>
         <w:rPr>
           <w:rFonts w:hint="eastAsia"/>
@@ -10048,7 +11004,7 @@
         <w:lastRenderedPageBreak/>
         <w:t>測試模型</w:t>
       </w:r>
-      <w:bookmarkEnd w:id="39"/>
+      <w:bookmarkEnd w:id="43"/>
     </w:p>
     <w:p>
       <w:pPr>
@@ -10058,14 +11014,14 @@
           <w:tab w:val="left" w:pos="723"/>
         </w:tabs>
       </w:pPr>
-      <w:bookmarkStart w:id="40" w:name="_Toc225891500"/>
+      <w:bookmarkStart w:id="44" w:name="_Toc225891500"/>
       <w:r>
         <w:rPr>
           <w:rFonts w:hint="eastAsia"/>
         </w:rPr>
         <w:t>測試計畫</w:t>
       </w:r>
-      <w:bookmarkEnd w:id="40"/>
+      <w:bookmarkEnd w:id="44"/>
     </w:p>
     <w:p>
       <w:pPr>
@@ -10086,14 +11042,14 @@
           <w:tab w:val="left" w:pos="723"/>
         </w:tabs>
       </w:pPr>
-      <w:bookmarkStart w:id="41" w:name="_Toc225891501"/>
+      <w:bookmarkStart w:id="45" w:name="_Toc225891501"/>
       <w:r>
         <w:rPr>
           <w:rFonts w:hint="eastAsia"/>
         </w:rPr>
         <w:t>測試個案與測試結果資料</w:t>
       </w:r>
-      <w:bookmarkEnd w:id="41"/>
+      <w:bookmarkEnd w:id="45"/>
     </w:p>
     <w:p>
       <w:pPr>
@@ -10110,7 +11066,7 @@
       <w:pPr>
         <w:pStyle w:val="1"/>
       </w:pPr>
-      <w:bookmarkStart w:id="42" w:name="_Toc225891502"/>
+      <w:bookmarkStart w:id="46" w:name="_Toc225891502"/>
       <w:r>
         <w:rPr>
           <w:rFonts w:hint="eastAsia"/>
@@ -10118,7 +11074,7 @@
         <w:lastRenderedPageBreak/>
         <w:t>操作手冊</w:t>
       </w:r>
-      <w:bookmarkEnd w:id="42"/>
+      <w:bookmarkEnd w:id="46"/>
     </w:p>
     <w:p>
       <w:pPr>
@@ -10128,14 +11084,14 @@
           <w:tab w:val="left" w:pos="723"/>
         </w:tabs>
       </w:pPr>
-      <w:bookmarkStart w:id="43" w:name="_Toc225891503"/>
+      <w:bookmarkStart w:id="47" w:name="_Toc225891503"/>
       <w:r>
         <w:rPr>
           <w:rFonts w:hint="eastAsia"/>
         </w:rPr>
         <w:t>系統元件</w:t>
       </w:r>
-      <w:bookmarkEnd w:id="43"/>
+      <w:bookmarkEnd w:id="47"/>
     </w:p>
     <w:p>
       <w:pPr>
@@ -10156,14 +11112,14 @@
           <w:tab w:val="left" w:pos="723"/>
         </w:tabs>
       </w:pPr>
-      <w:bookmarkStart w:id="44" w:name="_Toc225891504"/>
+      <w:bookmarkStart w:id="48" w:name="_Toc225891504"/>
       <w:r>
         <w:rPr>
           <w:rFonts w:hint="eastAsia"/>
         </w:rPr>
         <w:t>系統下載及安裝</w:t>
       </w:r>
-      <w:bookmarkEnd w:id="44"/>
+      <w:bookmarkEnd w:id="48"/>
     </w:p>
     <w:p>
       <w:pPr>
@@ -10180,7 +11136,7 @@
       <w:pPr>
         <w:pStyle w:val="1"/>
       </w:pPr>
-      <w:bookmarkStart w:id="45" w:name="_Toc225891505"/>
+      <w:bookmarkStart w:id="49" w:name="_Toc225891505"/>
       <w:r>
         <w:rPr>
           <w:rFonts w:hint="eastAsia"/>
@@ -10188,7 +11144,7 @@
         <w:lastRenderedPageBreak/>
         <w:t>使用手冊</w:t>
       </w:r>
-      <w:bookmarkEnd w:id="45"/>
+      <w:bookmarkEnd w:id="49"/>
     </w:p>
     <w:p>
       <w:pPr>
@@ -10205,7 +11161,7 @@
       <w:pPr>
         <w:pStyle w:val="1"/>
       </w:pPr>
-      <w:bookmarkStart w:id="46" w:name="_Toc225891506"/>
+      <w:bookmarkStart w:id="50" w:name="_Toc225891506"/>
       <w:r>
         <w:rPr>
           <w:rFonts w:hint="eastAsia"/>
@@ -10213,7 +11169,7 @@
         <w:lastRenderedPageBreak/>
         <w:t>感想</w:t>
       </w:r>
-      <w:bookmarkEnd w:id="46"/>
+      <w:bookmarkEnd w:id="50"/>
     </w:p>
     <w:p>
       <w:pPr>
@@ -10230,7 +11186,7 @@
       <w:pPr>
         <w:pStyle w:val="1"/>
       </w:pPr>
-      <w:bookmarkStart w:id="47" w:name="_Toc225891507"/>
+      <w:bookmarkStart w:id="51" w:name="_Toc225891507"/>
       <w:r>
         <w:rPr>
           <w:rFonts w:hint="eastAsia"/>
@@ -10238,7 +11194,7 @@
         <w:lastRenderedPageBreak/>
         <w:t>參考資料</w:t>
       </w:r>
-      <w:bookmarkEnd w:id="47"/>
+      <w:bookmarkEnd w:id="51"/>
     </w:p>
     <w:p>
       <w:pPr>
@@ -10285,11 +11241,11 @@
       <w:pPr>
         <w:pStyle w:val="a"/>
       </w:pPr>
-      <w:bookmarkStart w:id="48" w:name="_Toc225891508"/>
+      <w:bookmarkStart w:id="52" w:name="_Toc225891508"/>
       <w:r>
         <w:t>會議紀錄</w:t>
       </w:r>
-      <w:bookmarkEnd w:id="48"/>
+      <w:bookmarkEnd w:id="52"/>
     </w:p>
     <w:p>
       <w:pPr>
@@ -10306,14 +11262,14 @@
       <w:pPr>
         <w:pStyle w:val="a"/>
       </w:pPr>
-      <w:bookmarkStart w:id="49" w:name="_Toc225891509"/>
+      <w:bookmarkStart w:id="53" w:name="_Toc225891509"/>
       <w:r>
         <w:rPr>
           <w:rFonts w:hint="eastAsia"/>
         </w:rPr>
         <w:t>問卷題目</w:t>
       </w:r>
-      <w:bookmarkEnd w:id="49"/>
+      <w:bookmarkEnd w:id="53"/>
     </w:p>
     <w:p>
       <w:pPr>
@@ -10330,14 +11286,14 @@
       <w:pPr>
         <w:pStyle w:val="a"/>
       </w:pPr>
-      <w:bookmarkStart w:id="50" w:name="_Toc225891510"/>
+      <w:bookmarkStart w:id="54" w:name="_Toc225891510"/>
       <w:r>
         <w:rPr>
           <w:rFonts w:hint="eastAsia"/>
         </w:rPr>
         <w:t>評審問題回覆</w:t>
       </w:r>
-      <w:bookmarkEnd w:id="50"/>
+      <w:bookmarkEnd w:id="54"/>
     </w:p>
     <w:p>
       <w:pPr>
@@ -10379,7 +11335,7 @@
       </w:pPr>
     </w:p>
     <w:sectPr>
-      <w:footerReference w:type="default" r:id="rId10"/>
+      <w:footerReference w:type="default" r:id="rId12"/>
       <w:pgSz w:w="11906" w:h="16838" w:code="9"/>
       <w:pgMar w:top="851" w:right="851" w:bottom="851" w:left="851" w:header="567" w:footer="567" w:gutter="0"/>
       <w:pgNumType w:start="1"/>

--- a/系統文件/四技第115414組-救「舊」我的書-系統手冊_公版.docx
+++ b/系統文件/四技第115414組-救「舊」我的書-系統手冊_公版.docx
@@ -1571,7 +1571,7 @@
             <w:noProof/>
             <w:webHidden/>
           </w:rPr>
-          <w:t>3</w:t>
+          <w:t>4</w:t>
         </w:r>
         <w:r>
           <w:rPr>
@@ -1781,7 +1781,7 @@
             <w:noProof/>
             <w:webHidden/>
           </w:rPr>
-          <w:t>5</w:t>
+          <w:t>8</w:t>
         </w:r>
         <w:r>
           <w:rPr>
@@ -1872,7 +1872,7 @@
             <w:noProof/>
             <w:webHidden/>
           </w:rPr>
-          <w:t>5</w:t>
+          <w:t>8</w:t>
         </w:r>
         <w:r>
           <w:rPr>
@@ -1963,7 +1963,7 @@
             <w:noProof/>
             <w:webHidden/>
           </w:rPr>
-          <w:t>5</w:t>
+          <w:t>8</w:t>
         </w:r>
         <w:r>
           <w:rPr>
@@ -2054,7 +2054,7 @@
             <w:noProof/>
             <w:webHidden/>
           </w:rPr>
-          <w:t>5</w:t>
+          <w:t>8</w:t>
         </w:r>
         <w:r>
           <w:rPr>
@@ -2166,7 +2166,7 @@
             <w:noProof/>
             <w:webHidden/>
           </w:rPr>
-          <w:t>6</w:t>
+          <w:t>9</w:t>
         </w:r>
         <w:r>
           <w:rPr>
@@ -2257,7 +2257,7 @@
             <w:noProof/>
             <w:webHidden/>
           </w:rPr>
-          <w:t>6</w:t>
+          <w:t>9</w:t>
         </w:r>
         <w:r>
           <w:rPr>
@@ -2348,7 +2348,7 @@
             <w:noProof/>
             <w:webHidden/>
           </w:rPr>
-          <w:t>6</w:t>
+          <w:t>9</w:t>
         </w:r>
         <w:r>
           <w:rPr>
@@ -2454,7 +2454,7 @@
             <w:noProof/>
             <w:webHidden/>
           </w:rPr>
-          <w:t>6</w:t>
+          <w:t>9</w:t>
         </w:r>
         <w:r>
           <w:rPr>
@@ -2566,7 +2566,7 @@
             <w:noProof/>
             <w:webHidden/>
           </w:rPr>
-          <w:t>7</w:t>
+          <w:t>10</w:t>
         </w:r>
         <w:r>
           <w:rPr>
@@ -2657,7 +2657,7 @@
             <w:noProof/>
             <w:webHidden/>
           </w:rPr>
-          <w:t>7</w:t>
+          <w:t>10</w:t>
         </w:r>
         <w:r>
           <w:rPr>
@@ -2748,7 +2748,7 @@
             <w:noProof/>
             <w:webHidden/>
           </w:rPr>
-          <w:t>7</w:t>
+          <w:t>10</w:t>
         </w:r>
         <w:r>
           <w:rPr>
@@ -2839,7 +2839,7 @@
             <w:noProof/>
             <w:webHidden/>
           </w:rPr>
-          <w:t>7</w:t>
+          <w:t>10</w:t>
         </w:r>
         <w:r>
           <w:rPr>
@@ -2930,7 +2930,7 @@
             <w:noProof/>
             <w:webHidden/>
           </w:rPr>
-          <w:t>7</w:t>
+          <w:t>10</w:t>
         </w:r>
         <w:r>
           <w:rPr>
@@ -3042,7 +3042,7 @@
             <w:noProof/>
             <w:webHidden/>
           </w:rPr>
-          <w:t>8</w:t>
+          <w:t>11</w:t>
         </w:r>
         <w:r>
           <w:rPr>
@@ -3133,7 +3133,7 @@
             <w:noProof/>
             <w:webHidden/>
           </w:rPr>
-          <w:t>8</w:t>
+          <w:t>11</w:t>
         </w:r>
         <w:r>
           <w:rPr>
@@ -3224,7 +3224,7 @@
             <w:noProof/>
             <w:webHidden/>
           </w:rPr>
-          <w:t>8</w:t>
+          <w:t>11</w:t>
         </w:r>
         <w:r>
           <w:rPr>
@@ -3336,7 +3336,7 @@
             <w:noProof/>
             <w:webHidden/>
           </w:rPr>
-          <w:t>9</w:t>
+          <w:t>12</w:t>
         </w:r>
         <w:r>
           <w:rPr>
@@ -3427,7 +3427,7 @@
             <w:noProof/>
             <w:webHidden/>
           </w:rPr>
-          <w:t>9</w:t>
+          <w:t>12</w:t>
         </w:r>
         <w:r>
           <w:rPr>
@@ -3518,7 +3518,7 @@
             <w:noProof/>
             <w:webHidden/>
           </w:rPr>
-          <w:t>9</w:t>
+          <w:t>12</w:t>
         </w:r>
         <w:r>
           <w:rPr>
@@ -3609,7 +3609,7 @@
             <w:noProof/>
             <w:webHidden/>
           </w:rPr>
-          <w:t>9</w:t>
+          <w:t>12</w:t>
         </w:r>
         <w:r>
           <w:rPr>
@@ -3659,23 +3659,7 @@
             <w:rFonts w:hint="eastAsia"/>
             <w:noProof/>
           </w:rPr>
-          <w:t>狀</w:t>
-        </w:r>
-        <w:r>
-          <w:rPr>
-            <w:rStyle w:val="afc"/>
-            <w:rFonts w:hint="eastAsia"/>
-            <w:noProof/>
-          </w:rPr>
-          <w:t>態</w:t>
-        </w:r>
-        <w:r>
-          <w:rPr>
-            <w:rStyle w:val="afc"/>
-            <w:rFonts w:hint="eastAsia"/>
-            <w:noProof/>
-          </w:rPr>
-          <w:t>機</w:t>
+          <w:t>狀態機</w:t>
         </w:r>
         <w:r>
           <w:rPr>
@@ -3716,7 +3700,7 @@
             <w:noProof/>
             <w:webHidden/>
           </w:rPr>
-          <w:t>9</w:t>
+          <w:t>12</w:t>
         </w:r>
         <w:r>
           <w:rPr>
@@ -3828,7 +3812,7 @@
             <w:noProof/>
             <w:webHidden/>
           </w:rPr>
-          <w:t>11</w:t>
+          <w:t>14</w:t>
         </w:r>
         <w:r>
           <w:rPr>
@@ -3919,7 +3903,7 @@
             <w:noProof/>
             <w:webHidden/>
           </w:rPr>
-          <w:t>11</w:t>
+          <w:t>14</w:t>
         </w:r>
         <w:r>
           <w:rPr>
@@ -4019,7 +4003,7 @@
             <w:noProof/>
             <w:webHidden/>
           </w:rPr>
-          <w:t>11</w:t>
+          <w:t>14</w:t>
         </w:r>
         <w:r>
           <w:rPr>
@@ -4131,7 +4115,7 @@
             <w:noProof/>
             <w:webHidden/>
           </w:rPr>
-          <w:t>12</w:t>
+          <w:t>15</w:t>
         </w:r>
         <w:r>
           <w:rPr>
@@ -4222,7 +4206,7 @@
             <w:noProof/>
             <w:webHidden/>
           </w:rPr>
-          <w:t>12</w:t>
+          <w:t>15</w:t>
         </w:r>
         <w:r>
           <w:rPr>
@@ -4313,7 +4297,7 @@
             <w:noProof/>
             <w:webHidden/>
           </w:rPr>
-          <w:t>12</w:t>
+          <w:t>15</w:t>
         </w:r>
         <w:r>
           <w:rPr>
@@ -4425,7 +4409,7 @@
             <w:noProof/>
             <w:webHidden/>
           </w:rPr>
-          <w:t>13</w:t>
+          <w:t>16</w:t>
         </w:r>
         <w:r>
           <w:rPr>
@@ -4516,7 +4500,7 @@
             <w:noProof/>
             <w:webHidden/>
           </w:rPr>
-          <w:t>13</w:t>
+          <w:t>16</w:t>
         </w:r>
         <w:r>
           <w:rPr>
@@ -4607,7 +4591,7 @@
             <w:noProof/>
             <w:webHidden/>
           </w:rPr>
-          <w:t>13</w:t>
+          <w:t>16</w:t>
         </w:r>
         <w:r>
           <w:rPr>
@@ -4719,7 +4703,7 @@
             <w:noProof/>
             <w:webHidden/>
           </w:rPr>
-          <w:t>14</w:t>
+          <w:t>17</w:t>
         </w:r>
         <w:r>
           <w:rPr>
@@ -4810,7 +4794,7 @@
             <w:noProof/>
             <w:webHidden/>
           </w:rPr>
-          <w:t>14</w:t>
+          <w:t>17</w:t>
         </w:r>
         <w:r>
           <w:rPr>
@@ -4901,7 +4885,7 @@
             <w:noProof/>
             <w:webHidden/>
           </w:rPr>
-          <w:t>14</w:t>
+          <w:t>17</w:t>
         </w:r>
         <w:r>
           <w:rPr>
@@ -5013,7 +4997,7 @@
             <w:noProof/>
             <w:webHidden/>
           </w:rPr>
-          <w:t>15</w:t>
+          <w:t>18</w:t>
         </w:r>
         <w:r>
           <w:rPr>
@@ -5125,7 +5109,7 @@
             <w:noProof/>
             <w:webHidden/>
           </w:rPr>
-          <w:t>16</w:t>
+          <w:t>19</w:t>
         </w:r>
         <w:r>
           <w:rPr>
@@ -5237,7 +5221,7 @@
             <w:noProof/>
             <w:webHidden/>
           </w:rPr>
-          <w:t>17</w:t>
+          <w:t>20</w:t>
         </w:r>
         <w:r>
           <w:rPr>
@@ -5333,7 +5317,7 @@
             <w:noProof/>
             <w:webHidden/>
           </w:rPr>
-          <w:t>17</w:t>
+          <w:t>20</w:t>
         </w:r>
         <w:r>
           <w:rPr>
@@ -5429,7 +5413,7 @@
             <w:noProof/>
             <w:webHidden/>
           </w:rPr>
-          <w:t>17</w:t>
+          <w:t>20</w:t>
         </w:r>
         <w:r>
           <w:rPr>
@@ -5525,7 +5509,7 @@
             <w:noProof/>
             <w:webHidden/>
           </w:rPr>
-          <w:t>17</w:t>
+          <w:t>20</w:t>
         </w:r>
         <w:r>
           <w:rPr>
@@ -5632,14 +5616,7 @@
             <w:rStyle w:val="afc"/>
             <w:noProof/>
           </w:rPr>
-          <w:t xml:space="preserve"> -</w:t>
-        </w:r>
-        <w:r>
-          <w:rPr>
-            <w:rStyle w:val="afc"/>
-            <w:noProof/>
-          </w:rPr>
-          <w:t xml:space="preserve"> </w:t>
+          <w:t xml:space="preserve"> - </w:t>
         </w:r>
         <w:r>
           <w:rPr>
@@ -5735,15 +5712,7 @@
             <w:rFonts w:hint="eastAsia"/>
             <w:noProof/>
           </w:rPr>
-          <w:t>狀態</w:t>
-        </w:r>
-        <w:r>
-          <w:rPr>
-            <w:rStyle w:val="afc"/>
-            <w:rFonts w:hint="eastAsia"/>
-            <w:noProof/>
-          </w:rPr>
-          <w:t>機</w:t>
+          <w:t>狀態機</w:t>
         </w:r>
         <w:r>
           <w:rPr>
@@ -5892,7 +5861,7 @@
       <w:r>
         <w:fldChar w:fldCharType="separate"/>
       </w:r>
-      <w:hyperlink w:anchor="_Toc225891629" w:history="1">
+      <w:hyperlink w:anchor="_Toc226561466" w:history="1">
         <w:r>
           <w:rPr>
             <w:rStyle w:val="afc"/>
@@ -5935,7 +5904,7 @@
             <w:noProof/>
             <w:webHidden/>
           </w:rPr>
-          <w:instrText xml:space="preserve"> PAGEREF _Toc225891629 \h </w:instrText>
+          <w:instrText xml:space="preserve"> PAGEREF _Toc226561466 \h </w:instrText>
         </w:r>
         <w:r>
           <w:rPr>
@@ -5980,7 +5949,7 @@
           <w:lang w:bidi="ar-SA"/>
         </w:rPr>
       </w:pPr>
-      <w:hyperlink w:anchor="_Toc225891630" w:history="1">
+      <w:hyperlink w:anchor="_Toc226561467" w:history="1">
         <w:r>
           <w:rPr>
             <w:rStyle w:val="afc"/>
@@ -6030,7 +5999,7 @@
             <w:noProof/>
             <w:webHidden/>
           </w:rPr>
-          <w:instrText xml:space="preserve"> PAGEREF _Toc225891630 \h </w:instrText>
+          <w:instrText xml:space="preserve"> PAGEREF _Toc226561467 \h </w:instrText>
         </w:r>
         <w:r>
           <w:rPr>
@@ -6219,7 +6188,7 @@
       <w:pPr>
         <w:pStyle w:val="afb"/>
       </w:pPr>
-      <w:bookmarkStart w:id="3" w:name="_Toc225891629"/>
+      <w:bookmarkStart w:id="3" w:name="_Toc226561466"/>
       <w:r>
         <w:rPr>
           <w:rFonts w:hint="eastAsia"/>
@@ -8052,21 +8021,21 @@
         <w:rPr>
           <w:rFonts w:hint="eastAsia"/>
         </w:rPr>
-        <w:t>促進資源循環：透過平台運作，使閒置書籍得以</w:t>
+        <w:t>促進資源循環：透過平台運作，使閒置書籍得以高效</w:t>
       </w:r>
       <w:proofErr w:type="gramStart"/>
       <w:r>
         <w:rPr>
           <w:rFonts w:hint="eastAsia"/>
         </w:rPr>
-        <w:t>高效媒合流</w:t>
+        <w:t>媒</w:t>
       </w:r>
       <w:proofErr w:type="gramEnd"/>
       <w:r>
         <w:rPr>
           <w:rFonts w:hint="eastAsia"/>
         </w:rPr>
-        <w:t>通，推動校園永續發展的生態目標。</w:t>
+        <w:t>合流通，推動校園永續發展的生態目標。</w:t>
       </w:r>
     </w:p>
     <w:p>
@@ -8258,7 +8227,7 @@
       <w:pPr>
         <w:pStyle w:val="afb"/>
       </w:pPr>
-      <w:bookmarkStart w:id="9" w:name="_Toc225891630"/>
+      <w:bookmarkStart w:id="9" w:name="_Toc226561467"/>
       <w:r>
         <w:rPr>
           <w:rFonts w:hint="eastAsia"/>
@@ -9526,6 +9495,9 @@
     <w:p>
       <w:pPr>
         <w:pStyle w:val="a0"/>
+        <w:rPr>
+          <w:rFonts w:hint="eastAsia"/>
+        </w:rPr>
       </w:pPr>
       <w:r>
         <w:rPr>
@@ -9644,6 +9616,22 @@
         <w:t>）技術實現低成本的營運模式。系統目前以交易手續費與智慧書櫃廣告位作為主要收入來源，致力於落實高信任、高效率的綠色校園永續交易模式。</w:t>
       </w:r>
     </w:p>
+    <w:p/>
+    <w:p/>
+    <w:p>
+      <w:pPr>
+        <w:rPr>
+          <w:rFonts w:hint="eastAsia"/>
+        </w:rPr>
+      </w:pPr>
+    </w:p>
+    <w:p>
+      <w:pPr>
+        <w:rPr>
+          <w:rFonts w:hint="eastAsia"/>
+        </w:rPr>
+      </w:pPr>
+    </w:p>
     <w:p>
       <w:pPr>
         <w:pStyle w:val="2"/>
@@ -9653,6 +9641,7 @@
         <w:rPr>
           <w:rFonts w:hint="eastAsia"/>
         </w:rPr>
+        <w:lastRenderedPageBreak/>
         <w:t>市場分析－</w:t>
       </w:r>
       <w:r>
@@ -9665,20 +9654,442 @@
     </w:p>
     <w:p>
       <w:pPr>
-        <w:pStyle w:val="a0"/>
-      </w:pPr>
-      <w:r>
-        <w:rPr>
-          <w:rFonts w:hint="eastAsia"/>
-        </w:rPr>
-        <w:t>新增內容</w:t>
+        <w:pStyle w:val="ab"/>
+        <w:numPr>
+          <w:ilvl w:val="0"/>
+          <w:numId w:val="16"/>
+        </w:numPr>
+        <w:rPr>
+          <w:sz w:val="28"/>
+        </w:rPr>
+      </w:pPr>
+      <w:bookmarkStart w:id="11" w:name="_Toc225891471"/>
+      <w:r>
+        <w:rPr>
+          <w:sz w:val="28"/>
+        </w:rPr>
+        <w:t>市場區隔</w:t>
+      </w:r>
+      <w:r>
+        <w:rPr>
+          <w:sz w:val="28"/>
+        </w:rPr>
+        <w:t xml:space="preserve"> (Segmentation)</w:t>
+      </w:r>
+    </w:p>
+    <w:p>
+      <w:pPr>
+        <w:widowControl w:val="0"/>
+        <w:numPr>
+          <w:ilvl w:val="0"/>
+          <w:numId w:val="17"/>
+        </w:numPr>
+        <w:spacing w:after="160" w:line="278" w:lineRule="auto"/>
+        <w:ind w:hanging="11"/>
+        <w:rPr>
+          <w:sz w:val="28"/>
+        </w:rPr>
+      </w:pPr>
+      <w:r>
+        <w:rPr>
+          <w:sz w:val="28"/>
+        </w:rPr>
+        <w:t>身份區隔：區分為欲降低書費負擔的學生，以及重視交易效率與書</w:t>
+      </w:r>
+      <w:proofErr w:type="gramStart"/>
+      <w:r>
+        <w:rPr>
+          <w:sz w:val="28"/>
+        </w:rPr>
+        <w:t>況</w:t>
+      </w:r>
+      <w:proofErr w:type="gramEnd"/>
+      <w:r>
+        <w:rPr>
+          <w:sz w:val="28"/>
+        </w:rPr>
+        <w:t>的買賣書族群。</w:t>
+      </w:r>
+    </w:p>
+    <w:p>
+      <w:pPr>
+        <w:widowControl w:val="0"/>
+        <w:numPr>
+          <w:ilvl w:val="0"/>
+          <w:numId w:val="17"/>
+        </w:numPr>
+        <w:spacing w:after="160" w:line="278" w:lineRule="auto"/>
+        <w:ind w:hanging="11"/>
+        <w:rPr>
+          <w:sz w:val="28"/>
+        </w:rPr>
+      </w:pPr>
+      <w:r>
+        <w:rPr>
+          <w:rFonts w:hint="eastAsia"/>
+          <w:sz w:val="28"/>
+        </w:rPr>
+        <w:t>行為</w:t>
+      </w:r>
+      <w:r>
+        <w:rPr>
+          <w:sz w:val="28"/>
+        </w:rPr>
+        <w:t>區隔：分為習慣數位支付、對新科技接受度高的數位</w:t>
+      </w:r>
+      <w:proofErr w:type="gramStart"/>
+      <w:r>
+        <w:rPr>
+          <w:sz w:val="28"/>
+        </w:rPr>
+        <w:t>原生族</w:t>
+      </w:r>
+      <w:proofErr w:type="gramEnd"/>
+      <w:r>
+        <w:rPr>
+          <w:sz w:val="28"/>
+        </w:rPr>
+        <w:t>，以及對網路交易安全具高度戒心</w:t>
+      </w:r>
+      <w:r>
+        <w:rPr>
+          <w:rFonts w:hint="eastAsia"/>
+          <w:sz w:val="28"/>
+        </w:rPr>
+        <w:t>使用者，</w:t>
+      </w:r>
+      <w:r>
+        <w:rPr>
+          <w:sz w:val="28"/>
+        </w:rPr>
+        <w:t>透過會員等級審核機制，確保交易環境的安全性與使用者信用。</w:t>
+      </w:r>
+    </w:p>
+    <w:p>
+      <w:pPr>
+        <w:widowControl w:val="0"/>
+        <w:numPr>
+          <w:ilvl w:val="0"/>
+          <w:numId w:val="17"/>
+        </w:numPr>
+        <w:spacing w:after="160" w:line="278" w:lineRule="auto"/>
+        <w:ind w:hanging="11"/>
+        <w:rPr>
+          <w:sz w:val="28"/>
+        </w:rPr>
+      </w:pPr>
+      <w:r>
+        <w:rPr>
+          <w:rFonts w:hint="eastAsia"/>
+          <w:sz w:val="28"/>
+        </w:rPr>
+        <w:t>需求</w:t>
+      </w:r>
+      <w:r>
+        <w:rPr>
+          <w:sz w:val="28"/>
+        </w:rPr>
+        <w:t>區隔：區分為追求極致省錢、精打細算的價格敏感型，以及</w:t>
+      </w:r>
+      <w:r>
+        <w:rPr>
+          <w:rFonts w:hint="eastAsia"/>
+          <w:sz w:val="28"/>
+        </w:rPr>
+        <w:t>重視效率</w:t>
+      </w:r>
+      <w:r>
+        <w:rPr>
+          <w:sz w:val="28"/>
+        </w:rPr>
+        <w:t>偏好</w:t>
+      </w:r>
+      <w:r>
+        <w:rPr>
+          <w:sz w:val="28"/>
+        </w:rPr>
+        <w:t xml:space="preserve"> 24 </w:t>
+      </w:r>
+      <w:r>
+        <w:rPr>
+          <w:sz w:val="28"/>
+        </w:rPr>
+        <w:t>小時非同步取貨的便利導向型。</w:t>
+      </w:r>
+    </w:p>
+    <w:p>
+      <w:pPr>
+        <w:pStyle w:val="ab"/>
+        <w:widowControl w:val="0"/>
+        <w:numPr>
+          <w:ilvl w:val="0"/>
+          <w:numId w:val="16"/>
+        </w:numPr>
+        <w:spacing w:after="160" w:line="278" w:lineRule="auto"/>
+        <w:rPr>
+          <w:sz w:val="28"/>
+        </w:rPr>
+      </w:pPr>
+      <w:r>
+        <w:rPr>
+          <w:sz w:val="28"/>
+        </w:rPr>
+        <w:t>目標市場</w:t>
+      </w:r>
+      <w:r>
+        <w:rPr>
+          <w:sz w:val="28"/>
+        </w:rPr>
+        <w:t xml:space="preserve"> (Targeting)</w:t>
+      </w:r>
+    </w:p>
+    <w:p>
+      <w:pPr>
+        <w:widowControl w:val="0"/>
+        <w:numPr>
+          <w:ilvl w:val="0"/>
+          <w:numId w:val="19"/>
+        </w:numPr>
+        <w:spacing w:after="160" w:line="278" w:lineRule="auto"/>
+        <w:ind w:hanging="11"/>
+        <w:rPr>
+          <w:sz w:val="28"/>
+        </w:rPr>
+      </w:pPr>
+      <w:r>
+        <w:rPr>
+          <w:sz w:val="28"/>
+        </w:rPr>
+        <w:t>鎖定課業繁忙、無法配合特定面交時間，且對現有平台交易安全性存疑的校園使用者。</w:t>
+      </w:r>
+    </w:p>
+    <w:p>
+      <w:pPr>
+        <w:widowControl w:val="0"/>
+        <w:numPr>
+          <w:ilvl w:val="0"/>
+          <w:numId w:val="19"/>
+        </w:numPr>
+        <w:spacing w:after="160" w:line="278" w:lineRule="auto"/>
+        <w:ind w:hanging="11"/>
+        <w:rPr>
+          <w:sz w:val="28"/>
+        </w:rPr>
+      </w:pPr>
+      <w:r>
+        <w:rPr>
+          <w:sz w:val="28"/>
+        </w:rPr>
+        <w:t>吸引重視交易安全與真實書</w:t>
+      </w:r>
+      <w:proofErr w:type="gramStart"/>
+      <w:r>
+        <w:rPr>
+          <w:sz w:val="28"/>
+        </w:rPr>
+        <w:t>況</w:t>
+      </w:r>
+      <w:proofErr w:type="gramEnd"/>
+      <w:r>
+        <w:rPr>
+          <w:sz w:val="28"/>
+        </w:rPr>
+        <w:t>，並希望透過「驗收後撥款」機制保障權益的謹慎交易者。</w:t>
+      </w:r>
+    </w:p>
+    <w:p>
+      <w:pPr>
+        <w:widowControl w:val="0"/>
+        <w:numPr>
+          <w:ilvl w:val="0"/>
+          <w:numId w:val="19"/>
+        </w:numPr>
+        <w:spacing w:after="160" w:line="278" w:lineRule="auto"/>
+        <w:ind w:hanging="11"/>
+        <w:rPr>
+          <w:sz w:val="28"/>
+        </w:rPr>
+      </w:pPr>
+      <w:r>
+        <w:rPr>
+          <w:sz w:val="28"/>
+        </w:rPr>
+        <w:t>結合校園與捷運等實體場域與自動化安全金流系統，建立一套低成本、高信任的循環經濟圈。</w:t>
+      </w:r>
+    </w:p>
+    <w:p>
+      <w:pPr>
+        <w:pStyle w:val="ab"/>
+        <w:numPr>
+          <w:ilvl w:val="0"/>
+          <w:numId w:val="19"/>
+        </w:numPr>
+        <w:rPr>
+          <w:sz w:val="28"/>
+        </w:rPr>
+      </w:pPr>
+      <w:r>
+        <w:rPr>
+          <w:sz w:val="28"/>
+        </w:rPr>
+        <w:t>市場定位</w:t>
+      </w:r>
+      <w:r>
+        <w:rPr>
+          <w:sz w:val="28"/>
+        </w:rPr>
+        <w:t xml:space="preserve"> (Positioning)</w:t>
+      </w:r>
+    </w:p>
+    <w:p>
+      <w:pPr>
+        <w:widowControl w:val="0"/>
+        <w:numPr>
+          <w:ilvl w:val="0"/>
+          <w:numId w:val="21"/>
+        </w:numPr>
+        <w:spacing w:after="160" w:line="278" w:lineRule="auto"/>
+        <w:ind w:hanging="11"/>
+        <w:rPr>
+          <w:sz w:val="28"/>
+        </w:rPr>
+      </w:pPr>
+      <w:r>
+        <w:rPr>
+          <w:sz w:val="28"/>
+        </w:rPr>
+        <w:t>信任保障：利用</w:t>
+      </w:r>
+      <w:proofErr w:type="gramStart"/>
+      <w:r>
+        <w:rPr>
+          <w:sz w:val="28"/>
+        </w:rPr>
+        <w:t>區塊鏈智慧</w:t>
+      </w:r>
+      <w:proofErr w:type="gramEnd"/>
+      <w:r>
+        <w:rPr>
+          <w:sz w:val="28"/>
+        </w:rPr>
+        <w:t>合約技術進行款項託管，實現「買家驗貨才撥款」，徹底杜絕交易詐騙。</w:t>
+      </w:r>
+    </w:p>
+    <w:p>
+      <w:pPr>
+        <w:widowControl w:val="0"/>
+        <w:numPr>
+          <w:ilvl w:val="0"/>
+          <w:numId w:val="21"/>
+        </w:numPr>
+        <w:spacing w:after="160" w:line="278" w:lineRule="auto"/>
+        <w:ind w:hanging="11"/>
+        <w:rPr>
+          <w:sz w:val="28"/>
+        </w:rPr>
+      </w:pPr>
+      <w:r>
+        <w:rPr>
+          <w:sz w:val="28"/>
+        </w:rPr>
+        <w:lastRenderedPageBreak/>
+        <w:t>極致便利：</w:t>
+      </w:r>
+      <w:proofErr w:type="gramStart"/>
+      <w:r>
+        <w:rPr>
+          <w:sz w:val="28"/>
+        </w:rPr>
+        <w:t>整合物聯網</w:t>
+      </w:r>
+      <w:proofErr w:type="gramEnd"/>
+      <w:r>
+        <w:rPr>
+          <w:sz w:val="28"/>
+        </w:rPr>
+        <w:t>智慧書櫃與</w:t>
+      </w:r>
+      <w:r>
+        <w:rPr>
+          <w:sz w:val="28"/>
+        </w:rPr>
+        <w:t xml:space="preserve"> App </w:t>
+      </w:r>
+      <w:r>
+        <w:rPr>
+          <w:sz w:val="28"/>
+        </w:rPr>
+        <w:t>操作，提供</w:t>
+      </w:r>
+      <w:r>
+        <w:rPr>
+          <w:sz w:val="28"/>
+        </w:rPr>
+        <w:t xml:space="preserve"> 24 </w:t>
+      </w:r>
+      <w:r>
+        <w:rPr>
+          <w:sz w:val="28"/>
+        </w:rPr>
+        <w:t>小時</w:t>
+      </w:r>
+      <w:proofErr w:type="gramStart"/>
+      <w:r>
+        <w:rPr>
+          <w:sz w:val="28"/>
+        </w:rPr>
+        <w:t>不</w:t>
+      </w:r>
+      <w:proofErr w:type="gramEnd"/>
+      <w:r>
+        <w:rPr>
+          <w:sz w:val="28"/>
+        </w:rPr>
+        <w:t>打烊的「</w:t>
+      </w:r>
+      <w:proofErr w:type="gramStart"/>
+      <w:r>
+        <w:rPr>
+          <w:sz w:val="28"/>
+        </w:rPr>
+        <w:t>非同步掃碼存取</w:t>
+      </w:r>
+      <w:proofErr w:type="gramEnd"/>
+      <w:r>
+        <w:rPr>
+          <w:sz w:val="28"/>
+        </w:rPr>
+        <w:t>」自動化流程。</w:t>
+      </w:r>
+    </w:p>
+    <w:p>
+      <w:pPr>
+        <w:widowControl w:val="0"/>
+        <w:numPr>
+          <w:ilvl w:val="0"/>
+          <w:numId w:val="21"/>
+        </w:numPr>
+        <w:spacing w:after="160" w:line="278" w:lineRule="auto"/>
+        <w:ind w:hanging="11"/>
+        <w:rPr>
+          <w:rFonts w:hint="eastAsia"/>
+          <w:sz w:val="28"/>
+        </w:rPr>
+      </w:pPr>
+      <w:r>
+        <w:rPr>
+          <w:sz w:val="28"/>
+        </w:rPr>
+        <w:t>永續價值：以智慧科技重新配置閒置書籍資源，落實綠色校園精神，建立具技術門檻的循環經濟典範。</w:t>
       </w:r>
     </w:p>
     <w:p>
       <w:pPr>
         <w:pStyle w:val="2"/>
-      </w:pPr>
-      <w:bookmarkStart w:id="11" w:name="_Toc225891471"/>
+        <w:rPr>
+          <w:rFonts w:hint="eastAsia"/>
+        </w:rPr>
+      </w:pPr>
       <w:r>
         <w:rPr>
           <w:rFonts w:hint="eastAsia"/>
@@ -9696,14 +10107,1489 @@
     </w:p>
     <w:p>
       <w:pPr>
-        <w:pStyle w:val="a0"/>
-      </w:pPr>
-      <w:r>
-        <w:rPr>
-          <w:rFonts w:hint="eastAsia"/>
-        </w:rPr>
-        <w:t>新增內容</w:t>
-      </w:r>
+        <w:pStyle w:val="afb"/>
+      </w:pPr>
+      <w:r>
+        <w:rPr>
+          <w:rFonts w:hint="eastAsia"/>
+        </w:rPr>
+        <w:t>表</w:t>
+      </w:r>
+      <w:r>
+        <w:rPr>
+          <w:rFonts w:hint="eastAsia"/>
+        </w:rPr>
+        <w:t>2-4-</w:t>
+      </w:r>
+      <w:r>
+        <w:fldChar w:fldCharType="begin"/>
+      </w:r>
+      <w:r>
+        <w:instrText xml:space="preserve"> </w:instrText>
+      </w:r>
+      <w:r>
+        <w:rPr>
+          <w:rFonts w:hint="eastAsia"/>
+        </w:rPr>
+        <w:instrText xml:space="preserve">SEQ </w:instrText>
+      </w:r>
+      <w:r>
+        <w:rPr>
+          <w:rFonts w:hint="eastAsia"/>
+        </w:rPr>
+        <w:instrText>表</w:instrText>
+      </w:r>
+      <w:r>
+        <w:rPr>
+          <w:rFonts w:hint="eastAsia"/>
+        </w:rPr>
+        <w:instrText>2-4- \* ARABIC</w:instrText>
+      </w:r>
+      <w:r>
+        <w:instrText xml:space="preserve"> </w:instrText>
+      </w:r>
+      <w:r>
+        <w:fldChar w:fldCharType="separate"/>
+      </w:r>
+      <w:r>
+        <w:t>1</w:t>
+      </w:r>
+      <w:r>
+        <w:fldChar w:fldCharType="end"/>
+      </w:r>
+      <w:r>
+        <w:t xml:space="preserve"> </w:t>
+      </w:r>
+      <w:r>
+        <w:t>競爭力分析</w:t>
+      </w:r>
+      <w:r>
+        <w:rPr>
+          <w:rFonts w:hint="eastAsia"/>
+        </w:rPr>
+        <w:t xml:space="preserve"> - SWOT</w:t>
+      </w:r>
+    </w:p>
+    <w:tbl>
+      <w:tblPr>
+        <w:tblStyle w:val="afa"/>
+        <w:tblpPr w:leftFromText="180" w:rightFromText="180" w:vertAnchor="page" w:horzAnchor="margin" w:tblpXSpec="center" w:tblpY="2590"/>
+        <w:tblW w:w="0" w:type="auto"/>
+        <w:tblLook w:val="04A0" w:firstRow="1" w:lastRow="0" w:firstColumn="1" w:lastColumn="0" w:noHBand="0" w:noVBand="1"/>
+      </w:tblPr>
+      <w:tblGrid>
+        <w:gridCol w:w="4148"/>
+        <w:gridCol w:w="4148"/>
+      </w:tblGrid>
+      <w:tr>
+        <w:tc>
+          <w:tcPr>
+            <w:tcW w:w="4148" w:type="dxa"/>
+            <w:shd w:val="clear" w:color="auto" w:fill="CCD6DB" w:themeFill="background2" w:themeFillShade="E6"/>
+          </w:tcPr>
+          <w:p>
+            <w:pPr>
+              <w:jc w:val="center"/>
+              <w:rPr>
+                <w:rFonts w:ascii="標楷體" w:eastAsia="標楷體" w:hAnsi="標楷體"/>
+              </w:rPr>
+            </w:pPr>
+            <w:r>
+              <w:rPr>
+                <w:rFonts w:ascii="標楷體" w:eastAsia="標楷體" w:hAnsi="標楷體" w:hint="eastAsia"/>
+              </w:rPr>
+              <w:t>優勢 Strengths</w:t>
+            </w:r>
+          </w:p>
+        </w:tc>
+        <w:tc>
+          <w:tcPr>
+            <w:tcW w:w="4148" w:type="dxa"/>
+            <w:shd w:val="clear" w:color="auto" w:fill="CCD6DB" w:themeFill="background2" w:themeFillShade="E6"/>
+          </w:tcPr>
+          <w:p>
+            <w:pPr>
+              <w:jc w:val="center"/>
+              <w:rPr>
+                <w:rFonts w:ascii="標楷體" w:eastAsia="標楷體" w:hAnsi="標楷體"/>
+              </w:rPr>
+            </w:pPr>
+            <w:r>
+              <w:rPr>
+                <w:rFonts w:ascii="標楷體" w:eastAsia="標楷體" w:hAnsi="標楷體" w:hint="eastAsia"/>
+              </w:rPr>
+              <w:t>劣勢 Weaknesses</w:t>
+            </w:r>
+          </w:p>
+        </w:tc>
+      </w:tr>
+      <w:tr>
+        <w:trPr>
+          <w:trHeight w:val="2037"/>
+        </w:trPr>
+        <w:tc>
+          <w:tcPr>
+            <w:tcW w:w="4148" w:type="dxa"/>
+          </w:tcPr>
+          <w:p>
+            <w:pPr>
+              <w:pStyle w:val="ab"/>
+              <w:widowControl w:val="0"/>
+              <w:numPr>
+                <w:ilvl w:val="0"/>
+                <w:numId w:val="25"/>
+              </w:numPr>
+              <w:rPr>
+                <w:rFonts w:ascii="標楷體" w:eastAsia="標楷體" w:hAnsi="標楷體"/>
+              </w:rPr>
+            </w:pPr>
+            <w:proofErr w:type="gramStart"/>
+            <w:r>
+              <w:rPr>
+                <w:rFonts w:ascii="標楷體" w:eastAsia="標楷體" w:hAnsi="標楷體"/>
+              </w:rPr>
+              <w:t>技術跨域整合</w:t>
+            </w:r>
+            <w:proofErr w:type="gramEnd"/>
+            <w:r>
+              <w:rPr>
+                <w:rFonts w:ascii="標楷體" w:eastAsia="標楷體" w:hAnsi="標楷體"/>
+              </w:rPr>
+              <w:t>：結合智慧合約金流與 IoT 硬體（智慧書櫃），建立技術門檻。</w:t>
+            </w:r>
+          </w:p>
+          <w:p>
+            <w:pPr>
+              <w:pStyle w:val="ab"/>
+              <w:widowControl w:val="0"/>
+              <w:numPr>
+                <w:ilvl w:val="0"/>
+                <w:numId w:val="25"/>
+              </w:numPr>
+              <w:rPr>
+                <w:rFonts w:ascii="標楷體" w:eastAsia="標楷體" w:hAnsi="標楷體"/>
+              </w:rPr>
+            </w:pPr>
+            <w:r>
+              <w:rPr>
+                <w:rFonts w:ascii="標楷體" w:eastAsia="標楷體" w:hAnsi="標楷體"/>
+              </w:rPr>
+              <w:t>解決交易痛點：透過自動化金流託管與實體書櫃，解決</w:t>
+            </w:r>
+            <w:r>
+              <w:rPr>
+                <w:rFonts w:ascii="標楷體" w:eastAsia="標楷體" w:hAnsi="標楷體" w:hint="eastAsia"/>
+              </w:rPr>
+              <w:t>雙方</w:t>
+            </w:r>
+            <w:r>
+              <w:rPr>
+                <w:rFonts w:ascii="標楷體" w:eastAsia="標楷體" w:hAnsi="標楷體"/>
+              </w:rPr>
+              <w:t>面交</w:t>
+            </w:r>
+            <w:r>
+              <w:rPr>
+                <w:rFonts w:ascii="標楷體" w:eastAsia="標楷體" w:hAnsi="標楷體" w:hint="eastAsia"/>
+              </w:rPr>
+              <w:t>時間</w:t>
+            </w:r>
+            <w:proofErr w:type="gramStart"/>
+            <w:r>
+              <w:rPr>
+                <w:rFonts w:ascii="標楷體" w:eastAsia="標楷體" w:hAnsi="標楷體" w:hint="eastAsia"/>
+              </w:rPr>
+              <w:t>難以攏談</w:t>
+            </w:r>
+            <w:r>
+              <w:rPr>
+                <w:rFonts w:ascii="標楷體" w:eastAsia="標楷體" w:hAnsi="標楷體"/>
+              </w:rPr>
+              <w:t>與</w:t>
+            </w:r>
+            <w:proofErr w:type="gramEnd"/>
+            <w:r>
+              <w:rPr>
+                <w:rFonts w:ascii="標楷體" w:eastAsia="標楷體" w:hAnsi="標楷體"/>
+              </w:rPr>
+              <w:t>詐騙風險。</w:t>
+            </w:r>
+          </w:p>
+          <w:p>
+            <w:pPr>
+              <w:pStyle w:val="ab"/>
+              <w:widowControl w:val="0"/>
+              <w:numPr>
+                <w:ilvl w:val="0"/>
+                <w:numId w:val="25"/>
+              </w:numPr>
+              <w:rPr>
+                <w:rFonts w:ascii="標楷體" w:eastAsia="標楷體" w:hAnsi="標楷體"/>
+              </w:rPr>
+            </w:pPr>
+            <w:r>
+              <w:rPr>
+                <w:rFonts w:ascii="標楷體" w:eastAsia="標楷體" w:hAnsi="標楷體"/>
+              </w:rPr>
+              <w:t>角色分權管理：系統支援買賣家與管理員權限控管，提升運作穩定性。</w:t>
+            </w:r>
+          </w:p>
+          <w:p>
+            <w:pPr>
+              <w:pStyle w:val="ab"/>
+              <w:widowControl w:val="0"/>
+              <w:numPr>
+                <w:ilvl w:val="0"/>
+                <w:numId w:val="25"/>
+              </w:numPr>
+              <w:rPr>
+                <w:rFonts w:ascii="標楷體" w:eastAsia="標楷體" w:hAnsi="標楷體"/>
+              </w:rPr>
+            </w:pPr>
+            <w:r>
+              <w:rPr>
+                <w:rFonts w:ascii="標楷體" w:eastAsia="標楷體" w:hAnsi="標楷體"/>
+              </w:rPr>
+              <w:t>場域適應性：鎖定校園與捷運等高流動性場域，目標族群需求明確。</w:t>
+            </w:r>
+          </w:p>
+          <w:p>
+            <w:pPr>
+              <w:pStyle w:val="ab"/>
+              <w:widowControl w:val="0"/>
+              <w:numPr>
+                <w:ilvl w:val="0"/>
+                <w:numId w:val="25"/>
+              </w:numPr>
+              <w:rPr>
+                <w:rFonts w:ascii="標楷體" w:eastAsia="標楷體" w:hAnsi="標楷體"/>
+              </w:rPr>
+            </w:pPr>
+            <w:r>
+              <w:rPr>
+                <w:rFonts w:ascii="標楷體" w:eastAsia="標楷體" w:hAnsi="標楷體"/>
+              </w:rPr>
+              <w:t>整合自動辨識機制</w:t>
+            </w:r>
+            <w:r>
+              <w:rPr>
+                <w:rFonts w:ascii="標楷體" w:eastAsia="標楷體" w:hAnsi="標楷體" w:hint="eastAsia"/>
+              </w:rPr>
+              <w:t>：</w:t>
+            </w:r>
+            <w:r>
+              <w:rPr>
+                <w:rFonts w:ascii="標楷體" w:eastAsia="標楷體" w:hAnsi="標楷體"/>
+              </w:rPr>
+              <w:t>支援 ISBN 條碼掃描辨識，可自動檢索並填入書名、作者及出版社等資訊，實現『掃描即輸入』的高效體驗。</w:t>
+            </w:r>
+          </w:p>
+        </w:tc>
+        <w:tc>
+          <w:tcPr>
+            <w:tcW w:w="4148" w:type="dxa"/>
+          </w:tcPr>
+          <w:p>
+            <w:pPr>
+              <w:pStyle w:val="ab"/>
+              <w:widowControl w:val="0"/>
+              <w:numPr>
+                <w:ilvl w:val="0"/>
+                <w:numId w:val="24"/>
+              </w:numPr>
+              <w:rPr>
+                <w:rFonts w:ascii="標楷體" w:eastAsia="標楷體" w:hAnsi="標楷體"/>
+              </w:rPr>
+            </w:pPr>
+            <w:r>
+              <w:rPr>
+                <w:rFonts w:ascii="標楷體" w:eastAsia="標楷體" w:hAnsi="標楷體"/>
+              </w:rPr>
+              <w:t>初期使用者顧慮：對於新興的智慧合約金流與</w:t>
+            </w:r>
+            <w:proofErr w:type="gramStart"/>
+            <w:r>
+              <w:rPr>
+                <w:rFonts w:ascii="標楷體" w:eastAsia="標楷體" w:hAnsi="標楷體"/>
+              </w:rPr>
+              <w:t>掃碼取</w:t>
+            </w:r>
+            <w:proofErr w:type="gramEnd"/>
+            <w:r>
+              <w:rPr>
+                <w:rFonts w:ascii="標楷體" w:eastAsia="標楷體" w:hAnsi="標楷體"/>
+              </w:rPr>
+              <w:t>貨機制，使用者可能因缺乏成功案例而產生信任疑慮，影響初期採用意願。</w:t>
+            </w:r>
+          </w:p>
+          <w:p>
+            <w:pPr>
+              <w:pStyle w:val="ab"/>
+              <w:widowControl w:val="0"/>
+              <w:numPr>
+                <w:ilvl w:val="0"/>
+                <w:numId w:val="24"/>
+              </w:numPr>
+              <w:rPr>
+                <w:rFonts w:ascii="標楷體" w:eastAsia="標楷體" w:hAnsi="標楷體"/>
+              </w:rPr>
+            </w:pPr>
+            <w:r>
+              <w:rPr>
+                <w:rFonts w:ascii="標楷體" w:eastAsia="標楷體" w:hAnsi="標楷體"/>
+              </w:rPr>
+              <w:t>系統整合難度：串接 App、雲端後台與實體</w:t>
+            </w:r>
+            <w:proofErr w:type="gramStart"/>
+            <w:r>
+              <w:rPr>
+                <w:rFonts w:ascii="標楷體" w:eastAsia="標楷體" w:hAnsi="標楷體"/>
+              </w:rPr>
+              <w:t>櫃體感</w:t>
+            </w:r>
+            <w:proofErr w:type="gramEnd"/>
+            <w:r>
+              <w:rPr>
+                <w:rFonts w:ascii="標楷體" w:eastAsia="標楷體" w:hAnsi="標楷體"/>
+              </w:rPr>
+              <w:t>測器，開發時程壓力大。</w:t>
+            </w:r>
+          </w:p>
+          <w:p>
+            <w:pPr>
+              <w:pStyle w:val="ab"/>
+              <w:widowControl w:val="0"/>
+              <w:numPr>
+                <w:ilvl w:val="0"/>
+                <w:numId w:val="24"/>
+              </w:numPr>
+              <w:rPr>
+                <w:rFonts w:ascii="標楷體" w:eastAsia="標楷體" w:hAnsi="標楷體"/>
+              </w:rPr>
+            </w:pPr>
+            <w:r>
+              <w:rPr>
+                <w:rFonts w:ascii="標楷體" w:eastAsia="標楷體" w:hAnsi="標楷體"/>
+              </w:rPr>
+              <w:t>硬體維護壓力：實體書櫃在公共空間運作，需考量結構耐用度與定期維護成本。</w:t>
+            </w:r>
+          </w:p>
+          <w:p>
+            <w:pPr>
+              <w:pStyle w:val="ab"/>
+              <w:widowControl w:val="0"/>
+              <w:numPr>
+                <w:ilvl w:val="0"/>
+                <w:numId w:val="24"/>
+              </w:numPr>
+              <w:rPr>
+                <w:rFonts w:ascii="標楷體" w:eastAsia="標楷體" w:hAnsi="標楷體"/>
+              </w:rPr>
+            </w:pPr>
+            <w:r>
+              <w:rPr>
+                <w:rFonts w:ascii="標楷體" w:eastAsia="標楷體" w:hAnsi="標楷體"/>
+              </w:rPr>
+              <w:t>支付管道單一：初期受限於智慧合約架構，缺乏與主流支付體系的對接。</w:t>
+            </w:r>
+          </w:p>
+          <w:p>
+            <w:pPr>
+              <w:pStyle w:val="ab"/>
+              <w:widowControl w:val="0"/>
+              <w:numPr>
+                <w:ilvl w:val="0"/>
+                <w:numId w:val="24"/>
+              </w:numPr>
+              <w:rPr>
+                <w:rFonts w:ascii="標楷體" w:eastAsia="標楷體" w:hAnsi="標楷體"/>
+              </w:rPr>
+            </w:pPr>
+            <w:r>
+              <w:rPr>
+                <w:rFonts w:ascii="標楷體" w:eastAsia="標楷體" w:hAnsi="標楷體"/>
+              </w:rPr>
+              <w:t>物流便利性受限：取貨點僅限於特定</w:t>
+            </w:r>
+            <w:proofErr w:type="gramStart"/>
+            <w:r>
+              <w:rPr>
+                <w:rFonts w:ascii="標楷體" w:eastAsia="標楷體" w:hAnsi="標楷體"/>
+              </w:rPr>
+              <w:t>智慧櫃點</w:t>
+            </w:r>
+            <w:proofErr w:type="gramEnd"/>
+            <w:r>
+              <w:rPr>
+                <w:rFonts w:ascii="標楷體" w:eastAsia="標楷體" w:hAnsi="標楷體"/>
+              </w:rPr>
+              <w:t>，相較</w:t>
+            </w:r>
+            <w:proofErr w:type="gramStart"/>
+            <w:r>
+              <w:rPr>
+                <w:rFonts w:ascii="標楷體" w:eastAsia="標楷體" w:hAnsi="標楷體"/>
+              </w:rPr>
+              <w:t>於競品</w:t>
+            </w:r>
+            <w:proofErr w:type="gramEnd"/>
+            <w:r>
+              <w:rPr>
+                <w:rFonts w:ascii="標楷體" w:eastAsia="標楷體" w:hAnsi="標楷體"/>
+              </w:rPr>
+              <w:t>的超商物流網絡，覆蓋率較低。</w:t>
+            </w:r>
+          </w:p>
+          <w:p>
+            <w:pPr>
+              <w:rPr>
+                <w:rFonts w:ascii="標楷體" w:eastAsia="標楷體" w:hAnsi="標楷體"/>
+              </w:rPr>
+            </w:pPr>
+          </w:p>
+        </w:tc>
+      </w:tr>
+      <w:tr>
+        <w:tc>
+          <w:tcPr>
+            <w:tcW w:w="4148" w:type="dxa"/>
+            <w:shd w:val="clear" w:color="auto" w:fill="CCD6DB" w:themeFill="background2" w:themeFillShade="E6"/>
+          </w:tcPr>
+          <w:p>
+            <w:pPr>
+              <w:jc w:val="center"/>
+              <w:rPr>
+                <w:rFonts w:ascii="標楷體" w:eastAsia="標楷體" w:hAnsi="標楷體"/>
+              </w:rPr>
+            </w:pPr>
+            <w:r>
+              <w:rPr>
+                <w:rFonts w:ascii="標楷體" w:eastAsia="標楷體" w:hAnsi="標楷體" w:hint="eastAsia"/>
+              </w:rPr>
+              <w:t>機會 Opportunities</w:t>
+            </w:r>
+          </w:p>
+        </w:tc>
+        <w:tc>
+          <w:tcPr>
+            <w:tcW w:w="4148" w:type="dxa"/>
+            <w:shd w:val="clear" w:color="auto" w:fill="CCD6DB" w:themeFill="background2" w:themeFillShade="E6"/>
+          </w:tcPr>
+          <w:p>
+            <w:pPr>
+              <w:jc w:val="center"/>
+              <w:rPr>
+                <w:rFonts w:ascii="標楷體" w:eastAsia="標楷體" w:hAnsi="標楷體"/>
+              </w:rPr>
+            </w:pPr>
+            <w:r>
+              <w:rPr>
+                <w:rFonts w:ascii="標楷體" w:eastAsia="標楷體" w:hAnsi="標楷體" w:hint="eastAsia"/>
+              </w:rPr>
+              <w:t>威脅 Threats</w:t>
+            </w:r>
+          </w:p>
+        </w:tc>
+      </w:tr>
+      <w:tr>
+        <w:trPr>
+          <w:trHeight w:val="5085"/>
+        </w:trPr>
+        <w:tc>
+          <w:tcPr>
+            <w:tcW w:w="4148" w:type="dxa"/>
+          </w:tcPr>
+          <w:p>
+            <w:pPr>
+              <w:pStyle w:val="ab"/>
+              <w:widowControl w:val="0"/>
+              <w:numPr>
+                <w:ilvl w:val="0"/>
+                <w:numId w:val="23"/>
+              </w:numPr>
+              <w:rPr>
+                <w:rFonts w:ascii="標楷體" w:eastAsia="標楷體" w:hAnsi="標楷體"/>
+              </w:rPr>
+            </w:pPr>
+            <w:r>
+              <w:rPr>
+                <w:rFonts w:ascii="標楷體" w:eastAsia="標楷體" w:hAnsi="標楷體"/>
+              </w:rPr>
+              <w:t>永續校園政策：符合 ESG 與循環經濟趨勢，易爭取官方支持與場域進駐。</w:t>
+            </w:r>
+          </w:p>
+          <w:p>
+            <w:pPr>
+              <w:pStyle w:val="ab"/>
+              <w:widowControl w:val="0"/>
+              <w:numPr>
+                <w:ilvl w:val="0"/>
+                <w:numId w:val="23"/>
+              </w:numPr>
+              <w:rPr>
+                <w:rFonts w:ascii="標楷體" w:eastAsia="標楷體" w:hAnsi="標楷體"/>
+              </w:rPr>
+            </w:pPr>
+            <w:r>
+              <w:rPr>
+                <w:rFonts w:ascii="標楷體" w:eastAsia="標楷體" w:hAnsi="標楷體"/>
+              </w:rPr>
+              <w:t>智慧城市發展：捷運站點推動智慧化服務，提供 C2C 實物交易落地的契機。</w:t>
+            </w:r>
+          </w:p>
+          <w:p>
+            <w:pPr>
+              <w:pStyle w:val="ab"/>
+              <w:widowControl w:val="0"/>
+              <w:numPr>
+                <w:ilvl w:val="0"/>
+                <w:numId w:val="23"/>
+              </w:numPr>
+              <w:rPr>
+                <w:rFonts w:ascii="標楷體" w:eastAsia="標楷體" w:hAnsi="標楷體"/>
+              </w:rPr>
+            </w:pPr>
+            <w:r>
+              <w:rPr>
+                <w:rFonts w:ascii="標楷體" w:eastAsia="標楷體" w:hAnsi="標楷體"/>
+              </w:rPr>
+              <w:t>驗證成功後，可延伸至其他二手物品的自動化交易。</w:t>
+            </w:r>
+          </w:p>
+          <w:p>
+            <w:pPr>
+              <w:pStyle w:val="ab"/>
+              <w:widowControl w:val="0"/>
+              <w:numPr>
+                <w:ilvl w:val="0"/>
+                <w:numId w:val="23"/>
+              </w:numPr>
+              <w:rPr>
+                <w:rFonts w:ascii="標楷體" w:eastAsia="標楷體" w:hAnsi="標楷體"/>
+              </w:rPr>
+            </w:pPr>
+            <w:r>
+              <w:rPr>
+                <w:rFonts w:ascii="標楷體" w:eastAsia="標楷體" w:hAnsi="標楷體"/>
+              </w:rPr>
+              <w:t xml:space="preserve">產學合作潛力： 可作為FinTech 與 IoT </w:t>
+            </w:r>
+            <w:proofErr w:type="gramStart"/>
+            <w:r>
+              <w:rPr>
+                <w:rFonts w:ascii="標楷體" w:eastAsia="標楷體" w:hAnsi="標楷體"/>
+              </w:rPr>
+              <w:t>跨域實踐</w:t>
+            </w:r>
+            <w:proofErr w:type="gramEnd"/>
+            <w:r>
+              <w:rPr>
+                <w:rFonts w:ascii="標楷體" w:eastAsia="標楷體" w:hAnsi="標楷體"/>
+              </w:rPr>
+              <w:t>的示範</w:t>
+            </w:r>
+            <w:r>
+              <w:rPr>
+                <w:rFonts w:ascii="標楷體" w:eastAsia="標楷體" w:hAnsi="標楷體" w:hint="eastAsia"/>
+              </w:rPr>
+              <w:t xml:space="preserve"> </w:t>
+            </w:r>
+            <w:r>
+              <w:rPr>
+                <w:rFonts w:ascii="標楷體" w:eastAsia="標楷體" w:hAnsi="標楷體"/>
+              </w:rPr>
+              <w:t>專案，吸引相關企業或校方行政單位的專案贊助。</w:t>
+            </w:r>
+          </w:p>
+          <w:p>
+            <w:pPr>
+              <w:pStyle w:val="ab"/>
+              <w:widowControl w:val="0"/>
+              <w:numPr>
+                <w:ilvl w:val="0"/>
+                <w:numId w:val="23"/>
+              </w:numPr>
+              <w:rPr>
+                <w:rFonts w:ascii="標楷體" w:eastAsia="標楷體" w:hAnsi="標楷體"/>
+              </w:rPr>
+            </w:pPr>
+            <w:r>
+              <w:rPr>
+                <w:rFonts w:ascii="標楷體" w:eastAsia="標楷體" w:hAnsi="標楷體" w:hint="eastAsia"/>
+              </w:rPr>
+              <w:t>導入推薦系統：根據使用者</w:t>
+            </w:r>
+            <w:r>
+              <w:rPr>
+                <w:rFonts w:ascii="標楷體" w:eastAsia="標楷體" w:hAnsi="標楷體" w:hint="eastAsia"/>
+              </w:rPr>
+              <w:t>收藏</w:t>
+            </w:r>
+            <w:r>
+              <w:rPr>
+                <w:rFonts w:ascii="標楷體" w:eastAsia="標楷體" w:hAnsi="標楷體" w:hint="eastAsia"/>
+              </w:rPr>
+              <w:t>偏好自動推薦</w:t>
+            </w:r>
+            <w:r>
+              <w:rPr>
+                <w:rFonts w:ascii="標楷體" w:eastAsia="標楷體" w:hAnsi="標楷體" w:hint="eastAsia"/>
+              </w:rPr>
+              <w:t>有興趣的書籍，</w:t>
+            </w:r>
+            <w:r>
+              <w:rPr>
+                <w:rFonts w:ascii="標楷體" w:eastAsia="標楷體" w:hAnsi="標楷體" w:hint="eastAsia"/>
+              </w:rPr>
+              <w:t>提高</w:t>
+            </w:r>
+            <w:r>
+              <w:rPr>
+                <w:rFonts w:ascii="標楷體" w:eastAsia="標楷體" w:hAnsi="標楷體" w:hint="eastAsia"/>
+              </w:rPr>
+              <w:t>購買</w:t>
+            </w:r>
+            <w:r>
+              <w:rPr>
+                <w:rFonts w:ascii="標楷體" w:eastAsia="標楷體" w:hAnsi="標楷體" w:hint="eastAsia"/>
+              </w:rPr>
+              <w:t>率</w:t>
+            </w:r>
+            <w:r>
+              <w:rPr>
+                <w:rFonts w:ascii="標楷體" w:eastAsia="標楷體" w:hAnsi="標楷體" w:hint="eastAsia"/>
+              </w:rPr>
+              <w:t>。</w:t>
+            </w:r>
+          </w:p>
+        </w:tc>
+        <w:tc>
+          <w:tcPr>
+            <w:tcW w:w="4148" w:type="dxa"/>
+          </w:tcPr>
+          <w:p>
+            <w:pPr>
+              <w:pStyle w:val="ab"/>
+              <w:widowControl w:val="0"/>
+              <w:numPr>
+                <w:ilvl w:val="0"/>
+                <w:numId w:val="22"/>
+              </w:numPr>
+              <w:rPr>
+                <w:rFonts w:ascii="標楷體" w:eastAsia="標楷體" w:hAnsi="標楷體"/>
+              </w:rPr>
+            </w:pPr>
+            <w:r>
+              <w:rPr>
+                <w:rFonts w:ascii="標楷體" w:eastAsia="標楷體" w:hAnsi="標楷體"/>
+              </w:rPr>
+              <w:t>現有競爭對手：現有平台（旋轉拍賣、</w:t>
+            </w:r>
+            <w:r>
+              <w:rPr>
+                <w:rFonts w:ascii="標楷體" w:eastAsia="標楷體" w:hAnsi="標楷體" w:hint="eastAsia"/>
+              </w:rPr>
+              <w:t>蝦皮</w:t>
+            </w:r>
+            <w:r>
+              <w:rPr>
+                <w:rFonts w:ascii="標楷體" w:eastAsia="標楷體" w:hAnsi="標楷體"/>
+              </w:rPr>
+              <w:t>）</w:t>
+            </w:r>
+            <w:r>
+              <w:rPr>
+                <w:rFonts w:ascii="標楷體" w:eastAsia="標楷體" w:hAnsi="標楷體" w:hint="eastAsia"/>
+              </w:rPr>
+              <w:t>，</w:t>
+            </w:r>
+            <w:r>
+              <w:rPr>
+                <w:rFonts w:ascii="標楷體" w:eastAsia="標楷體" w:hAnsi="標楷體"/>
+              </w:rPr>
+              <w:t>其使用者基數極大</w:t>
+            </w:r>
+            <w:r>
+              <w:rPr>
+                <w:rFonts w:ascii="標楷體" w:eastAsia="標楷體" w:hAnsi="標楷體" w:hint="eastAsia"/>
+              </w:rPr>
+              <w:t>且已有固定使用者</w:t>
+            </w:r>
+            <w:r>
+              <w:rPr>
+                <w:rFonts w:ascii="標楷體" w:eastAsia="標楷體" w:hAnsi="標楷體"/>
+              </w:rPr>
+              <w:t>，</w:t>
+            </w:r>
+            <w:r>
+              <w:rPr>
+                <w:rFonts w:ascii="標楷體" w:eastAsia="標楷體" w:hAnsi="標楷體" w:hint="eastAsia"/>
+              </w:rPr>
+              <w:t>對新平台轉移意願較低</w:t>
+            </w:r>
+            <w:r>
+              <w:rPr>
+                <w:rFonts w:ascii="標楷體" w:eastAsia="標楷體" w:hAnsi="標楷體"/>
+              </w:rPr>
+              <w:t>。</w:t>
+            </w:r>
+          </w:p>
+          <w:p>
+            <w:pPr>
+              <w:pStyle w:val="ab"/>
+              <w:widowControl w:val="0"/>
+              <w:numPr>
+                <w:ilvl w:val="0"/>
+                <w:numId w:val="22"/>
+              </w:numPr>
+              <w:rPr>
+                <w:rFonts w:ascii="標楷體" w:eastAsia="標楷體" w:hAnsi="標楷體"/>
+              </w:rPr>
+            </w:pPr>
+            <w:proofErr w:type="gramStart"/>
+            <w:r>
+              <w:rPr>
+                <w:rFonts w:ascii="標楷體" w:eastAsia="標楷體" w:hAnsi="標楷體"/>
+              </w:rPr>
+              <w:t>競品生態</w:t>
+            </w:r>
+            <w:proofErr w:type="gramEnd"/>
+            <w:r>
+              <w:rPr>
+                <w:rFonts w:ascii="標楷體" w:eastAsia="標楷體" w:hAnsi="標楷體"/>
+              </w:rPr>
+              <w:t>系成熟度高：既有平台擁有極高覆蓋率的超商</w:t>
+            </w:r>
+            <w:proofErr w:type="gramStart"/>
+            <w:r>
+              <w:rPr>
+                <w:rFonts w:ascii="標楷體" w:eastAsia="標楷體" w:hAnsi="標楷體"/>
+              </w:rPr>
+              <w:t>取貨網絡</w:t>
+            </w:r>
+            <w:proofErr w:type="gramEnd"/>
+            <w:r>
+              <w:rPr>
+                <w:rFonts w:ascii="標楷體" w:eastAsia="標楷體" w:hAnsi="標楷體"/>
+              </w:rPr>
+              <w:t>與多元支付，</w:t>
+            </w:r>
+            <w:r>
+              <w:rPr>
+                <w:rFonts w:ascii="標楷體" w:eastAsia="標楷體" w:hAnsi="標楷體" w:hint="eastAsia"/>
+              </w:rPr>
+              <w:t>影響增加新用戶的移轉平台門檻。</w:t>
+            </w:r>
+          </w:p>
+          <w:p>
+            <w:pPr>
+              <w:pStyle w:val="ab"/>
+              <w:widowControl w:val="0"/>
+              <w:numPr>
+                <w:ilvl w:val="0"/>
+                <w:numId w:val="22"/>
+              </w:numPr>
+              <w:rPr>
+                <w:rFonts w:ascii="標楷體" w:eastAsia="標楷體" w:hAnsi="標楷體"/>
+              </w:rPr>
+            </w:pPr>
+            <w:r>
+              <w:rPr>
+                <w:rFonts w:ascii="標楷體" w:eastAsia="標楷體" w:hAnsi="標楷體"/>
+              </w:rPr>
+              <w:t>法規與安全性限制：涉及金流託管與</w:t>
+            </w:r>
+            <w:proofErr w:type="gramStart"/>
+            <w:r>
+              <w:rPr>
+                <w:rFonts w:ascii="標楷體" w:eastAsia="標楷體" w:hAnsi="標楷體"/>
+              </w:rPr>
+              <w:t>區塊鏈資產</w:t>
+            </w:r>
+            <w:proofErr w:type="gramEnd"/>
+            <w:r>
+              <w:rPr>
+                <w:rFonts w:ascii="標楷體" w:eastAsia="標楷體" w:hAnsi="標楷體"/>
+              </w:rPr>
+              <w:t>，需考量國內金融法規限制</w:t>
+            </w:r>
+            <w:r>
+              <w:rPr>
+                <w:rFonts w:ascii="標楷體" w:eastAsia="標楷體" w:hAnsi="標楷體" w:hint="eastAsia"/>
+              </w:rPr>
+              <w:t>，</w:t>
+            </w:r>
+            <w:r>
+              <w:rPr>
+                <w:rFonts w:ascii="標楷體" w:eastAsia="標楷體" w:hAnsi="標楷體"/>
+              </w:rPr>
+              <w:t>一旦出現程式漏洞或遭駭客攻擊，將面臨法律責任與信任崩塌。</w:t>
+            </w:r>
+          </w:p>
+          <w:p>
+            <w:pPr>
+              <w:pStyle w:val="ab"/>
+              <w:widowControl w:val="0"/>
+              <w:numPr>
+                <w:ilvl w:val="0"/>
+                <w:numId w:val="22"/>
+              </w:numPr>
+              <w:rPr>
+                <w:rFonts w:ascii="標楷體" w:eastAsia="標楷體" w:hAnsi="標楷體"/>
+              </w:rPr>
+            </w:pPr>
+            <w:r>
+              <w:rPr>
+                <w:rFonts w:ascii="標楷體" w:eastAsia="標楷體" w:hAnsi="標楷體"/>
+              </w:rPr>
+              <w:t>硬體人為損壞：置於公共空間的實體書櫃可能面臨人為破壞或惡意拆解的風險。</w:t>
+            </w:r>
+          </w:p>
+          <w:p>
+            <w:pPr>
+              <w:rPr>
+                <w:rFonts w:ascii="標楷體" w:eastAsia="標楷體" w:hAnsi="標楷體"/>
+              </w:rPr>
+            </w:pPr>
+          </w:p>
+          <w:p>
+            <w:pPr>
+              <w:rPr>
+                <w:rFonts w:ascii="標楷體" w:eastAsia="標楷體" w:hAnsi="標楷體" w:hint="eastAsia"/>
+              </w:rPr>
+            </w:pPr>
+          </w:p>
+        </w:tc>
+      </w:tr>
+    </w:tbl>
+    <w:p/>
+    <w:p/>
+    <w:p/>
+    <w:p/>
+    <w:p/>
+    <w:p/>
+    <w:p/>
+    <w:p/>
+    <w:p/>
+    <w:p/>
+    <w:p/>
+    <w:p/>
+    <w:p/>
+    <w:p/>
+    <w:p/>
+    <w:p/>
+    <w:p/>
+    <w:p/>
+    <w:p/>
+    <w:p/>
+    <w:p/>
+    <w:p/>
+    <w:p/>
+    <w:p/>
+    <w:p/>
+    <w:p/>
+    <w:p/>
+    <w:p/>
+    <w:p/>
+    <w:p/>
+    <w:p/>
+    <w:p/>
+    <w:p/>
+    <w:p/>
+    <w:p/>
+    <w:p/>
+    <w:p/>
+    <w:p/>
+    <w:p/>
+    <w:p>
+      <w:pPr>
+        <w:pStyle w:val="afb"/>
+        <w:rPr>
+          <w:rFonts w:hint="eastAsia"/>
+        </w:rPr>
+      </w:pPr>
+      <w:r>
+        <w:rPr>
+          <w:rFonts w:hint="eastAsia"/>
+        </w:rPr>
+        <w:t>表</w:t>
+      </w:r>
+      <w:r>
+        <w:rPr>
+          <w:rFonts w:hint="eastAsia"/>
+        </w:rPr>
+        <w:t>2-4-</w:t>
+      </w:r>
+      <w:r>
+        <w:fldChar w:fldCharType="begin"/>
+      </w:r>
+      <w:r>
+        <w:instrText xml:space="preserve"> </w:instrText>
+      </w:r>
+      <w:r>
+        <w:rPr>
+          <w:rFonts w:hint="eastAsia"/>
+        </w:rPr>
+        <w:instrText xml:space="preserve">SEQ </w:instrText>
+      </w:r>
+      <w:r>
+        <w:rPr>
+          <w:rFonts w:hint="eastAsia"/>
+        </w:rPr>
+        <w:instrText>表</w:instrText>
+      </w:r>
+      <w:r>
+        <w:rPr>
+          <w:rFonts w:hint="eastAsia"/>
+        </w:rPr>
+        <w:instrText>2-4- \* ARABIC</w:instrText>
+      </w:r>
+      <w:r>
+        <w:instrText xml:space="preserve"> </w:instrText>
+      </w:r>
+      <w:r>
+        <w:fldChar w:fldCharType="separate"/>
+      </w:r>
+      <w:r>
+        <w:rPr>
+          <w:noProof/>
+        </w:rPr>
+        <w:t>2</w:t>
+      </w:r>
+      <w:r>
+        <w:fldChar w:fldCharType="end"/>
+      </w:r>
+      <w:r>
+        <w:rPr>
+          <w:rFonts w:hint="eastAsia"/>
+        </w:rPr>
+        <w:t xml:space="preserve"> </w:t>
+      </w:r>
+      <w:r>
+        <w:rPr>
+          <w:rFonts w:hint="eastAsia"/>
+        </w:rPr>
+        <w:t>競爭力分析</w:t>
+      </w:r>
+      <w:r>
+        <w:rPr>
+          <w:rFonts w:hint="eastAsia"/>
+        </w:rPr>
+        <w:t xml:space="preserve"> - TOWS</w:t>
+      </w:r>
+    </w:p>
+    <w:tbl>
+      <w:tblPr>
+        <w:tblStyle w:val="afa"/>
+        <w:tblpPr w:leftFromText="180" w:rightFromText="180" w:vertAnchor="page" w:horzAnchor="margin" w:tblpXSpec="center" w:tblpY="2577"/>
+        <w:tblW w:w="0" w:type="auto"/>
+        <w:tblLook w:val="04A0" w:firstRow="1" w:lastRow="0" w:firstColumn="1" w:lastColumn="0" w:noHBand="0" w:noVBand="1"/>
+      </w:tblPr>
+      <w:tblGrid>
+        <w:gridCol w:w="1776"/>
+        <w:gridCol w:w="3181"/>
+        <w:gridCol w:w="3339"/>
+      </w:tblGrid>
+      <w:tr>
+        <w:tc>
+          <w:tcPr>
+            <w:tcW w:w="1776" w:type="dxa"/>
+            <w:tcBorders>
+              <w:tl2br w:val="single" w:sz="4" w:space="0" w:color="auto"/>
+            </w:tcBorders>
+          </w:tcPr>
+          <w:p>
+            <w:pPr>
+              <w:jc w:val="right"/>
+              <w:rPr>
+                <w:rFonts w:ascii="標楷體" w:eastAsia="標楷體" w:hAnsi="標楷體"/>
+              </w:rPr>
+            </w:pPr>
+            <w:r>
+              <w:rPr>
+                <w:rFonts w:ascii="標楷體" w:eastAsia="標楷體" w:hAnsi="標楷體" w:hint="eastAsia"/>
+              </w:rPr>
+              <w:t>內部</w:t>
+            </w:r>
+          </w:p>
+          <w:p>
+            <w:pPr>
+              <w:rPr>
+                <w:rFonts w:ascii="標楷體" w:eastAsia="標楷體" w:hAnsi="標楷體"/>
+              </w:rPr>
+            </w:pPr>
+            <w:r>
+              <w:rPr>
+                <w:rFonts w:ascii="標楷體" w:eastAsia="標楷體" w:hAnsi="標楷體" w:hint="eastAsia"/>
+              </w:rPr>
+              <w:t>外部</w:t>
+            </w:r>
+          </w:p>
+        </w:tc>
+        <w:tc>
+          <w:tcPr>
+            <w:tcW w:w="3181" w:type="dxa"/>
+            <w:shd w:val="clear" w:color="auto" w:fill="BFBFBF" w:themeFill="background1" w:themeFillShade="BF"/>
+            <w:vAlign w:val="center"/>
+          </w:tcPr>
+          <w:p>
+            <w:pPr>
+              <w:jc w:val="center"/>
+              <w:rPr>
+                <w:rFonts w:ascii="標楷體" w:eastAsia="標楷體" w:hAnsi="標楷體"/>
+              </w:rPr>
+            </w:pPr>
+            <w:r>
+              <w:rPr>
+                <w:rFonts w:ascii="標楷體" w:eastAsia="標楷體" w:hAnsi="標楷體" w:hint="eastAsia"/>
+              </w:rPr>
+              <w:t>優勢 Strengths</w:t>
+            </w:r>
+          </w:p>
+        </w:tc>
+        <w:tc>
+          <w:tcPr>
+            <w:tcW w:w="3339" w:type="dxa"/>
+            <w:shd w:val="clear" w:color="auto" w:fill="BFBFBF" w:themeFill="background1" w:themeFillShade="BF"/>
+            <w:vAlign w:val="center"/>
+          </w:tcPr>
+          <w:p>
+            <w:pPr>
+              <w:jc w:val="center"/>
+              <w:rPr>
+                <w:rFonts w:ascii="標楷體" w:eastAsia="標楷體" w:hAnsi="標楷體"/>
+              </w:rPr>
+            </w:pPr>
+            <w:r>
+              <w:rPr>
+                <w:rFonts w:ascii="標楷體" w:eastAsia="標楷體" w:hAnsi="標楷體" w:hint="eastAsia"/>
+              </w:rPr>
+              <w:t>劣勢 Weaknesses</w:t>
+            </w:r>
+          </w:p>
+        </w:tc>
+      </w:tr>
+      <w:tr>
+        <w:trPr>
+          <w:trHeight w:val="3596"/>
+        </w:trPr>
+        <w:tc>
+          <w:tcPr>
+            <w:tcW w:w="1776" w:type="dxa"/>
+            <w:shd w:val="clear" w:color="auto" w:fill="BFBFBF" w:themeFill="background1" w:themeFillShade="BF"/>
+            <w:vAlign w:val="center"/>
+          </w:tcPr>
+          <w:p>
+            <w:pPr>
+              <w:jc w:val="center"/>
+              <w:rPr>
+                <w:rFonts w:ascii="標楷體" w:eastAsia="標楷體" w:hAnsi="標楷體"/>
+              </w:rPr>
+            </w:pPr>
+            <w:r>
+              <w:rPr>
+                <w:rFonts w:ascii="標楷體" w:eastAsia="標楷體" w:hAnsi="標楷體" w:hint="eastAsia"/>
+              </w:rPr>
+              <w:t>機會</w:t>
+            </w:r>
+          </w:p>
+          <w:p>
+            <w:pPr>
+              <w:jc w:val="center"/>
+              <w:rPr>
+                <w:rFonts w:ascii="標楷體" w:eastAsia="標楷體" w:hAnsi="標楷體"/>
+              </w:rPr>
+            </w:pPr>
+            <w:r>
+              <w:rPr>
+                <w:rFonts w:ascii="標楷體" w:eastAsia="標楷體" w:hAnsi="標楷體" w:hint="eastAsia"/>
+              </w:rPr>
+              <w:t>Opportunities</w:t>
+            </w:r>
+          </w:p>
+        </w:tc>
+        <w:tc>
+          <w:tcPr>
+            <w:tcW w:w="3181" w:type="dxa"/>
+          </w:tcPr>
+          <w:p>
+            <w:pPr>
+              <w:pStyle w:val="ab"/>
+              <w:widowControl w:val="0"/>
+              <w:numPr>
+                <w:ilvl w:val="0"/>
+                <w:numId w:val="26"/>
+              </w:numPr>
+              <w:jc w:val="both"/>
+              <w:rPr>
+                <w:rFonts w:ascii="標楷體" w:eastAsia="標楷體" w:hAnsi="標楷體"/>
+              </w:rPr>
+            </w:pPr>
+            <w:r>
+              <w:rPr>
+                <w:rFonts w:ascii="標楷體" w:eastAsia="標楷體" w:hAnsi="標楷體"/>
+              </w:rPr>
+              <w:t>場域拓展策略： 利用</w:t>
+            </w:r>
+            <w:proofErr w:type="gramStart"/>
+            <w:r>
+              <w:rPr>
+                <w:rFonts w:ascii="標楷體" w:eastAsia="標楷體" w:hAnsi="標楷體"/>
+              </w:rPr>
+              <w:t>技術跨域整合</w:t>
+            </w:r>
+            <w:proofErr w:type="gramEnd"/>
+            <w:r>
+              <w:rPr>
+                <w:rFonts w:ascii="標楷體" w:eastAsia="標楷體" w:hAnsi="標楷體"/>
+              </w:rPr>
+              <w:t>（IoT + 金流）的門檻，積極爭取捷運站點與校園進駐，作為智慧城市與 ESG 永續校園的實踐標竿。</w:t>
+            </w:r>
+          </w:p>
+          <w:p>
+            <w:pPr>
+              <w:pStyle w:val="ab"/>
+              <w:widowControl w:val="0"/>
+              <w:numPr>
+                <w:ilvl w:val="0"/>
+                <w:numId w:val="26"/>
+              </w:numPr>
+              <w:jc w:val="both"/>
+              <w:rPr>
+                <w:rFonts w:ascii="標楷體" w:eastAsia="標楷體" w:hAnsi="標楷體"/>
+              </w:rPr>
+            </w:pPr>
+            <w:r>
+              <w:rPr>
+                <w:rFonts w:ascii="標楷體" w:eastAsia="標楷體" w:hAnsi="標楷體"/>
+              </w:rPr>
+              <w:t>用戶體驗優化： 結合 ISBN 快速輸入與個人化推薦系統，降低上架門檻並提高媒合效率，建立比傳統 FB 社團更高效的交易生態圈。</w:t>
+            </w:r>
+          </w:p>
+          <w:p>
+            <w:pPr>
+              <w:jc w:val="both"/>
+              <w:rPr>
+                <w:rFonts w:ascii="標楷體" w:eastAsia="標楷體" w:hAnsi="標楷體"/>
+              </w:rPr>
+            </w:pPr>
+          </w:p>
+        </w:tc>
+        <w:tc>
+          <w:tcPr>
+            <w:tcW w:w="3339" w:type="dxa"/>
+          </w:tcPr>
+          <w:p>
+            <w:pPr>
+              <w:pStyle w:val="ab"/>
+              <w:widowControl w:val="0"/>
+              <w:numPr>
+                <w:ilvl w:val="0"/>
+                <w:numId w:val="26"/>
+              </w:numPr>
+              <w:jc w:val="both"/>
+              <w:rPr>
+                <w:rFonts w:ascii="標楷體" w:eastAsia="標楷體" w:hAnsi="標楷體"/>
+              </w:rPr>
+            </w:pPr>
+            <w:r>
+              <w:rPr>
+                <w:rFonts w:ascii="標楷體" w:eastAsia="標楷體" w:hAnsi="標楷體"/>
+              </w:rPr>
+              <w:t>建立信任護城河： 針對現有平台（旋轉</w:t>
+            </w:r>
+            <w:r>
+              <w:rPr>
+                <w:rFonts w:ascii="標楷體" w:eastAsia="標楷體" w:hAnsi="標楷體" w:hint="eastAsia"/>
+              </w:rPr>
+              <w:t>拍賣</w:t>
+            </w:r>
+            <w:r>
+              <w:rPr>
+                <w:rFonts w:ascii="標楷體" w:eastAsia="標楷體" w:hAnsi="標楷體"/>
+              </w:rPr>
+              <w:t>、蝦皮）詐騙多的痛點，強調本系統的智慧合約金流託管功能，確保「取貨才撥款」，以極高的安全性吸引資深使用者轉移。</w:t>
+            </w:r>
+          </w:p>
+          <w:p>
+            <w:pPr>
+              <w:pStyle w:val="ab"/>
+              <w:widowControl w:val="0"/>
+              <w:numPr>
+                <w:ilvl w:val="0"/>
+                <w:numId w:val="26"/>
+              </w:numPr>
+              <w:jc w:val="both"/>
+              <w:rPr>
+                <w:rFonts w:ascii="標楷體" w:eastAsia="標楷體" w:hAnsi="標楷體"/>
+              </w:rPr>
+            </w:pPr>
+            <w:r>
+              <w:rPr>
+                <w:rFonts w:ascii="標楷體" w:eastAsia="標楷體" w:hAnsi="標楷體"/>
+              </w:rPr>
+              <w:t xml:space="preserve">自動化防禦： </w:t>
+            </w:r>
+            <w:proofErr w:type="gramStart"/>
+            <w:r>
+              <w:rPr>
+                <w:rFonts w:ascii="標楷體" w:eastAsia="標楷體" w:hAnsi="標楷體"/>
+              </w:rPr>
+              <w:t>針對資安風險</w:t>
+            </w:r>
+            <w:proofErr w:type="gramEnd"/>
+            <w:r>
+              <w:rPr>
+                <w:rFonts w:ascii="標楷體" w:eastAsia="標楷體" w:hAnsi="標楷體"/>
+              </w:rPr>
+              <w:t>，發揮團隊分權管理的優勢，建立多重驗證機制與自動化日誌監控，確保</w:t>
+            </w:r>
+            <w:proofErr w:type="gramStart"/>
+            <w:r>
+              <w:rPr>
+                <w:rFonts w:ascii="標楷體" w:eastAsia="標楷體" w:hAnsi="標楷體"/>
+              </w:rPr>
+              <w:t>區塊鏈資產</w:t>
+            </w:r>
+            <w:proofErr w:type="gramEnd"/>
+            <w:r>
+              <w:rPr>
+                <w:rFonts w:ascii="標楷體" w:eastAsia="標楷體" w:hAnsi="標楷體"/>
+              </w:rPr>
+              <w:t>與系統邏輯的穩定性。</w:t>
+            </w:r>
+          </w:p>
+          <w:p>
+            <w:pPr>
+              <w:jc w:val="both"/>
+              <w:rPr>
+                <w:rFonts w:ascii="標楷體" w:eastAsia="標楷體" w:hAnsi="標楷體"/>
+              </w:rPr>
+            </w:pPr>
+          </w:p>
+        </w:tc>
+      </w:tr>
+      <w:tr>
+        <w:trPr>
+          <w:trHeight w:val="4228"/>
+        </w:trPr>
+        <w:tc>
+          <w:tcPr>
+            <w:tcW w:w="1776" w:type="dxa"/>
+            <w:shd w:val="clear" w:color="auto" w:fill="BFBFBF" w:themeFill="background1" w:themeFillShade="BF"/>
+            <w:vAlign w:val="center"/>
+          </w:tcPr>
+          <w:p>
+            <w:pPr>
+              <w:jc w:val="center"/>
+              <w:rPr>
+                <w:rFonts w:ascii="標楷體" w:eastAsia="標楷體" w:hAnsi="標楷體"/>
+              </w:rPr>
+            </w:pPr>
+            <w:r>
+              <w:rPr>
+                <w:rFonts w:ascii="標楷體" w:eastAsia="標楷體" w:hAnsi="標楷體" w:hint="eastAsia"/>
+              </w:rPr>
+              <w:t>威脅</w:t>
+            </w:r>
+          </w:p>
+          <w:p>
+            <w:pPr>
+              <w:jc w:val="center"/>
+              <w:rPr>
+                <w:rFonts w:ascii="標楷體" w:eastAsia="標楷體" w:hAnsi="標楷體"/>
+              </w:rPr>
+            </w:pPr>
+            <w:r>
+              <w:rPr>
+                <w:rFonts w:ascii="標楷體" w:eastAsia="標楷體" w:hAnsi="標楷體" w:hint="eastAsia"/>
+              </w:rPr>
+              <w:t>Threats</w:t>
+            </w:r>
+          </w:p>
+        </w:tc>
+        <w:tc>
+          <w:tcPr>
+            <w:tcW w:w="3181" w:type="dxa"/>
+          </w:tcPr>
+          <w:p>
+            <w:pPr>
+              <w:pStyle w:val="ab"/>
+              <w:widowControl w:val="0"/>
+              <w:numPr>
+                <w:ilvl w:val="0"/>
+                <w:numId w:val="27"/>
+              </w:numPr>
+              <w:jc w:val="both"/>
+              <w:rPr>
+                <w:rFonts w:ascii="標楷體" w:eastAsia="標楷體" w:hAnsi="標楷體"/>
+              </w:rPr>
+            </w:pPr>
+            <w:r>
+              <w:rPr>
+                <w:rFonts w:ascii="標楷體" w:eastAsia="標楷體" w:hAnsi="標楷體"/>
+              </w:rPr>
+              <w:t>示範點建立與推廣： 針對初期使用者顧慮，可透過與校方進行產學合作，在校內舉辦「二手書永續</w:t>
+            </w:r>
+            <w:proofErr w:type="gramStart"/>
+            <w:r>
+              <w:rPr>
+                <w:rFonts w:ascii="標楷體" w:eastAsia="標楷體" w:hAnsi="標楷體"/>
+              </w:rPr>
+              <w:t>週</w:t>
+            </w:r>
+            <w:proofErr w:type="gramEnd"/>
+            <w:r>
+              <w:rPr>
+                <w:rFonts w:ascii="標楷體" w:eastAsia="標楷體" w:hAnsi="標楷體"/>
+              </w:rPr>
+              <w:t>」，提供代幣獎勵來吸引首批種子用戶，累積成功案例。</w:t>
+            </w:r>
+          </w:p>
+          <w:p>
+            <w:pPr>
+              <w:pStyle w:val="ab"/>
+              <w:widowControl w:val="0"/>
+              <w:numPr>
+                <w:ilvl w:val="0"/>
+                <w:numId w:val="27"/>
+              </w:numPr>
+              <w:jc w:val="both"/>
+              <w:rPr>
+                <w:rFonts w:ascii="標楷體" w:eastAsia="標楷體" w:hAnsi="標楷體"/>
+              </w:rPr>
+            </w:pPr>
+            <w:r>
+              <w:rPr>
+                <w:rFonts w:ascii="標楷體" w:eastAsia="標楷體" w:hAnsi="標楷體"/>
+              </w:rPr>
+              <w:t>簡化流程降低門檻： 針對使用者學習成本（錢包、掃碼），開發極簡化介面，並在實體智慧書櫃旁張貼直觀的操作教學，利用永續循環的公眾參與感降低使用排斥力。</w:t>
+            </w:r>
+          </w:p>
+          <w:p>
+            <w:pPr>
+              <w:jc w:val="both"/>
+              <w:rPr>
+                <w:rFonts w:ascii="標楷體" w:eastAsia="標楷體" w:hAnsi="標楷體"/>
+              </w:rPr>
+            </w:pPr>
+          </w:p>
+        </w:tc>
+        <w:tc>
+          <w:tcPr>
+            <w:tcW w:w="3339" w:type="dxa"/>
+          </w:tcPr>
+          <w:p>
+            <w:pPr>
+              <w:pStyle w:val="ab"/>
+              <w:widowControl w:val="0"/>
+              <w:numPr>
+                <w:ilvl w:val="0"/>
+                <w:numId w:val="27"/>
+              </w:numPr>
+              <w:jc w:val="both"/>
+              <w:rPr>
+                <w:rFonts w:ascii="標楷體" w:eastAsia="標楷體" w:hAnsi="標楷體"/>
+              </w:rPr>
+            </w:pPr>
+            <w:r>
+              <w:rPr>
+                <w:rFonts w:ascii="標楷體" w:eastAsia="標楷體" w:hAnsi="標楷體"/>
+              </w:rPr>
+              <w:t>風險共擔與硬體加固： 針對硬體人為損壞與法規限制，初期</w:t>
+            </w:r>
+            <w:proofErr w:type="gramStart"/>
+            <w:r>
+              <w:rPr>
+                <w:rFonts w:ascii="標楷體" w:eastAsia="標楷體" w:hAnsi="標楷體"/>
+              </w:rPr>
+              <w:t>採</w:t>
+            </w:r>
+            <w:proofErr w:type="gramEnd"/>
+            <w:r>
+              <w:rPr>
+                <w:rFonts w:ascii="標楷體" w:eastAsia="標楷體" w:hAnsi="標楷體"/>
+              </w:rPr>
+              <w:t>小規模試辦</w:t>
+            </w:r>
+            <w:r>
+              <w:rPr>
+                <w:rFonts w:ascii="標楷體" w:eastAsia="標楷體" w:hAnsi="標楷體" w:hint="eastAsia"/>
+              </w:rPr>
+              <w:t>，</w:t>
+            </w:r>
+            <w:r>
+              <w:rPr>
+                <w:rFonts w:ascii="標楷體" w:eastAsia="標楷體" w:hAnsi="標楷體"/>
+              </w:rPr>
+              <w:t>並與校方或捷運管理單位</w:t>
+            </w:r>
+            <w:proofErr w:type="gramStart"/>
+            <w:r>
+              <w:rPr>
+                <w:rFonts w:ascii="標楷體" w:eastAsia="標楷體" w:hAnsi="標楷體"/>
+              </w:rPr>
+              <w:t>研</w:t>
+            </w:r>
+            <w:proofErr w:type="gramEnd"/>
+            <w:r>
+              <w:rPr>
+                <w:rFonts w:ascii="標楷體" w:eastAsia="標楷體" w:hAnsi="標楷體"/>
+              </w:rPr>
+              <w:t>擬「管理協議」，確保設備保險與維護責任歸屬，規避法律風險。</w:t>
+            </w:r>
+          </w:p>
+          <w:p>
+            <w:pPr>
+              <w:pStyle w:val="ab"/>
+              <w:widowControl w:val="0"/>
+              <w:numPr>
+                <w:ilvl w:val="0"/>
+                <w:numId w:val="27"/>
+              </w:numPr>
+              <w:jc w:val="both"/>
+              <w:rPr>
+                <w:rFonts w:ascii="標楷體" w:eastAsia="標楷體" w:hAnsi="標楷體"/>
+              </w:rPr>
+            </w:pPr>
+            <w:r>
+              <w:rPr>
+                <w:rFonts w:ascii="標楷體" w:eastAsia="標楷體" w:hAnsi="標楷體"/>
+              </w:rPr>
+              <w:t>敏捷開發降低壓力： 針對系統整合壓力，採取模組化分階段上線（先驗證金流，再串接實體櫃），避免一次性大規模投入導致硬體維修</w:t>
+            </w:r>
+            <w:proofErr w:type="gramStart"/>
+            <w:r>
+              <w:rPr>
+                <w:rFonts w:ascii="標楷體" w:eastAsia="標楷體" w:hAnsi="標楷體"/>
+              </w:rPr>
+              <w:t>或資安漏洞</w:t>
+            </w:r>
+            <w:proofErr w:type="gramEnd"/>
+            <w:r>
+              <w:rPr>
+                <w:rFonts w:ascii="標楷體" w:eastAsia="標楷體" w:hAnsi="標楷體"/>
+              </w:rPr>
+              <w:t>無法及時修正。</w:t>
+            </w:r>
+          </w:p>
+          <w:p>
+            <w:pPr>
+              <w:jc w:val="both"/>
+              <w:rPr>
+                <w:rFonts w:ascii="標楷體" w:eastAsia="標楷體" w:hAnsi="標楷體"/>
+              </w:rPr>
+            </w:pPr>
+          </w:p>
+        </w:tc>
+      </w:tr>
+    </w:tbl>
+    <w:p>
+      <w:pPr>
+        <w:rPr>
+          <w:rFonts w:hint="eastAsia"/>
+        </w:rPr>
+      </w:pPr>
     </w:p>
     <w:p>
       <w:pPr>
@@ -10214,7 +12100,6 @@
                             <w:pPr>
                               <w:pStyle w:val="afb"/>
                               <w:rPr>
-                                <w:rFonts w:hint="eastAsia"/>
                                 <w:noProof/>
                                 <w:szCs w:val="28"/>
                               </w:rPr>
@@ -10324,7 +12209,6 @@
                       <w:pPr>
                         <w:pStyle w:val="afb"/>
                         <w:rPr>
-                          <w:rFonts w:hint="eastAsia"/>
                           <w:noProof/>
                           <w:szCs w:val="28"/>
                         </w:rPr>
@@ -10487,9 +12371,6 @@
           <w:ilvl w:val="0"/>
           <w:numId w:val="0"/>
         </w:numPr>
-        <w:rPr>
-          <w:rFonts w:hint="eastAsia"/>
-        </w:rPr>
       </w:pPr>
       <w:r>
         <w:rPr>
@@ -10537,7 +12418,6 @@
                             <w:pPr>
                               <w:pStyle w:val="afb"/>
                               <w:rPr>
-                                <w:rFonts w:hint="eastAsia"/>
                                 <w:noProof/>
                                 <w:szCs w:val="28"/>
                               </w:rPr>
@@ -10610,31 +12490,13 @@
                               <w:rPr>
                                 <w:rFonts w:hint="eastAsia"/>
                               </w:rPr>
-                              <w:t xml:space="preserve"> </w:t>
+                              <w:t xml:space="preserve"> - </w:t>
                             </w:r>
                             <w:r>
                               <w:rPr>
                                 <w:rFonts w:hint="eastAsia"/>
                               </w:rPr>
-                              <w:t>-</w:t>
-                            </w:r>
-                            <w:r>
-                              <w:rPr>
-                                <w:rFonts w:hint="eastAsia"/>
-                              </w:rPr>
-                              <w:t xml:space="preserve"> </w:t>
-                            </w:r>
-                            <w:r>
-                              <w:rPr>
-                                <w:rFonts w:hint="eastAsia"/>
-                              </w:rPr>
-                              <w:t>商品</w:t>
-                            </w:r>
-                            <w:r>
-                              <w:rPr>
-                                <w:rFonts w:hint="eastAsia"/>
-                              </w:rPr>
-                              <w:t>狀態</w:t>
+                              <w:t>商品狀態</w:t>
                             </w:r>
                             <w:bookmarkEnd w:id="35"/>
                           </w:p>
@@ -10642,7 +12504,7 @@
                             <w:pPr>
                               <w:pStyle w:val="afb"/>
                               <w:rPr>
-                                <w:rFonts w:asciiTheme="minorHAnsi" w:eastAsiaTheme="minorEastAsia" w:hAnsiTheme="minorHAnsi" w:hint="eastAsia"/>
+                                <w:rFonts w:asciiTheme="minorHAnsi" w:eastAsiaTheme="minorEastAsia" w:hAnsiTheme="minorHAnsi"/>
                                 <w:b/>
                                 <w:bCs/>
                                 <w:noProof/>
@@ -10674,7 +12536,6 @@
                       <w:pPr>
                         <w:pStyle w:val="afb"/>
                         <w:rPr>
-                          <w:rFonts w:hint="eastAsia"/>
                           <w:noProof/>
                           <w:szCs w:val="28"/>
                         </w:rPr>
@@ -10747,31 +12608,13 @@
                         <w:rPr>
                           <w:rFonts w:hint="eastAsia"/>
                         </w:rPr>
-                        <w:t xml:space="preserve"> </w:t>
+                        <w:t xml:space="preserve"> - </w:t>
                       </w:r>
                       <w:r>
                         <w:rPr>
                           <w:rFonts w:hint="eastAsia"/>
                         </w:rPr>
-                        <w:t>-</w:t>
-                      </w:r>
-                      <w:r>
-                        <w:rPr>
-                          <w:rFonts w:hint="eastAsia"/>
-                        </w:rPr>
-                        <w:t xml:space="preserve"> </w:t>
-                      </w:r>
-                      <w:r>
-                        <w:rPr>
-                          <w:rFonts w:hint="eastAsia"/>
-                        </w:rPr>
-                        <w:t>商品</w:t>
-                      </w:r>
-                      <w:r>
-                        <w:rPr>
-                          <w:rFonts w:hint="eastAsia"/>
-                        </w:rPr>
-                        <w:t>狀態</w:t>
+                        <w:t>商品狀態</w:t>
                       </w:r>
                       <w:bookmarkEnd w:id="36"/>
                     </w:p>
@@ -10779,7 +12622,7 @@
                       <w:pPr>
                         <w:pStyle w:val="afb"/>
                         <w:rPr>
-                          <w:rFonts w:asciiTheme="minorHAnsi" w:eastAsiaTheme="minorEastAsia" w:hAnsiTheme="minorHAnsi" w:hint="eastAsia"/>
+                          <w:rFonts w:asciiTheme="minorHAnsi" w:eastAsiaTheme="minorEastAsia" w:hAnsiTheme="minorHAnsi"/>
                           <w:b/>
                           <w:bCs/>
                           <w:noProof/>
@@ -11478,6 +13321,155 @@
 <file path=word/numbering.xml><?xml version="1.0" encoding="utf-8"?>
 <w:numbering xmlns:wpc="http://schemas.microsoft.com/office/word/2010/wordprocessingCanvas" xmlns:cx="http://schemas.microsoft.com/office/drawing/2014/chartex" xmlns:cx1="http://schemas.microsoft.com/office/drawing/2015/9/8/chartex" xmlns:cx2="http://schemas.microsoft.com/office/drawing/2015/10/21/chartex" xmlns:cx3="http://schemas.microsoft.com/office/drawing/2016/5/9/chartex" xmlns:cx4="http://schemas.microsoft.com/office/drawing/2016/5/10/chartex" xmlns:cx5="http://schemas.microsoft.com/office/drawing/2016/5/11/chartex" xmlns:cx6="http://schemas.microsoft.com/office/drawing/2016/5/12/chartex" xmlns:cx7="http://schemas.microsoft.com/office/drawing/2016/5/13/chartex" xmlns:cx8="http://schemas.microsoft.com/office/drawing/2016/5/14/chartex" xmlns:mc="http://schemas.openxmlformats.org/markup-compatibility/2006" xmlns:aink="http://schemas.microsoft.com/office/drawing/2016/ink" xmlns:am3d="http://schemas.microsoft.com/office/drawing/2017/model3d" xmlns:o="urn:schemas-microsoft-com:office:office" xmlns:oel="http://schemas.microsoft.com/office/2019/extlst" xmlns:r="http://schemas.openxmlformats.org/officeDocument/2006/relationships" xmlns:m="http://schemas.openxmlformats.org/officeDocument/2006/math" xmlns:v="urn:schemas-microsoft-com:vml" xmlns:wp14="http://schemas.microsoft.com/office/word/2010/wordprocessingDrawing" xmlns:wp="http://schemas.openxmlformats.org/drawingml/2006/wordprocessingDrawing" xmlns:w10="urn:schemas-microsoft-com:office:word" xmlns:w="http://schemas.openxmlformats.org/wordprocessingml/2006/main" xmlns:w14="http://schemas.microsoft.com/office/word/2010/wordml" xmlns:w15="http://schemas.microsoft.com/office/word/2012/wordml" xmlns:w16cex="http://schemas.microsoft.com/office/word/2018/wordml/cex" xmlns:w16cid="http://schemas.microsoft.com/office/word/2016/wordml/cid" xmlns:w16="http://schemas.microsoft.com/office/word/2018/wordml" xmlns:w16du="http://schemas.microsoft.com/office/word/2023/wordml/word16du" xmlns:w16sdtdh="http://schemas.microsoft.com/office/word/2020/wordml/sdtdatahash" xmlns:w16sdtfl="http://schemas.microsoft.com/office/word/2024/wordml/sdtformatlock" xmlns:w16se="http://schemas.microsoft.com/office/word/2015/wordml/symex" xmlns:wpg="http://schemas.microsoft.com/office/word/2010/wordprocessingGroup" xmlns:wpi="http://schemas.microsoft.com/office/word/2010/wordprocessingInk" xmlns:wne="http://schemas.microsoft.com/office/word/2006/wordml" xmlns:wps="http://schemas.microsoft.com/office/word/2010/wordprocessingShape" mc:Ignorable="w14 w15 w16se w16cid w16 w16cex w16sdtdh w16sdtfl w16du wp14">
   <w:abstractNum w:abstractNumId="0" w15:restartNumberingAfterBreak="0">
+    <w:nsid w:val="04641969"/>
+    <w:multiLevelType w:val="multilevel"/>
+    <w:tmpl w:val="A34651CA"/>
+    <w:lvl w:ilvl="0">
+      <w:start w:val="1"/>
+      <w:numFmt w:val="decimal"/>
+      <w:lvlText w:val="%1."/>
+      <w:lvlJc w:val="left"/>
+      <w:pPr>
+        <w:tabs>
+          <w:tab w:val="num" w:pos="720"/>
+        </w:tabs>
+        <w:ind w:left="720" w:hanging="360"/>
+      </w:pPr>
+      <w:rPr>
+        <w:rFonts w:hint="default"/>
+        <w:sz w:val="20"/>
+      </w:rPr>
+    </w:lvl>
+    <w:lvl w:ilvl="1">
+      <w:start w:val="1"/>
+      <w:numFmt w:val="bullet"/>
+      <w:lvlText w:val="o"/>
+      <w:lvlJc w:val="left"/>
+      <w:pPr>
+        <w:tabs>
+          <w:tab w:val="num" w:pos="1440"/>
+        </w:tabs>
+        <w:ind w:left="1440" w:hanging="360"/>
+      </w:pPr>
+      <w:rPr>
+        <w:rFonts w:ascii="Courier New" w:hAnsi="Courier New" w:hint="default"/>
+        <w:sz w:val="20"/>
+      </w:rPr>
+    </w:lvl>
+    <w:lvl w:ilvl="2" w:tentative="1">
+      <w:start w:val="1"/>
+      <w:numFmt w:val="bullet"/>
+      <w:lvlText w:val=""/>
+      <w:lvlJc w:val="left"/>
+      <w:pPr>
+        <w:tabs>
+          <w:tab w:val="num" w:pos="2160"/>
+        </w:tabs>
+        <w:ind w:left="2160" w:hanging="360"/>
+      </w:pPr>
+      <w:rPr>
+        <w:rFonts w:ascii="Wingdings" w:hAnsi="Wingdings" w:hint="default"/>
+        <w:sz w:val="20"/>
+      </w:rPr>
+    </w:lvl>
+    <w:lvl w:ilvl="3" w:tentative="1">
+      <w:start w:val="1"/>
+      <w:numFmt w:val="bullet"/>
+      <w:lvlText w:val=""/>
+      <w:lvlJc w:val="left"/>
+      <w:pPr>
+        <w:tabs>
+          <w:tab w:val="num" w:pos="2880"/>
+        </w:tabs>
+        <w:ind w:left="2880" w:hanging="360"/>
+      </w:pPr>
+      <w:rPr>
+        <w:rFonts w:ascii="Wingdings" w:hAnsi="Wingdings" w:hint="default"/>
+        <w:sz w:val="20"/>
+      </w:rPr>
+    </w:lvl>
+    <w:lvl w:ilvl="4" w:tentative="1">
+      <w:start w:val="1"/>
+      <w:numFmt w:val="bullet"/>
+      <w:lvlText w:val=""/>
+      <w:lvlJc w:val="left"/>
+      <w:pPr>
+        <w:tabs>
+          <w:tab w:val="num" w:pos="3600"/>
+        </w:tabs>
+        <w:ind w:left="3600" w:hanging="360"/>
+      </w:pPr>
+      <w:rPr>
+        <w:rFonts w:ascii="Wingdings" w:hAnsi="Wingdings" w:hint="default"/>
+        <w:sz w:val="20"/>
+      </w:rPr>
+    </w:lvl>
+    <w:lvl w:ilvl="5" w:tentative="1">
+      <w:start w:val="1"/>
+      <w:numFmt w:val="bullet"/>
+      <w:lvlText w:val=""/>
+      <w:lvlJc w:val="left"/>
+      <w:pPr>
+        <w:tabs>
+          <w:tab w:val="num" w:pos="4320"/>
+        </w:tabs>
+        <w:ind w:left="4320" w:hanging="360"/>
+      </w:pPr>
+      <w:rPr>
+        <w:rFonts w:ascii="Wingdings" w:hAnsi="Wingdings" w:hint="default"/>
+        <w:sz w:val="20"/>
+      </w:rPr>
+    </w:lvl>
+    <w:lvl w:ilvl="6" w:tentative="1">
+      <w:start w:val="1"/>
+      <w:numFmt w:val="bullet"/>
+      <w:lvlText w:val=""/>
+      <w:lvlJc w:val="left"/>
+      <w:pPr>
+        <w:tabs>
+          <w:tab w:val="num" w:pos="5040"/>
+        </w:tabs>
+        <w:ind w:left="5040" w:hanging="360"/>
+      </w:pPr>
+      <w:rPr>
+        <w:rFonts w:ascii="Wingdings" w:hAnsi="Wingdings" w:hint="default"/>
+        <w:sz w:val="20"/>
+      </w:rPr>
+    </w:lvl>
+    <w:lvl w:ilvl="7" w:tentative="1">
+      <w:start w:val="1"/>
+      <w:numFmt w:val="bullet"/>
+      <w:lvlText w:val=""/>
+      <w:lvlJc w:val="left"/>
+      <w:pPr>
+        <w:tabs>
+          <w:tab w:val="num" w:pos="5760"/>
+        </w:tabs>
+        <w:ind w:left="5760" w:hanging="360"/>
+      </w:pPr>
+      <w:rPr>
+        <w:rFonts w:ascii="Wingdings" w:hAnsi="Wingdings" w:hint="default"/>
+        <w:sz w:val="20"/>
+      </w:rPr>
+    </w:lvl>
+    <w:lvl w:ilvl="8" w:tentative="1">
+      <w:start w:val="1"/>
+      <w:numFmt w:val="bullet"/>
+      <w:lvlText w:val=""/>
+      <w:lvlJc w:val="left"/>
+      <w:pPr>
+        <w:tabs>
+          <w:tab w:val="num" w:pos="6480"/>
+        </w:tabs>
+        <w:ind w:left="6480" w:hanging="360"/>
+      </w:pPr>
+      <w:rPr>
+        <w:rFonts w:ascii="Wingdings" w:hAnsi="Wingdings" w:hint="default"/>
+        <w:sz w:val="20"/>
+      </w:rPr>
+    </w:lvl>
+  </w:abstractNum>
+  <w:abstractNum w:abstractNumId="1" w15:restartNumberingAfterBreak="0">
     <w:nsid w:val="05EE226E"/>
     <w:multiLevelType w:val="hybridMultilevel"/>
     <w:tmpl w:val="28F47D36"/>
@@ -11592,7 +13584,156 @@
       </w:rPr>
     </w:lvl>
   </w:abstractNum>
-  <w:abstractNum w:abstractNumId="1" w15:restartNumberingAfterBreak="0">
+  <w:abstractNum w:abstractNumId="2" w15:restartNumberingAfterBreak="0">
+    <w:nsid w:val="08A42C35"/>
+    <w:multiLevelType w:val="multilevel"/>
+    <w:tmpl w:val="472CD7E2"/>
+    <w:lvl w:ilvl="0">
+      <w:start w:val="1"/>
+      <w:numFmt w:val="decimal"/>
+      <w:lvlText w:val="%1."/>
+      <w:lvlJc w:val="left"/>
+      <w:pPr>
+        <w:tabs>
+          <w:tab w:val="num" w:pos="720"/>
+        </w:tabs>
+        <w:ind w:left="720" w:hanging="360"/>
+      </w:pPr>
+      <w:rPr>
+        <w:rFonts w:hint="default"/>
+        <w:sz w:val="20"/>
+      </w:rPr>
+    </w:lvl>
+    <w:lvl w:ilvl="1" w:tentative="1">
+      <w:start w:val="1"/>
+      <w:numFmt w:val="bullet"/>
+      <w:lvlText w:val="o"/>
+      <w:lvlJc w:val="left"/>
+      <w:pPr>
+        <w:tabs>
+          <w:tab w:val="num" w:pos="1440"/>
+        </w:tabs>
+        <w:ind w:left="1440" w:hanging="360"/>
+      </w:pPr>
+      <w:rPr>
+        <w:rFonts w:ascii="Courier New" w:hAnsi="Courier New" w:hint="default"/>
+        <w:sz w:val="20"/>
+      </w:rPr>
+    </w:lvl>
+    <w:lvl w:ilvl="2" w:tentative="1">
+      <w:start w:val="1"/>
+      <w:numFmt w:val="bullet"/>
+      <w:lvlText w:val=""/>
+      <w:lvlJc w:val="left"/>
+      <w:pPr>
+        <w:tabs>
+          <w:tab w:val="num" w:pos="2160"/>
+        </w:tabs>
+        <w:ind w:left="2160" w:hanging="360"/>
+      </w:pPr>
+      <w:rPr>
+        <w:rFonts w:ascii="Wingdings" w:hAnsi="Wingdings" w:hint="default"/>
+        <w:sz w:val="20"/>
+      </w:rPr>
+    </w:lvl>
+    <w:lvl w:ilvl="3" w:tentative="1">
+      <w:start w:val="1"/>
+      <w:numFmt w:val="bullet"/>
+      <w:lvlText w:val=""/>
+      <w:lvlJc w:val="left"/>
+      <w:pPr>
+        <w:tabs>
+          <w:tab w:val="num" w:pos="2880"/>
+        </w:tabs>
+        <w:ind w:left="2880" w:hanging="360"/>
+      </w:pPr>
+      <w:rPr>
+        <w:rFonts w:ascii="Wingdings" w:hAnsi="Wingdings" w:hint="default"/>
+        <w:sz w:val="20"/>
+      </w:rPr>
+    </w:lvl>
+    <w:lvl w:ilvl="4" w:tentative="1">
+      <w:start w:val="1"/>
+      <w:numFmt w:val="bullet"/>
+      <w:lvlText w:val=""/>
+      <w:lvlJc w:val="left"/>
+      <w:pPr>
+        <w:tabs>
+          <w:tab w:val="num" w:pos="3600"/>
+        </w:tabs>
+        <w:ind w:left="3600" w:hanging="360"/>
+      </w:pPr>
+      <w:rPr>
+        <w:rFonts w:ascii="Wingdings" w:hAnsi="Wingdings" w:hint="default"/>
+        <w:sz w:val="20"/>
+      </w:rPr>
+    </w:lvl>
+    <w:lvl w:ilvl="5" w:tentative="1">
+      <w:start w:val="1"/>
+      <w:numFmt w:val="bullet"/>
+      <w:lvlText w:val=""/>
+      <w:lvlJc w:val="left"/>
+      <w:pPr>
+        <w:tabs>
+          <w:tab w:val="num" w:pos="4320"/>
+        </w:tabs>
+        <w:ind w:left="4320" w:hanging="360"/>
+      </w:pPr>
+      <w:rPr>
+        <w:rFonts w:ascii="Wingdings" w:hAnsi="Wingdings" w:hint="default"/>
+        <w:sz w:val="20"/>
+      </w:rPr>
+    </w:lvl>
+    <w:lvl w:ilvl="6" w:tentative="1">
+      <w:start w:val="1"/>
+      <w:numFmt w:val="bullet"/>
+      <w:lvlText w:val=""/>
+      <w:lvlJc w:val="left"/>
+      <w:pPr>
+        <w:tabs>
+          <w:tab w:val="num" w:pos="5040"/>
+        </w:tabs>
+        <w:ind w:left="5040" w:hanging="360"/>
+      </w:pPr>
+      <w:rPr>
+        <w:rFonts w:ascii="Wingdings" w:hAnsi="Wingdings" w:hint="default"/>
+        <w:sz w:val="20"/>
+      </w:rPr>
+    </w:lvl>
+    <w:lvl w:ilvl="7" w:tentative="1">
+      <w:start w:val="1"/>
+      <w:numFmt w:val="bullet"/>
+      <w:lvlText w:val=""/>
+      <w:lvlJc w:val="left"/>
+      <w:pPr>
+        <w:tabs>
+          <w:tab w:val="num" w:pos="5760"/>
+        </w:tabs>
+        <w:ind w:left="5760" w:hanging="360"/>
+      </w:pPr>
+      <w:rPr>
+        <w:rFonts w:ascii="Wingdings" w:hAnsi="Wingdings" w:hint="default"/>
+        <w:sz w:val="20"/>
+      </w:rPr>
+    </w:lvl>
+    <w:lvl w:ilvl="8" w:tentative="1">
+      <w:start w:val="1"/>
+      <w:numFmt w:val="bullet"/>
+      <w:lvlText w:val=""/>
+      <w:lvlJc w:val="left"/>
+      <w:pPr>
+        <w:tabs>
+          <w:tab w:val="num" w:pos="6480"/>
+        </w:tabs>
+        <w:ind w:left="6480" w:hanging="360"/>
+      </w:pPr>
+      <w:rPr>
+        <w:rFonts w:ascii="Wingdings" w:hAnsi="Wingdings" w:hint="default"/>
+        <w:sz w:val="20"/>
+      </w:rPr>
+    </w:lvl>
+  </w:abstractNum>
+  <w:abstractNum w:abstractNumId="3" w15:restartNumberingAfterBreak="0">
     <w:nsid w:val="0BFF75C3"/>
     <w:multiLevelType w:val="multilevel"/>
     <w:tmpl w:val="26225124"/>
@@ -11711,7 +13852,156 @@
       </w:rPr>
     </w:lvl>
   </w:abstractNum>
-  <w:abstractNum w:abstractNumId="2" w15:restartNumberingAfterBreak="0">
+  <w:abstractNum w:abstractNumId="4" w15:restartNumberingAfterBreak="0">
+    <w:nsid w:val="1E380E4F"/>
+    <w:multiLevelType w:val="multilevel"/>
+    <w:tmpl w:val="4608286A"/>
+    <w:lvl w:ilvl="0">
+      <w:start w:val="1"/>
+      <w:numFmt w:val="bullet"/>
+      <w:lvlText w:val=""/>
+      <w:lvlJc w:val="left"/>
+      <w:pPr>
+        <w:tabs>
+          <w:tab w:val="num" w:pos="720"/>
+        </w:tabs>
+        <w:ind w:left="720" w:hanging="360"/>
+      </w:pPr>
+      <w:rPr>
+        <w:rFonts w:ascii="Symbol" w:hAnsi="Symbol" w:hint="default"/>
+        <w:sz w:val="20"/>
+      </w:rPr>
+    </w:lvl>
+    <w:lvl w:ilvl="1" w:tentative="1">
+      <w:start w:val="1"/>
+      <w:numFmt w:val="bullet"/>
+      <w:lvlText w:val="o"/>
+      <w:lvlJc w:val="left"/>
+      <w:pPr>
+        <w:tabs>
+          <w:tab w:val="num" w:pos="1440"/>
+        </w:tabs>
+        <w:ind w:left="1440" w:hanging="360"/>
+      </w:pPr>
+      <w:rPr>
+        <w:rFonts w:ascii="Courier New" w:hAnsi="Courier New" w:hint="default"/>
+        <w:sz w:val="20"/>
+      </w:rPr>
+    </w:lvl>
+    <w:lvl w:ilvl="2" w:tentative="1">
+      <w:start w:val="1"/>
+      <w:numFmt w:val="bullet"/>
+      <w:lvlText w:val=""/>
+      <w:lvlJc w:val="left"/>
+      <w:pPr>
+        <w:tabs>
+          <w:tab w:val="num" w:pos="2160"/>
+        </w:tabs>
+        <w:ind w:left="2160" w:hanging="360"/>
+      </w:pPr>
+      <w:rPr>
+        <w:rFonts w:ascii="Wingdings" w:hAnsi="Wingdings" w:hint="default"/>
+        <w:sz w:val="20"/>
+      </w:rPr>
+    </w:lvl>
+    <w:lvl w:ilvl="3" w:tentative="1">
+      <w:start w:val="1"/>
+      <w:numFmt w:val="bullet"/>
+      <w:lvlText w:val=""/>
+      <w:lvlJc w:val="left"/>
+      <w:pPr>
+        <w:tabs>
+          <w:tab w:val="num" w:pos="2880"/>
+        </w:tabs>
+        <w:ind w:left="2880" w:hanging="360"/>
+      </w:pPr>
+      <w:rPr>
+        <w:rFonts w:ascii="Wingdings" w:hAnsi="Wingdings" w:hint="default"/>
+        <w:sz w:val="20"/>
+      </w:rPr>
+    </w:lvl>
+    <w:lvl w:ilvl="4" w:tentative="1">
+      <w:start w:val="1"/>
+      <w:numFmt w:val="bullet"/>
+      <w:lvlText w:val=""/>
+      <w:lvlJc w:val="left"/>
+      <w:pPr>
+        <w:tabs>
+          <w:tab w:val="num" w:pos="3600"/>
+        </w:tabs>
+        <w:ind w:left="3600" w:hanging="360"/>
+      </w:pPr>
+      <w:rPr>
+        <w:rFonts w:ascii="Wingdings" w:hAnsi="Wingdings" w:hint="default"/>
+        <w:sz w:val="20"/>
+      </w:rPr>
+    </w:lvl>
+    <w:lvl w:ilvl="5" w:tentative="1">
+      <w:start w:val="1"/>
+      <w:numFmt w:val="bullet"/>
+      <w:lvlText w:val=""/>
+      <w:lvlJc w:val="left"/>
+      <w:pPr>
+        <w:tabs>
+          <w:tab w:val="num" w:pos="4320"/>
+        </w:tabs>
+        <w:ind w:left="4320" w:hanging="360"/>
+      </w:pPr>
+      <w:rPr>
+        <w:rFonts w:ascii="Wingdings" w:hAnsi="Wingdings" w:hint="default"/>
+        <w:sz w:val="20"/>
+      </w:rPr>
+    </w:lvl>
+    <w:lvl w:ilvl="6" w:tentative="1">
+      <w:start w:val="1"/>
+      <w:numFmt w:val="bullet"/>
+      <w:lvlText w:val=""/>
+      <w:lvlJc w:val="left"/>
+      <w:pPr>
+        <w:tabs>
+          <w:tab w:val="num" w:pos="5040"/>
+        </w:tabs>
+        <w:ind w:left="5040" w:hanging="360"/>
+      </w:pPr>
+      <w:rPr>
+        <w:rFonts w:ascii="Wingdings" w:hAnsi="Wingdings" w:hint="default"/>
+        <w:sz w:val="20"/>
+      </w:rPr>
+    </w:lvl>
+    <w:lvl w:ilvl="7" w:tentative="1">
+      <w:start w:val="1"/>
+      <w:numFmt w:val="bullet"/>
+      <w:lvlText w:val=""/>
+      <w:lvlJc w:val="left"/>
+      <w:pPr>
+        <w:tabs>
+          <w:tab w:val="num" w:pos="5760"/>
+        </w:tabs>
+        <w:ind w:left="5760" w:hanging="360"/>
+      </w:pPr>
+      <w:rPr>
+        <w:rFonts w:ascii="Wingdings" w:hAnsi="Wingdings" w:hint="default"/>
+        <w:sz w:val="20"/>
+      </w:rPr>
+    </w:lvl>
+    <w:lvl w:ilvl="8" w:tentative="1">
+      <w:start w:val="1"/>
+      <w:numFmt w:val="bullet"/>
+      <w:lvlText w:val=""/>
+      <w:lvlJc w:val="left"/>
+      <w:pPr>
+        <w:tabs>
+          <w:tab w:val="num" w:pos="6480"/>
+        </w:tabs>
+        <w:ind w:left="6480" w:hanging="360"/>
+      </w:pPr>
+      <w:rPr>
+        <w:rFonts w:ascii="Wingdings" w:hAnsi="Wingdings" w:hint="default"/>
+        <w:sz w:val="20"/>
+      </w:rPr>
+    </w:lvl>
+  </w:abstractNum>
+  <w:abstractNum w:abstractNumId="5" w15:restartNumberingAfterBreak="0">
     <w:nsid w:val="23C86201"/>
     <w:multiLevelType w:val="hybridMultilevel"/>
     <w:tmpl w:val="D9F2BF2A"/>
@@ -11826,7 +14116,7 @@
       </w:rPr>
     </w:lvl>
   </w:abstractNum>
-  <w:abstractNum w:abstractNumId="3" w15:restartNumberingAfterBreak="0">
+  <w:abstractNum w:abstractNumId="6" w15:restartNumberingAfterBreak="0">
     <w:nsid w:val="28877CB4"/>
     <w:multiLevelType w:val="multilevel"/>
     <w:tmpl w:val="33163BCC"/>
@@ -11947,7 +14237,233 @@
       </w:rPr>
     </w:lvl>
   </w:abstractNum>
-  <w:abstractNum w:abstractNumId="4" w15:restartNumberingAfterBreak="0">
+  <w:abstractNum w:abstractNumId="7" w15:restartNumberingAfterBreak="0">
+    <w:nsid w:val="2E344922"/>
+    <w:multiLevelType w:val="hybridMultilevel"/>
+    <w:tmpl w:val="D9F2A214"/>
+    <w:lvl w:ilvl="0" w:tplc="6F9C1B18">
+      <w:start w:val="1"/>
+      <w:numFmt w:val="bullet"/>
+      <w:lvlText w:val=""/>
+      <w:lvlJc w:val="left"/>
+      <w:pPr>
+        <w:ind w:left="480" w:hanging="480"/>
+      </w:pPr>
+      <w:rPr>
+        <w:rFonts w:ascii="Wingdings" w:hAnsi="Wingdings" w:hint="default"/>
+      </w:rPr>
+    </w:lvl>
+    <w:lvl w:ilvl="1" w:tplc="04090003" w:tentative="1">
+      <w:start w:val="1"/>
+      <w:numFmt w:val="bullet"/>
+      <w:lvlText w:val=""/>
+      <w:lvlJc w:val="left"/>
+      <w:pPr>
+        <w:ind w:left="960" w:hanging="480"/>
+      </w:pPr>
+      <w:rPr>
+        <w:rFonts w:ascii="Wingdings" w:hAnsi="Wingdings" w:hint="default"/>
+      </w:rPr>
+    </w:lvl>
+    <w:lvl w:ilvl="2" w:tplc="04090005" w:tentative="1">
+      <w:start w:val="1"/>
+      <w:numFmt w:val="bullet"/>
+      <w:lvlText w:val=""/>
+      <w:lvlJc w:val="left"/>
+      <w:pPr>
+        <w:ind w:left="1440" w:hanging="480"/>
+      </w:pPr>
+      <w:rPr>
+        <w:rFonts w:ascii="Wingdings" w:hAnsi="Wingdings" w:hint="default"/>
+      </w:rPr>
+    </w:lvl>
+    <w:lvl w:ilvl="3" w:tplc="04090001" w:tentative="1">
+      <w:start w:val="1"/>
+      <w:numFmt w:val="bullet"/>
+      <w:lvlText w:val=""/>
+      <w:lvlJc w:val="left"/>
+      <w:pPr>
+        <w:ind w:left="1920" w:hanging="480"/>
+      </w:pPr>
+      <w:rPr>
+        <w:rFonts w:ascii="Wingdings" w:hAnsi="Wingdings" w:hint="default"/>
+      </w:rPr>
+    </w:lvl>
+    <w:lvl w:ilvl="4" w:tplc="04090003" w:tentative="1">
+      <w:start w:val="1"/>
+      <w:numFmt w:val="bullet"/>
+      <w:lvlText w:val=""/>
+      <w:lvlJc w:val="left"/>
+      <w:pPr>
+        <w:ind w:left="2400" w:hanging="480"/>
+      </w:pPr>
+      <w:rPr>
+        <w:rFonts w:ascii="Wingdings" w:hAnsi="Wingdings" w:hint="default"/>
+      </w:rPr>
+    </w:lvl>
+    <w:lvl w:ilvl="5" w:tplc="04090005" w:tentative="1">
+      <w:start w:val="1"/>
+      <w:numFmt w:val="bullet"/>
+      <w:lvlText w:val=""/>
+      <w:lvlJc w:val="left"/>
+      <w:pPr>
+        <w:ind w:left="2880" w:hanging="480"/>
+      </w:pPr>
+      <w:rPr>
+        <w:rFonts w:ascii="Wingdings" w:hAnsi="Wingdings" w:hint="default"/>
+      </w:rPr>
+    </w:lvl>
+    <w:lvl w:ilvl="6" w:tplc="04090001" w:tentative="1">
+      <w:start w:val="1"/>
+      <w:numFmt w:val="bullet"/>
+      <w:lvlText w:val=""/>
+      <w:lvlJc w:val="left"/>
+      <w:pPr>
+        <w:ind w:left="3360" w:hanging="480"/>
+      </w:pPr>
+      <w:rPr>
+        <w:rFonts w:ascii="Wingdings" w:hAnsi="Wingdings" w:hint="default"/>
+      </w:rPr>
+    </w:lvl>
+    <w:lvl w:ilvl="7" w:tplc="04090003" w:tentative="1">
+      <w:start w:val="1"/>
+      <w:numFmt w:val="bullet"/>
+      <w:lvlText w:val=""/>
+      <w:lvlJc w:val="left"/>
+      <w:pPr>
+        <w:ind w:left="3840" w:hanging="480"/>
+      </w:pPr>
+      <w:rPr>
+        <w:rFonts w:ascii="Wingdings" w:hAnsi="Wingdings" w:hint="default"/>
+      </w:rPr>
+    </w:lvl>
+    <w:lvl w:ilvl="8" w:tplc="04090005" w:tentative="1">
+      <w:start w:val="1"/>
+      <w:numFmt w:val="bullet"/>
+      <w:lvlText w:val=""/>
+      <w:lvlJc w:val="left"/>
+      <w:pPr>
+        <w:ind w:left="4320" w:hanging="480"/>
+      </w:pPr>
+      <w:rPr>
+        <w:rFonts w:ascii="Wingdings" w:hAnsi="Wingdings" w:hint="default"/>
+      </w:rPr>
+    </w:lvl>
+  </w:abstractNum>
+  <w:abstractNum w:abstractNumId="8" w15:restartNumberingAfterBreak="0">
+    <w:nsid w:val="32482461"/>
+    <w:multiLevelType w:val="hybridMultilevel"/>
+    <w:tmpl w:val="4C5E0D22"/>
+    <w:lvl w:ilvl="0" w:tplc="6F9C1B18">
+      <w:start w:val="1"/>
+      <w:numFmt w:val="bullet"/>
+      <w:lvlText w:val=""/>
+      <w:lvlJc w:val="left"/>
+      <w:pPr>
+        <w:ind w:left="360" w:hanging="360"/>
+      </w:pPr>
+      <w:rPr>
+        <w:rFonts w:ascii="Wingdings" w:hAnsi="Wingdings" w:hint="default"/>
+      </w:rPr>
+    </w:lvl>
+    <w:lvl w:ilvl="1" w:tplc="FFFFFFFF" w:tentative="1">
+      <w:start w:val="1"/>
+      <w:numFmt w:val="bullet"/>
+      <w:lvlText w:val=""/>
+      <w:lvlJc w:val="left"/>
+      <w:pPr>
+        <w:ind w:left="960" w:hanging="480"/>
+      </w:pPr>
+      <w:rPr>
+        <w:rFonts w:ascii="Wingdings" w:hAnsi="Wingdings" w:hint="default"/>
+      </w:rPr>
+    </w:lvl>
+    <w:lvl w:ilvl="2" w:tplc="FFFFFFFF" w:tentative="1">
+      <w:start w:val="1"/>
+      <w:numFmt w:val="bullet"/>
+      <w:lvlText w:val=""/>
+      <w:lvlJc w:val="left"/>
+      <w:pPr>
+        <w:ind w:left="1440" w:hanging="480"/>
+      </w:pPr>
+      <w:rPr>
+        <w:rFonts w:ascii="Wingdings" w:hAnsi="Wingdings" w:hint="default"/>
+      </w:rPr>
+    </w:lvl>
+    <w:lvl w:ilvl="3" w:tplc="FFFFFFFF" w:tentative="1">
+      <w:start w:val="1"/>
+      <w:numFmt w:val="bullet"/>
+      <w:lvlText w:val=""/>
+      <w:lvlJc w:val="left"/>
+      <w:pPr>
+        <w:ind w:left="1920" w:hanging="480"/>
+      </w:pPr>
+      <w:rPr>
+        <w:rFonts w:ascii="Wingdings" w:hAnsi="Wingdings" w:hint="default"/>
+      </w:rPr>
+    </w:lvl>
+    <w:lvl w:ilvl="4" w:tplc="FFFFFFFF" w:tentative="1">
+      <w:start w:val="1"/>
+      <w:numFmt w:val="bullet"/>
+      <w:lvlText w:val=""/>
+      <w:lvlJc w:val="left"/>
+      <w:pPr>
+        <w:ind w:left="2400" w:hanging="480"/>
+      </w:pPr>
+      <w:rPr>
+        <w:rFonts w:ascii="Wingdings" w:hAnsi="Wingdings" w:hint="default"/>
+      </w:rPr>
+    </w:lvl>
+    <w:lvl w:ilvl="5" w:tplc="FFFFFFFF" w:tentative="1">
+      <w:start w:val="1"/>
+      <w:numFmt w:val="bullet"/>
+      <w:lvlText w:val=""/>
+      <w:lvlJc w:val="left"/>
+      <w:pPr>
+        <w:ind w:left="2880" w:hanging="480"/>
+      </w:pPr>
+      <w:rPr>
+        <w:rFonts w:ascii="Wingdings" w:hAnsi="Wingdings" w:hint="default"/>
+      </w:rPr>
+    </w:lvl>
+    <w:lvl w:ilvl="6" w:tplc="FFFFFFFF" w:tentative="1">
+      <w:start w:val="1"/>
+      <w:numFmt w:val="bullet"/>
+      <w:lvlText w:val=""/>
+      <w:lvlJc w:val="left"/>
+      <w:pPr>
+        <w:ind w:left="3360" w:hanging="480"/>
+      </w:pPr>
+      <w:rPr>
+        <w:rFonts w:ascii="Wingdings" w:hAnsi="Wingdings" w:hint="default"/>
+      </w:rPr>
+    </w:lvl>
+    <w:lvl w:ilvl="7" w:tplc="FFFFFFFF" w:tentative="1">
+      <w:start w:val="1"/>
+      <w:numFmt w:val="bullet"/>
+      <w:lvlText w:val=""/>
+      <w:lvlJc w:val="left"/>
+      <w:pPr>
+        <w:ind w:left="3840" w:hanging="480"/>
+      </w:pPr>
+      <w:rPr>
+        <w:rFonts w:ascii="Wingdings" w:hAnsi="Wingdings" w:hint="default"/>
+      </w:rPr>
+    </w:lvl>
+    <w:lvl w:ilvl="8" w:tplc="FFFFFFFF" w:tentative="1">
+      <w:start w:val="1"/>
+      <w:numFmt w:val="bullet"/>
+      <w:lvlText w:val=""/>
+      <w:lvlJc w:val="left"/>
+      <w:pPr>
+        <w:ind w:left="4320" w:hanging="480"/>
+      </w:pPr>
+      <w:rPr>
+        <w:rFonts w:ascii="Wingdings" w:hAnsi="Wingdings" w:hint="default"/>
+      </w:rPr>
+    </w:lvl>
+  </w:abstractNum>
+  <w:abstractNum w:abstractNumId="9" w15:restartNumberingAfterBreak="0">
     <w:nsid w:val="38B82D73"/>
     <w:multiLevelType w:val="multilevel"/>
     <w:tmpl w:val="26225124"/>
@@ -12066,14 +14582,389 @@
       </w:rPr>
     </w:lvl>
   </w:abstractNum>
-  <w:abstractNum w:abstractNumId="5" w15:restartNumberingAfterBreak="0">
-    <w:nsid w:val="5282194E"/>
+  <w:abstractNum w:abstractNumId="10" w15:restartNumberingAfterBreak="0">
+    <w:nsid w:val="41546834"/>
     <w:multiLevelType w:val="hybridMultilevel"/>
-    <w:tmpl w:val="FB0A744C"/>
-    <w:lvl w:ilvl="0" w:tplc="04090001">
+    <w:tmpl w:val="26E6CE5C"/>
+    <w:lvl w:ilvl="0" w:tplc="6F9C1B18">
+      <w:start w:val="1"/>
+      <w:numFmt w:val="bullet"/>
+      <w:lvlText w:val=""/>
+      <w:lvlJc w:val="left"/>
+      <w:pPr>
+        <w:ind w:left="480" w:hanging="480"/>
+      </w:pPr>
+      <w:rPr>
+        <w:rFonts w:ascii="Wingdings" w:hAnsi="Wingdings" w:hint="default"/>
+      </w:rPr>
+    </w:lvl>
+    <w:lvl w:ilvl="1" w:tplc="FFFFFFFF" w:tentative="1">
+      <w:start w:val="1"/>
+      <w:numFmt w:val="bullet"/>
+      <w:lvlText w:val=""/>
+      <w:lvlJc w:val="left"/>
+      <w:pPr>
+        <w:ind w:left="960" w:hanging="480"/>
+      </w:pPr>
+      <w:rPr>
+        <w:rFonts w:ascii="Wingdings" w:hAnsi="Wingdings" w:hint="default"/>
+      </w:rPr>
+    </w:lvl>
+    <w:lvl w:ilvl="2" w:tplc="FFFFFFFF" w:tentative="1">
+      <w:start w:val="1"/>
+      <w:numFmt w:val="bullet"/>
+      <w:lvlText w:val=""/>
+      <w:lvlJc w:val="left"/>
+      <w:pPr>
+        <w:ind w:left="1440" w:hanging="480"/>
+      </w:pPr>
+      <w:rPr>
+        <w:rFonts w:ascii="Wingdings" w:hAnsi="Wingdings" w:hint="default"/>
+      </w:rPr>
+    </w:lvl>
+    <w:lvl w:ilvl="3" w:tplc="FFFFFFFF" w:tentative="1">
       <w:start w:val="1"/>
       <w:numFmt w:val="bullet"/>
       <w:lvlText w:val=""/>
+      <w:lvlJc w:val="left"/>
+      <w:pPr>
+        <w:ind w:left="1920" w:hanging="480"/>
+      </w:pPr>
+      <w:rPr>
+        <w:rFonts w:ascii="Wingdings" w:hAnsi="Wingdings" w:hint="default"/>
+      </w:rPr>
+    </w:lvl>
+    <w:lvl w:ilvl="4" w:tplc="FFFFFFFF" w:tentative="1">
+      <w:start w:val="1"/>
+      <w:numFmt w:val="bullet"/>
+      <w:lvlText w:val=""/>
+      <w:lvlJc w:val="left"/>
+      <w:pPr>
+        <w:ind w:left="2400" w:hanging="480"/>
+      </w:pPr>
+      <w:rPr>
+        <w:rFonts w:ascii="Wingdings" w:hAnsi="Wingdings" w:hint="default"/>
+      </w:rPr>
+    </w:lvl>
+    <w:lvl w:ilvl="5" w:tplc="FFFFFFFF" w:tentative="1">
+      <w:start w:val="1"/>
+      <w:numFmt w:val="bullet"/>
+      <w:lvlText w:val=""/>
+      <w:lvlJc w:val="left"/>
+      <w:pPr>
+        <w:ind w:left="2880" w:hanging="480"/>
+      </w:pPr>
+      <w:rPr>
+        <w:rFonts w:ascii="Wingdings" w:hAnsi="Wingdings" w:hint="default"/>
+      </w:rPr>
+    </w:lvl>
+    <w:lvl w:ilvl="6" w:tplc="FFFFFFFF" w:tentative="1">
+      <w:start w:val="1"/>
+      <w:numFmt w:val="bullet"/>
+      <w:lvlText w:val=""/>
+      <w:lvlJc w:val="left"/>
+      <w:pPr>
+        <w:ind w:left="3360" w:hanging="480"/>
+      </w:pPr>
+      <w:rPr>
+        <w:rFonts w:ascii="Wingdings" w:hAnsi="Wingdings" w:hint="default"/>
+      </w:rPr>
+    </w:lvl>
+    <w:lvl w:ilvl="7" w:tplc="FFFFFFFF" w:tentative="1">
+      <w:start w:val="1"/>
+      <w:numFmt w:val="bullet"/>
+      <w:lvlText w:val=""/>
+      <w:lvlJc w:val="left"/>
+      <w:pPr>
+        <w:ind w:left="3840" w:hanging="480"/>
+      </w:pPr>
+      <w:rPr>
+        <w:rFonts w:ascii="Wingdings" w:hAnsi="Wingdings" w:hint="default"/>
+      </w:rPr>
+    </w:lvl>
+    <w:lvl w:ilvl="8" w:tplc="FFFFFFFF" w:tentative="1">
+      <w:start w:val="1"/>
+      <w:numFmt w:val="bullet"/>
+      <w:lvlText w:val=""/>
+      <w:lvlJc w:val="left"/>
+      <w:pPr>
+        <w:ind w:left="4320" w:hanging="480"/>
+      </w:pPr>
+      <w:rPr>
+        <w:rFonts w:ascii="Wingdings" w:hAnsi="Wingdings" w:hint="default"/>
+      </w:rPr>
+    </w:lvl>
+  </w:abstractNum>
+  <w:abstractNum w:abstractNumId="11" w15:restartNumberingAfterBreak="0">
+    <w:nsid w:val="44E54A90"/>
+    <w:multiLevelType w:val="hybridMultilevel"/>
+    <w:tmpl w:val="3A66CA0E"/>
+    <w:lvl w:ilvl="0" w:tplc="6F9C1B18">
+      <w:start w:val="1"/>
+      <w:numFmt w:val="bullet"/>
+      <w:lvlText w:val=""/>
+      <w:lvlJc w:val="left"/>
+      <w:pPr>
+        <w:ind w:left="480" w:hanging="480"/>
+      </w:pPr>
+      <w:rPr>
+        <w:rFonts w:ascii="Wingdings" w:hAnsi="Wingdings" w:hint="default"/>
+      </w:rPr>
+    </w:lvl>
+    <w:lvl w:ilvl="1" w:tplc="FFFFFFFF" w:tentative="1">
+      <w:start w:val="1"/>
+      <w:numFmt w:val="bullet"/>
+      <w:lvlText w:val=""/>
+      <w:lvlJc w:val="left"/>
+      <w:pPr>
+        <w:ind w:left="960" w:hanging="480"/>
+      </w:pPr>
+      <w:rPr>
+        <w:rFonts w:ascii="Wingdings" w:hAnsi="Wingdings" w:hint="default"/>
+      </w:rPr>
+    </w:lvl>
+    <w:lvl w:ilvl="2" w:tplc="FFFFFFFF" w:tentative="1">
+      <w:start w:val="1"/>
+      <w:numFmt w:val="bullet"/>
+      <w:lvlText w:val=""/>
+      <w:lvlJc w:val="left"/>
+      <w:pPr>
+        <w:ind w:left="1440" w:hanging="480"/>
+      </w:pPr>
+      <w:rPr>
+        <w:rFonts w:ascii="Wingdings" w:hAnsi="Wingdings" w:hint="default"/>
+      </w:rPr>
+    </w:lvl>
+    <w:lvl w:ilvl="3" w:tplc="FFFFFFFF" w:tentative="1">
+      <w:start w:val="1"/>
+      <w:numFmt w:val="bullet"/>
+      <w:lvlText w:val=""/>
+      <w:lvlJc w:val="left"/>
+      <w:pPr>
+        <w:ind w:left="1920" w:hanging="480"/>
+      </w:pPr>
+      <w:rPr>
+        <w:rFonts w:ascii="Wingdings" w:hAnsi="Wingdings" w:hint="default"/>
+      </w:rPr>
+    </w:lvl>
+    <w:lvl w:ilvl="4" w:tplc="FFFFFFFF" w:tentative="1">
+      <w:start w:val="1"/>
+      <w:numFmt w:val="bullet"/>
+      <w:lvlText w:val=""/>
+      <w:lvlJc w:val="left"/>
+      <w:pPr>
+        <w:ind w:left="2400" w:hanging="480"/>
+      </w:pPr>
+      <w:rPr>
+        <w:rFonts w:ascii="Wingdings" w:hAnsi="Wingdings" w:hint="default"/>
+      </w:rPr>
+    </w:lvl>
+    <w:lvl w:ilvl="5" w:tplc="FFFFFFFF" w:tentative="1">
+      <w:start w:val="1"/>
+      <w:numFmt w:val="bullet"/>
+      <w:lvlText w:val=""/>
+      <w:lvlJc w:val="left"/>
+      <w:pPr>
+        <w:ind w:left="2880" w:hanging="480"/>
+      </w:pPr>
+      <w:rPr>
+        <w:rFonts w:ascii="Wingdings" w:hAnsi="Wingdings" w:hint="default"/>
+      </w:rPr>
+    </w:lvl>
+    <w:lvl w:ilvl="6" w:tplc="FFFFFFFF" w:tentative="1">
+      <w:start w:val="1"/>
+      <w:numFmt w:val="bullet"/>
+      <w:lvlText w:val=""/>
+      <w:lvlJc w:val="left"/>
+      <w:pPr>
+        <w:ind w:left="3360" w:hanging="480"/>
+      </w:pPr>
+      <w:rPr>
+        <w:rFonts w:ascii="Wingdings" w:hAnsi="Wingdings" w:hint="default"/>
+      </w:rPr>
+    </w:lvl>
+    <w:lvl w:ilvl="7" w:tplc="FFFFFFFF" w:tentative="1">
+      <w:start w:val="1"/>
+      <w:numFmt w:val="bullet"/>
+      <w:lvlText w:val=""/>
+      <w:lvlJc w:val="left"/>
+      <w:pPr>
+        <w:ind w:left="3840" w:hanging="480"/>
+      </w:pPr>
+      <w:rPr>
+        <w:rFonts w:ascii="Wingdings" w:hAnsi="Wingdings" w:hint="default"/>
+      </w:rPr>
+    </w:lvl>
+    <w:lvl w:ilvl="8" w:tplc="FFFFFFFF" w:tentative="1">
+      <w:start w:val="1"/>
+      <w:numFmt w:val="bullet"/>
+      <w:lvlText w:val=""/>
+      <w:lvlJc w:val="left"/>
+      <w:pPr>
+        <w:ind w:left="4320" w:hanging="480"/>
+      </w:pPr>
+      <w:rPr>
+        <w:rFonts w:ascii="Wingdings" w:hAnsi="Wingdings" w:hint="default"/>
+      </w:rPr>
+    </w:lvl>
+  </w:abstractNum>
+  <w:abstractNum w:abstractNumId="12" w15:restartNumberingAfterBreak="0">
+    <w:nsid w:val="488B4C38"/>
+    <w:multiLevelType w:val="multilevel"/>
+    <w:tmpl w:val="6ED419E2"/>
+    <w:lvl w:ilvl="0">
+      <w:start w:val="1"/>
+      <w:numFmt w:val="bullet"/>
+      <w:lvlText w:val=""/>
+      <w:lvlJc w:val="left"/>
+      <w:pPr>
+        <w:tabs>
+          <w:tab w:val="num" w:pos="720"/>
+        </w:tabs>
+        <w:ind w:left="720" w:hanging="360"/>
+      </w:pPr>
+      <w:rPr>
+        <w:rFonts w:ascii="Symbol" w:hAnsi="Symbol" w:hint="default"/>
+        <w:sz w:val="20"/>
+      </w:rPr>
+    </w:lvl>
+    <w:lvl w:ilvl="1">
+      <w:start w:val="1"/>
+      <w:numFmt w:val="bullet"/>
+      <w:lvlText w:val="o"/>
+      <w:lvlJc w:val="left"/>
+      <w:pPr>
+        <w:tabs>
+          <w:tab w:val="num" w:pos="1440"/>
+        </w:tabs>
+        <w:ind w:left="1440" w:hanging="360"/>
+      </w:pPr>
+      <w:rPr>
+        <w:rFonts w:ascii="Courier New" w:hAnsi="Courier New" w:hint="default"/>
+        <w:sz w:val="20"/>
+      </w:rPr>
+    </w:lvl>
+    <w:lvl w:ilvl="2" w:tentative="1">
+      <w:start w:val="1"/>
+      <w:numFmt w:val="bullet"/>
+      <w:lvlText w:val=""/>
+      <w:lvlJc w:val="left"/>
+      <w:pPr>
+        <w:tabs>
+          <w:tab w:val="num" w:pos="2160"/>
+        </w:tabs>
+        <w:ind w:left="2160" w:hanging="360"/>
+      </w:pPr>
+      <w:rPr>
+        <w:rFonts w:ascii="Wingdings" w:hAnsi="Wingdings" w:hint="default"/>
+        <w:sz w:val="20"/>
+      </w:rPr>
+    </w:lvl>
+    <w:lvl w:ilvl="3" w:tentative="1">
+      <w:start w:val="1"/>
+      <w:numFmt w:val="bullet"/>
+      <w:lvlText w:val=""/>
+      <w:lvlJc w:val="left"/>
+      <w:pPr>
+        <w:tabs>
+          <w:tab w:val="num" w:pos="2880"/>
+        </w:tabs>
+        <w:ind w:left="2880" w:hanging="360"/>
+      </w:pPr>
+      <w:rPr>
+        <w:rFonts w:ascii="Wingdings" w:hAnsi="Wingdings" w:hint="default"/>
+        <w:sz w:val="20"/>
+      </w:rPr>
+    </w:lvl>
+    <w:lvl w:ilvl="4" w:tentative="1">
+      <w:start w:val="1"/>
+      <w:numFmt w:val="bullet"/>
+      <w:lvlText w:val=""/>
+      <w:lvlJc w:val="left"/>
+      <w:pPr>
+        <w:tabs>
+          <w:tab w:val="num" w:pos="3600"/>
+        </w:tabs>
+        <w:ind w:left="3600" w:hanging="360"/>
+      </w:pPr>
+      <w:rPr>
+        <w:rFonts w:ascii="Wingdings" w:hAnsi="Wingdings" w:hint="default"/>
+        <w:sz w:val="20"/>
+      </w:rPr>
+    </w:lvl>
+    <w:lvl w:ilvl="5" w:tentative="1">
+      <w:start w:val="1"/>
+      <w:numFmt w:val="bullet"/>
+      <w:lvlText w:val=""/>
+      <w:lvlJc w:val="left"/>
+      <w:pPr>
+        <w:tabs>
+          <w:tab w:val="num" w:pos="4320"/>
+        </w:tabs>
+        <w:ind w:left="4320" w:hanging="360"/>
+      </w:pPr>
+      <w:rPr>
+        <w:rFonts w:ascii="Wingdings" w:hAnsi="Wingdings" w:hint="default"/>
+        <w:sz w:val="20"/>
+      </w:rPr>
+    </w:lvl>
+    <w:lvl w:ilvl="6" w:tentative="1">
+      <w:start w:val="1"/>
+      <w:numFmt w:val="bullet"/>
+      <w:lvlText w:val=""/>
+      <w:lvlJc w:val="left"/>
+      <w:pPr>
+        <w:tabs>
+          <w:tab w:val="num" w:pos="5040"/>
+        </w:tabs>
+        <w:ind w:left="5040" w:hanging="360"/>
+      </w:pPr>
+      <w:rPr>
+        <w:rFonts w:ascii="Wingdings" w:hAnsi="Wingdings" w:hint="default"/>
+        <w:sz w:val="20"/>
+      </w:rPr>
+    </w:lvl>
+    <w:lvl w:ilvl="7" w:tentative="1">
+      <w:start w:val="1"/>
+      <w:numFmt w:val="bullet"/>
+      <w:lvlText w:val=""/>
+      <w:lvlJc w:val="left"/>
+      <w:pPr>
+        <w:tabs>
+          <w:tab w:val="num" w:pos="5760"/>
+        </w:tabs>
+        <w:ind w:left="5760" w:hanging="360"/>
+      </w:pPr>
+      <w:rPr>
+        <w:rFonts w:ascii="Wingdings" w:hAnsi="Wingdings" w:hint="default"/>
+        <w:sz w:val="20"/>
+      </w:rPr>
+    </w:lvl>
+    <w:lvl w:ilvl="8" w:tentative="1">
+      <w:start w:val="1"/>
+      <w:numFmt w:val="bullet"/>
+      <w:lvlText w:val=""/>
+      <w:lvlJc w:val="left"/>
+      <w:pPr>
+        <w:tabs>
+          <w:tab w:val="num" w:pos="6480"/>
+        </w:tabs>
+        <w:ind w:left="6480" w:hanging="360"/>
+      </w:pPr>
+      <w:rPr>
+        <w:rFonts w:ascii="Wingdings" w:hAnsi="Wingdings" w:hint="default"/>
+        <w:sz w:val="20"/>
+      </w:rPr>
+    </w:lvl>
+  </w:abstractNum>
+  <w:abstractNum w:abstractNumId="13" w15:restartNumberingAfterBreak="0">
+    <w:nsid w:val="4D027C29"/>
+    <w:multiLevelType w:val="hybridMultilevel"/>
+    <w:tmpl w:val="E48EAAC0"/>
+    <w:lvl w:ilvl="0" w:tplc="6F9C1B18">
+      <w:start w:val="1"/>
+      <w:numFmt w:val="bullet"/>
+      <w:lvlText w:val=""/>
       <w:lvlJc w:val="left"/>
       <w:pPr>
         <w:ind w:left="480" w:hanging="480"/>
@@ -12094,7 +14985,7 @@
         <w:rFonts w:ascii="Wingdings" w:hAnsi="Wingdings" w:hint="default"/>
       </w:rPr>
     </w:lvl>
-    <w:lvl w:ilvl="2" w:tplc="04090005">
+    <w:lvl w:ilvl="2" w:tplc="04090005" w:tentative="1">
       <w:start w:val="1"/>
       <w:numFmt w:val="bullet"/>
       <w:lvlText w:val=""/>
@@ -12179,7 +15070,382 @@
       </w:rPr>
     </w:lvl>
   </w:abstractNum>
-  <w:abstractNum w:abstractNumId="6" w15:restartNumberingAfterBreak="0">
+  <w:abstractNum w:abstractNumId="14" w15:restartNumberingAfterBreak="0">
+    <w:nsid w:val="5282194E"/>
+    <w:multiLevelType w:val="hybridMultilevel"/>
+    <w:tmpl w:val="FB0A744C"/>
+    <w:lvl w:ilvl="0" w:tplc="04090001">
+      <w:start w:val="1"/>
+      <w:numFmt w:val="bullet"/>
+      <w:lvlText w:val=""/>
+      <w:lvlJc w:val="left"/>
+      <w:pPr>
+        <w:ind w:left="480" w:hanging="480"/>
+      </w:pPr>
+      <w:rPr>
+        <w:rFonts w:ascii="Wingdings" w:hAnsi="Wingdings" w:hint="default"/>
+      </w:rPr>
+    </w:lvl>
+    <w:lvl w:ilvl="1" w:tplc="04090003" w:tentative="1">
+      <w:start w:val="1"/>
+      <w:numFmt w:val="bullet"/>
+      <w:lvlText w:val=""/>
+      <w:lvlJc w:val="left"/>
+      <w:pPr>
+        <w:ind w:left="960" w:hanging="480"/>
+      </w:pPr>
+      <w:rPr>
+        <w:rFonts w:ascii="Wingdings" w:hAnsi="Wingdings" w:hint="default"/>
+      </w:rPr>
+    </w:lvl>
+    <w:lvl w:ilvl="2" w:tplc="04090005">
+      <w:start w:val="1"/>
+      <w:numFmt w:val="bullet"/>
+      <w:lvlText w:val=""/>
+      <w:lvlJc w:val="left"/>
+      <w:pPr>
+        <w:ind w:left="1440" w:hanging="480"/>
+      </w:pPr>
+      <w:rPr>
+        <w:rFonts w:ascii="Wingdings" w:hAnsi="Wingdings" w:hint="default"/>
+      </w:rPr>
+    </w:lvl>
+    <w:lvl w:ilvl="3" w:tplc="04090001" w:tentative="1">
+      <w:start w:val="1"/>
+      <w:numFmt w:val="bullet"/>
+      <w:lvlText w:val=""/>
+      <w:lvlJc w:val="left"/>
+      <w:pPr>
+        <w:ind w:left="1920" w:hanging="480"/>
+      </w:pPr>
+      <w:rPr>
+        <w:rFonts w:ascii="Wingdings" w:hAnsi="Wingdings" w:hint="default"/>
+      </w:rPr>
+    </w:lvl>
+    <w:lvl w:ilvl="4" w:tplc="04090003" w:tentative="1">
+      <w:start w:val="1"/>
+      <w:numFmt w:val="bullet"/>
+      <w:lvlText w:val=""/>
+      <w:lvlJc w:val="left"/>
+      <w:pPr>
+        <w:ind w:left="2400" w:hanging="480"/>
+      </w:pPr>
+      <w:rPr>
+        <w:rFonts w:ascii="Wingdings" w:hAnsi="Wingdings" w:hint="default"/>
+      </w:rPr>
+    </w:lvl>
+    <w:lvl w:ilvl="5" w:tplc="04090005" w:tentative="1">
+      <w:start w:val="1"/>
+      <w:numFmt w:val="bullet"/>
+      <w:lvlText w:val=""/>
+      <w:lvlJc w:val="left"/>
+      <w:pPr>
+        <w:ind w:left="2880" w:hanging="480"/>
+      </w:pPr>
+      <w:rPr>
+        <w:rFonts w:ascii="Wingdings" w:hAnsi="Wingdings" w:hint="default"/>
+      </w:rPr>
+    </w:lvl>
+    <w:lvl w:ilvl="6" w:tplc="04090001" w:tentative="1">
+      <w:start w:val="1"/>
+      <w:numFmt w:val="bullet"/>
+      <w:lvlText w:val=""/>
+      <w:lvlJc w:val="left"/>
+      <w:pPr>
+        <w:ind w:left="3360" w:hanging="480"/>
+      </w:pPr>
+      <w:rPr>
+        <w:rFonts w:ascii="Wingdings" w:hAnsi="Wingdings" w:hint="default"/>
+      </w:rPr>
+    </w:lvl>
+    <w:lvl w:ilvl="7" w:tplc="04090003" w:tentative="1">
+      <w:start w:val="1"/>
+      <w:numFmt w:val="bullet"/>
+      <w:lvlText w:val=""/>
+      <w:lvlJc w:val="left"/>
+      <w:pPr>
+        <w:ind w:left="3840" w:hanging="480"/>
+      </w:pPr>
+      <w:rPr>
+        <w:rFonts w:ascii="Wingdings" w:hAnsi="Wingdings" w:hint="default"/>
+      </w:rPr>
+    </w:lvl>
+    <w:lvl w:ilvl="8" w:tplc="04090005" w:tentative="1">
+      <w:start w:val="1"/>
+      <w:numFmt w:val="bullet"/>
+      <w:lvlText w:val=""/>
+      <w:lvlJc w:val="left"/>
+      <w:pPr>
+        <w:ind w:left="4320" w:hanging="480"/>
+      </w:pPr>
+      <w:rPr>
+        <w:rFonts w:ascii="Wingdings" w:hAnsi="Wingdings" w:hint="default"/>
+      </w:rPr>
+    </w:lvl>
+  </w:abstractNum>
+  <w:abstractNum w:abstractNumId="15" w15:restartNumberingAfterBreak="0">
+    <w:nsid w:val="5BE51F4E"/>
+    <w:multiLevelType w:val="hybridMultilevel"/>
+    <w:tmpl w:val="BE1E3142"/>
+    <w:lvl w:ilvl="0" w:tplc="6F9C1B18">
+      <w:start w:val="1"/>
+      <w:numFmt w:val="bullet"/>
+      <w:lvlText w:val=""/>
+      <w:lvlJc w:val="left"/>
+      <w:pPr>
+        <w:ind w:left="480" w:hanging="480"/>
+      </w:pPr>
+      <w:rPr>
+        <w:rFonts w:ascii="Wingdings" w:hAnsi="Wingdings" w:hint="default"/>
+      </w:rPr>
+    </w:lvl>
+    <w:lvl w:ilvl="1" w:tplc="04090003" w:tentative="1">
+      <w:start w:val="1"/>
+      <w:numFmt w:val="bullet"/>
+      <w:lvlText w:val=""/>
+      <w:lvlJc w:val="left"/>
+      <w:pPr>
+        <w:ind w:left="960" w:hanging="480"/>
+      </w:pPr>
+      <w:rPr>
+        <w:rFonts w:ascii="Wingdings" w:hAnsi="Wingdings" w:hint="default"/>
+      </w:rPr>
+    </w:lvl>
+    <w:lvl w:ilvl="2" w:tplc="04090005" w:tentative="1">
+      <w:start w:val="1"/>
+      <w:numFmt w:val="bullet"/>
+      <w:lvlText w:val=""/>
+      <w:lvlJc w:val="left"/>
+      <w:pPr>
+        <w:ind w:left="1440" w:hanging="480"/>
+      </w:pPr>
+      <w:rPr>
+        <w:rFonts w:ascii="Wingdings" w:hAnsi="Wingdings" w:hint="default"/>
+      </w:rPr>
+    </w:lvl>
+    <w:lvl w:ilvl="3" w:tplc="04090001" w:tentative="1">
+      <w:start w:val="1"/>
+      <w:numFmt w:val="bullet"/>
+      <w:lvlText w:val=""/>
+      <w:lvlJc w:val="left"/>
+      <w:pPr>
+        <w:ind w:left="1920" w:hanging="480"/>
+      </w:pPr>
+      <w:rPr>
+        <w:rFonts w:ascii="Wingdings" w:hAnsi="Wingdings" w:hint="default"/>
+      </w:rPr>
+    </w:lvl>
+    <w:lvl w:ilvl="4" w:tplc="04090003" w:tentative="1">
+      <w:start w:val="1"/>
+      <w:numFmt w:val="bullet"/>
+      <w:lvlText w:val=""/>
+      <w:lvlJc w:val="left"/>
+      <w:pPr>
+        <w:ind w:left="2400" w:hanging="480"/>
+      </w:pPr>
+      <w:rPr>
+        <w:rFonts w:ascii="Wingdings" w:hAnsi="Wingdings" w:hint="default"/>
+      </w:rPr>
+    </w:lvl>
+    <w:lvl w:ilvl="5" w:tplc="04090005" w:tentative="1">
+      <w:start w:val="1"/>
+      <w:numFmt w:val="bullet"/>
+      <w:lvlText w:val=""/>
+      <w:lvlJc w:val="left"/>
+      <w:pPr>
+        <w:ind w:left="2880" w:hanging="480"/>
+      </w:pPr>
+      <w:rPr>
+        <w:rFonts w:ascii="Wingdings" w:hAnsi="Wingdings" w:hint="default"/>
+      </w:rPr>
+    </w:lvl>
+    <w:lvl w:ilvl="6" w:tplc="04090001" w:tentative="1">
+      <w:start w:val="1"/>
+      <w:numFmt w:val="bullet"/>
+      <w:lvlText w:val=""/>
+      <w:lvlJc w:val="left"/>
+      <w:pPr>
+        <w:ind w:left="3360" w:hanging="480"/>
+      </w:pPr>
+      <w:rPr>
+        <w:rFonts w:ascii="Wingdings" w:hAnsi="Wingdings" w:hint="default"/>
+      </w:rPr>
+    </w:lvl>
+    <w:lvl w:ilvl="7" w:tplc="04090003" w:tentative="1">
+      <w:start w:val="1"/>
+      <w:numFmt w:val="bullet"/>
+      <w:lvlText w:val=""/>
+      <w:lvlJc w:val="left"/>
+      <w:pPr>
+        <w:ind w:left="3840" w:hanging="480"/>
+      </w:pPr>
+      <w:rPr>
+        <w:rFonts w:ascii="Wingdings" w:hAnsi="Wingdings" w:hint="default"/>
+      </w:rPr>
+    </w:lvl>
+    <w:lvl w:ilvl="8" w:tplc="04090005" w:tentative="1">
+      <w:start w:val="1"/>
+      <w:numFmt w:val="bullet"/>
+      <w:lvlText w:val=""/>
+      <w:lvlJc w:val="left"/>
+      <w:pPr>
+        <w:ind w:left="4320" w:hanging="480"/>
+      </w:pPr>
+      <w:rPr>
+        <w:rFonts w:ascii="Wingdings" w:hAnsi="Wingdings" w:hint="default"/>
+      </w:rPr>
+    </w:lvl>
+  </w:abstractNum>
+  <w:abstractNum w:abstractNumId="16" w15:restartNumberingAfterBreak="0">
+    <w:nsid w:val="5E5C26DD"/>
+    <w:multiLevelType w:val="multilevel"/>
+    <w:tmpl w:val="A34651CA"/>
+    <w:lvl w:ilvl="0">
+      <w:start w:val="1"/>
+      <w:numFmt w:val="decimal"/>
+      <w:lvlText w:val="%1."/>
+      <w:lvlJc w:val="left"/>
+      <w:pPr>
+        <w:tabs>
+          <w:tab w:val="num" w:pos="720"/>
+        </w:tabs>
+        <w:ind w:left="720" w:hanging="360"/>
+      </w:pPr>
+      <w:rPr>
+        <w:rFonts w:hint="default"/>
+        <w:sz w:val="20"/>
+      </w:rPr>
+    </w:lvl>
+    <w:lvl w:ilvl="1">
+      <w:start w:val="1"/>
+      <w:numFmt w:val="bullet"/>
+      <w:lvlText w:val="o"/>
+      <w:lvlJc w:val="left"/>
+      <w:pPr>
+        <w:tabs>
+          <w:tab w:val="num" w:pos="1440"/>
+        </w:tabs>
+        <w:ind w:left="1440" w:hanging="360"/>
+      </w:pPr>
+      <w:rPr>
+        <w:rFonts w:ascii="Courier New" w:hAnsi="Courier New" w:hint="default"/>
+        <w:sz w:val="20"/>
+      </w:rPr>
+    </w:lvl>
+    <w:lvl w:ilvl="2" w:tentative="1">
+      <w:start w:val="1"/>
+      <w:numFmt w:val="bullet"/>
+      <w:lvlText w:val=""/>
+      <w:lvlJc w:val="left"/>
+      <w:pPr>
+        <w:tabs>
+          <w:tab w:val="num" w:pos="2160"/>
+        </w:tabs>
+        <w:ind w:left="2160" w:hanging="360"/>
+      </w:pPr>
+      <w:rPr>
+        <w:rFonts w:ascii="Wingdings" w:hAnsi="Wingdings" w:hint="default"/>
+        <w:sz w:val="20"/>
+      </w:rPr>
+    </w:lvl>
+    <w:lvl w:ilvl="3" w:tentative="1">
+      <w:start w:val="1"/>
+      <w:numFmt w:val="bullet"/>
+      <w:lvlText w:val=""/>
+      <w:lvlJc w:val="left"/>
+      <w:pPr>
+        <w:tabs>
+          <w:tab w:val="num" w:pos="2880"/>
+        </w:tabs>
+        <w:ind w:left="2880" w:hanging="360"/>
+      </w:pPr>
+      <w:rPr>
+        <w:rFonts w:ascii="Wingdings" w:hAnsi="Wingdings" w:hint="default"/>
+        <w:sz w:val="20"/>
+      </w:rPr>
+    </w:lvl>
+    <w:lvl w:ilvl="4" w:tentative="1">
+      <w:start w:val="1"/>
+      <w:numFmt w:val="bullet"/>
+      <w:lvlText w:val=""/>
+      <w:lvlJc w:val="left"/>
+      <w:pPr>
+        <w:tabs>
+          <w:tab w:val="num" w:pos="3600"/>
+        </w:tabs>
+        <w:ind w:left="3600" w:hanging="360"/>
+      </w:pPr>
+      <w:rPr>
+        <w:rFonts w:ascii="Wingdings" w:hAnsi="Wingdings" w:hint="default"/>
+        <w:sz w:val="20"/>
+      </w:rPr>
+    </w:lvl>
+    <w:lvl w:ilvl="5" w:tentative="1">
+      <w:start w:val="1"/>
+      <w:numFmt w:val="bullet"/>
+      <w:lvlText w:val=""/>
+      <w:lvlJc w:val="left"/>
+      <w:pPr>
+        <w:tabs>
+          <w:tab w:val="num" w:pos="4320"/>
+        </w:tabs>
+        <w:ind w:left="4320" w:hanging="360"/>
+      </w:pPr>
+      <w:rPr>
+        <w:rFonts w:ascii="Wingdings" w:hAnsi="Wingdings" w:hint="default"/>
+        <w:sz w:val="20"/>
+      </w:rPr>
+    </w:lvl>
+    <w:lvl w:ilvl="6" w:tentative="1">
+      <w:start w:val="1"/>
+      <w:numFmt w:val="bullet"/>
+      <w:lvlText w:val=""/>
+      <w:lvlJc w:val="left"/>
+      <w:pPr>
+        <w:tabs>
+          <w:tab w:val="num" w:pos="5040"/>
+        </w:tabs>
+        <w:ind w:left="5040" w:hanging="360"/>
+      </w:pPr>
+      <w:rPr>
+        <w:rFonts w:ascii="Wingdings" w:hAnsi="Wingdings" w:hint="default"/>
+        <w:sz w:val="20"/>
+      </w:rPr>
+    </w:lvl>
+    <w:lvl w:ilvl="7" w:tentative="1">
+      <w:start w:val="1"/>
+      <w:numFmt w:val="bullet"/>
+      <w:lvlText w:val=""/>
+      <w:lvlJc w:val="left"/>
+      <w:pPr>
+        <w:tabs>
+          <w:tab w:val="num" w:pos="5760"/>
+        </w:tabs>
+        <w:ind w:left="5760" w:hanging="360"/>
+      </w:pPr>
+      <w:rPr>
+        <w:rFonts w:ascii="Wingdings" w:hAnsi="Wingdings" w:hint="default"/>
+        <w:sz w:val="20"/>
+      </w:rPr>
+    </w:lvl>
+    <w:lvl w:ilvl="8" w:tentative="1">
+      <w:start w:val="1"/>
+      <w:numFmt w:val="bullet"/>
+      <w:lvlText w:val=""/>
+      <w:lvlJc w:val="left"/>
+      <w:pPr>
+        <w:tabs>
+          <w:tab w:val="num" w:pos="6480"/>
+        </w:tabs>
+        <w:ind w:left="6480" w:hanging="360"/>
+      </w:pPr>
+      <w:rPr>
+        <w:rFonts w:ascii="Wingdings" w:hAnsi="Wingdings" w:hint="default"/>
+        <w:sz w:val="20"/>
+      </w:rPr>
+    </w:lvl>
+  </w:abstractNum>
+  <w:abstractNum w:abstractNumId="17" w15:restartNumberingAfterBreak="0">
     <w:nsid w:val="62A94BEB"/>
     <w:multiLevelType w:val="multilevel"/>
     <w:tmpl w:val="28327C30"/>
@@ -12302,50 +15568,235 @@
       </w:rPr>
     </w:lvl>
   </w:abstractNum>
+  <w:abstractNum w:abstractNumId="18" w15:restartNumberingAfterBreak="0">
+    <w:nsid w:val="703B491C"/>
+    <w:multiLevelType w:val="multilevel"/>
+    <w:tmpl w:val="031C8FE4"/>
+    <w:lvl w:ilvl="0">
+      <w:start w:val="1"/>
+      <w:numFmt w:val="bullet"/>
+      <w:lvlText w:val=""/>
+      <w:lvlJc w:val="left"/>
+      <w:pPr>
+        <w:tabs>
+          <w:tab w:val="num" w:pos="720"/>
+        </w:tabs>
+        <w:ind w:left="720" w:hanging="360"/>
+      </w:pPr>
+      <w:rPr>
+        <w:rFonts w:ascii="Symbol" w:hAnsi="Symbol" w:hint="default"/>
+        <w:sz w:val="20"/>
+      </w:rPr>
+    </w:lvl>
+    <w:lvl w:ilvl="1" w:tentative="1">
+      <w:start w:val="1"/>
+      <w:numFmt w:val="bullet"/>
+      <w:lvlText w:val="o"/>
+      <w:lvlJc w:val="left"/>
+      <w:pPr>
+        <w:tabs>
+          <w:tab w:val="num" w:pos="1440"/>
+        </w:tabs>
+        <w:ind w:left="1440" w:hanging="360"/>
+      </w:pPr>
+      <w:rPr>
+        <w:rFonts w:ascii="Courier New" w:hAnsi="Courier New" w:hint="default"/>
+        <w:sz w:val="20"/>
+      </w:rPr>
+    </w:lvl>
+    <w:lvl w:ilvl="2" w:tentative="1">
+      <w:start w:val="1"/>
+      <w:numFmt w:val="bullet"/>
+      <w:lvlText w:val=""/>
+      <w:lvlJc w:val="left"/>
+      <w:pPr>
+        <w:tabs>
+          <w:tab w:val="num" w:pos="2160"/>
+        </w:tabs>
+        <w:ind w:left="2160" w:hanging="360"/>
+      </w:pPr>
+      <w:rPr>
+        <w:rFonts w:ascii="Wingdings" w:hAnsi="Wingdings" w:hint="default"/>
+        <w:sz w:val="20"/>
+      </w:rPr>
+    </w:lvl>
+    <w:lvl w:ilvl="3" w:tentative="1">
+      <w:start w:val="1"/>
+      <w:numFmt w:val="bullet"/>
+      <w:lvlText w:val=""/>
+      <w:lvlJc w:val="left"/>
+      <w:pPr>
+        <w:tabs>
+          <w:tab w:val="num" w:pos="2880"/>
+        </w:tabs>
+        <w:ind w:left="2880" w:hanging="360"/>
+      </w:pPr>
+      <w:rPr>
+        <w:rFonts w:ascii="Wingdings" w:hAnsi="Wingdings" w:hint="default"/>
+        <w:sz w:val="20"/>
+      </w:rPr>
+    </w:lvl>
+    <w:lvl w:ilvl="4" w:tentative="1">
+      <w:start w:val="1"/>
+      <w:numFmt w:val="bullet"/>
+      <w:lvlText w:val=""/>
+      <w:lvlJc w:val="left"/>
+      <w:pPr>
+        <w:tabs>
+          <w:tab w:val="num" w:pos="3600"/>
+        </w:tabs>
+        <w:ind w:left="3600" w:hanging="360"/>
+      </w:pPr>
+      <w:rPr>
+        <w:rFonts w:ascii="Wingdings" w:hAnsi="Wingdings" w:hint="default"/>
+        <w:sz w:val="20"/>
+      </w:rPr>
+    </w:lvl>
+    <w:lvl w:ilvl="5" w:tentative="1">
+      <w:start w:val="1"/>
+      <w:numFmt w:val="bullet"/>
+      <w:lvlText w:val=""/>
+      <w:lvlJc w:val="left"/>
+      <w:pPr>
+        <w:tabs>
+          <w:tab w:val="num" w:pos="4320"/>
+        </w:tabs>
+        <w:ind w:left="4320" w:hanging="360"/>
+      </w:pPr>
+      <w:rPr>
+        <w:rFonts w:ascii="Wingdings" w:hAnsi="Wingdings" w:hint="default"/>
+        <w:sz w:val="20"/>
+      </w:rPr>
+    </w:lvl>
+    <w:lvl w:ilvl="6" w:tentative="1">
+      <w:start w:val="1"/>
+      <w:numFmt w:val="bullet"/>
+      <w:lvlText w:val=""/>
+      <w:lvlJc w:val="left"/>
+      <w:pPr>
+        <w:tabs>
+          <w:tab w:val="num" w:pos="5040"/>
+        </w:tabs>
+        <w:ind w:left="5040" w:hanging="360"/>
+      </w:pPr>
+      <w:rPr>
+        <w:rFonts w:ascii="Wingdings" w:hAnsi="Wingdings" w:hint="default"/>
+        <w:sz w:val="20"/>
+      </w:rPr>
+    </w:lvl>
+    <w:lvl w:ilvl="7" w:tentative="1">
+      <w:start w:val="1"/>
+      <w:numFmt w:val="bullet"/>
+      <w:lvlText w:val=""/>
+      <w:lvlJc w:val="left"/>
+      <w:pPr>
+        <w:tabs>
+          <w:tab w:val="num" w:pos="5760"/>
+        </w:tabs>
+        <w:ind w:left="5760" w:hanging="360"/>
+      </w:pPr>
+      <w:rPr>
+        <w:rFonts w:ascii="Wingdings" w:hAnsi="Wingdings" w:hint="default"/>
+        <w:sz w:val="20"/>
+      </w:rPr>
+    </w:lvl>
+    <w:lvl w:ilvl="8" w:tentative="1">
+      <w:start w:val="1"/>
+      <w:numFmt w:val="bullet"/>
+      <w:lvlText w:val=""/>
+      <w:lvlJc w:val="left"/>
+      <w:pPr>
+        <w:tabs>
+          <w:tab w:val="num" w:pos="6480"/>
+        </w:tabs>
+        <w:ind w:left="6480" w:hanging="360"/>
+      </w:pPr>
+      <w:rPr>
+        <w:rFonts w:ascii="Wingdings" w:hAnsi="Wingdings" w:hint="default"/>
+        <w:sz w:val="20"/>
+      </w:rPr>
+    </w:lvl>
+  </w:abstractNum>
   <w:num w:numId="1" w16cid:durableId="567426511">
+    <w:abstractNumId w:val="17"/>
+  </w:num>
+  <w:num w:numId="2" w16cid:durableId="1354115221">
     <w:abstractNumId w:val="6"/>
   </w:num>
-  <w:num w:numId="2" w16cid:durableId="1354115221">
+  <w:num w:numId="3" w16cid:durableId="222914366">
     <w:abstractNumId w:val="3"/>
   </w:num>
-  <w:num w:numId="3" w16cid:durableId="222914366">
+  <w:num w:numId="4" w16cid:durableId="499469848">
+    <w:abstractNumId w:val="9"/>
+  </w:num>
+  <w:num w:numId="5" w16cid:durableId="1810171025">
+    <w:abstractNumId w:val="14"/>
+  </w:num>
+  <w:num w:numId="6" w16cid:durableId="1634099974">
+    <w:abstractNumId w:val="5"/>
+  </w:num>
+  <w:num w:numId="7" w16cid:durableId="1082531007">
+    <w:abstractNumId w:val="17"/>
+  </w:num>
+  <w:num w:numId="8" w16cid:durableId="1043091149">
+    <w:abstractNumId w:val="17"/>
+  </w:num>
+  <w:num w:numId="9" w16cid:durableId="1025713953">
+    <w:abstractNumId w:val="17"/>
+  </w:num>
+  <w:num w:numId="10" w16cid:durableId="64689681">
+    <w:abstractNumId w:val="17"/>
+  </w:num>
+  <w:num w:numId="11" w16cid:durableId="444616883">
+    <w:abstractNumId w:val="17"/>
+  </w:num>
+  <w:num w:numId="12" w16cid:durableId="767626243">
+    <w:abstractNumId w:val="17"/>
+  </w:num>
+  <w:num w:numId="13" w16cid:durableId="1363097436">
+    <w:abstractNumId w:val="17"/>
+  </w:num>
+  <w:num w:numId="14" w16cid:durableId="2138906583">
+    <w:abstractNumId w:val="17"/>
+  </w:num>
+  <w:num w:numId="15" w16cid:durableId="1693412012">
     <w:abstractNumId w:val="1"/>
   </w:num>
-  <w:num w:numId="4" w16cid:durableId="499469848">
+  <w:num w:numId="16" w16cid:durableId="510611588">
+    <w:abstractNumId w:val="12"/>
+  </w:num>
+  <w:num w:numId="17" w16cid:durableId="731973045">
+    <w:abstractNumId w:val="2"/>
+  </w:num>
+  <w:num w:numId="18" w16cid:durableId="1803689040">
     <w:abstractNumId w:val="4"/>
   </w:num>
-  <w:num w:numId="5" w16cid:durableId="1810171025">
-    <w:abstractNumId w:val="5"/>
+  <w:num w:numId="19" w16cid:durableId="904682904">
+    <w:abstractNumId w:val="16"/>
   </w:num>
-  <w:num w:numId="6" w16cid:durableId="1634099974">
-    <w:abstractNumId w:val="2"/>
+  <w:num w:numId="20" w16cid:durableId="1253469262">
+    <w:abstractNumId w:val="18"/>
   </w:num>
-  <w:num w:numId="7" w16cid:durableId="1082531007">
-    <w:abstractNumId w:val="6"/>
+  <w:num w:numId="21" w16cid:durableId="2060469727">
+    <w:abstractNumId w:val="0"/>
   </w:num>
-  <w:num w:numId="8" w16cid:durableId="1043091149">
-    <w:abstractNumId w:val="6"/>
+  <w:num w:numId="22" w16cid:durableId="1679888595">
+    <w:abstractNumId w:val="8"/>
   </w:num>
-  <w:num w:numId="9" w16cid:durableId="1025713953">
-    <w:abstractNumId w:val="6"/>
+  <w:num w:numId="23" w16cid:durableId="467013053">
+    <w:abstractNumId w:val="7"/>
   </w:num>
-  <w:num w:numId="10" w16cid:durableId="64689681">
-    <w:abstractNumId w:val="6"/>
+  <w:num w:numId="24" w16cid:durableId="1516263293">
+    <w:abstractNumId w:val="10"/>
   </w:num>
-  <w:num w:numId="11" w16cid:durableId="444616883">
-    <w:abstractNumId w:val="6"/>
+  <w:num w:numId="25" w16cid:durableId="1077291385">
+    <w:abstractNumId w:val="13"/>
   </w:num>
-  <w:num w:numId="12" w16cid:durableId="767626243">
-    <w:abstractNumId w:val="6"/>
+  <w:num w:numId="26" w16cid:durableId="864440161">
+    <w:abstractNumId w:val="11"/>
   </w:num>
-  <w:num w:numId="13" w16cid:durableId="1363097436">
-    <w:abstractNumId w:val="6"/>
-  </w:num>
-  <w:num w:numId="14" w16cid:durableId="2138906583">
-    <w:abstractNumId w:val="6"/>
-  </w:num>
-  <w:num w:numId="15" w16cid:durableId="1693412012">
-    <w:abstractNumId w:val="0"/>
+  <w:num w:numId="27" w16cid:durableId="436294536">
+    <w:abstractNumId w:val="15"/>
   </w:num>
 </w:numbering>
 </file>

--- a/系統文件/四技第115414組-救「舊」我的書-系統手冊_公版.docx
+++ b/系統文件/四技第115414組-救「舊」我的書-系統手冊_公版.docx
@@ -8021,21 +8021,21 @@
         <w:rPr>
           <w:rFonts w:hint="eastAsia"/>
         </w:rPr>
-        <w:t>促進資源循環：透過平台運作，使閒置書籍得以高效</w:t>
+        <w:t>促進資源循環：透過平台運作，使閒置書籍得以</w:t>
       </w:r>
       <w:proofErr w:type="gramStart"/>
       <w:r>
         <w:rPr>
           <w:rFonts w:hint="eastAsia"/>
         </w:rPr>
-        <w:t>媒</w:t>
+        <w:t>高效媒合流</w:t>
       </w:r>
       <w:proofErr w:type="gramEnd"/>
       <w:r>
         <w:rPr>
           <w:rFonts w:hint="eastAsia"/>
         </w:rPr>
-        <w:t>合流通，推動校園永續發展的生態目標。</w:t>
+        <w:t>通，推動校園永續發展的生態目標。</w:t>
       </w:r>
     </w:p>
     <w:p>
@@ -8198,10 +8198,963 @@
         <w:pStyle w:val="a0"/>
       </w:pPr>
       <w:r>
-        <w:rPr>
-          <w:rFonts w:hint="eastAsia"/>
-        </w:rPr>
-        <w:t>新增內容</w:t>
+        <w:t xml:space="preserve">1. </w:t>
+      </w:r>
+      <w:r>
+        <w:t>技術可行性</w:t>
+      </w:r>
+    </w:p>
+    <w:p>
+      <w:pPr>
+        <w:pStyle w:val="a0"/>
+        <w:numPr>
+          <w:ilvl w:val="0"/>
+          <w:numId w:val="33"/>
+        </w:numPr>
+        <w:ind w:firstLineChars="0"/>
+      </w:pPr>
+      <w:proofErr w:type="gramStart"/>
+      <w:r>
+        <w:t>物聯網</w:t>
+      </w:r>
+      <w:proofErr w:type="gramEnd"/>
+      <w:r>
+        <w:t>與硬體整合：</w:t>
+      </w:r>
+      <w:r>
+        <w:t xml:space="preserve"> </w:t>
+      </w:r>
+      <w:r>
+        <w:t>利用</w:t>
+      </w:r>
+      <w:r>
+        <w:t xml:space="preserve"> 3D </w:t>
+      </w:r>
+      <w:r>
+        <w:t>列印技術製作書櫃結構，具備高度客製化與低成本模組化優勢。結合微控制器與雲端後台技術，實現</w:t>
+      </w:r>
+      <w:proofErr w:type="gramStart"/>
+      <w:r>
+        <w:t>掃碼開</w:t>
+      </w:r>
+      <w:proofErr w:type="gramEnd"/>
+      <w:r>
+        <w:t>櫃與存取偵測等自動化功能。</w:t>
+      </w:r>
+    </w:p>
+    <w:p>
+      <w:pPr>
+        <w:pStyle w:val="a0"/>
+        <w:numPr>
+          <w:ilvl w:val="0"/>
+          <w:numId w:val="33"/>
+        </w:numPr>
+        <w:ind w:firstLineChars="0"/>
+      </w:pPr>
+      <w:proofErr w:type="gramStart"/>
+      <w:r>
+        <w:t>區塊鏈智慧</w:t>
+      </w:r>
+      <w:proofErr w:type="gramEnd"/>
+      <w:r>
+        <w:t>合約：</w:t>
+      </w:r>
+      <w:r>
+        <w:t xml:space="preserve"> </w:t>
+      </w:r>
+      <w:r>
+        <w:t>採用智慧合約進行金流託管，實現「買家付款</w:t>
+      </w:r>
+      <w:r>
+        <w:t xml:space="preserve"> → </w:t>
+      </w:r>
+      <w:r>
+        <w:t>取貨驗證</w:t>
+      </w:r>
+      <w:r>
+        <w:t xml:space="preserve"> → </w:t>
+      </w:r>
+      <w:r>
+        <w:t>釋放款項」之邏輯，能有效解決傳統交易中的「信任」與「詐騙」問題。</w:t>
+      </w:r>
+    </w:p>
+    <w:p>
+      <w:pPr>
+        <w:pStyle w:val="a0"/>
+      </w:pPr>
+      <w:r>
+        <w:t xml:space="preserve">2. </w:t>
+      </w:r>
+      <w:r>
+        <w:t>市場可行性</w:t>
+      </w:r>
+    </w:p>
+    <w:p>
+      <w:pPr>
+        <w:pStyle w:val="a0"/>
+        <w:numPr>
+          <w:ilvl w:val="0"/>
+          <w:numId w:val="34"/>
+        </w:numPr>
+        <w:ind w:firstLineChars="0"/>
+      </w:pPr>
+      <w:r>
+        <w:t>現有痛點顯著智慧書櫃吸引力：</w:t>
+      </w:r>
+      <w:r>
+        <w:t xml:space="preserve"> </w:t>
+      </w:r>
+      <w:r>
+        <w:t>問卷指出，若在學校或捷運站設置智慧書櫃，其即時</w:t>
+      </w:r>
+      <w:proofErr w:type="gramStart"/>
+      <w:r>
+        <w:t>入帳</w:t>
+      </w:r>
+      <w:proofErr w:type="gramEnd"/>
+      <w:r>
+        <w:t>、</w:t>
+      </w:r>
+      <w:r>
+        <w:t>24</w:t>
+      </w:r>
+      <w:r>
+        <w:t>小時取款</w:t>
+      </w:r>
+      <w:r>
+        <w:t>/</w:t>
+      </w:r>
+      <w:r>
+        <w:t>貨</w:t>
+      </w:r>
+      <w:proofErr w:type="gramStart"/>
+      <w:r>
+        <w:t>以及免手打</w:t>
+      </w:r>
+      <w:proofErr w:type="gramEnd"/>
+      <w:r>
+        <w:t>資料等功能對於轉移現有使用者具備極大吸引力</w:t>
+      </w:r>
+      <w:r>
+        <w:t xml:space="preserve"> </w:t>
+      </w:r>
+      <w:r>
+        <w:t>。</w:t>
+      </w:r>
+    </w:p>
+    <w:p>
+      <w:pPr>
+        <w:pStyle w:val="a0"/>
+        <w:numPr>
+          <w:ilvl w:val="0"/>
+          <w:numId w:val="34"/>
+        </w:numPr>
+        <w:ind w:firstLineChars="0"/>
+      </w:pPr>
+      <w:r>
+        <w:rPr>
+          <w:noProof/>
+        </w:rPr>
+        <w:drawing>
+          <wp:anchor distT="0" distB="0" distL="114300" distR="114300" simplePos="0" relativeHeight="251667456" behindDoc="0" locked="0" layoutInCell="1" allowOverlap="1" wp14:anchorId="440315E0" wp14:editId="763862DE">
+            <wp:simplePos x="0" y="0"/>
+            <wp:positionH relativeFrom="column">
+              <wp:posOffset>3127651</wp:posOffset>
+            </wp:positionH>
+            <wp:positionV relativeFrom="paragraph">
+              <wp:posOffset>848360</wp:posOffset>
+            </wp:positionV>
+            <wp:extent cx="3453130" cy="1960245"/>
+            <wp:effectExtent l="0" t="0" r="0" b="1905"/>
+            <wp:wrapNone/>
+            <wp:docPr id="2140016395" name="圖片 6"/>
+            <wp:cNvGraphicFramePr>
+              <a:graphicFrameLocks xmlns:a="http://schemas.openxmlformats.org/drawingml/2006/main" noChangeAspect="1"/>
+            </wp:cNvGraphicFramePr>
+            <a:graphic xmlns:a="http://schemas.openxmlformats.org/drawingml/2006/main">
+              <a:graphicData uri="http://schemas.openxmlformats.org/drawingml/2006/picture">
+                <pic:pic xmlns:pic="http://schemas.openxmlformats.org/drawingml/2006/picture">
+                  <pic:nvPicPr>
+                    <pic:cNvPr id="0" name="Picture 5"/>
+                    <pic:cNvPicPr>
+                      <a:picLocks noChangeAspect="1" noChangeArrowheads="1"/>
+                    </pic:cNvPicPr>
+                  </pic:nvPicPr>
+                  <pic:blipFill>
+                    <a:blip r:embed="rId10" cstate="print">
+                      <a:extLst>
+                        <a:ext uri="{28A0092B-C50C-407E-A947-70E740481C1C}">
+                          <a14:useLocalDpi xmlns:a14="http://schemas.microsoft.com/office/drawing/2010/main" val="0"/>
+                        </a:ext>
+                      </a:extLst>
+                    </a:blip>
+                    <a:srcRect/>
+                    <a:stretch>
+                      <a:fillRect/>
+                    </a:stretch>
+                  </pic:blipFill>
+                  <pic:spPr bwMode="auto">
+                    <a:xfrm>
+                      <a:off x="0" y="0"/>
+                      <a:ext cx="3453130" cy="1960245"/>
+                    </a:xfrm>
+                    <a:prstGeom prst="rect">
+                      <a:avLst/>
+                    </a:prstGeom>
+                    <a:noFill/>
+                    <a:ln>
+                      <a:noFill/>
+                    </a:ln>
+                  </pic:spPr>
+                </pic:pic>
+              </a:graphicData>
+            </a:graphic>
+            <wp14:sizeRelH relativeFrom="margin">
+              <wp14:pctWidth>0</wp14:pctWidth>
+            </wp14:sizeRelH>
+            <wp14:sizeRelV relativeFrom="margin">
+              <wp14:pctHeight>0</wp14:pctHeight>
+            </wp14:sizeRelV>
+          </wp:anchor>
+        </w:drawing>
+      </w:r>
+      <w:r>
+        <w:rPr>
+          <w:noProof/>
+        </w:rPr>
+        <w:drawing>
+          <wp:anchor distT="0" distB="0" distL="114300" distR="114300" simplePos="0" relativeHeight="251657215" behindDoc="0" locked="0" layoutInCell="1" allowOverlap="1" wp14:anchorId="244C46EE" wp14:editId="70869614">
+            <wp:simplePos x="0" y="0"/>
+            <wp:positionH relativeFrom="column">
+              <wp:posOffset>-161925</wp:posOffset>
+            </wp:positionH>
+            <wp:positionV relativeFrom="paragraph">
+              <wp:posOffset>848360</wp:posOffset>
+            </wp:positionV>
+            <wp:extent cx="3336925" cy="1960245"/>
+            <wp:effectExtent l="0" t="0" r="0" b="1905"/>
+            <wp:wrapTopAndBottom/>
+            <wp:docPr id="541425865" name="圖片 7"/>
+            <wp:cNvGraphicFramePr>
+              <a:graphicFrameLocks xmlns:a="http://schemas.openxmlformats.org/drawingml/2006/main" noChangeAspect="1"/>
+            </wp:cNvGraphicFramePr>
+            <a:graphic xmlns:a="http://schemas.openxmlformats.org/drawingml/2006/main">
+              <a:graphicData uri="http://schemas.openxmlformats.org/drawingml/2006/picture">
+                <pic:pic xmlns:pic="http://schemas.openxmlformats.org/drawingml/2006/picture">
+                  <pic:nvPicPr>
+                    <pic:cNvPr id="0" name="Picture 6"/>
+                    <pic:cNvPicPr>
+                      <a:picLocks noChangeAspect="1" noChangeArrowheads="1"/>
+                    </pic:cNvPicPr>
+                  </pic:nvPicPr>
+                  <pic:blipFill>
+                    <a:blip r:embed="rId11" cstate="print">
+                      <a:extLst>
+                        <a:ext uri="{28A0092B-C50C-407E-A947-70E740481C1C}">
+                          <a14:useLocalDpi xmlns:a14="http://schemas.microsoft.com/office/drawing/2010/main" val="0"/>
+                        </a:ext>
+                      </a:extLst>
+                    </a:blip>
+                    <a:srcRect/>
+                    <a:stretch>
+                      <a:fillRect/>
+                    </a:stretch>
+                  </pic:blipFill>
+                  <pic:spPr bwMode="auto">
+                    <a:xfrm>
+                      <a:off x="0" y="0"/>
+                      <a:ext cx="3336925" cy="1960245"/>
+                    </a:xfrm>
+                    <a:prstGeom prst="rect">
+                      <a:avLst/>
+                    </a:prstGeom>
+                    <a:noFill/>
+                    <a:ln>
+                      <a:noFill/>
+                    </a:ln>
+                  </pic:spPr>
+                </pic:pic>
+              </a:graphicData>
+            </a:graphic>
+            <wp14:sizeRelH relativeFrom="margin">
+              <wp14:pctWidth>0</wp14:pctWidth>
+            </wp14:sizeRelH>
+            <wp14:sizeRelV relativeFrom="margin">
+              <wp14:pctHeight>0</wp14:pctHeight>
+            </wp14:sizeRelV>
+          </wp:anchor>
+        </w:drawing>
+      </w:r>
+      <w:r>
+        <w:t>需求量穩定：</w:t>
+      </w:r>
+      <w:r>
+        <w:t xml:space="preserve"> </w:t>
+      </w:r>
+      <w:r>
+        <w:t>受測者多為</w:t>
+      </w:r>
+      <w:r>
+        <w:t xml:space="preserve"> </w:t>
+      </w:r>
+      <w:r>
+        <w:rPr>
+          <w:rFonts w:hint="eastAsia"/>
+        </w:rPr>
+        <w:t>21-25</w:t>
+      </w:r>
+      <w:r>
+        <w:t xml:space="preserve"> </w:t>
+      </w:r>
+      <w:r>
+        <w:t>歲之學生族群</w:t>
+      </w:r>
+      <w:r>
+        <w:t xml:space="preserve"> </w:t>
+      </w:r>
+      <w:r>
+        <w:t>，且平均一年處理二手書頻率穩定，主要交易類型為</w:t>
+      </w:r>
+      <w:r>
+        <w:rPr>
+          <w:rFonts w:hint="eastAsia"/>
+        </w:rPr>
+        <w:t>大學參考</w:t>
+      </w:r>
+      <w:r>
+        <w:t>書籍</w:t>
+      </w:r>
+      <w:r>
+        <w:t xml:space="preserve"> </w:t>
+      </w:r>
+      <w:r>
+        <w:t>，顯示校園二手書市場具備持續發展的潛力。</w:t>
+      </w:r>
+    </w:p>
+    <w:p>
+      <w:pPr>
+        <w:pStyle w:val="a0"/>
+      </w:pPr>
+      <w:r>
+        <w:t xml:space="preserve">3. </w:t>
+      </w:r>
+      <w:r>
+        <w:t>經濟可行性</w:t>
+      </w:r>
+    </w:p>
+    <w:p>
+      <w:pPr>
+        <w:pStyle w:val="a0"/>
+        <w:numPr>
+          <w:ilvl w:val="0"/>
+          <w:numId w:val="35"/>
+        </w:numPr>
+        <w:ind w:firstLineChars="0"/>
+        <w:rPr>
+          <w:rFonts w:hint="eastAsia"/>
+        </w:rPr>
+      </w:pPr>
+      <w:r>
+        <w:t>低成本開發模式：</w:t>
+      </w:r>
+      <w:r>
+        <w:t xml:space="preserve"> </w:t>
+      </w:r>
+      <w:r>
+        <w:t>不同於傳統二手書店需負擔高昂店租與人力成本，本系統利用</w:t>
+      </w:r>
+      <w:r>
+        <w:t xml:space="preserve"> 3D </w:t>
+      </w:r>
+      <w:r>
+        <w:t>列印</w:t>
+      </w:r>
+      <w:r>
+        <w:t xml:space="preserve"> </w:t>
+      </w:r>
+      <w:r>
+        <w:t>製作書櫃結構，大幅降低實體驗證設施的建置費用。</w:t>
+      </w:r>
+    </w:p>
+    <w:p>
+      <w:pPr>
+        <w:pStyle w:val="a0"/>
+        <w:numPr>
+          <w:ilvl w:val="0"/>
+          <w:numId w:val="35"/>
+        </w:numPr>
+        <w:ind w:firstLineChars="0"/>
+      </w:pPr>
+      <w:r>
+        <w:t>循環經濟價值：</w:t>
+      </w:r>
+      <w:r>
+        <w:t xml:space="preserve"> </w:t>
+      </w:r>
+      <w:r>
+        <w:t>本專案符合校園永續循環與綠色校園理念，具備爭取產學合作或永續發展經費之潛力。</w:t>
+      </w:r>
+    </w:p>
+    <w:p>
+      <w:pPr>
+        <w:pStyle w:val="a0"/>
+      </w:pPr>
+      <w:r>
+        <w:t xml:space="preserve">4. </w:t>
+      </w:r>
+      <w:r>
+        <w:t>操作可行性</w:t>
+      </w:r>
+    </w:p>
+    <w:p>
+      <w:pPr>
+        <w:pStyle w:val="a0"/>
+        <w:numPr>
+          <w:ilvl w:val="0"/>
+          <w:numId w:val="36"/>
+        </w:numPr>
+        <w:ind w:firstLineChars="0"/>
+      </w:pPr>
+      <w:r>
+        <w:t>流程簡便：</w:t>
+      </w:r>
+      <w:r>
+        <w:t xml:space="preserve"> </w:t>
+      </w:r>
+      <w:r>
+        <w:t>系統規劃透過</w:t>
+      </w:r>
+      <w:r>
+        <w:t xml:space="preserve"> App </w:t>
+      </w:r>
+      <w:r>
+        <w:t>提供「</w:t>
+      </w:r>
+      <w:proofErr w:type="gramStart"/>
+      <w:r>
+        <w:rPr>
+          <w:rFonts w:hint="eastAsia"/>
+        </w:rPr>
+        <w:t>線上查看</w:t>
+      </w:r>
+      <w:proofErr w:type="gramEnd"/>
+      <w:r>
+        <w:rPr>
+          <w:rFonts w:hint="eastAsia"/>
+        </w:rPr>
+        <w:t>實體書</w:t>
+      </w:r>
+      <w:proofErr w:type="gramStart"/>
+      <w:r>
+        <w:rPr>
+          <w:rFonts w:hint="eastAsia"/>
+        </w:rPr>
+        <w:t>況</w:t>
+      </w:r>
+      <w:proofErr w:type="gramEnd"/>
+      <w:r>
+        <w:rPr>
+          <w:rFonts w:hint="eastAsia"/>
+        </w:rPr>
+        <w:t>照片</w:t>
+      </w:r>
+      <w:r>
+        <w:t>」功能，調查顯示此功能可顯著增加</w:t>
+      </w:r>
+      <w:r>
+        <w:rPr>
+          <w:rFonts w:hint="eastAsia"/>
+        </w:rPr>
+        <w:t>購買意願</w:t>
+      </w:r>
+      <w:r>
+        <w:t>。</w:t>
+      </w:r>
+    </w:p>
+    <w:p>
+      <w:pPr>
+        <w:pStyle w:val="a0"/>
+        <w:numPr>
+          <w:ilvl w:val="0"/>
+          <w:numId w:val="36"/>
+        </w:numPr>
+        <w:ind w:firstLineChars="0"/>
+      </w:pPr>
+      <w:r>
+        <w:rPr>
+          <w:noProof/>
+        </w:rPr>
+        <w:lastRenderedPageBreak/>
+        <w:drawing>
+          <wp:anchor distT="0" distB="0" distL="114300" distR="114300" simplePos="0" relativeHeight="251666432" behindDoc="0" locked="0" layoutInCell="1" allowOverlap="1" wp14:anchorId="1D25D5D4" wp14:editId="31674969">
+            <wp:simplePos x="1199322" y="543339"/>
+            <wp:positionH relativeFrom="margin">
+              <wp:align>center</wp:align>
+            </wp:positionH>
+            <wp:positionV relativeFrom="margin">
+              <wp:align>top</wp:align>
+            </wp:positionV>
+            <wp:extent cx="5327015" cy="2591435"/>
+            <wp:effectExtent l="0" t="0" r="6985" b="0"/>
+            <wp:wrapTopAndBottom/>
+            <wp:docPr id="584791640" name="圖片 5"/>
+            <wp:cNvGraphicFramePr>
+              <a:graphicFrameLocks xmlns:a="http://schemas.openxmlformats.org/drawingml/2006/main" noChangeAspect="1"/>
+            </wp:cNvGraphicFramePr>
+            <a:graphic xmlns:a="http://schemas.openxmlformats.org/drawingml/2006/main">
+              <a:graphicData uri="http://schemas.openxmlformats.org/drawingml/2006/picture">
+                <pic:pic xmlns:pic="http://schemas.openxmlformats.org/drawingml/2006/picture">
+                  <pic:nvPicPr>
+                    <pic:cNvPr id="0" name="Picture 4"/>
+                    <pic:cNvPicPr>
+                      <a:picLocks noChangeAspect="1" noChangeArrowheads="1"/>
+                    </pic:cNvPicPr>
+                  </pic:nvPicPr>
+                  <pic:blipFill>
+                    <a:blip r:embed="rId12" cstate="print">
+                      <a:extLst>
+                        <a:ext uri="{28A0092B-C50C-407E-A947-70E740481C1C}">
+                          <a14:useLocalDpi xmlns:a14="http://schemas.microsoft.com/office/drawing/2010/main" val="0"/>
+                        </a:ext>
+                      </a:extLst>
+                    </a:blip>
+                    <a:srcRect/>
+                    <a:stretch>
+                      <a:fillRect/>
+                    </a:stretch>
+                  </pic:blipFill>
+                  <pic:spPr bwMode="auto">
+                    <a:xfrm>
+                      <a:off x="0" y="0"/>
+                      <a:ext cx="5327015" cy="2591435"/>
+                    </a:xfrm>
+                    <a:prstGeom prst="rect">
+                      <a:avLst/>
+                    </a:prstGeom>
+                    <a:noFill/>
+                    <a:ln>
+                      <a:noFill/>
+                    </a:ln>
+                  </pic:spPr>
+                </pic:pic>
+              </a:graphicData>
+            </a:graphic>
+          </wp:anchor>
+        </w:drawing>
+      </w:r>
+      <w:r>
+        <w:t>高度便利性：</w:t>
+      </w:r>
+      <w:r>
+        <w:t xml:space="preserve"> </w:t>
+      </w:r>
+      <w:r>
+        <w:t>智慧書櫃能打破時間限制（</w:t>
+      </w:r>
+      <w:r>
+        <w:t>24</w:t>
+      </w:r>
+      <w:r>
+        <w:t>小時運作），解決使用者最反感的「</w:t>
+      </w:r>
+      <w:r>
+        <w:rPr>
+          <w:rFonts w:hint="eastAsia"/>
+        </w:rPr>
+        <w:t>雙方面交時間難以談攏</w:t>
+      </w:r>
+      <w:r>
+        <w:t>」問題</w:t>
+      </w:r>
+      <w:r>
+        <w:t xml:space="preserve"> </w:t>
+      </w:r>
+      <w:r>
+        <w:t>，使交易流程更符合現代學生快節奏的生活習慣。</w:t>
+      </w:r>
+    </w:p>
+    <w:p>
+      <w:pPr>
+        <w:pStyle w:val="a0"/>
+        <w:numPr>
+          <w:ilvl w:val="0"/>
+          <w:numId w:val="36"/>
+        </w:numPr>
+        <w:ind w:firstLineChars="0"/>
+      </w:pPr>
+      <w:r>
+        <w:t>明確驗證機制：</w:t>
+      </w:r>
+      <w:r>
+        <w:t xml:space="preserve"> </w:t>
+      </w:r>
+      <w:r>
+        <w:t>透過「買家終端驗證」的新型態模式，確保雙方在取貨時即完成交易確認，減少後續爭議處理的複雜度。</w:t>
+      </w:r>
+    </w:p>
+    <w:p>
+      <w:pPr>
+        <w:pStyle w:val="a0"/>
+        <w:numPr>
+          <w:ilvl w:val="0"/>
+          <w:numId w:val="0"/>
+        </w:numPr>
+        <w:ind w:left="560"/>
+        <w:rPr>
+          <w:rFonts w:hint="eastAsia"/>
+        </w:rPr>
+      </w:pPr>
+    </w:p>
+    <w:tbl>
+      <w:tblPr>
+        <w:tblStyle w:val="afa"/>
+        <w:tblW w:w="0" w:type="auto"/>
+        <w:tblLook w:val="04A0" w:firstRow="1" w:lastRow="0" w:firstColumn="1" w:lastColumn="0" w:noHBand="0" w:noVBand="1"/>
+      </w:tblPr>
+      <w:tblGrid>
+        <w:gridCol w:w="2548"/>
+        <w:gridCol w:w="2548"/>
+        <w:gridCol w:w="2549"/>
+        <w:gridCol w:w="2549"/>
+      </w:tblGrid>
+      <w:tr>
+        <w:trPr>
+          <w:trHeight w:val="468"/>
+        </w:trPr>
+        <w:tc>
+          <w:tcPr>
+            <w:tcW w:w="10194" w:type="dxa"/>
+            <w:gridSpan w:val="4"/>
+            <w:shd w:val="clear" w:color="auto" w:fill="DEE5E8" w:themeFill="text2" w:themeFillTint="33"/>
+            <w:vAlign w:val="center"/>
+          </w:tcPr>
+          <w:p>
+            <w:pPr>
+              <w:jc w:val="center"/>
+            </w:pPr>
+            <w:r>
+              <w:rPr>
+                <w:rFonts w:hint="eastAsia"/>
+              </w:rPr>
+              <w:t>問卷針對年齡範圍：大部分是</w:t>
+            </w:r>
+            <w:r>
+              <w:rPr>
+                <w:rFonts w:hint="eastAsia"/>
+              </w:rPr>
+              <w:t xml:space="preserve"> </w:t>
+            </w:r>
+            <w:r>
+              <w:rPr>
+                <w:rFonts w:hint="eastAsia"/>
+              </w:rPr>
+              <w:t>21-25</w:t>
+            </w:r>
+            <w:r>
+              <w:rPr>
+                <w:rFonts w:hint="eastAsia"/>
+              </w:rPr>
+              <w:t xml:space="preserve"> </w:t>
+            </w:r>
+            <w:r>
+              <w:rPr>
+                <w:rFonts w:hint="eastAsia"/>
+              </w:rPr>
+              <w:t>歲；少部分為</w:t>
+            </w:r>
+            <w:r>
+              <w:rPr>
+                <w:rFonts w:hint="eastAsia"/>
+              </w:rPr>
+              <w:t xml:space="preserve"> </w:t>
+            </w:r>
+            <w:r>
+              <w:rPr>
+                <w:rFonts w:hint="eastAsia"/>
+              </w:rPr>
+              <w:t>20</w:t>
+            </w:r>
+            <w:r>
+              <w:rPr>
+                <w:rFonts w:hint="eastAsia"/>
+              </w:rPr>
+              <w:t xml:space="preserve"> </w:t>
+            </w:r>
+            <w:r>
+              <w:rPr>
+                <w:rFonts w:hint="eastAsia"/>
+              </w:rPr>
+              <w:t>歲</w:t>
+            </w:r>
+            <w:r>
+              <w:rPr>
+                <w:rFonts w:hint="eastAsia"/>
+              </w:rPr>
+              <w:t>以下</w:t>
+            </w:r>
+          </w:p>
+        </w:tc>
+      </w:tr>
+      <w:tr>
+        <w:trPr>
+          <w:trHeight w:val="468"/>
+        </w:trPr>
+        <w:tc>
+          <w:tcPr>
+            <w:tcW w:w="2548" w:type="dxa"/>
+            <w:vAlign w:val="center"/>
+          </w:tcPr>
+          <w:p>
+            <w:pPr>
+              <w:jc w:val="center"/>
+            </w:pPr>
+            <w:r>
+              <w:rPr>
+                <w:rFonts w:hint="eastAsia"/>
+              </w:rPr>
+              <w:t>預計共發放</w:t>
+            </w:r>
+            <w:r>
+              <w:rPr>
+                <w:rFonts w:hint="eastAsia"/>
+              </w:rPr>
+              <w:t xml:space="preserve"> </w:t>
+            </w:r>
+            <w:r>
+              <w:rPr>
+                <w:rFonts w:hint="eastAsia"/>
+              </w:rPr>
+              <w:t>4</w:t>
+            </w:r>
+            <w:r>
+              <w:rPr>
+                <w:rFonts w:hint="eastAsia"/>
+              </w:rPr>
+              <w:t xml:space="preserve">00 </w:t>
+            </w:r>
+            <w:r>
+              <w:rPr>
+                <w:rFonts w:hint="eastAsia"/>
+              </w:rPr>
+              <w:t>份</w:t>
+            </w:r>
+          </w:p>
+        </w:tc>
+        <w:tc>
+          <w:tcPr>
+            <w:tcW w:w="2548" w:type="dxa"/>
+            <w:vAlign w:val="center"/>
+          </w:tcPr>
+          <w:p>
+            <w:pPr>
+              <w:jc w:val="center"/>
+            </w:pPr>
+            <w:r>
+              <w:rPr>
+                <w:rFonts w:hint="eastAsia"/>
+              </w:rPr>
+              <w:t>實際回收</w:t>
+            </w:r>
+            <w:r>
+              <w:rPr>
+                <w:rFonts w:hint="eastAsia"/>
+              </w:rPr>
+              <w:t xml:space="preserve"> </w:t>
+            </w:r>
+            <w:r>
+              <w:rPr>
+                <w:rFonts w:hint="eastAsia"/>
+              </w:rPr>
+              <w:t>500</w:t>
+            </w:r>
+            <w:r>
+              <w:rPr>
+                <w:rFonts w:hint="eastAsia"/>
+              </w:rPr>
+              <w:t xml:space="preserve"> </w:t>
+            </w:r>
+            <w:r>
+              <w:rPr>
+                <w:rFonts w:hint="eastAsia"/>
+              </w:rPr>
+              <w:t>份</w:t>
+            </w:r>
+          </w:p>
+        </w:tc>
+        <w:tc>
+          <w:tcPr>
+            <w:tcW w:w="2549" w:type="dxa"/>
+            <w:vAlign w:val="center"/>
+          </w:tcPr>
+          <w:p>
+            <w:pPr>
+              <w:jc w:val="center"/>
+            </w:pPr>
+            <w:r>
+              <w:rPr>
+                <w:rFonts w:hint="eastAsia"/>
+              </w:rPr>
+              <w:t>有效</w:t>
+            </w:r>
+            <w:r>
+              <w:rPr>
+                <w:rFonts w:hint="eastAsia"/>
+              </w:rPr>
+              <w:t xml:space="preserve"> </w:t>
+            </w:r>
+            <w:r>
+              <w:rPr>
+                <w:rFonts w:hint="eastAsia"/>
+              </w:rPr>
+              <w:t>498</w:t>
+            </w:r>
+            <w:r>
+              <w:rPr>
+                <w:rFonts w:hint="eastAsia"/>
+              </w:rPr>
+              <w:t xml:space="preserve"> </w:t>
+            </w:r>
+            <w:r>
+              <w:rPr>
+                <w:rFonts w:hint="eastAsia"/>
+              </w:rPr>
+              <w:t>份</w:t>
+            </w:r>
+          </w:p>
+        </w:tc>
+        <w:tc>
+          <w:tcPr>
+            <w:tcW w:w="2549" w:type="dxa"/>
+            <w:vAlign w:val="center"/>
+          </w:tcPr>
+          <w:p>
+            <w:pPr>
+              <w:jc w:val="center"/>
+            </w:pPr>
+            <w:r>
+              <w:rPr>
+                <w:rFonts w:hint="eastAsia"/>
+              </w:rPr>
+              <w:t>無效</w:t>
+            </w:r>
+            <w:r>
+              <w:rPr>
+                <w:rFonts w:hint="eastAsia"/>
+              </w:rPr>
+              <w:t xml:space="preserve"> </w:t>
+            </w:r>
+            <w:r>
+              <w:rPr>
+                <w:rFonts w:hint="eastAsia"/>
+              </w:rPr>
+              <w:t>2</w:t>
+            </w:r>
+            <w:r>
+              <w:rPr>
+                <w:rFonts w:hint="eastAsia"/>
+              </w:rPr>
+              <w:t xml:space="preserve"> </w:t>
+            </w:r>
+            <w:r>
+              <w:rPr>
+                <w:rFonts w:hint="eastAsia"/>
+              </w:rPr>
+              <w:t>份</w:t>
+            </w:r>
+          </w:p>
+        </w:tc>
+      </w:tr>
+      <w:tr>
+        <w:trPr>
+          <w:trHeight w:val="468"/>
+        </w:trPr>
+        <w:tc>
+          <w:tcPr>
+            <w:tcW w:w="10194" w:type="dxa"/>
+            <w:gridSpan w:val="4"/>
+            <w:shd w:val="clear" w:color="auto" w:fill="DEE5E8" w:themeFill="text2" w:themeFillTint="33"/>
+            <w:vAlign w:val="center"/>
+          </w:tcPr>
+          <w:p>
+            <w:pPr>
+              <w:jc w:val="center"/>
+            </w:pPr>
+            <w:r>
+              <w:rPr>
+                <w:rFonts w:hint="eastAsia"/>
+              </w:rPr>
+              <w:t>*</w:t>
+            </w:r>
+            <w:r>
+              <w:rPr>
+                <w:rFonts w:hint="eastAsia"/>
+              </w:rPr>
+              <w:t>並非只針對國立</w:t>
+            </w:r>
+            <w:proofErr w:type="gramStart"/>
+            <w:r>
+              <w:rPr>
+                <w:rFonts w:hint="eastAsia"/>
+              </w:rPr>
+              <w:t>臺</w:t>
+            </w:r>
+            <w:proofErr w:type="gramEnd"/>
+            <w:r>
+              <w:rPr>
+                <w:rFonts w:hint="eastAsia"/>
+              </w:rPr>
+              <w:t>北商業大學之學生發放問卷</w:t>
+            </w:r>
+          </w:p>
+        </w:tc>
+      </w:tr>
+      <w:tr>
+        <w:trPr>
+          <w:trHeight w:val="468"/>
+        </w:trPr>
+        <w:tc>
+          <w:tcPr>
+            <w:tcW w:w="10194" w:type="dxa"/>
+            <w:gridSpan w:val="4"/>
+            <w:vAlign w:val="center"/>
+          </w:tcPr>
+          <w:p>
+            <w:pPr>
+              <w:jc w:val="center"/>
+              <w:rPr>
+                <w:rFonts w:hint="eastAsia"/>
+              </w:rPr>
+            </w:pPr>
+            <w:r>
+              <w:rPr>
+                <w:rFonts w:hint="eastAsia"/>
+              </w:rPr>
+              <w:t>*</w:t>
+            </w:r>
+            <w:r>
+              <w:rPr>
+                <w:rFonts w:hint="eastAsia"/>
+              </w:rPr>
+              <w:t>問卷相關題目列於附錄</w:t>
+            </w:r>
+            <w:r>
+              <w:rPr>
+                <w:rFonts w:hint="eastAsia"/>
+              </w:rPr>
+              <w:t>( )</w:t>
+            </w:r>
+          </w:p>
+        </w:tc>
+      </w:tr>
+    </w:tbl>
+    <w:p>
+      <w:pPr>
+        <w:rPr>
+          <w:sz w:val="28"/>
+        </w:rPr>
+      </w:pPr>
+      <w:r>
+        <w:br w:type="page"/>
       </w:r>
     </w:p>
     <w:p>
@@ -8213,6 +9166,7 @@
         <w:rPr>
           <w:rFonts w:hint="eastAsia"/>
         </w:rPr>
+        <w:lastRenderedPageBreak/>
         <w:t>商業模式－</w:t>
       </w:r>
       <w:r>
@@ -9495,9 +10449,6 @@
     <w:p>
       <w:pPr>
         <w:pStyle w:val="a0"/>
-        <w:rPr>
-          <w:rFonts w:hint="eastAsia"/>
-        </w:rPr>
       </w:pPr>
       <w:r>
         <w:rPr>
@@ -9618,20 +10569,19 @@
     </w:p>
     <w:p/>
     <w:p/>
-    <w:p>
-      <w:pPr>
-        <w:rPr>
-          <w:rFonts w:hint="eastAsia"/>
-        </w:rPr>
-      </w:pPr>
-    </w:p>
-    <w:p>
-      <w:pPr>
-        <w:rPr>
-          <w:rFonts w:hint="eastAsia"/>
-        </w:rPr>
-      </w:pPr>
-    </w:p>
+    <w:p/>
+    <w:p/>
+    <w:p/>
+    <w:p/>
+    <w:p/>
+    <w:p>
+      <w:pPr>
+        <w:rPr>
+          <w:rFonts w:hint="eastAsia"/>
+        </w:rPr>
+      </w:pPr>
+    </w:p>
+    <w:p/>
     <w:p>
       <w:pPr>
         <w:pStyle w:val="2"/>
@@ -10072,7 +11022,6 @@
         <w:spacing w:after="160" w:line="278" w:lineRule="auto"/>
         <w:ind w:hanging="11"/>
         <w:rPr>
-          <w:rFonts w:hint="eastAsia"/>
           <w:sz w:val="28"/>
         </w:rPr>
       </w:pPr>
@@ -10086,9 +11035,6 @@
     <w:p>
       <w:pPr>
         <w:pStyle w:val="2"/>
-        <w:rPr>
-          <w:rFonts w:hint="eastAsia"/>
-        </w:rPr>
       </w:pPr>
       <w:r>
         <w:rPr>
@@ -10955,7 +11901,7 @@
           <w:p>
             <w:pPr>
               <w:rPr>
-                <w:rFonts w:ascii="標楷體" w:eastAsia="標楷體" w:hAnsi="標楷體" w:hint="eastAsia"/>
+                <w:rFonts w:ascii="標楷體" w:eastAsia="標楷體" w:hAnsi="標楷體"/>
               </w:rPr>
             </w:pPr>
           </w:p>
@@ -11004,9 +11950,6 @@
     <w:p>
       <w:pPr>
         <w:pStyle w:val="afb"/>
-        <w:rPr>
-          <w:rFonts w:hint="eastAsia"/>
-        </w:rPr>
       </w:pPr>
       <w:r>
         <w:rPr>
@@ -11584,13 +12527,7 @@
         </w:tc>
       </w:tr>
     </w:tbl>
-    <w:p>
-      <w:pPr>
-        <w:rPr>
-          <w:rFonts w:hint="eastAsia"/>
-        </w:rPr>
-      </w:pPr>
-    </w:p>
+    <w:p/>
     <w:p>
       <w:pPr>
         <w:pStyle w:val="1"/>
@@ -12329,7 +13266,7 @@
                     </pic:cNvPicPr>
                   </pic:nvPicPr>
                   <pic:blipFill>
-                    <a:blip r:embed="rId10">
+                    <a:blip r:embed="rId13">
                       <a:extLst>
                         <a:ext uri="{28A0092B-C50C-407E-A947-70E740481C1C}">
                           <a14:useLocalDpi xmlns:a14="http://schemas.microsoft.com/office/drawing/2010/main" val="0"/>
@@ -12669,7 +13606,7 @@
                     </pic:cNvPicPr>
                   </pic:nvPicPr>
                   <pic:blipFill>
-                    <a:blip r:embed="rId11">
+                    <a:blip r:embed="rId14">
                       <a:extLst>
                         <a:ext uri="{28A0092B-C50C-407E-A947-70E740481C1C}">
                           <a14:useLocalDpi xmlns:a14="http://schemas.microsoft.com/office/drawing/2010/main" val="0"/>
@@ -13178,7 +14115,7 @@
       </w:pPr>
     </w:p>
     <w:sectPr>
-      <w:footerReference w:type="default" r:id="rId12"/>
+      <w:footerReference w:type="default" r:id="rId15"/>
       <w:pgSz w:w="11906" w:h="16838" w:code="9"/>
       <w:pgMar w:top="851" w:right="851" w:bottom="851" w:left="851" w:header="567" w:footer="567" w:gutter="0"/>
       <w:pgNumType w:start="1"/>
@@ -13853,6 +14790,381 @@
     </w:lvl>
   </w:abstractNum>
   <w:abstractNum w:abstractNumId="4" w15:restartNumberingAfterBreak="0">
+    <w:nsid w:val="176A79F6"/>
+    <w:multiLevelType w:val="multilevel"/>
+    <w:tmpl w:val="40C4021A"/>
+    <w:lvl w:ilvl="0">
+      <w:start w:val="1"/>
+      <w:numFmt w:val="bullet"/>
+      <w:lvlText w:val=""/>
+      <w:lvlJc w:val="left"/>
+      <w:pPr>
+        <w:tabs>
+          <w:tab w:val="num" w:pos="720"/>
+        </w:tabs>
+        <w:ind w:left="720" w:hanging="360"/>
+      </w:pPr>
+      <w:rPr>
+        <w:rFonts w:ascii="Symbol" w:hAnsi="Symbol" w:hint="default"/>
+        <w:sz w:val="20"/>
+      </w:rPr>
+    </w:lvl>
+    <w:lvl w:ilvl="1" w:tentative="1">
+      <w:start w:val="1"/>
+      <w:numFmt w:val="bullet"/>
+      <w:lvlText w:val="o"/>
+      <w:lvlJc w:val="left"/>
+      <w:pPr>
+        <w:tabs>
+          <w:tab w:val="num" w:pos="1440"/>
+        </w:tabs>
+        <w:ind w:left="1440" w:hanging="360"/>
+      </w:pPr>
+      <w:rPr>
+        <w:rFonts w:ascii="Courier New" w:hAnsi="Courier New" w:hint="default"/>
+        <w:sz w:val="20"/>
+      </w:rPr>
+    </w:lvl>
+    <w:lvl w:ilvl="2" w:tentative="1">
+      <w:start w:val="1"/>
+      <w:numFmt w:val="bullet"/>
+      <w:lvlText w:val=""/>
+      <w:lvlJc w:val="left"/>
+      <w:pPr>
+        <w:tabs>
+          <w:tab w:val="num" w:pos="2160"/>
+        </w:tabs>
+        <w:ind w:left="2160" w:hanging="360"/>
+      </w:pPr>
+      <w:rPr>
+        <w:rFonts w:ascii="Wingdings" w:hAnsi="Wingdings" w:hint="default"/>
+        <w:sz w:val="20"/>
+      </w:rPr>
+    </w:lvl>
+    <w:lvl w:ilvl="3" w:tentative="1">
+      <w:start w:val="1"/>
+      <w:numFmt w:val="bullet"/>
+      <w:lvlText w:val=""/>
+      <w:lvlJc w:val="left"/>
+      <w:pPr>
+        <w:tabs>
+          <w:tab w:val="num" w:pos="2880"/>
+        </w:tabs>
+        <w:ind w:left="2880" w:hanging="360"/>
+      </w:pPr>
+      <w:rPr>
+        <w:rFonts w:ascii="Wingdings" w:hAnsi="Wingdings" w:hint="default"/>
+        <w:sz w:val="20"/>
+      </w:rPr>
+    </w:lvl>
+    <w:lvl w:ilvl="4" w:tentative="1">
+      <w:start w:val="1"/>
+      <w:numFmt w:val="bullet"/>
+      <w:lvlText w:val=""/>
+      <w:lvlJc w:val="left"/>
+      <w:pPr>
+        <w:tabs>
+          <w:tab w:val="num" w:pos="3600"/>
+        </w:tabs>
+        <w:ind w:left="3600" w:hanging="360"/>
+      </w:pPr>
+      <w:rPr>
+        <w:rFonts w:ascii="Wingdings" w:hAnsi="Wingdings" w:hint="default"/>
+        <w:sz w:val="20"/>
+      </w:rPr>
+    </w:lvl>
+    <w:lvl w:ilvl="5" w:tentative="1">
+      <w:start w:val="1"/>
+      <w:numFmt w:val="bullet"/>
+      <w:lvlText w:val=""/>
+      <w:lvlJc w:val="left"/>
+      <w:pPr>
+        <w:tabs>
+          <w:tab w:val="num" w:pos="4320"/>
+        </w:tabs>
+        <w:ind w:left="4320" w:hanging="360"/>
+      </w:pPr>
+      <w:rPr>
+        <w:rFonts w:ascii="Wingdings" w:hAnsi="Wingdings" w:hint="default"/>
+        <w:sz w:val="20"/>
+      </w:rPr>
+    </w:lvl>
+    <w:lvl w:ilvl="6" w:tentative="1">
+      <w:start w:val="1"/>
+      <w:numFmt w:val="bullet"/>
+      <w:lvlText w:val=""/>
+      <w:lvlJc w:val="left"/>
+      <w:pPr>
+        <w:tabs>
+          <w:tab w:val="num" w:pos="5040"/>
+        </w:tabs>
+        <w:ind w:left="5040" w:hanging="360"/>
+      </w:pPr>
+      <w:rPr>
+        <w:rFonts w:ascii="Wingdings" w:hAnsi="Wingdings" w:hint="default"/>
+        <w:sz w:val="20"/>
+      </w:rPr>
+    </w:lvl>
+    <w:lvl w:ilvl="7" w:tentative="1">
+      <w:start w:val="1"/>
+      <w:numFmt w:val="bullet"/>
+      <w:lvlText w:val=""/>
+      <w:lvlJc w:val="left"/>
+      <w:pPr>
+        <w:tabs>
+          <w:tab w:val="num" w:pos="5760"/>
+        </w:tabs>
+        <w:ind w:left="5760" w:hanging="360"/>
+      </w:pPr>
+      <w:rPr>
+        <w:rFonts w:ascii="Wingdings" w:hAnsi="Wingdings" w:hint="default"/>
+        <w:sz w:val="20"/>
+      </w:rPr>
+    </w:lvl>
+    <w:lvl w:ilvl="8" w:tentative="1">
+      <w:start w:val="1"/>
+      <w:numFmt w:val="bullet"/>
+      <w:lvlText w:val=""/>
+      <w:lvlJc w:val="left"/>
+      <w:pPr>
+        <w:tabs>
+          <w:tab w:val="num" w:pos="6480"/>
+        </w:tabs>
+        <w:ind w:left="6480" w:hanging="360"/>
+      </w:pPr>
+      <w:rPr>
+        <w:rFonts w:ascii="Wingdings" w:hAnsi="Wingdings" w:hint="default"/>
+        <w:sz w:val="20"/>
+      </w:rPr>
+    </w:lvl>
+  </w:abstractNum>
+  <w:abstractNum w:abstractNumId="5" w15:restartNumberingAfterBreak="0">
+    <w:nsid w:val="1CC14570"/>
+    <w:multiLevelType w:val="hybridMultilevel"/>
+    <w:tmpl w:val="5C522B0C"/>
+    <w:lvl w:ilvl="0" w:tplc="04090001">
+      <w:start w:val="1"/>
+      <w:numFmt w:val="bullet"/>
+      <w:lvlText w:val=""/>
+      <w:lvlJc w:val="left"/>
+      <w:pPr>
+        <w:ind w:left="1041" w:hanging="480"/>
+      </w:pPr>
+      <w:rPr>
+        <w:rFonts w:ascii="Wingdings" w:hAnsi="Wingdings" w:hint="default"/>
+      </w:rPr>
+    </w:lvl>
+    <w:lvl w:ilvl="1" w:tplc="04090003" w:tentative="1">
+      <w:start w:val="1"/>
+      <w:numFmt w:val="bullet"/>
+      <w:lvlText w:val=""/>
+      <w:lvlJc w:val="left"/>
+      <w:pPr>
+        <w:ind w:left="1521" w:hanging="480"/>
+      </w:pPr>
+      <w:rPr>
+        <w:rFonts w:ascii="Wingdings" w:hAnsi="Wingdings" w:hint="default"/>
+      </w:rPr>
+    </w:lvl>
+    <w:lvl w:ilvl="2" w:tplc="04090005" w:tentative="1">
+      <w:start w:val="1"/>
+      <w:numFmt w:val="bullet"/>
+      <w:lvlText w:val=""/>
+      <w:lvlJc w:val="left"/>
+      <w:pPr>
+        <w:ind w:left="2001" w:hanging="480"/>
+      </w:pPr>
+      <w:rPr>
+        <w:rFonts w:ascii="Wingdings" w:hAnsi="Wingdings" w:hint="default"/>
+      </w:rPr>
+    </w:lvl>
+    <w:lvl w:ilvl="3" w:tplc="04090001" w:tentative="1">
+      <w:start w:val="1"/>
+      <w:numFmt w:val="bullet"/>
+      <w:lvlText w:val=""/>
+      <w:lvlJc w:val="left"/>
+      <w:pPr>
+        <w:ind w:left="2481" w:hanging="480"/>
+      </w:pPr>
+      <w:rPr>
+        <w:rFonts w:ascii="Wingdings" w:hAnsi="Wingdings" w:hint="default"/>
+      </w:rPr>
+    </w:lvl>
+    <w:lvl w:ilvl="4" w:tplc="04090003" w:tentative="1">
+      <w:start w:val="1"/>
+      <w:numFmt w:val="bullet"/>
+      <w:lvlText w:val=""/>
+      <w:lvlJc w:val="left"/>
+      <w:pPr>
+        <w:ind w:left="2961" w:hanging="480"/>
+      </w:pPr>
+      <w:rPr>
+        <w:rFonts w:ascii="Wingdings" w:hAnsi="Wingdings" w:hint="default"/>
+      </w:rPr>
+    </w:lvl>
+    <w:lvl w:ilvl="5" w:tplc="04090005" w:tentative="1">
+      <w:start w:val="1"/>
+      <w:numFmt w:val="bullet"/>
+      <w:lvlText w:val=""/>
+      <w:lvlJc w:val="left"/>
+      <w:pPr>
+        <w:ind w:left="3441" w:hanging="480"/>
+      </w:pPr>
+      <w:rPr>
+        <w:rFonts w:ascii="Wingdings" w:hAnsi="Wingdings" w:hint="default"/>
+      </w:rPr>
+    </w:lvl>
+    <w:lvl w:ilvl="6" w:tplc="04090001" w:tentative="1">
+      <w:start w:val="1"/>
+      <w:numFmt w:val="bullet"/>
+      <w:lvlText w:val=""/>
+      <w:lvlJc w:val="left"/>
+      <w:pPr>
+        <w:ind w:left="3921" w:hanging="480"/>
+      </w:pPr>
+      <w:rPr>
+        <w:rFonts w:ascii="Wingdings" w:hAnsi="Wingdings" w:hint="default"/>
+      </w:rPr>
+    </w:lvl>
+    <w:lvl w:ilvl="7" w:tplc="04090003" w:tentative="1">
+      <w:start w:val="1"/>
+      <w:numFmt w:val="bullet"/>
+      <w:lvlText w:val=""/>
+      <w:lvlJc w:val="left"/>
+      <w:pPr>
+        <w:ind w:left="4401" w:hanging="480"/>
+      </w:pPr>
+      <w:rPr>
+        <w:rFonts w:ascii="Wingdings" w:hAnsi="Wingdings" w:hint="default"/>
+      </w:rPr>
+    </w:lvl>
+    <w:lvl w:ilvl="8" w:tplc="04090005" w:tentative="1">
+      <w:start w:val="1"/>
+      <w:numFmt w:val="bullet"/>
+      <w:lvlText w:val=""/>
+      <w:lvlJc w:val="left"/>
+      <w:pPr>
+        <w:ind w:left="4881" w:hanging="480"/>
+      </w:pPr>
+      <w:rPr>
+        <w:rFonts w:ascii="Wingdings" w:hAnsi="Wingdings" w:hint="default"/>
+      </w:rPr>
+    </w:lvl>
+  </w:abstractNum>
+  <w:abstractNum w:abstractNumId="6" w15:restartNumberingAfterBreak="0">
+    <w:nsid w:val="1E2D6E03"/>
+    <w:multiLevelType w:val="hybridMultilevel"/>
+    <w:tmpl w:val="836C4294"/>
+    <w:lvl w:ilvl="0" w:tplc="6F9C1B18">
+      <w:start w:val="1"/>
+      <w:numFmt w:val="bullet"/>
+      <w:lvlText w:val=""/>
+      <w:lvlJc w:val="left"/>
+      <w:pPr>
+        <w:ind w:left="1041" w:hanging="480"/>
+      </w:pPr>
+      <w:rPr>
+        <w:rFonts w:ascii="Wingdings" w:hAnsi="Wingdings" w:hint="default"/>
+      </w:rPr>
+    </w:lvl>
+    <w:lvl w:ilvl="1" w:tplc="04090003" w:tentative="1">
+      <w:start w:val="1"/>
+      <w:numFmt w:val="bullet"/>
+      <w:lvlText w:val=""/>
+      <w:lvlJc w:val="left"/>
+      <w:pPr>
+        <w:ind w:left="1521" w:hanging="480"/>
+      </w:pPr>
+      <w:rPr>
+        <w:rFonts w:ascii="Wingdings" w:hAnsi="Wingdings" w:hint="default"/>
+      </w:rPr>
+    </w:lvl>
+    <w:lvl w:ilvl="2" w:tplc="04090005" w:tentative="1">
+      <w:start w:val="1"/>
+      <w:numFmt w:val="bullet"/>
+      <w:lvlText w:val=""/>
+      <w:lvlJc w:val="left"/>
+      <w:pPr>
+        <w:ind w:left="2001" w:hanging="480"/>
+      </w:pPr>
+      <w:rPr>
+        <w:rFonts w:ascii="Wingdings" w:hAnsi="Wingdings" w:hint="default"/>
+      </w:rPr>
+    </w:lvl>
+    <w:lvl w:ilvl="3" w:tplc="04090001" w:tentative="1">
+      <w:start w:val="1"/>
+      <w:numFmt w:val="bullet"/>
+      <w:lvlText w:val=""/>
+      <w:lvlJc w:val="left"/>
+      <w:pPr>
+        <w:ind w:left="2481" w:hanging="480"/>
+      </w:pPr>
+      <w:rPr>
+        <w:rFonts w:ascii="Wingdings" w:hAnsi="Wingdings" w:hint="default"/>
+      </w:rPr>
+    </w:lvl>
+    <w:lvl w:ilvl="4" w:tplc="04090003" w:tentative="1">
+      <w:start w:val="1"/>
+      <w:numFmt w:val="bullet"/>
+      <w:lvlText w:val=""/>
+      <w:lvlJc w:val="left"/>
+      <w:pPr>
+        <w:ind w:left="2961" w:hanging="480"/>
+      </w:pPr>
+      <w:rPr>
+        <w:rFonts w:ascii="Wingdings" w:hAnsi="Wingdings" w:hint="default"/>
+      </w:rPr>
+    </w:lvl>
+    <w:lvl w:ilvl="5" w:tplc="04090005" w:tentative="1">
+      <w:start w:val="1"/>
+      <w:numFmt w:val="bullet"/>
+      <w:lvlText w:val=""/>
+      <w:lvlJc w:val="left"/>
+      <w:pPr>
+        <w:ind w:left="3441" w:hanging="480"/>
+      </w:pPr>
+      <w:rPr>
+        <w:rFonts w:ascii="Wingdings" w:hAnsi="Wingdings" w:hint="default"/>
+      </w:rPr>
+    </w:lvl>
+    <w:lvl w:ilvl="6" w:tplc="04090001" w:tentative="1">
+      <w:start w:val="1"/>
+      <w:numFmt w:val="bullet"/>
+      <w:lvlText w:val=""/>
+      <w:lvlJc w:val="left"/>
+      <w:pPr>
+        <w:ind w:left="3921" w:hanging="480"/>
+      </w:pPr>
+      <w:rPr>
+        <w:rFonts w:ascii="Wingdings" w:hAnsi="Wingdings" w:hint="default"/>
+      </w:rPr>
+    </w:lvl>
+    <w:lvl w:ilvl="7" w:tplc="04090003" w:tentative="1">
+      <w:start w:val="1"/>
+      <w:numFmt w:val="bullet"/>
+      <w:lvlText w:val=""/>
+      <w:lvlJc w:val="left"/>
+      <w:pPr>
+        <w:ind w:left="4401" w:hanging="480"/>
+      </w:pPr>
+      <w:rPr>
+        <w:rFonts w:ascii="Wingdings" w:hAnsi="Wingdings" w:hint="default"/>
+      </w:rPr>
+    </w:lvl>
+    <w:lvl w:ilvl="8" w:tplc="04090005" w:tentative="1">
+      <w:start w:val="1"/>
+      <w:numFmt w:val="bullet"/>
+      <w:lvlText w:val=""/>
+      <w:lvlJc w:val="left"/>
+      <w:pPr>
+        <w:ind w:left="4881" w:hanging="480"/>
+      </w:pPr>
+      <w:rPr>
+        <w:rFonts w:ascii="Wingdings" w:hAnsi="Wingdings" w:hint="default"/>
+      </w:rPr>
+    </w:lvl>
+  </w:abstractNum>
+  <w:abstractNum w:abstractNumId="7" w15:restartNumberingAfterBreak="0">
     <w:nsid w:val="1E380E4F"/>
     <w:multiLevelType w:val="multilevel"/>
     <w:tmpl w:val="4608286A"/>
@@ -14001,7 +15313,7 @@
       </w:rPr>
     </w:lvl>
   </w:abstractNum>
-  <w:abstractNum w:abstractNumId="5" w15:restartNumberingAfterBreak="0">
+  <w:abstractNum w:abstractNumId="8" w15:restartNumberingAfterBreak="0">
     <w:nsid w:val="23C86201"/>
     <w:multiLevelType w:val="hybridMultilevel"/>
     <w:tmpl w:val="D9F2BF2A"/>
@@ -14116,7 +15428,156 @@
       </w:rPr>
     </w:lvl>
   </w:abstractNum>
-  <w:abstractNum w:abstractNumId="6" w15:restartNumberingAfterBreak="0">
+  <w:abstractNum w:abstractNumId="9" w15:restartNumberingAfterBreak="0">
+    <w:nsid w:val="24051975"/>
+    <w:multiLevelType w:val="multilevel"/>
+    <w:tmpl w:val="873A1F4E"/>
+    <w:lvl w:ilvl="0">
+      <w:start w:val="1"/>
+      <w:numFmt w:val="bullet"/>
+      <w:lvlText w:val=""/>
+      <w:lvlJc w:val="left"/>
+      <w:pPr>
+        <w:tabs>
+          <w:tab w:val="num" w:pos="720"/>
+        </w:tabs>
+        <w:ind w:left="720" w:hanging="360"/>
+      </w:pPr>
+      <w:rPr>
+        <w:rFonts w:ascii="Symbol" w:hAnsi="Symbol" w:hint="default"/>
+        <w:sz w:val="20"/>
+      </w:rPr>
+    </w:lvl>
+    <w:lvl w:ilvl="1" w:tentative="1">
+      <w:start w:val="1"/>
+      <w:numFmt w:val="bullet"/>
+      <w:lvlText w:val="o"/>
+      <w:lvlJc w:val="left"/>
+      <w:pPr>
+        <w:tabs>
+          <w:tab w:val="num" w:pos="1440"/>
+        </w:tabs>
+        <w:ind w:left="1440" w:hanging="360"/>
+      </w:pPr>
+      <w:rPr>
+        <w:rFonts w:ascii="Courier New" w:hAnsi="Courier New" w:hint="default"/>
+        <w:sz w:val="20"/>
+      </w:rPr>
+    </w:lvl>
+    <w:lvl w:ilvl="2" w:tentative="1">
+      <w:start w:val="1"/>
+      <w:numFmt w:val="bullet"/>
+      <w:lvlText w:val=""/>
+      <w:lvlJc w:val="left"/>
+      <w:pPr>
+        <w:tabs>
+          <w:tab w:val="num" w:pos="2160"/>
+        </w:tabs>
+        <w:ind w:left="2160" w:hanging="360"/>
+      </w:pPr>
+      <w:rPr>
+        <w:rFonts w:ascii="Wingdings" w:hAnsi="Wingdings" w:hint="default"/>
+        <w:sz w:val="20"/>
+      </w:rPr>
+    </w:lvl>
+    <w:lvl w:ilvl="3" w:tentative="1">
+      <w:start w:val="1"/>
+      <w:numFmt w:val="bullet"/>
+      <w:lvlText w:val=""/>
+      <w:lvlJc w:val="left"/>
+      <w:pPr>
+        <w:tabs>
+          <w:tab w:val="num" w:pos="2880"/>
+        </w:tabs>
+        <w:ind w:left="2880" w:hanging="360"/>
+      </w:pPr>
+      <w:rPr>
+        <w:rFonts w:ascii="Wingdings" w:hAnsi="Wingdings" w:hint="default"/>
+        <w:sz w:val="20"/>
+      </w:rPr>
+    </w:lvl>
+    <w:lvl w:ilvl="4" w:tentative="1">
+      <w:start w:val="1"/>
+      <w:numFmt w:val="bullet"/>
+      <w:lvlText w:val=""/>
+      <w:lvlJc w:val="left"/>
+      <w:pPr>
+        <w:tabs>
+          <w:tab w:val="num" w:pos="3600"/>
+        </w:tabs>
+        <w:ind w:left="3600" w:hanging="360"/>
+      </w:pPr>
+      <w:rPr>
+        <w:rFonts w:ascii="Wingdings" w:hAnsi="Wingdings" w:hint="default"/>
+        <w:sz w:val="20"/>
+      </w:rPr>
+    </w:lvl>
+    <w:lvl w:ilvl="5" w:tentative="1">
+      <w:start w:val="1"/>
+      <w:numFmt w:val="bullet"/>
+      <w:lvlText w:val=""/>
+      <w:lvlJc w:val="left"/>
+      <w:pPr>
+        <w:tabs>
+          <w:tab w:val="num" w:pos="4320"/>
+        </w:tabs>
+        <w:ind w:left="4320" w:hanging="360"/>
+      </w:pPr>
+      <w:rPr>
+        <w:rFonts w:ascii="Wingdings" w:hAnsi="Wingdings" w:hint="default"/>
+        <w:sz w:val="20"/>
+      </w:rPr>
+    </w:lvl>
+    <w:lvl w:ilvl="6" w:tentative="1">
+      <w:start w:val="1"/>
+      <w:numFmt w:val="bullet"/>
+      <w:lvlText w:val=""/>
+      <w:lvlJc w:val="left"/>
+      <w:pPr>
+        <w:tabs>
+          <w:tab w:val="num" w:pos="5040"/>
+        </w:tabs>
+        <w:ind w:left="5040" w:hanging="360"/>
+      </w:pPr>
+      <w:rPr>
+        <w:rFonts w:ascii="Wingdings" w:hAnsi="Wingdings" w:hint="default"/>
+        <w:sz w:val="20"/>
+      </w:rPr>
+    </w:lvl>
+    <w:lvl w:ilvl="7" w:tentative="1">
+      <w:start w:val="1"/>
+      <w:numFmt w:val="bullet"/>
+      <w:lvlText w:val=""/>
+      <w:lvlJc w:val="left"/>
+      <w:pPr>
+        <w:tabs>
+          <w:tab w:val="num" w:pos="5760"/>
+        </w:tabs>
+        <w:ind w:left="5760" w:hanging="360"/>
+      </w:pPr>
+      <w:rPr>
+        <w:rFonts w:ascii="Wingdings" w:hAnsi="Wingdings" w:hint="default"/>
+        <w:sz w:val="20"/>
+      </w:rPr>
+    </w:lvl>
+    <w:lvl w:ilvl="8" w:tentative="1">
+      <w:start w:val="1"/>
+      <w:numFmt w:val="bullet"/>
+      <w:lvlText w:val=""/>
+      <w:lvlJc w:val="left"/>
+      <w:pPr>
+        <w:tabs>
+          <w:tab w:val="num" w:pos="6480"/>
+        </w:tabs>
+        <w:ind w:left="6480" w:hanging="360"/>
+      </w:pPr>
+      <w:rPr>
+        <w:rFonts w:ascii="Wingdings" w:hAnsi="Wingdings" w:hint="default"/>
+        <w:sz w:val="20"/>
+      </w:rPr>
+    </w:lvl>
+  </w:abstractNum>
+  <w:abstractNum w:abstractNumId="10" w15:restartNumberingAfterBreak="0">
     <w:nsid w:val="28877CB4"/>
     <w:multiLevelType w:val="multilevel"/>
     <w:tmpl w:val="33163BCC"/>
@@ -14237,7 +15698,120 @@
       </w:rPr>
     </w:lvl>
   </w:abstractNum>
-  <w:abstractNum w:abstractNumId="7" w15:restartNumberingAfterBreak="0">
+  <w:abstractNum w:abstractNumId="11" w15:restartNumberingAfterBreak="0">
+    <w:nsid w:val="2DD21433"/>
+    <w:multiLevelType w:val="hybridMultilevel"/>
+    <w:tmpl w:val="4C50FF2C"/>
+    <w:lvl w:ilvl="0" w:tplc="6F9C1B18">
+      <w:start w:val="1"/>
+      <w:numFmt w:val="bullet"/>
+      <w:lvlText w:val=""/>
+      <w:lvlJc w:val="left"/>
+      <w:pPr>
+        <w:ind w:left="1041" w:hanging="480"/>
+      </w:pPr>
+      <w:rPr>
+        <w:rFonts w:ascii="Wingdings" w:hAnsi="Wingdings" w:hint="default"/>
+      </w:rPr>
+    </w:lvl>
+    <w:lvl w:ilvl="1" w:tplc="04090003" w:tentative="1">
+      <w:start w:val="1"/>
+      <w:numFmt w:val="bullet"/>
+      <w:lvlText w:val=""/>
+      <w:lvlJc w:val="left"/>
+      <w:pPr>
+        <w:ind w:left="1521" w:hanging="480"/>
+      </w:pPr>
+      <w:rPr>
+        <w:rFonts w:ascii="Wingdings" w:hAnsi="Wingdings" w:hint="default"/>
+      </w:rPr>
+    </w:lvl>
+    <w:lvl w:ilvl="2" w:tplc="04090005" w:tentative="1">
+      <w:start w:val="1"/>
+      <w:numFmt w:val="bullet"/>
+      <w:lvlText w:val=""/>
+      <w:lvlJc w:val="left"/>
+      <w:pPr>
+        <w:ind w:left="2001" w:hanging="480"/>
+      </w:pPr>
+      <w:rPr>
+        <w:rFonts w:ascii="Wingdings" w:hAnsi="Wingdings" w:hint="default"/>
+      </w:rPr>
+    </w:lvl>
+    <w:lvl w:ilvl="3" w:tplc="04090001" w:tentative="1">
+      <w:start w:val="1"/>
+      <w:numFmt w:val="bullet"/>
+      <w:lvlText w:val=""/>
+      <w:lvlJc w:val="left"/>
+      <w:pPr>
+        <w:ind w:left="2481" w:hanging="480"/>
+      </w:pPr>
+      <w:rPr>
+        <w:rFonts w:ascii="Wingdings" w:hAnsi="Wingdings" w:hint="default"/>
+      </w:rPr>
+    </w:lvl>
+    <w:lvl w:ilvl="4" w:tplc="04090003" w:tentative="1">
+      <w:start w:val="1"/>
+      <w:numFmt w:val="bullet"/>
+      <w:lvlText w:val=""/>
+      <w:lvlJc w:val="left"/>
+      <w:pPr>
+        <w:ind w:left="2961" w:hanging="480"/>
+      </w:pPr>
+      <w:rPr>
+        <w:rFonts w:ascii="Wingdings" w:hAnsi="Wingdings" w:hint="default"/>
+      </w:rPr>
+    </w:lvl>
+    <w:lvl w:ilvl="5" w:tplc="04090005" w:tentative="1">
+      <w:start w:val="1"/>
+      <w:numFmt w:val="bullet"/>
+      <w:lvlText w:val=""/>
+      <w:lvlJc w:val="left"/>
+      <w:pPr>
+        <w:ind w:left="3441" w:hanging="480"/>
+      </w:pPr>
+      <w:rPr>
+        <w:rFonts w:ascii="Wingdings" w:hAnsi="Wingdings" w:hint="default"/>
+      </w:rPr>
+    </w:lvl>
+    <w:lvl w:ilvl="6" w:tplc="04090001" w:tentative="1">
+      <w:start w:val="1"/>
+      <w:numFmt w:val="bullet"/>
+      <w:lvlText w:val=""/>
+      <w:lvlJc w:val="left"/>
+      <w:pPr>
+        <w:ind w:left="3921" w:hanging="480"/>
+      </w:pPr>
+      <w:rPr>
+        <w:rFonts w:ascii="Wingdings" w:hAnsi="Wingdings" w:hint="default"/>
+      </w:rPr>
+    </w:lvl>
+    <w:lvl w:ilvl="7" w:tplc="04090003" w:tentative="1">
+      <w:start w:val="1"/>
+      <w:numFmt w:val="bullet"/>
+      <w:lvlText w:val=""/>
+      <w:lvlJc w:val="left"/>
+      <w:pPr>
+        <w:ind w:left="4401" w:hanging="480"/>
+      </w:pPr>
+      <w:rPr>
+        <w:rFonts w:ascii="Wingdings" w:hAnsi="Wingdings" w:hint="default"/>
+      </w:rPr>
+    </w:lvl>
+    <w:lvl w:ilvl="8" w:tplc="04090005" w:tentative="1">
+      <w:start w:val="1"/>
+      <w:numFmt w:val="bullet"/>
+      <w:lvlText w:val=""/>
+      <w:lvlJc w:val="left"/>
+      <w:pPr>
+        <w:ind w:left="4881" w:hanging="480"/>
+      </w:pPr>
+      <w:rPr>
+        <w:rFonts w:ascii="Wingdings" w:hAnsi="Wingdings" w:hint="default"/>
+      </w:rPr>
+    </w:lvl>
+  </w:abstractNum>
+  <w:abstractNum w:abstractNumId="12" w15:restartNumberingAfterBreak="0">
     <w:nsid w:val="2E344922"/>
     <w:multiLevelType w:val="hybridMultilevel"/>
     <w:tmpl w:val="D9F2A214"/>
@@ -14350,7 +15924,7 @@
       </w:rPr>
     </w:lvl>
   </w:abstractNum>
-  <w:abstractNum w:abstractNumId="8" w15:restartNumberingAfterBreak="0">
+  <w:abstractNum w:abstractNumId="13" w15:restartNumberingAfterBreak="0">
     <w:nsid w:val="32482461"/>
     <w:multiLevelType w:val="hybridMultilevel"/>
     <w:tmpl w:val="4C5E0D22"/>
@@ -14463,7 +16037,7 @@
       </w:rPr>
     </w:lvl>
   </w:abstractNum>
-  <w:abstractNum w:abstractNumId="9" w15:restartNumberingAfterBreak="0">
+  <w:abstractNum w:abstractNumId="14" w15:restartNumberingAfterBreak="0">
     <w:nsid w:val="38B82D73"/>
     <w:multiLevelType w:val="multilevel"/>
     <w:tmpl w:val="26225124"/>
@@ -14582,7 +16156,7 @@
       </w:rPr>
     </w:lvl>
   </w:abstractNum>
-  <w:abstractNum w:abstractNumId="10" w15:restartNumberingAfterBreak="0">
+  <w:abstractNum w:abstractNumId="15" w15:restartNumberingAfterBreak="0">
     <w:nsid w:val="41546834"/>
     <w:multiLevelType w:val="hybridMultilevel"/>
     <w:tmpl w:val="26E6CE5C"/>
@@ -14695,7 +16269,7 @@
       </w:rPr>
     </w:lvl>
   </w:abstractNum>
-  <w:abstractNum w:abstractNumId="11" w15:restartNumberingAfterBreak="0">
+  <w:abstractNum w:abstractNumId="16" w15:restartNumberingAfterBreak="0">
     <w:nsid w:val="44E54A90"/>
     <w:multiLevelType w:val="hybridMultilevel"/>
     <w:tmpl w:val="3A66CA0E"/>
@@ -14808,7 +16382,7 @@
       </w:rPr>
     </w:lvl>
   </w:abstractNum>
-  <w:abstractNum w:abstractNumId="12" w15:restartNumberingAfterBreak="0">
+  <w:abstractNum w:abstractNumId="17" w15:restartNumberingAfterBreak="0">
     <w:nsid w:val="488B4C38"/>
     <w:multiLevelType w:val="multilevel"/>
     <w:tmpl w:val="6ED419E2"/>
@@ -14957,7 +16531,7 @@
       </w:rPr>
     </w:lvl>
   </w:abstractNum>
-  <w:abstractNum w:abstractNumId="13" w15:restartNumberingAfterBreak="0">
+  <w:abstractNum w:abstractNumId="18" w15:restartNumberingAfterBreak="0">
     <w:nsid w:val="4D027C29"/>
     <w:multiLevelType w:val="hybridMultilevel"/>
     <w:tmpl w:val="E48EAAC0"/>
@@ -15070,7 +16644,7 @@
       </w:rPr>
     </w:lvl>
   </w:abstractNum>
-  <w:abstractNum w:abstractNumId="14" w15:restartNumberingAfterBreak="0">
+  <w:abstractNum w:abstractNumId="19" w15:restartNumberingAfterBreak="0">
     <w:nsid w:val="5282194E"/>
     <w:multiLevelType w:val="hybridMultilevel"/>
     <w:tmpl w:val="FB0A744C"/>
@@ -15183,7 +16757,7 @@
       </w:rPr>
     </w:lvl>
   </w:abstractNum>
-  <w:abstractNum w:abstractNumId="15" w15:restartNumberingAfterBreak="0">
+  <w:abstractNum w:abstractNumId="20" w15:restartNumberingAfterBreak="0">
     <w:nsid w:val="5BE51F4E"/>
     <w:multiLevelType w:val="hybridMultilevel"/>
     <w:tmpl w:val="BE1E3142"/>
@@ -15296,7 +16870,7 @@
       </w:rPr>
     </w:lvl>
   </w:abstractNum>
-  <w:abstractNum w:abstractNumId="16" w15:restartNumberingAfterBreak="0">
+  <w:abstractNum w:abstractNumId="21" w15:restartNumberingAfterBreak="0">
     <w:nsid w:val="5E5C26DD"/>
     <w:multiLevelType w:val="multilevel"/>
     <w:tmpl w:val="A34651CA"/>
@@ -15445,7 +17019,120 @@
       </w:rPr>
     </w:lvl>
   </w:abstractNum>
-  <w:abstractNum w:abstractNumId="17" w15:restartNumberingAfterBreak="0">
+  <w:abstractNum w:abstractNumId="22" w15:restartNumberingAfterBreak="0">
+    <w:nsid w:val="62912A20"/>
+    <w:multiLevelType w:val="hybridMultilevel"/>
+    <w:tmpl w:val="0E4A9A08"/>
+    <w:lvl w:ilvl="0" w:tplc="6F9C1B18">
+      <w:start w:val="1"/>
+      <w:numFmt w:val="bullet"/>
+      <w:lvlText w:val=""/>
+      <w:lvlJc w:val="left"/>
+      <w:pPr>
+        <w:ind w:left="1041" w:hanging="480"/>
+      </w:pPr>
+      <w:rPr>
+        <w:rFonts w:ascii="Wingdings" w:hAnsi="Wingdings" w:hint="default"/>
+      </w:rPr>
+    </w:lvl>
+    <w:lvl w:ilvl="1" w:tplc="FFFFFFFF" w:tentative="1">
+      <w:start w:val="1"/>
+      <w:numFmt w:val="bullet"/>
+      <w:lvlText w:val=""/>
+      <w:lvlJc w:val="left"/>
+      <w:pPr>
+        <w:ind w:left="1521" w:hanging="480"/>
+      </w:pPr>
+      <w:rPr>
+        <w:rFonts w:ascii="Wingdings" w:hAnsi="Wingdings" w:hint="default"/>
+      </w:rPr>
+    </w:lvl>
+    <w:lvl w:ilvl="2" w:tplc="FFFFFFFF" w:tentative="1">
+      <w:start w:val="1"/>
+      <w:numFmt w:val="bullet"/>
+      <w:lvlText w:val=""/>
+      <w:lvlJc w:val="left"/>
+      <w:pPr>
+        <w:ind w:left="2001" w:hanging="480"/>
+      </w:pPr>
+      <w:rPr>
+        <w:rFonts w:ascii="Wingdings" w:hAnsi="Wingdings" w:hint="default"/>
+      </w:rPr>
+    </w:lvl>
+    <w:lvl w:ilvl="3" w:tplc="FFFFFFFF" w:tentative="1">
+      <w:start w:val="1"/>
+      <w:numFmt w:val="bullet"/>
+      <w:lvlText w:val=""/>
+      <w:lvlJc w:val="left"/>
+      <w:pPr>
+        <w:ind w:left="2481" w:hanging="480"/>
+      </w:pPr>
+      <w:rPr>
+        <w:rFonts w:ascii="Wingdings" w:hAnsi="Wingdings" w:hint="default"/>
+      </w:rPr>
+    </w:lvl>
+    <w:lvl w:ilvl="4" w:tplc="FFFFFFFF" w:tentative="1">
+      <w:start w:val="1"/>
+      <w:numFmt w:val="bullet"/>
+      <w:lvlText w:val=""/>
+      <w:lvlJc w:val="left"/>
+      <w:pPr>
+        <w:ind w:left="2961" w:hanging="480"/>
+      </w:pPr>
+      <w:rPr>
+        <w:rFonts w:ascii="Wingdings" w:hAnsi="Wingdings" w:hint="default"/>
+      </w:rPr>
+    </w:lvl>
+    <w:lvl w:ilvl="5" w:tplc="FFFFFFFF" w:tentative="1">
+      <w:start w:val="1"/>
+      <w:numFmt w:val="bullet"/>
+      <w:lvlText w:val=""/>
+      <w:lvlJc w:val="left"/>
+      <w:pPr>
+        <w:ind w:left="3441" w:hanging="480"/>
+      </w:pPr>
+      <w:rPr>
+        <w:rFonts w:ascii="Wingdings" w:hAnsi="Wingdings" w:hint="default"/>
+      </w:rPr>
+    </w:lvl>
+    <w:lvl w:ilvl="6" w:tplc="FFFFFFFF" w:tentative="1">
+      <w:start w:val="1"/>
+      <w:numFmt w:val="bullet"/>
+      <w:lvlText w:val=""/>
+      <w:lvlJc w:val="left"/>
+      <w:pPr>
+        <w:ind w:left="3921" w:hanging="480"/>
+      </w:pPr>
+      <w:rPr>
+        <w:rFonts w:ascii="Wingdings" w:hAnsi="Wingdings" w:hint="default"/>
+      </w:rPr>
+    </w:lvl>
+    <w:lvl w:ilvl="7" w:tplc="FFFFFFFF" w:tentative="1">
+      <w:start w:val="1"/>
+      <w:numFmt w:val="bullet"/>
+      <w:lvlText w:val=""/>
+      <w:lvlJc w:val="left"/>
+      <w:pPr>
+        <w:ind w:left="4401" w:hanging="480"/>
+      </w:pPr>
+      <w:rPr>
+        <w:rFonts w:ascii="Wingdings" w:hAnsi="Wingdings" w:hint="default"/>
+      </w:rPr>
+    </w:lvl>
+    <w:lvl w:ilvl="8" w:tplc="FFFFFFFF" w:tentative="1">
+      <w:start w:val="1"/>
+      <w:numFmt w:val="bullet"/>
+      <w:lvlText w:val=""/>
+      <w:lvlJc w:val="left"/>
+      <w:pPr>
+        <w:ind w:left="4881" w:hanging="480"/>
+      </w:pPr>
+      <w:rPr>
+        <w:rFonts w:ascii="Wingdings" w:hAnsi="Wingdings" w:hint="default"/>
+      </w:rPr>
+    </w:lvl>
+  </w:abstractNum>
+  <w:abstractNum w:abstractNumId="23" w15:restartNumberingAfterBreak="0">
     <w:nsid w:val="62A94BEB"/>
     <w:multiLevelType w:val="multilevel"/>
     <w:tmpl w:val="28327C30"/>
@@ -15568,7 +17255,156 @@
       </w:rPr>
     </w:lvl>
   </w:abstractNum>
-  <w:abstractNum w:abstractNumId="18" w15:restartNumberingAfterBreak="0">
+  <w:abstractNum w:abstractNumId="24" w15:restartNumberingAfterBreak="0">
+    <w:nsid w:val="6679064E"/>
+    <w:multiLevelType w:val="multilevel"/>
+    <w:tmpl w:val="FB209F46"/>
+    <w:lvl w:ilvl="0">
+      <w:start w:val="1"/>
+      <w:numFmt w:val="bullet"/>
+      <w:lvlText w:val=""/>
+      <w:lvlJc w:val="left"/>
+      <w:pPr>
+        <w:tabs>
+          <w:tab w:val="num" w:pos="720"/>
+        </w:tabs>
+        <w:ind w:left="720" w:hanging="360"/>
+      </w:pPr>
+      <w:rPr>
+        <w:rFonts w:ascii="Symbol" w:hAnsi="Symbol" w:hint="default"/>
+        <w:sz w:val="20"/>
+      </w:rPr>
+    </w:lvl>
+    <w:lvl w:ilvl="1" w:tentative="1">
+      <w:start w:val="1"/>
+      <w:numFmt w:val="bullet"/>
+      <w:lvlText w:val="o"/>
+      <w:lvlJc w:val="left"/>
+      <w:pPr>
+        <w:tabs>
+          <w:tab w:val="num" w:pos="1440"/>
+        </w:tabs>
+        <w:ind w:left="1440" w:hanging="360"/>
+      </w:pPr>
+      <w:rPr>
+        <w:rFonts w:ascii="Courier New" w:hAnsi="Courier New" w:hint="default"/>
+        <w:sz w:val="20"/>
+      </w:rPr>
+    </w:lvl>
+    <w:lvl w:ilvl="2" w:tentative="1">
+      <w:start w:val="1"/>
+      <w:numFmt w:val="bullet"/>
+      <w:lvlText w:val=""/>
+      <w:lvlJc w:val="left"/>
+      <w:pPr>
+        <w:tabs>
+          <w:tab w:val="num" w:pos="2160"/>
+        </w:tabs>
+        <w:ind w:left="2160" w:hanging="360"/>
+      </w:pPr>
+      <w:rPr>
+        <w:rFonts w:ascii="Wingdings" w:hAnsi="Wingdings" w:hint="default"/>
+        <w:sz w:val="20"/>
+      </w:rPr>
+    </w:lvl>
+    <w:lvl w:ilvl="3" w:tentative="1">
+      <w:start w:val="1"/>
+      <w:numFmt w:val="bullet"/>
+      <w:lvlText w:val=""/>
+      <w:lvlJc w:val="left"/>
+      <w:pPr>
+        <w:tabs>
+          <w:tab w:val="num" w:pos="2880"/>
+        </w:tabs>
+        <w:ind w:left="2880" w:hanging="360"/>
+      </w:pPr>
+      <w:rPr>
+        <w:rFonts w:ascii="Wingdings" w:hAnsi="Wingdings" w:hint="default"/>
+        <w:sz w:val="20"/>
+      </w:rPr>
+    </w:lvl>
+    <w:lvl w:ilvl="4" w:tentative="1">
+      <w:start w:val="1"/>
+      <w:numFmt w:val="bullet"/>
+      <w:lvlText w:val=""/>
+      <w:lvlJc w:val="left"/>
+      <w:pPr>
+        <w:tabs>
+          <w:tab w:val="num" w:pos="3600"/>
+        </w:tabs>
+        <w:ind w:left="3600" w:hanging="360"/>
+      </w:pPr>
+      <w:rPr>
+        <w:rFonts w:ascii="Wingdings" w:hAnsi="Wingdings" w:hint="default"/>
+        <w:sz w:val="20"/>
+      </w:rPr>
+    </w:lvl>
+    <w:lvl w:ilvl="5" w:tentative="1">
+      <w:start w:val="1"/>
+      <w:numFmt w:val="bullet"/>
+      <w:lvlText w:val=""/>
+      <w:lvlJc w:val="left"/>
+      <w:pPr>
+        <w:tabs>
+          <w:tab w:val="num" w:pos="4320"/>
+        </w:tabs>
+        <w:ind w:left="4320" w:hanging="360"/>
+      </w:pPr>
+      <w:rPr>
+        <w:rFonts w:ascii="Wingdings" w:hAnsi="Wingdings" w:hint="default"/>
+        <w:sz w:val="20"/>
+      </w:rPr>
+    </w:lvl>
+    <w:lvl w:ilvl="6" w:tentative="1">
+      <w:start w:val="1"/>
+      <w:numFmt w:val="bullet"/>
+      <w:lvlText w:val=""/>
+      <w:lvlJc w:val="left"/>
+      <w:pPr>
+        <w:tabs>
+          <w:tab w:val="num" w:pos="5040"/>
+        </w:tabs>
+        <w:ind w:left="5040" w:hanging="360"/>
+      </w:pPr>
+      <w:rPr>
+        <w:rFonts w:ascii="Wingdings" w:hAnsi="Wingdings" w:hint="default"/>
+        <w:sz w:val="20"/>
+      </w:rPr>
+    </w:lvl>
+    <w:lvl w:ilvl="7" w:tentative="1">
+      <w:start w:val="1"/>
+      <w:numFmt w:val="bullet"/>
+      <w:lvlText w:val=""/>
+      <w:lvlJc w:val="left"/>
+      <w:pPr>
+        <w:tabs>
+          <w:tab w:val="num" w:pos="5760"/>
+        </w:tabs>
+        <w:ind w:left="5760" w:hanging="360"/>
+      </w:pPr>
+      <w:rPr>
+        <w:rFonts w:ascii="Wingdings" w:hAnsi="Wingdings" w:hint="default"/>
+        <w:sz w:val="20"/>
+      </w:rPr>
+    </w:lvl>
+    <w:lvl w:ilvl="8" w:tentative="1">
+      <w:start w:val="1"/>
+      <w:numFmt w:val="bullet"/>
+      <w:lvlText w:val=""/>
+      <w:lvlJc w:val="left"/>
+      <w:pPr>
+        <w:tabs>
+          <w:tab w:val="num" w:pos="6480"/>
+        </w:tabs>
+        <w:ind w:left="6480" w:hanging="360"/>
+      </w:pPr>
+      <w:rPr>
+        <w:rFonts w:ascii="Wingdings" w:hAnsi="Wingdings" w:hint="default"/>
+        <w:sz w:val="20"/>
+      </w:rPr>
+    </w:lvl>
+  </w:abstractNum>
+  <w:abstractNum w:abstractNumId="25" w15:restartNumberingAfterBreak="0">
     <w:nsid w:val="703B491C"/>
     <w:multiLevelType w:val="multilevel"/>
     <w:tmpl w:val="031C8FE4"/>
@@ -15717,86 +17553,375 @@
       </w:rPr>
     </w:lvl>
   </w:abstractNum>
+  <w:abstractNum w:abstractNumId="26" w15:restartNumberingAfterBreak="0">
+    <w:nsid w:val="7EB24CF9"/>
+    <w:multiLevelType w:val="hybridMultilevel"/>
+    <w:tmpl w:val="78026FDC"/>
+    <w:lvl w:ilvl="0" w:tplc="6F9C1B18">
+      <w:start w:val="1"/>
+      <w:numFmt w:val="bullet"/>
+      <w:lvlText w:val=""/>
+      <w:lvlJc w:val="left"/>
+      <w:pPr>
+        <w:ind w:left="1041" w:hanging="480"/>
+      </w:pPr>
+      <w:rPr>
+        <w:rFonts w:ascii="Wingdings" w:hAnsi="Wingdings" w:hint="default"/>
+      </w:rPr>
+    </w:lvl>
+    <w:lvl w:ilvl="1" w:tplc="04090003" w:tentative="1">
+      <w:start w:val="1"/>
+      <w:numFmt w:val="bullet"/>
+      <w:lvlText w:val=""/>
+      <w:lvlJc w:val="left"/>
+      <w:pPr>
+        <w:ind w:left="1521" w:hanging="480"/>
+      </w:pPr>
+      <w:rPr>
+        <w:rFonts w:ascii="Wingdings" w:hAnsi="Wingdings" w:hint="default"/>
+      </w:rPr>
+    </w:lvl>
+    <w:lvl w:ilvl="2" w:tplc="04090005" w:tentative="1">
+      <w:start w:val="1"/>
+      <w:numFmt w:val="bullet"/>
+      <w:lvlText w:val=""/>
+      <w:lvlJc w:val="left"/>
+      <w:pPr>
+        <w:ind w:left="2001" w:hanging="480"/>
+      </w:pPr>
+      <w:rPr>
+        <w:rFonts w:ascii="Wingdings" w:hAnsi="Wingdings" w:hint="default"/>
+      </w:rPr>
+    </w:lvl>
+    <w:lvl w:ilvl="3" w:tplc="04090001" w:tentative="1">
+      <w:start w:val="1"/>
+      <w:numFmt w:val="bullet"/>
+      <w:lvlText w:val=""/>
+      <w:lvlJc w:val="left"/>
+      <w:pPr>
+        <w:ind w:left="2481" w:hanging="480"/>
+      </w:pPr>
+      <w:rPr>
+        <w:rFonts w:ascii="Wingdings" w:hAnsi="Wingdings" w:hint="default"/>
+      </w:rPr>
+    </w:lvl>
+    <w:lvl w:ilvl="4" w:tplc="04090003" w:tentative="1">
+      <w:start w:val="1"/>
+      <w:numFmt w:val="bullet"/>
+      <w:lvlText w:val=""/>
+      <w:lvlJc w:val="left"/>
+      <w:pPr>
+        <w:ind w:left="2961" w:hanging="480"/>
+      </w:pPr>
+      <w:rPr>
+        <w:rFonts w:ascii="Wingdings" w:hAnsi="Wingdings" w:hint="default"/>
+      </w:rPr>
+    </w:lvl>
+    <w:lvl w:ilvl="5" w:tplc="04090005" w:tentative="1">
+      <w:start w:val="1"/>
+      <w:numFmt w:val="bullet"/>
+      <w:lvlText w:val=""/>
+      <w:lvlJc w:val="left"/>
+      <w:pPr>
+        <w:ind w:left="3441" w:hanging="480"/>
+      </w:pPr>
+      <w:rPr>
+        <w:rFonts w:ascii="Wingdings" w:hAnsi="Wingdings" w:hint="default"/>
+      </w:rPr>
+    </w:lvl>
+    <w:lvl w:ilvl="6" w:tplc="04090001" w:tentative="1">
+      <w:start w:val="1"/>
+      <w:numFmt w:val="bullet"/>
+      <w:lvlText w:val=""/>
+      <w:lvlJc w:val="left"/>
+      <w:pPr>
+        <w:ind w:left="3921" w:hanging="480"/>
+      </w:pPr>
+      <w:rPr>
+        <w:rFonts w:ascii="Wingdings" w:hAnsi="Wingdings" w:hint="default"/>
+      </w:rPr>
+    </w:lvl>
+    <w:lvl w:ilvl="7" w:tplc="04090003" w:tentative="1">
+      <w:start w:val="1"/>
+      <w:numFmt w:val="bullet"/>
+      <w:lvlText w:val=""/>
+      <w:lvlJc w:val="left"/>
+      <w:pPr>
+        <w:ind w:left="4401" w:hanging="480"/>
+      </w:pPr>
+      <w:rPr>
+        <w:rFonts w:ascii="Wingdings" w:hAnsi="Wingdings" w:hint="default"/>
+      </w:rPr>
+    </w:lvl>
+    <w:lvl w:ilvl="8" w:tplc="04090005" w:tentative="1">
+      <w:start w:val="1"/>
+      <w:numFmt w:val="bullet"/>
+      <w:lvlText w:val=""/>
+      <w:lvlJc w:val="left"/>
+      <w:pPr>
+        <w:ind w:left="4881" w:hanging="480"/>
+      </w:pPr>
+      <w:rPr>
+        <w:rFonts w:ascii="Wingdings" w:hAnsi="Wingdings" w:hint="default"/>
+      </w:rPr>
+    </w:lvl>
+  </w:abstractNum>
+  <w:abstractNum w:abstractNumId="27" w15:restartNumberingAfterBreak="0">
+    <w:nsid w:val="7FF77869"/>
+    <w:multiLevelType w:val="multilevel"/>
+    <w:tmpl w:val="69405796"/>
+    <w:lvl w:ilvl="0">
+      <w:start w:val="1"/>
+      <w:numFmt w:val="bullet"/>
+      <w:lvlText w:val=""/>
+      <w:lvlJc w:val="left"/>
+      <w:pPr>
+        <w:tabs>
+          <w:tab w:val="num" w:pos="720"/>
+        </w:tabs>
+        <w:ind w:left="720" w:hanging="360"/>
+      </w:pPr>
+      <w:rPr>
+        <w:rFonts w:ascii="Symbol" w:hAnsi="Symbol" w:hint="default"/>
+        <w:sz w:val="20"/>
+      </w:rPr>
+    </w:lvl>
+    <w:lvl w:ilvl="1" w:tentative="1">
+      <w:start w:val="1"/>
+      <w:numFmt w:val="bullet"/>
+      <w:lvlText w:val="o"/>
+      <w:lvlJc w:val="left"/>
+      <w:pPr>
+        <w:tabs>
+          <w:tab w:val="num" w:pos="1440"/>
+        </w:tabs>
+        <w:ind w:left="1440" w:hanging="360"/>
+      </w:pPr>
+      <w:rPr>
+        <w:rFonts w:ascii="Courier New" w:hAnsi="Courier New" w:hint="default"/>
+        <w:sz w:val="20"/>
+      </w:rPr>
+    </w:lvl>
+    <w:lvl w:ilvl="2" w:tentative="1">
+      <w:start w:val="1"/>
+      <w:numFmt w:val="bullet"/>
+      <w:lvlText w:val=""/>
+      <w:lvlJc w:val="left"/>
+      <w:pPr>
+        <w:tabs>
+          <w:tab w:val="num" w:pos="2160"/>
+        </w:tabs>
+        <w:ind w:left="2160" w:hanging="360"/>
+      </w:pPr>
+      <w:rPr>
+        <w:rFonts w:ascii="Wingdings" w:hAnsi="Wingdings" w:hint="default"/>
+        <w:sz w:val="20"/>
+      </w:rPr>
+    </w:lvl>
+    <w:lvl w:ilvl="3" w:tentative="1">
+      <w:start w:val="1"/>
+      <w:numFmt w:val="bullet"/>
+      <w:lvlText w:val=""/>
+      <w:lvlJc w:val="left"/>
+      <w:pPr>
+        <w:tabs>
+          <w:tab w:val="num" w:pos="2880"/>
+        </w:tabs>
+        <w:ind w:left="2880" w:hanging="360"/>
+      </w:pPr>
+      <w:rPr>
+        <w:rFonts w:ascii="Wingdings" w:hAnsi="Wingdings" w:hint="default"/>
+        <w:sz w:val="20"/>
+      </w:rPr>
+    </w:lvl>
+    <w:lvl w:ilvl="4" w:tentative="1">
+      <w:start w:val="1"/>
+      <w:numFmt w:val="bullet"/>
+      <w:lvlText w:val=""/>
+      <w:lvlJc w:val="left"/>
+      <w:pPr>
+        <w:tabs>
+          <w:tab w:val="num" w:pos="3600"/>
+        </w:tabs>
+        <w:ind w:left="3600" w:hanging="360"/>
+      </w:pPr>
+      <w:rPr>
+        <w:rFonts w:ascii="Wingdings" w:hAnsi="Wingdings" w:hint="default"/>
+        <w:sz w:val="20"/>
+      </w:rPr>
+    </w:lvl>
+    <w:lvl w:ilvl="5" w:tentative="1">
+      <w:start w:val="1"/>
+      <w:numFmt w:val="bullet"/>
+      <w:lvlText w:val=""/>
+      <w:lvlJc w:val="left"/>
+      <w:pPr>
+        <w:tabs>
+          <w:tab w:val="num" w:pos="4320"/>
+        </w:tabs>
+        <w:ind w:left="4320" w:hanging="360"/>
+      </w:pPr>
+      <w:rPr>
+        <w:rFonts w:ascii="Wingdings" w:hAnsi="Wingdings" w:hint="default"/>
+        <w:sz w:val="20"/>
+      </w:rPr>
+    </w:lvl>
+    <w:lvl w:ilvl="6" w:tentative="1">
+      <w:start w:val="1"/>
+      <w:numFmt w:val="bullet"/>
+      <w:lvlText w:val=""/>
+      <w:lvlJc w:val="left"/>
+      <w:pPr>
+        <w:tabs>
+          <w:tab w:val="num" w:pos="5040"/>
+        </w:tabs>
+        <w:ind w:left="5040" w:hanging="360"/>
+      </w:pPr>
+      <w:rPr>
+        <w:rFonts w:ascii="Wingdings" w:hAnsi="Wingdings" w:hint="default"/>
+        <w:sz w:val="20"/>
+      </w:rPr>
+    </w:lvl>
+    <w:lvl w:ilvl="7" w:tentative="1">
+      <w:start w:val="1"/>
+      <w:numFmt w:val="bullet"/>
+      <w:lvlText w:val=""/>
+      <w:lvlJc w:val="left"/>
+      <w:pPr>
+        <w:tabs>
+          <w:tab w:val="num" w:pos="5760"/>
+        </w:tabs>
+        <w:ind w:left="5760" w:hanging="360"/>
+      </w:pPr>
+      <w:rPr>
+        <w:rFonts w:ascii="Wingdings" w:hAnsi="Wingdings" w:hint="default"/>
+        <w:sz w:val="20"/>
+      </w:rPr>
+    </w:lvl>
+    <w:lvl w:ilvl="8" w:tentative="1">
+      <w:start w:val="1"/>
+      <w:numFmt w:val="bullet"/>
+      <w:lvlText w:val=""/>
+      <w:lvlJc w:val="left"/>
+      <w:pPr>
+        <w:tabs>
+          <w:tab w:val="num" w:pos="6480"/>
+        </w:tabs>
+        <w:ind w:left="6480" w:hanging="360"/>
+      </w:pPr>
+      <w:rPr>
+        <w:rFonts w:ascii="Wingdings" w:hAnsi="Wingdings" w:hint="default"/>
+        <w:sz w:val="20"/>
+      </w:rPr>
+    </w:lvl>
+  </w:abstractNum>
   <w:num w:numId="1" w16cid:durableId="567426511">
-    <w:abstractNumId w:val="17"/>
+    <w:abstractNumId w:val="23"/>
   </w:num>
   <w:num w:numId="2" w16cid:durableId="1354115221">
-    <w:abstractNumId w:val="6"/>
+    <w:abstractNumId w:val="10"/>
   </w:num>
   <w:num w:numId="3" w16cid:durableId="222914366">
     <w:abstractNumId w:val="3"/>
   </w:num>
   <w:num w:numId="4" w16cid:durableId="499469848">
-    <w:abstractNumId w:val="9"/>
+    <w:abstractNumId w:val="14"/>
   </w:num>
   <w:num w:numId="5" w16cid:durableId="1810171025">
-    <w:abstractNumId w:val="14"/>
+    <w:abstractNumId w:val="19"/>
   </w:num>
   <w:num w:numId="6" w16cid:durableId="1634099974">
-    <w:abstractNumId w:val="5"/>
+    <w:abstractNumId w:val="8"/>
   </w:num>
   <w:num w:numId="7" w16cid:durableId="1082531007">
-    <w:abstractNumId w:val="17"/>
+    <w:abstractNumId w:val="23"/>
   </w:num>
   <w:num w:numId="8" w16cid:durableId="1043091149">
-    <w:abstractNumId w:val="17"/>
+    <w:abstractNumId w:val="23"/>
   </w:num>
   <w:num w:numId="9" w16cid:durableId="1025713953">
-    <w:abstractNumId w:val="17"/>
+    <w:abstractNumId w:val="23"/>
   </w:num>
   <w:num w:numId="10" w16cid:durableId="64689681">
-    <w:abstractNumId w:val="17"/>
+    <w:abstractNumId w:val="23"/>
   </w:num>
   <w:num w:numId="11" w16cid:durableId="444616883">
-    <w:abstractNumId w:val="17"/>
+    <w:abstractNumId w:val="23"/>
   </w:num>
   <w:num w:numId="12" w16cid:durableId="767626243">
-    <w:abstractNumId w:val="17"/>
+    <w:abstractNumId w:val="23"/>
   </w:num>
   <w:num w:numId="13" w16cid:durableId="1363097436">
-    <w:abstractNumId w:val="17"/>
+    <w:abstractNumId w:val="23"/>
   </w:num>
   <w:num w:numId="14" w16cid:durableId="2138906583">
-    <w:abstractNumId w:val="17"/>
+    <w:abstractNumId w:val="23"/>
   </w:num>
   <w:num w:numId="15" w16cid:durableId="1693412012">
     <w:abstractNumId w:val="1"/>
   </w:num>
   <w:num w:numId="16" w16cid:durableId="510611588">
-    <w:abstractNumId w:val="12"/>
+    <w:abstractNumId w:val="17"/>
   </w:num>
   <w:num w:numId="17" w16cid:durableId="731973045">
     <w:abstractNumId w:val="2"/>
   </w:num>
   <w:num w:numId="18" w16cid:durableId="1803689040">
-    <w:abstractNumId w:val="4"/>
+    <w:abstractNumId w:val="7"/>
   </w:num>
   <w:num w:numId="19" w16cid:durableId="904682904">
-    <w:abstractNumId w:val="16"/>
+    <w:abstractNumId w:val="21"/>
   </w:num>
   <w:num w:numId="20" w16cid:durableId="1253469262">
-    <w:abstractNumId w:val="18"/>
+    <w:abstractNumId w:val="25"/>
   </w:num>
   <w:num w:numId="21" w16cid:durableId="2060469727">
     <w:abstractNumId w:val="0"/>
   </w:num>
   <w:num w:numId="22" w16cid:durableId="1679888595">
-    <w:abstractNumId w:val="8"/>
+    <w:abstractNumId w:val="13"/>
   </w:num>
   <w:num w:numId="23" w16cid:durableId="467013053">
-    <w:abstractNumId w:val="7"/>
+    <w:abstractNumId w:val="12"/>
   </w:num>
   <w:num w:numId="24" w16cid:durableId="1516263293">
-    <w:abstractNumId w:val="10"/>
+    <w:abstractNumId w:val="15"/>
   </w:num>
   <w:num w:numId="25" w16cid:durableId="1077291385">
-    <w:abstractNumId w:val="13"/>
+    <w:abstractNumId w:val="18"/>
   </w:num>
   <w:num w:numId="26" w16cid:durableId="864440161">
+    <w:abstractNumId w:val="16"/>
+  </w:num>
+  <w:num w:numId="27" w16cid:durableId="436294536">
+    <w:abstractNumId w:val="20"/>
+  </w:num>
+  <w:num w:numId="28" w16cid:durableId="952709423">
+    <w:abstractNumId w:val="27"/>
+  </w:num>
+  <w:num w:numId="29" w16cid:durableId="945962204">
+    <w:abstractNumId w:val="9"/>
+  </w:num>
+  <w:num w:numId="30" w16cid:durableId="2061123543">
+    <w:abstractNumId w:val="4"/>
+  </w:num>
+  <w:num w:numId="31" w16cid:durableId="1500803256">
+    <w:abstractNumId w:val="24"/>
+  </w:num>
+  <w:num w:numId="32" w16cid:durableId="297761633">
+    <w:abstractNumId w:val="5"/>
+  </w:num>
+  <w:num w:numId="33" w16cid:durableId="1396782843">
+    <w:abstractNumId w:val="22"/>
+  </w:num>
+  <w:num w:numId="34" w16cid:durableId="2132093421">
     <w:abstractNumId w:val="11"/>
   </w:num>
-  <w:num w:numId="27" w16cid:durableId="436294536">
-    <w:abstractNumId w:val="15"/>
+  <w:num w:numId="35" w16cid:durableId="1960068977">
+    <w:abstractNumId w:val="26"/>
+  </w:num>
+  <w:num w:numId="36" w16cid:durableId="344483977">
+    <w:abstractNumId w:val="6"/>
   </w:num>
 </w:numbering>
 </file>
@@ -16403,7 +18528,6 @@
   <w:style w:type="character" w:default="1" w:styleId="a2">
     <w:name w:val="Default Paragraph Font"/>
     <w:uiPriority w:val="1"/>
-    <w:semiHidden/>
     <w:unhideWhenUsed/>
   </w:style>
   <w:style w:type="table" w:default="1" w:styleId="a3">
